--- a/docs/ICT_Research_Report.docx
+++ b/docs/ICT_Research_Report.docx
@@ -1,45 +1,60 @@
 
 <file path=word/document.xml><?xml version="1.0" encoding="utf-8"?>
-<w:document xmlns:wpc="http://schemas.microsoft.com/office/word/2010/wordprocessingCanvas" xmlns:mc="http://schemas.openxmlformats.org/markup-compatibility/2006" xmlns:o="urn:schemas-microsoft-com:office:office" xmlns:r="http://schemas.openxmlformats.org/officeDocument/2006/relationships" xmlns:m="http://schemas.openxmlformats.org/officeDocument/2006/math" xmlns:v="urn:schemas-microsoft-com:vml" xmlns:wp14="http://schemas.microsoft.com/office/word/2010/wordprocessingDrawing" xmlns:wp="http://schemas.openxmlformats.org/drawingml/2006/wordprocessingDrawing" xmlns:w10="urn:schemas-microsoft-com:office:word" xmlns:w="http://schemas.openxmlformats.org/wordprocessingml/2006/main" xmlns:w14="http://schemas.microsoft.com/office/word/2010/wordml" xmlns:w15="http://schemas.microsoft.com/office/word/2012/wordml" xmlns:wpg="http://schemas.microsoft.com/office/word/2010/wordprocessingGroup" xmlns:wpi="http://schemas.microsoft.com/office/word/2010/wordprocessingInk" xmlns:wne="http://schemas.microsoft.com/office/word/2006/wordml" xmlns:wps="http://schemas.microsoft.com/office/word/2010/wordprocessingShape" xmlns:cx="http://schemas.microsoft.com/office/drawing/2014/chartex" xmlns:cx1="http://schemas.microsoft.com/office/drawing/2015/9/8/chartex" xmlns:cx2="http://schemas.microsoft.com/office/drawing/2015/10/21/chartex" xmlns:cx3="http://schemas.microsoft.com/office/drawing/2016/5/9/chartex" xmlns:cx4="http://schemas.microsoft.com/office/drawing/2016/5/10/chartex" xmlns:cx5="http://schemas.microsoft.com/office/drawing/2016/5/11/chartex" xmlns:cx6="http://schemas.microsoft.com/office/drawing/2016/5/12/chartex" xmlns:cx7="http://schemas.microsoft.com/office/drawing/2016/5/13/chartex" xmlns:cx8="http://schemas.microsoft.com/office/drawing/2016/5/14/chartex" xmlns:aink="http://schemas.microsoft.com/office/drawing/2016/ink" xmlns:am3d="http://schemas.microsoft.com/office/drawing/2017/model3d" xmlns:w16cex="http://schemas.microsoft.com/office/word/2018/wordml/cex" xmlns:w16cid="http://schemas.microsoft.com/office/word/2016/wordml/cid" xmlns:w16="http://schemas.microsoft.com/office/word/2018/wordml" xmlns:w16sdtdh="http://schemas.microsoft.com/office/word/2020/wordml/sdtdatahash" xmlns:w16se="http://schemas.microsoft.com/office/word/2015/wordml/symex" mc:Ignorable="w14 w15 wp14">
+<w:document xmlns:mc="http://schemas.openxmlformats.org/markup-compatibility/2006" xmlns:o="urn:schemas-microsoft-com:office:office" xmlns:r="http://schemas.openxmlformats.org/officeDocument/2006/relationships" xmlns:m="http://schemas.openxmlformats.org/officeDocument/2006/math" xmlns:v="urn:schemas-microsoft-com:vml" xmlns:wp="http://schemas.openxmlformats.org/drawingml/2006/wordprocessingDrawing" xmlns:w10="urn:schemas-microsoft-com:office:word" xmlns:w="http://schemas.openxmlformats.org/wordprocessingml/2006/main" xmlns:wne="http://schemas.microsoft.com/office/word/2006/wordml" xmlns:sl="http://schemas.openxmlformats.org/schemaLibrary/2006/main" xmlns:a="http://schemas.openxmlformats.org/drawingml/2006/main" xmlns:pic="http://schemas.openxmlformats.org/drawingml/2006/picture" xmlns:c="http://schemas.openxmlformats.org/drawingml/2006/chart" xmlns:lc="http://schemas.openxmlformats.org/drawingml/2006/lockedCanvas" xmlns:dgm="http://schemas.openxmlformats.org/drawingml/2006/diagram" xmlns:wps="http://schemas.microsoft.com/office/word/2010/wordprocessingShape" xmlns:wpg="http://schemas.microsoft.com/office/word/2010/wordprocessingGroup" xmlns:w14="http://schemas.microsoft.com/office/word/2010/wordml" xmlns:w15="http://schemas.microsoft.com/office/word/2012/wordml" xmlns:w16="http://schemas.microsoft.com/office/word/2018/wordml" xmlns:w16cex="http://schemas.microsoft.com/office/word/2018/wordml/cex" xmlns:w16cid="http://schemas.microsoft.com/office/word/2016/wordml/cid" xmlns="http://schemas.microsoft.com/office/tasks/2019/documenttasks" xmlns:cr="http://schemas.microsoft.com/office/comments/2020/reactions">
   <w:body>
     <w:p>
       <w:pPr>
-        <w:spacing w:after="200" w:before="1200"/>
+        <w:spacing w:after="200" w:before="1200" w:lineRule="auto"/>
         <w:jc w:val="center"/>
+        <w:rPr/>
       </w:pPr>
       <w:r>
         <w:rPr>
           <w:rFonts w:ascii="Calibri" w:cs="Calibri" w:eastAsia="Calibri" w:hAnsi="Calibri"/>
-          <w:b/>
-          <w:bCs/>
-          <w:color w:val="1F4E79"/>
+          <w:b w:val="1"/>
+          <w:bCs w:val="1"/>
+          <w:color w:val="1f4e79"/>
           <w:sz w:val="44"/>
           <w:szCs w:val="44"/>
+          <w:rtl w:val="0"/>
         </w:rPr>
         <w:t xml:space="preserve">Systematic Evaluation of ICT Liquidity-Sweep Strategies on Nasdaq Futures</w:t>
+      </w:r>
+      <w:r>
+        <w:rPr>
+          <w:rtl w:val="0"/>
+        </w:rPr>
       </w:r>
     </w:p>
     <w:p>
       <w:pPr>
-        <w:spacing w:after="300"/>
+        <w:spacing w:after="300" w:lineRule="auto"/>
         <w:jc w:val="center"/>
+        <w:rPr/>
       </w:pPr>
       <w:r>
         <w:rPr>
           <w:rFonts w:ascii="Calibri" w:cs="Calibri" w:eastAsia="Calibri" w:hAnsi="Calibri"/>
-          <w:i/>
-          <w:iCs/>
+          <w:i w:val="1"/>
+          <w:iCs w:val="1"/>
           <w:color w:val="666666"/>
           <w:sz w:val="26"/>
           <w:szCs w:val="26"/>
+          <w:rtl w:val="0"/>
         </w:rPr>
         <w:t xml:space="preserve">An 11-Year Walk-Forward Study with a Rigorous Negative Result</w:t>
+      </w:r>
+      <w:r>
+        <w:rPr>
+          <w:rtl w:val="0"/>
+        </w:rPr>
       </w:r>
     </w:p>
     <w:p>
       <w:pPr>
-        <w:spacing w:after="160" w:before="0"/>
+        <w:spacing w:after="160" w:before="0" w:lineRule="auto"/>
         <w:jc w:val="center"/>
+        <w:rPr/>
       </w:pPr>
       <w:r>
         <w:rPr>
@@ -47,14 +62,21 @@
           <w:color w:val="666666"/>
           <w:sz w:val="22"/>
           <w:szCs w:val="22"/>
+          <w:rtl w:val="0"/>
         </w:rPr>
         <w:t xml:space="preserve">Felix Liu  ·  July 2026</w:t>
+      </w:r>
+      <w:r>
+        <w:rPr>
+          <w:rtl w:val="0"/>
+        </w:rPr>
       </w:r>
     </w:p>
     <w:p>
       <w:pPr>
-        <w:spacing w:after="400" w:before="0"/>
+        <w:spacing w:after="400" w:before="0" w:lineRule="auto"/>
         <w:jc w:val="center"/>
+        <w:rPr/>
       </w:pPr>
       <w:r>
         <w:rPr>
@@ -62,385 +84,1197 @@
           <w:color w:val="666666"/>
           <w:sz w:val="18"/>
           <w:szCs w:val="18"/>
-        </w:rPr>
-        <w:t xml:space="preserve">Instruments: NQ / MNQ (CME E-mini &amp; Micro Nasdaq-100), ES  ·  Data: 3.79M one-minute bars, 2015–2026 (Databento GLBX.MDP3)</w:t>
+          <w:rtl w:val="0"/>
+        </w:rPr>
+        <w:t xml:space="preserve">Instruments: NQ / MNQ (CME E-mini &amp; Micro Nasdaq-100), ES  ·  Data: 3.79M one-minute bars, 2015</w:t>
+      </w:r>
+      <w:r>
+        <w:rPr>
+          <w:color w:val="666666"/>
+          <w:sz w:val="18"/>
+          <w:szCs w:val="18"/>
+          <w:rtl w:val="0"/>
+        </w:rPr>
+        <w:t xml:space="preserve">-</w:t>
+      </w:r>
+      <w:r>
+        <w:rPr>
+          <w:rFonts w:ascii="Calibri" w:cs="Calibri" w:eastAsia="Calibri" w:hAnsi="Calibri"/>
+          <w:color w:val="666666"/>
+          <w:sz w:val="18"/>
+          <w:szCs w:val="18"/>
+          <w:rtl w:val="0"/>
+        </w:rPr>
+        <w:t xml:space="preserve">2026 (Databento GLBX.MDP3)</w:t>
+      </w:r>
+      <w:r>
+        <w:rPr>
+          <w:rtl w:val="0"/>
+        </w:rPr>
       </w:r>
     </w:p>
     <w:p>
       <w:pPr>
         <w:pStyle w:val="Heading1"/>
-        <w:spacing w:after="160" w:before="320"/>
+        <w:spacing w:after="160" w:before="320" w:lineRule="auto"/>
+        <w:rPr/>
       </w:pPr>
       <w:r>
         <w:rPr>
           <w:rFonts w:ascii="Calibri" w:cs="Calibri" w:eastAsia="Calibri" w:hAnsi="Calibri"/>
-          <w:b/>
-          <w:bCs/>
-          <w:color w:val="1F4E79"/>
+          <w:b w:val="1"/>
+          <w:bCs w:val="1"/>
+          <w:color w:val="1f4e79"/>
           <w:sz w:val="30"/>
           <w:szCs w:val="30"/>
+          <w:rtl w:val="0"/>
         </w:rPr>
         <w:t xml:space="preserve">Abstract</w:t>
+      </w:r>
+      <w:r>
+        <w:rPr>
+          <w:rtl w:val="0"/>
+        </w:rPr>
       </w:r>
     </w:p>
     <w:p>
       <w:pPr>
-        <w:spacing w:after="160" w:before="0"/>
+        <w:spacing w:after="160" w:before="0" w:lineRule="auto"/>
+        <w:rPr/>
       </w:pPr>
       <w:r>
         <w:rPr>
           <w:rFonts w:ascii="Calibri" w:cs="Calibri" w:eastAsia="Calibri" w:hAnsi="Calibri"/>
           <w:sz w:val="21"/>
           <w:szCs w:val="21"/>
-        </w:rPr>
-        <w:t xml:space="preserve">This project tested whether "Smart Money Concepts" (ICT) — liquidity sweeps, market-structure breaks, fair value gaps, order blocks, and higher-timeframe bias — can be converted into a profitable automated trading system on Nasdaq-100 futures. Over 17 research phases spanning rules-based engines, machine-learned setup filters, and a native top-down implementation, a walk-forward LightGBM strategy appeared to deliver +17.7% average annual return with a 0.96 Sharpe ratio. A five-part validation battery — transaction-cost modeling, honest metric conventions, nested walk-forward configuration selection, data-integrity auditing, and block-bootstrap inference — reduced this to a cost-adjusted, selection-bias-corrected Sharpe of approximately 0.2, statistically indistinguishable from zero, with no measurable edge at all in the most recent 3.5 years. A faithful implementation of a publicly-taught top-down playbook — its rules fixed by an external source before testing — performed indistinguishably from random entries sharing the same exit engine. The conclusion is a well-supported negative: mechanically-defined ICT concepts do not carry deployable edge on intraday index futures at retail execution granularity. The report documents the methodology, the failure modes that produced the illusory headline result, and the validation framework — which is the transferable deliverable.</w:t>
+          <w:rtl w:val="0"/>
+        </w:rPr>
+        <w:t xml:space="preserve">This project tested whether "Smart Money Concepts" (ICT) </w:t>
+      </w:r>
+      <w:r>
+        <w:rPr>
+          <w:rtl w:val="0"/>
+        </w:rPr>
+        <w:t xml:space="preserve">- </w:t>
+      </w:r>
+      <w:r>
+        <w:rPr>
+          <w:rFonts w:ascii="Calibri" w:cs="Calibri" w:eastAsia="Calibri" w:hAnsi="Calibri"/>
+          <w:sz w:val="21"/>
+          <w:szCs w:val="21"/>
+          <w:rtl w:val="0"/>
+        </w:rPr>
+        <w:t xml:space="preserve">liquidity sweeps, market-structure breaks, fair value gaps, order blocks, and higher-timeframe bias </w:t>
+      </w:r>
+      <w:r>
+        <w:rPr>
+          <w:rtl w:val="0"/>
+        </w:rPr>
+        <w:t xml:space="preserve">-</w:t>
+      </w:r>
+      <w:r>
+        <w:rPr>
+          <w:rFonts w:ascii="Calibri" w:cs="Calibri" w:eastAsia="Calibri" w:hAnsi="Calibri"/>
+          <w:sz w:val="21"/>
+          <w:szCs w:val="21"/>
+          <w:rtl w:val="0"/>
+        </w:rPr>
+        <w:t xml:space="preserve"> can be converted into a profitable automated trading system on Nasdaq-100 futures. Over 17 research phases, </w:t>
+      </w:r>
+      <w:r>
+        <w:rPr>
+          <w:rtl w:val="0"/>
+        </w:rPr>
+        <w:t xml:space="preserve">this project</w:t>
+      </w:r>
+      <w:r>
+        <w:rPr>
+          <w:rFonts w:ascii="Calibri" w:cs="Calibri" w:eastAsia="Calibri" w:hAnsi="Calibri"/>
+          <w:sz w:val="21"/>
+          <w:szCs w:val="21"/>
+          <w:rtl w:val="0"/>
+        </w:rPr>
+        <w:t xml:space="preserve"> atte</w:t>
+      </w:r>
+      <w:r>
+        <w:rPr>
+          <w:rtl w:val="0"/>
+        </w:rPr>
+        <w:t xml:space="preserve">mpted to bring machine learning</w:t>
+      </w:r>
+      <w:r>
+        <w:rPr>
+          <w:rFonts w:ascii="Calibri" w:cs="Calibri" w:eastAsia="Calibri" w:hAnsi="Calibri"/>
+          <w:sz w:val="21"/>
+          <w:szCs w:val="21"/>
+          <w:rtl w:val="0"/>
+        </w:rPr>
+        <w:t xml:space="preserve"> and automation into a traditionally highly d</w:t>
+      </w:r>
+      <w:r>
+        <w:rPr>
+          <w:rtl w:val="0"/>
+        </w:rPr>
+        <w:t xml:space="preserve">iscretionary trading framework. Initial tests using </w:t>
+      </w:r>
+      <w:r>
+        <w:rPr>
+          <w:rFonts w:ascii="Calibri" w:cs="Calibri" w:eastAsia="Calibri" w:hAnsi="Calibri"/>
+          <w:sz w:val="21"/>
+          <w:szCs w:val="21"/>
+          <w:rtl w:val="0"/>
+        </w:rPr>
+        <w:t xml:space="preserve">a walk-forward LightGBM strategy appeared to deliver +17.7% average annual return with a 0.96 Sharpe ratio over 11 years of backtest</w:t>
+      </w:r>
+      <w:r>
+        <w:rPr>
+          <w:rtl w:val="0"/>
+        </w:rPr>
+        <w:t xml:space="preserve">s</w:t>
+      </w:r>
+      <w:r>
+        <w:rPr>
+          <w:rFonts w:ascii="Calibri" w:cs="Calibri" w:eastAsia="Calibri" w:hAnsi="Calibri"/>
+          <w:sz w:val="21"/>
+          <w:szCs w:val="21"/>
+          <w:rtl w:val="0"/>
+        </w:rPr>
+        <w:t xml:space="preserve">. </w:t>
+      </w:r>
+      <w:r>
+        <w:rPr>
+          <w:rtl w:val="0"/>
+        </w:rPr>
+        <w:t xml:space="preserve">However, after correcting methodological mistakes and rigorous validation</w:t>
+      </w:r>
+      <w:r>
+        <w:rPr>
+          <w:rFonts w:ascii="Calibri" w:cs="Calibri" w:eastAsia="Calibri" w:hAnsi="Calibri"/>
+          <w:sz w:val="21"/>
+          <w:szCs w:val="21"/>
+          <w:rtl w:val="0"/>
+        </w:rPr>
+        <w:t xml:space="preserve">, </w:t>
+      </w:r>
+      <w:r>
+        <w:rPr>
+          <w:rtl w:val="0"/>
+        </w:rPr>
+        <w:t xml:space="preserve">I reduced my overly optimistic backtesting results</w:t>
+      </w:r>
+      <w:r>
+        <w:rPr>
+          <w:rFonts w:ascii="Calibri" w:cs="Calibri" w:eastAsia="Calibri" w:hAnsi="Calibri"/>
+          <w:sz w:val="21"/>
+          <w:szCs w:val="21"/>
+          <w:rtl w:val="0"/>
+        </w:rPr>
+        <w:t xml:space="preserve"> selection-bias-corrected Sharpe of approximately 0.2 (statistically indistinguishable from zero), with no measurable edge at all in the most recent 3.5 years. A </w:t>
+      </w:r>
+      <w:r>
+        <w:rPr>
+          <w:rtl w:val="0"/>
+        </w:rPr>
+        <w:t xml:space="preserve">second set of tests featuring a faithful </w:t>
+      </w:r>
+      <w:r>
+        <w:rPr>
+          <w:rFonts w:ascii="Calibri" w:cs="Calibri" w:eastAsia="Calibri" w:hAnsi="Calibri"/>
+          <w:sz w:val="21"/>
+          <w:szCs w:val="21"/>
+          <w:rtl w:val="0"/>
+        </w:rPr>
+        <w:t xml:space="preserve">implementation of a publicly-taught top-down ICT playbook </w:t>
+      </w:r>
+      <w:r>
+        <w:rPr>
+          <w:rtl w:val="0"/>
+        </w:rPr>
+        <w:t xml:space="preserve">with fixed rules</w:t>
+      </w:r>
+      <w:r>
+        <w:rPr>
+          <w:rFonts w:ascii="Calibri" w:cs="Calibri" w:eastAsia="Calibri" w:hAnsi="Calibri"/>
+          <w:sz w:val="21"/>
+          <w:szCs w:val="21"/>
+          <w:rtl w:val="0"/>
+        </w:rPr>
+        <w:t xml:space="preserve"> performed indistinguishably from random entries sharing the same exit</w:t>
+      </w:r>
+      <w:r>
+        <w:rPr>
+          <w:rtl w:val="0"/>
+        </w:rPr>
+        <w:t xml:space="preserve"> rulebook</w:t>
+      </w:r>
+      <w:r>
+        <w:rPr>
+          <w:rFonts w:ascii="Calibri" w:cs="Calibri" w:eastAsia="Calibri" w:hAnsi="Calibri"/>
+          <w:sz w:val="21"/>
+          <w:szCs w:val="21"/>
+          <w:rtl w:val="0"/>
+        </w:rPr>
+        <w:t xml:space="preserve">. The conclusion is a well-supported negative: mechanically-defined ICT concepts do not </w:t>
+      </w:r>
+      <w:r>
+        <w:rPr>
+          <w:rtl w:val="0"/>
+        </w:rPr>
+        <w:t xml:space="preserve">carry a deployable</w:t>
+      </w:r>
+      <w:r>
+        <w:rPr>
+          <w:rFonts w:ascii="Calibri" w:cs="Calibri" w:eastAsia="Calibri" w:hAnsi="Calibri"/>
+          <w:sz w:val="21"/>
+          <w:szCs w:val="21"/>
+          <w:rtl w:val="0"/>
+        </w:rPr>
+        <w:t xml:space="preserve"> edge on intraday index futures at retail execution </w:t>
+      </w:r>
+      <w:r>
+        <w:rPr>
+          <w:rtl w:val="0"/>
+        </w:rPr>
+        <w:t xml:space="preserve">precision</w:t>
+      </w:r>
+      <w:r>
+        <w:rPr>
+          <w:rFonts w:ascii="Calibri" w:cs="Calibri" w:eastAsia="Calibri" w:hAnsi="Calibri"/>
+          <w:sz w:val="21"/>
+          <w:szCs w:val="21"/>
+          <w:rtl w:val="0"/>
+        </w:rPr>
+        <w:t xml:space="preserve">. The following report documents </w:t>
+      </w:r>
+      <w:r>
+        <w:rPr>
+          <w:rtl w:val="0"/>
+        </w:rPr>
+        <w:t xml:space="preserve">my research process, </w:t>
+      </w:r>
+      <w:r>
+        <w:rPr>
+          <w:rFonts w:ascii="Calibri" w:cs="Calibri" w:eastAsia="Calibri" w:hAnsi="Calibri"/>
+          <w:sz w:val="21"/>
+          <w:szCs w:val="21"/>
+          <w:rtl w:val="0"/>
+        </w:rPr>
+        <w:t xml:space="preserve">methodology, statistical failures that produced </w:t>
+      </w:r>
+      <w:r>
+        <w:rPr>
+          <w:rtl w:val="0"/>
+        </w:rPr>
+        <w:t xml:space="preserve">an </w:t>
+      </w:r>
+      <w:r>
+        <w:rPr>
+          <w:rFonts w:ascii="Calibri" w:cs="Calibri" w:eastAsia="Calibri" w:hAnsi="Calibri"/>
+          <w:sz w:val="21"/>
+          <w:szCs w:val="21"/>
+          <w:rtl w:val="0"/>
+        </w:rPr>
+        <w:t xml:space="preserve">illusory high </w:t>
+      </w:r>
+      <w:r>
+        <w:rPr>
+          <w:rtl w:val="0"/>
+        </w:rPr>
+        <w:t xml:space="preserve">return</w:t>
+      </w:r>
+      <w:r>
+        <w:rPr>
+          <w:rFonts w:ascii="Calibri" w:cs="Calibri" w:eastAsia="Calibri" w:hAnsi="Calibri"/>
+          <w:sz w:val="21"/>
+          <w:szCs w:val="21"/>
+          <w:rtl w:val="0"/>
+        </w:rPr>
+        <w:t xml:space="preserve">, and </w:t>
+      </w:r>
+      <w:r>
+        <w:rPr>
+          <w:rtl w:val="0"/>
+        </w:rPr>
+        <w:t xml:space="preserve">how I corrected my conclusion through a robust </w:t>
+      </w:r>
+      <w:r>
+        <w:rPr>
+          <w:rFonts w:ascii="Calibri" w:cs="Calibri" w:eastAsia="Calibri" w:hAnsi="Calibri"/>
+          <w:sz w:val="21"/>
+          <w:szCs w:val="21"/>
+          <w:rtl w:val="0"/>
+        </w:rPr>
+        <w:t xml:space="preserve">validation framework.</w:t>
+      </w:r>
+      <w:r>
+        <w:rPr>
+          <w:rtl w:val="0"/>
+        </w:rPr>
       </w:r>
     </w:p>
     <w:p>
       <w:pPr>
         <w:pStyle w:val="Heading1"/>
-        <w:spacing w:after="160" w:before="320"/>
+        <w:spacing w:after="160" w:before="320" w:lineRule="auto"/>
+        <w:rPr/>
       </w:pPr>
       <w:r>
         <w:rPr>
           <w:rFonts w:ascii="Calibri" w:cs="Calibri" w:eastAsia="Calibri" w:hAnsi="Calibri"/>
-          <w:b/>
-          <w:bCs/>
-          <w:color w:val="1F4E79"/>
+          <w:b w:val="1"/>
+          <w:bCs w:val="1"/>
+          <w:color w:val="1f4e79"/>
           <w:sz w:val="30"/>
           <w:szCs w:val="30"/>
+          <w:rtl w:val="0"/>
         </w:rPr>
         <w:t xml:space="preserve">1. Research Question &amp; Approach</w:t>
+      </w:r>
+      <w:r>
+        <w:rPr>
+          <w:rtl w:val="0"/>
+        </w:rPr>
       </w:r>
     </w:p>
     <w:p>
       <w:pPr>
-        <w:spacing w:after="160" w:before="0"/>
+        <w:spacing w:after="160" w:before="0" w:lineRule="auto"/>
+        <w:rPr/>
       </w:pPr>
       <w:r>
         <w:rPr>
           <w:rFonts w:ascii="Calibri" w:cs="Calibri" w:eastAsia="Calibri" w:hAnsi="Calibri"/>
           <w:sz w:val="21"/>
           <w:szCs w:val="21"/>
-        </w:rPr>
-        <w:t xml:space="preserve">ICT is a popular discretionary framework asserting that price is drawn toward pools of resting liquidity, and that sweeps of those pools followed by structural confirmation mark high-probability reversals. It is almost always taught and traded by hand. The research question: when its concepts are pinned down as falsifiable mechanical rules, do they retain predictive value that survives realistic frictions and honest statistics?</w:t>
+          <w:rtl w:val="0"/>
+        </w:rPr>
+        <w:t xml:space="preserve">ICT is a popular discretionary framework asserting that price is drawn toward pools of resting liquidity, and that sweeps of those pools followed by structural confirmation mark high-probability reversals. It is almost always taught and traded by hand</w:t>
+      </w:r>
+      <w:r>
+        <w:rPr>
+          <w:rtl w:val="0"/>
+        </w:rPr>
+        <w:t xml:space="preserve">, despite many traders simply trading based on a predetermined setup. Thus, I found it necessary to test whether the ICT trading framework could stand to trade profitably on its principles alone, without the discretion of a human trader. Without a measurable statistical edge, one can reasonably conclude that the success of an ICT trader is largely determined by the luck of the draw, and therefore it would not be wise for me to continue pursuing a trading edge through the framework.</w:t>
       </w:r>
     </w:p>
     <w:p>
       <w:pPr>
-        <w:spacing w:after="160" w:before="0"/>
+        <w:spacing w:after="160" w:before="0" w:lineRule="auto"/>
+        <w:rPr/>
       </w:pPr>
       <w:r>
         <w:rPr>
           <w:rFonts w:ascii="Calibri" w:cs="Calibri" w:eastAsia="Calibri" w:hAnsi="Calibri"/>
           <w:sz w:val="21"/>
           <w:szCs w:val="21"/>
-        </w:rPr>
-        <w:t xml:space="preserve">The approach was iterative hypothesis testing: implement a concept mechanically, backtest it walk-forward out-of-sample over 11 years, record the verdict — positive or negative — and let each result constrain the next hypothesis. Seventeen phases were completed and documented; every result table in this report derives from stored artifacts reproducible from the project repository.</w:t>
+          <w:rtl w:val="0"/>
+        </w:rPr>
+        <w:t xml:space="preserve">The research </w:t>
+      </w:r>
+      <w:r>
+        <w:rPr>
+          <w:rtl w:val="0"/>
+        </w:rPr>
+        <w:t xml:space="preserve">project </w:t>
+      </w:r>
+      <w:r>
+        <w:rPr>
+          <w:rFonts w:ascii="Calibri" w:cs="Calibri" w:eastAsia="Calibri" w:hAnsi="Calibri"/>
+          <w:sz w:val="21"/>
+          <w:szCs w:val="21"/>
+          <w:rtl w:val="0"/>
+        </w:rPr>
+        <w:t xml:space="preserve">was completed </w:t>
+      </w:r>
+      <w:r>
+        <w:rPr>
+          <w:rtl w:val="0"/>
+        </w:rPr>
+        <w:t xml:space="preserve">through repeated</w:t>
+      </w:r>
+      <w:r>
+        <w:rPr>
+          <w:rFonts w:ascii="Calibri" w:cs="Calibri" w:eastAsia="Calibri" w:hAnsi="Calibri"/>
+          <w:sz w:val="21"/>
+          <w:szCs w:val="21"/>
+          <w:rtl w:val="0"/>
+        </w:rPr>
+        <w:t xml:space="preserve"> hypothesis testing: start with a very </w:t>
+      </w:r>
+      <w:r>
+        <w:rPr>
+          <w:rtl w:val="0"/>
+        </w:rPr>
+        <w:t xml:space="preserve">barebones </w:t>
+      </w:r>
+      <w:r>
+        <w:rPr>
+          <w:rFonts w:ascii="Calibri" w:cs="Calibri" w:eastAsia="Calibri" w:hAnsi="Calibri"/>
+          <w:sz w:val="21"/>
+          <w:szCs w:val="21"/>
+          <w:rtl w:val="0"/>
+        </w:rPr>
+        <w:t xml:space="preserve">ICT baseline strategy, implement </w:t>
+      </w:r>
+      <w:r>
+        <w:rPr>
+          <w:rtl w:val="0"/>
+        </w:rPr>
+        <w:t xml:space="preserve">new</w:t>
+      </w:r>
+      <w:r>
+        <w:rPr>
+          <w:rFonts w:ascii="Calibri" w:cs="Calibri" w:eastAsia="Calibri" w:hAnsi="Calibri"/>
+          <w:sz w:val="21"/>
+          <w:szCs w:val="21"/>
+          <w:rtl w:val="0"/>
+        </w:rPr>
+        <w:t xml:space="preserve"> concepts mechanically, backtest it walk-forward out-of-sample over 11 years, record the </w:t>
+      </w:r>
+      <w:r>
+        <w:rPr>
+          <w:rtl w:val="0"/>
+        </w:rPr>
+        <w:t xml:space="preserve">result, </w:t>
+      </w:r>
+      <w:r>
+        <w:rPr>
+          <w:rFonts w:ascii="Calibri" w:cs="Calibri" w:eastAsia="Calibri" w:hAnsi="Calibri"/>
+          <w:sz w:val="21"/>
+          <w:szCs w:val="21"/>
+          <w:rtl w:val="0"/>
+        </w:rPr>
+        <w:t xml:space="preserve">and </w:t>
+      </w:r>
+      <w:r>
+        <w:rPr>
+          <w:rtl w:val="0"/>
+        </w:rPr>
+        <w:t xml:space="preserve">revise the trading model based on the outcome</w:t>
+      </w:r>
+      <w:r>
+        <w:rPr>
+          <w:rFonts w:ascii="Calibri" w:cs="Calibri" w:eastAsia="Calibri" w:hAnsi="Calibri"/>
+          <w:sz w:val="21"/>
+          <w:szCs w:val="21"/>
+          <w:rtl w:val="0"/>
+        </w:rPr>
+        <w:t xml:space="preserve">. Seventeen phases were completed and documented; every result table in this report derives from stored artifacts reproducible from the project repository.</w:t>
+      </w:r>
+      <w:r>
+        <w:rPr>
+          <w:rtl w:val="0"/>
+        </w:rPr>
       </w:r>
     </w:p>
     <w:p>
       <w:pPr>
         <w:pStyle w:val="Heading1"/>
-        <w:spacing w:after="160" w:before="320"/>
+        <w:spacing w:after="160" w:before="320" w:lineRule="auto"/>
+        <w:rPr/>
       </w:pPr>
       <w:r>
         <w:rPr>
           <w:rFonts w:ascii="Calibri" w:cs="Calibri" w:eastAsia="Calibri" w:hAnsi="Calibri"/>
-          <w:b/>
-          <w:bCs/>
-          <w:color w:val="1F4E79"/>
+          <w:b w:val="1"/>
+          <w:bCs w:val="1"/>
+          <w:color w:val="1f4e79"/>
           <w:sz w:val="30"/>
           <w:szCs w:val="30"/>
+          <w:rtl w:val="0"/>
         </w:rPr>
         <w:t xml:space="preserve">2. Data &amp; Infrastructure</w:t>
+      </w:r>
+      <w:r>
+        <w:rPr>
+          <w:rtl w:val="0"/>
+        </w:rPr>
       </w:r>
     </w:p>
     <w:p>
       <w:pPr>
-        <w:pStyle w:val="ListParagraph"/>
+        <w:keepNext w:val="0"/>
+        <w:keepLines w:val="0"/>
+        <w:pageBreakBefore w:val="0"/>
+        <w:widowControl w:val="1"/>
         <w:numPr>
           <w:ilvl w:val="0"/>
-          <w:numId w:val="2"/>
+          <w:numId w:val="1"/>
         </w:numPr>
-        <w:spacing w:after="80"/>
+        <w:pBdr>
+          <w:top w:space="0" w:sz="0" w:val="nil"/>
+          <w:left w:space="0" w:sz="0" w:val="nil"/>
+          <w:bottom w:space="0" w:sz="0" w:val="nil"/>
+          <w:right w:space="0" w:sz="0" w:val="nil"/>
+          <w:between w:space="0" w:sz="0" w:val="nil"/>
+        </w:pBdr>
+        <w:shd w:fill="auto" w:val="clear"/>
+        <w:spacing w:after="80" w:before="0" w:line="240" w:lineRule="auto"/>
+        <w:ind w:left="360" w:right="0" w:hanging="200"/>
+        <w:jc w:val="left"/>
+        <w:rPr/>
       </w:pPr>
       <w:r>
         <w:rPr>
           <w:rFonts w:ascii="Calibri" w:cs="Calibri" w:eastAsia="Calibri" w:hAnsi="Calibri"/>
-          <w:sz w:val="21"/>
-          <w:szCs w:val="21"/>
-        </w:rPr>
-        <w:t xml:space="preserve">Data: 3.79M one-minute OHLCV bars per instrument (NQ/MNQ continuous, June 2015 – June 2026), plus ES and 1-minute VIX futures for cross-sectional tests. Integrity-audited: zero duplicate or non-monotonic timestamps; 214 inter-bar gaps &gt;0.3% in 11 years, dominated by session breaks and quarterly rolls; trades adjacent to gaps contributed ~1% of PnL (Section 5.4).</w:t>
+          <w:b w:val="0"/>
+          <w:bCs w:val="0"/>
+          <w:i w:val="0"/>
+          <w:iCs w:val="0"/>
+          <w:smallCaps w:val="0"/>
+          <w:strike w:val="0"/>
+          <w:color w:val="000000"/>
+          <w:sz w:val="21"/>
+          <w:szCs w:val="21"/>
+          <w:u w:val="none"/>
+          <w:shd w:fill="auto" w:val="clear"/>
+          <w:vertAlign w:val="baseline"/>
+          <w:rtl w:val="0"/>
+        </w:rPr>
+        <w:t xml:space="preserve">Data: 3.79M one-minute OHLCV bars per instrument (NQ/MNQ continuous, June 2015 </w:t>
+      </w:r>
+      <w:r>
+        <w:rPr>
+          <w:rtl w:val="0"/>
+        </w:rPr>
+        <w:t xml:space="preserve">-</w:t>
+      </w:r>
+      <w:r>
+        <w:rPr>
+          <w:rFonts w:ascii="Calibri" w:cs="Calibri" w:eastAsia="Calibri" w:hAnsi="Calibri"/>
+          <w:b w:val="0"/>
+          <w:bCs w:val="0"/>
+          <w:i w:val="0"/>
+          <w:iCs w:val="0"/>
+          <w:smallCaps w:val="0"/>
+          <w:strike w:val="0"/>
+          <w:color w:val="000000"/>
+          <w:sz w:val="21"/>
+          <w:szCs w:val="21"/>
+          <w:u w:val="none"/>
+          <w:shd w:fill="auto" w:val="clear"/>
+          <w:vertAlign w:val="baseline"/>
+          <w:rtl w:val="0"/>
+        </w:rPr>
+        <w:t xml:space="preserve"> June 2026), plus ES and 1-minute VIX futures for cross-sectional tests. </w:t>
+      </w:r>
+      <w:r>
+        <w:rPr>
+          <w:rtl w:val="0"/>
+        </w:rPr>
+        <w:t xml:space="preserve">A data integrity check showed</w:t>
+      </w:r>
+      <w:r>
+        <w:rPr>
+          <w:rFonts w:ascii="Calibri" w:cs="Calibri" w:eastAsia="Calibri" w:hAnsi="Calibri"/>
+          <w:b w:val="0"/>
+          <w:bCs w:val="0"/>
+          <w:i w:val="0"/>
+          <w:iCs w:val="0"/>
+          <w:smallCaps w:val="0"/>
+          <w:strike w:val="0"/>
+          <w:color w:val="000000"/>
+          <w:sz w:val="21"/>
+          <w:szCs w:val="21"/>
+          <w:u w:val="none"/>
+          <w:shd w:fill="auto" w:val="clear"/>
+          <w:vertAlign w:val="baseline"/>
+          <w:rtl w:val="0"/>
+        </w:rPr>
+        <w:t xml:space="preserve"> zero duplicate or non-monotonic timestamps; 214 inter-bar gaps &gt;0.3% in 11 years, dominated by session breaks and quarterly rolls; trades adjacent to gaps contributed ~1% of PnL (Section 5.4).</w:t>
       </w:r>
     </w:p>
     <w:p>
       <w:pPr>
-        <w:pStyle w:val="ListParagraph"/>
+        <w:keepNext w:val="0"/>
+        <w:keepLines w:val="0"/>
+        <w:pageBreakBefore w:val="0"/>
+        <w:widowControl w:val="1"/>
         <w:numPr>
           <w:ilvl w:val="0"/>
-          <w:numId w:val="2"/>
+          <w:numId w:val="1"/>
         </w:numPr>
-        <w:spacing w:after="80"/>
+        <w:pBdr>
+          <w:top w:space="0" w:sz="0" w:val="nil"/>
+          <w:left w:space="0" w:sz="0" w:val="nil"/>
+          <w:bottom w:space="0" w:sz="0" w:val="nil"/>
+          <w:right w:space="0" w:sz="0" w:val="nil"/>
+          <w:between w:space="0" w:sz="0" w:val="nil"/>
+        </w:pBdr>
+        <w:shd w:fill="auto" w:val="clear"/>
+        <w:spacing w:after="80" w:before="0" w:line="240" w:lineRule="auto"/>
+        <w:ind w:left="360" w:right="0" w:hanging="200"/>
+        <w:jc w:val="left"/>
+        <w:rPr/>
       </w:pPr>
       <w:r>
         <w:rPr>
           <w:rFonts w:ascii="Calibri" w:cs="Calibri" w:eastAsia="Calibri" w:hAnsi="Calibri"/>
-          <w:sz w:val="21"/>
-          <w:szCs w:val="21"/>
-        </w:rPr>
-        <w:t xml:space="preserve">Feature engine: a Pine Script indicator translated to a causal, bar-by-bar Python engine (zero look-ahead) producing 11 setup features per liquidity-sweep event: sweep direction/size, liquidity type and clustering strength, BOS strength, FVG rejection, retracement depth, time-since-sweep, and session flags. 39,079 labeled setups.</w:t>
+          <w:b w:val="0"/>
+          <w:bCs w:val="0"/>
+          <w:i w:val="0"/>
+          <w:iCs w:val="0"/>
+          <w:smallCaps w:val="0"/>
+          <w:strike w:val="0"/>
+          <w:color w:val="000000"/>
+          <w:sz w:val="21"/>
+          <w:szCs w:val="21"/>
+          <w:u w:val="none"/>
+          <w:shd w:fill="auto" w:val="clear"/>
+          <w:vertAlign w:val="baseline"/>
+          <w:rtl w:val="0"/>
+        </w:rPr>
+        <w:t xml:space="preserve">Feature engine: a bar-by-bar Python engine (zero look-ahead) producing 11 setup features per liquidity-sweep event: sweep direction/size, liquidity type and clustering strength, </w:t>
+      </w:r>
+      <w:r>
+        <w:rPr>
+          <w:rtl w:val="0"/>
+        </w:rPr>
+        <w:t xml:space="preserve">break of structure</w:t>
+      </w:r>
+      <w:r>
+        <w:rPr>
+          <w:rFonts w:ascii="Calibri" w:cs="Calibri" w:eastAsia="Calibri" w:hAnsi="Calibri"/>
+          <w:b w:val="0"/>
+          <w:bCs w:val="0"/>
+          <w:i w:val="0"/>
+          <w:iCs w:val="0"/>
+          <w:smallCaps w:val="0"/>
+          <w:strike w:val="0"/>
+          <w:color w:val="000000"/>
+          <w:sz w:val="21"/>
+          <w:szCs w:val="21"/>
+          <w:u w:val="none"/>
+          <w:shd w:fill="auto" w:val="clear"/>
+          <w:vertAlign w:val="baseline"/>
+          <w:rtl w:val="0"/>
+        </w:rPr>
+        <w:t xml:space="preserve"> strength, </w:t>
+      </w:r>
+      <w:r>
+        <w:rPr>
+          <w:rtl w:val="0"/>
+        </w:rPr>
+        <w:t xml:space="preserve">fair value gap acceptance/</w:t>
+      </w:r>
+      <w:r>
+        <w:rPr>
+          <w:rFonts w:ascii="Calibri" w:cs="Calibri" w:eastAsia="Calibri" w:hAnsi="Calibri"/>
+          <w:b w:val="0"/>
+          <w:bCs w:val="0"/>
+          <w:i w:val="0"/>
+          <w:iCs w:val="0"/>
+          <w:smallCaps w:val="0"/>
+          <w:strike w:val="0"/>
+          <w:color w:val="000000"/>
+          <w:sz w:val="21"/>
+          <w:szCs w:val="21"/>
+          <w:u w:val="none"/>
+          <w:shd w:fill="auto" w:val="clear"/>
+          <w:vertAlign w:val="baseline"/>
+          <w:rtl w:val="0"/>
+        </w:rPr>
+        <w:t xml:space="preserve">rejection, retracement depth, time</w:t>
+      </w:r>
+      <w:r>
+        <w:rPr>
+          <w:rtl w:val="0"/>
+        </w:rPr>
+        <w:t xml:space="preserve"> </w:t>
+      </w:r>
+      <w:r>
+        <w:rPr>
+          <w:rFonts w:ascii="Calibri" w:cs="Calibri" w:eastAsia="Calibri" w:hAnsi="Calibri"/>
+          <w:b w:val="0"/>
+          <w:bCs w:val="0"/>
+          <w:i w:val="0"/>
+          <w:iCs w:val="0"/>
+          <w:smallCaps w:val="0"/>
+          <w:strike w:val="0"/>
+          <w:color w:val="000000"/>
+          <w:sz w:val="21"/>
+          <w:szCs w:val="21"/>
+          <w:u w:val="none"/>
+          <w:shd w:fill="auto" w:val="clear"/>
+          <w:vertAlign w:val="baseline"/>
+          <w:rtl w:val="0"/>
+        </w:rPr>
+        <w:t xml:space="preserve">since</w:t>
+      </w:r>
+      <w:r>
+        <w:rPr>
+          <w:rtl w:val="0"/>
+        </w:rPr>
+        <w:t xml:space="preserve"> liquidity </w:t>
+      </w:r>
+      <w:r>
+        <w:rPr>
+          <w:rFonts w:ascii="Calibri" w:cs="Calibri" w:eastAsia="Calibri" w:hAnsi="Calibri"/>
+          <w:b w:val="0"/>
+          <w:bCs w:val="0"/>
+          <w:i w:val="0"/>
+          <w:iCs w:val="0"/>
+          <w:smallCaps w:val="0"/>
+          <w:strike w:val="0"/>
+          <w:color w:val="000000"/>
+          <w:sz w:val="21"/>
+          <w:szCs w:val="21"/>
+          <w:u w:val="none"/>
+          <w:shd w:fill="auto" w:val="clear"/>
+          <w:vertAlign w:val="baseline"/>
+          <w:rtl w:val="0"/>
+        </w:rPr>
+        <w:t xml:space="preserve">sweep, and trading session flags. 39,079 setups were </w:t>
+      </w:r>
+      <w:r>
+        <w:rPr>
+          <w:rtl w:val="0"/>
+        </w:rPr>
+        <w:t xml:space="preserve">recorded </w:t>
+      </w:r>
+      <w:r>
+        <w:rPr>
+          <w:rFonts w:ascii="Calibri" w:cs="Calibri" w:eastAsia="Calibri" w:hAnsi="Calibri"/>
+          <w:b w:val="0"/>
+          <w:bCs w:val="0"/>
+          <w:i w:val="0"/>
+          <w:iCs w:val="0"/>
+          <w:smallCaps w:val="0"/>
+          <w:strike w:val="0"/>
+          <w:color w:val="000000"/>
+          <w:sz w:val="21"/>
+          <w:szCs w:val="21"/>
+          <w:u w:val="none"/>
+          <w:shd w:fill="auto" w:val="clear"/>
+          <w:vertAlign w:val="baseline"/>
+          <w:rtl w:val="0"/>
+        </w:rPr>
+        <w:t xml:space="preserve">in total.</w:t>
       </w:r>
     </w:p>
     <w:p>
       <w:pPr>
-        <w:pStyle w:val="ListParagraph"/>
+        <w:keepNext w:val="0"/>
+        <w:keepLines w:val="0"/>
+        <w:pageBreakBefore w:val="0"/>
+        <w:widowControl w:val="1"/>
         <w:numPr>
           <w:ilvl w:val="0"/>
-          <w:numId w:val="2"/>
+          <w:numId w:val="1"/>
         </w:numPr>
-        <w:spacing w:after="80"/>
+        <w:pBdr>
+          <w:top w:space="0" w:sz="0" w:val="nil"/>
+          <w:left w:space="0" w:sz="0" w:val="nil"/>
+          <w:bottom w:space="0" w:sz="0" w:val="nil"/>
+          <w:right w:space="0" w:sz="0" w:val="nil"/>
+          <w:between w:space="0" w:sz="0" w:val="nil"/>
+        </w:pBdr>
+        <w:shd w:fill="auto" w:val="clear"/>
+        <w:spacing w:after="80" w:before="0" w:line="240" w:lineRule="auto"/>
+        <w:ind w:left="360" w:right="0" w:hanging="200"/>
+        <w:jc w:val="left"/>
+        <w:rPr/>
       </w:pPr>
       <w:r>
         <w:rPr>
-          <w:rFonts w:ascii="Calibri" w:cs="Calibri" w:eastAsia="Calibri" w:hAnsi="Calibri"/>
-          <w:sz w:val="21"/>
-          <w:szCs w:val="21"/>
-        </w:rPr>
-        <w:t xml:space="preserve">Labeling: first-touch outcome vs a +2R target and -1R stop from the sweep extreme; dual-touch bars conservatively labeled as losses.</w:t>
-      </w:r>
-    </w:p>
-    <w:p>
-      <w:pPr>
-        <w:pStyle w:val="ListParagraph"/>
-        <w:numPr>
-          <w:ilvl w:val="0"/>
-          <w:numId w:val="2"/>
-        </w:numPr>
-        <w:spacing w:after="80"/>
-      </w:pPr>
-      <w:r>
-        <w:rPr>
-          <w:rFonts w:ascii="Calibri" w:cs="Calibri" w:eastAsia="Calibri" w:hAnsi="Calibri"/>
-          <w:sz w:val="21"/>
-          <w:szCs w:val="21"/>
-        </w:rPr>
-        <w:t xml:space="preserve">Validation harness: rolling chronological walk-forward (retrain every 5 setups; 6-month training window; 1-year warm-up); LightGBM classifier gates trade entry by predicted success probability. Execution simulated on 1-minute bars with conservative dual-touch handling; split take-profit exits (half at +2R with stop to breakeven, half at +4R).</w:t>
+          <w:rtl w:val="0"/>
+        </w:rPr>
+        <w:t xml:space="preserve">Machine learning structure</w:t>
+      </w:r>
+      <w:r>
+        <w:rPr>
+          <w:rFonts w:ascii="Calibri" w:cs="Calibri" w:eastAsia="Calibri" w:hAnsi="Calibri"/>
+          <w:b w:val="0"/>
+          <w:bCs w:val="0"/>
+          <w:i w:val="0"/>
+          <w:iCs w:val="0"/>
+          <w:smallCaps w:val="0"/>
+          <w:strike w:val="0"/>
+          <w:color w:val="000000"/>
+          <w:sz w:val="21"/>
+          <w:szCs w:val="21"/>
+          <w:u w:val="none"/>
+          <w:shd w:fill="auto" w:val="clear"/>
+          <w:vertAlign w:val="baseline"/>
+          <w:rtl w:val="0"/>
+        </w:rPr>
+        <w:t xml:space="preserve">: rolling walk-forward (retrain every 5 setups; 6-month rolling training window; 1-year warm-up)</w:t>
+      </w:r>
+      <w:r>
+        <w:rPr>
+          <w:rtl w:val="0"/>
+        </w:rPr>
+        <w:t xml:space="preserve">.</w:t>
+      </w:r>
+      <w:r>
+        <w:rPr>
+          <w:rFonts w:ascii="Calibri" w:cs="Calibri" w:eastAsia="Calibri" w:hAnsi="Calibri"/>
+          <w:b w:val="0"/>
+          <w:bCs w:val="0"/>
+          <w:i w:val="0"/>
+          <w:iCs w:val="0"/>
+          <w:smallCaps w:val="0"/>
+          <w:strike w:val="0"/>
+          <w:color w:val="000000"/>
+          <w:sz w:val="21"/>
+          <w:szCs w:val="21"/>
+          <w:u w:val="none"/>
+          <w:shd w:fill="auto" w:val="clear"/>
+          <w:vertAlign w:val="baseline"/>
+          <w:rtl w:val="0"/>
+        </w:rPr>
+        <w:t xml:space="preserve"> LightGBM classifier gates trade entry by predicted success probability. Execution simulated on 1-minute bars with conservative </w:t>
+      </w:r>
+      <w:r>
+        <w:rPr>
+          <w:rtl w:val="0"/>
+        </w:rPr>
+        <w:t xml:space="preserve">estimates of trade execution.</w:t>
+      </w:r>
+      <w:r>
+        <w:rPr>
+          <w:rtl w:val="0"/>
+        </w:rPr>
       </w:r>
     </w:p>
     <w:p>
       <w:pPr>
         <w:pStyle w:val="Heading1"/>
-        <w:spacing w:after="160" w:before="320"/>
+        <w:spacing w:after="160" w:before="320" w:lineRule="auto"/>
+        <w:rPr/>
       </w:pPr>
       <w:r>
         <w:rPr>
           <w:rFonts w:ascii="Calibri" w:cs="Calibri" w:eastAsia="Calibri" w:hAnsi="Calibri"/>
-          <w:b/>
-          <w:bCs/>
-          <w:color w:val="1F4E79"/>
+          <w:b w:val="1"/>
+          <w:bCs w:val="1"/>
+          <w:color w:val="1f4e79"/>
           <w:sz w:val="30"/>
           <w:szCs w:val="30"/>
-        </w:rPr>
-        <w:t xml:space="preserve">3. The Research Program (17 Phases)</w:t>
+          <w:rtl w:val="0"/>
+        </w:rPr>
+        <w:t xml:space="preserve">3. The Research </w:t>
+      </w:r>
+      <w:r>
+        <w:rPr>
+          <w:b w:val="1"/>
+          <w:bCs w:val="1"/>
+          <w:color w:val="1f4e79"/>
+          <w:sz w:val="30"/>
+          <w:szCs w:val="30"/>
+          <w:rtl w:val="0"/>
+        </w:rPr>
+        <w:t xml:space="preserve">Process </w:t>
+      </w:r>
+      <w:r>
+        <w:rPr>
+          <w:rFonts w:ascii="Calibri" w:cs="Calibri" w:eastAsia="Calibri" w:hAnsi="Calibri"/>
+          <w:b w:val="1"/>
+          <w:bCs w:val="1"/>
+          <w:color w:val="1f4e79"/>
+          <w:sz w:val="30"/>
+          <w:szCs w:val="30"/>
+          <w:rtl w:val="0"/>
+        </w:rPr>
+        <w:t xml:space="preserve">(17 Phases)</w:t>
+      </w:r>
+      <w:r>
+        <w:rPr>
+          <w:rtl w:val="0"/>
+        </w:rPr>
       </w:r>
     </w:p>
     <w:p>
       <w:pPr>
-        <w:spacing w:after="160" w:before="0"/>
+        <w:spacing w:after="160" w:before="0" w:lineRule="auto"/>
+        <w:rPr/>
       </w:pPr>
       <w:r>
         <w:rPr>
           <w:rFonts w:ascii="Calibri" w:cs="Calibri" w:eastAsia="Calibri" w:hAnsi="Calibri"/>
           <w:sz w:val="21"/>
           <w:szCs w:val="21"/>
-        </w:rPr>
-        <w:t xml:space="preserve">Each phase was a discrete hypothesis with a recorded verdict. Failures were kept, not discarded — they form the evidential base of this report.</w:t>
+          <w:rtl w:val="0"/>
+        </w:rPr>
+        <w:t xml:space="preserve">Each phase </w:t>
+      </w:r>
+      <w:r>
+        <w:rPr>
+          <w:rtl w:val="0"/>
+        </w:rPr>
+        <w:t xml:space="preserve">tests a potential change to the model</w:t>
+      </w:r>
+      <w:r>
+        <w:rPr>
+          <w:rFonts w:ascii="Calibri" w:cs="Calibri" w:eastAsia="Calibri" w:hAnsi="Calibri"/>
+          <w:sz w:val="21"/>
+          <w:szCs w:val="21"/>
+          <w:rtl w:val="0"/>
+        </w:rPr>
+        <w:t xml:space="preserve"> </w:t>
+      </w:r>
+      <w:r>
+        <w:rPr>
+          <w:rtl w:val="0"/>
+        </w:rPr>
+        <w:t xml:space="preserve">and records the verdict</w:t>
+      </w:r>
+      <w:r>
+        <w:rPr>
+          <w:rFonts w:ascii="Calibri" w:cs="Calibri" w:eastAsia="Calibri" w:hAnsi="Calibri"/>
+          <w:sz w:val="21"/>
+          <w:szCs w:val="21"/>
+          <w:rtl w:val="0"/>
+        </w:rPr>
+        <w:t xml:space="preserve">. Failures were kept</w:t>
+      </w:r>
+      <w:r>
+        <w:rPr>
+          <w:rtl w:val="0"/>
+        </w:rPr>
+        <w:t xml:space="preserve"> as additional data for this </w:t>
+      </w:r>
+      <w:r>
+        <w:rPr>
+          <w:rFonts w:ascii="Calibri" w:cs="Calibri" w:eastAsia="Calibri" w:hAnsi="Calibri"/>
+          <w:sz w:val="21"/>
+          <w:szCs w:val="21"/>
+          <w:rtl w:val="0"/>
+        </w:rPr>
+        <w:t xml:space="preserve">report.</w:t>
+      </w:r>
+      <w:r>
+        <w:rPr>
+          <w:rtl w:val="0"/>
+        </w:rPr>
       </w:r>
     </w:p>
     <w:tbl>
       <w:tblPr>
-        <w:tblW w:type="dxa" w:w="9600"/>
+        <w:tblStyle w:val="Table1"/>
+        <w:tblW w:w="9600.0" w:type="dxa"/>
+        <w:jc w:val="left"/>
         <w:tblBorders>
-          <w:top w:val="single" w:color="BBBBBB" w:sz="4"/>
-          <w:left w:val="none"/>
-          <w:bottom w:val="single" w:color="BBBBBB" w:sz="4"/>
-          <w:right w:val="none"/>
-          <w:insideH w:val="single" w:color="DDDDDD" w:sz="2"/>
-          <w:insideV w:val="none"/>
+          <w:top w:color="bbbbbb" w:space="0" w:sz="4" w:val="single"/>
+          <w:left w:color="000000" w:space="0" w:sz="0" w:val="nil"/>
+          <w:bottom w:color="bbbbbb" w:space="0" w:sz="4" w:val="single"/>
+          <w:right w:color="000000" w:space="0" w:sz="0" w:val="nil"/>
+          <w:insideH w:color="dddddd" w:space="0" w:sz="4" w:val="single"/>
+          <w:insideV w:color="000000" w:space="0" w:sz="0" w:val="nil"/>
         </w:tblBorders>
+        <w:tblLayout w:type="fixed"/>
+        <w:tblLook w:val="0000"/>
       </w:tblPr>
       <w:tblGrid>
         <w:gridCol w:w="900"/>
         <w:gridCol w:w="5700"/>
         <w:gridCol w:w="3000"/>
+        <w:tblGridChange w:id="0">
+          <w:tblGrid>
+            <w:gridCol w:w="900"/>
+            <w:gridCol w:w="5700"/>
+            <w:gridCol w:w="3000"/>
+          </w:tblGrid>
+        </w:tblGridChange>
       </w:tblGrid>
       <w:tr>
         <w:trPr>
-          <w:tblHeader/>
+          <w:cantSplit w:val="0"/>
+          <w:tblHeader w:val="1"/>
         </w:trPr>
         <w:tc>
           <w:tcPr>
-            <w:tcW w:type="dxa" w:w="900"/>
-            <w:shd w:fill="1F4E79" w:val="clear"/>
+            <w:shd w:fill="1f4e79" w:val="clear"/>
             <w:tcMar>
-              <w:top w:type="dxa" w:w="60"/>
-              <w:left w:type="dxa" w:w="100"/>
-              <w:bottom w:type="dxa" w:w="60"/>
-              <w:right w:type="dxa" w:w="100"/>
+              <w:top w:w="60.0" w:type="dxa"/>
+              <w:left w:w="100.0" w:type="dxa"/>
+              <w:bottom w:w="60.0" w:type="dxa"/>
+              <w:right w:w="100.0" w:type="dxa"/>
             </w:tcMar>
           </w:tcPr>
           <w:p>
             <w:pPr>
-              <w:spacing w:after="0"/>
+              <w:spacing w:after="0" w:lineRule="auto"/>
               <w:jc w:val="left"/>
+              <w:rPr/>
             </w:pPr>
             <w:r>
               <w:rPr>
                 <w:rFonts w:ascii="Calibri" w:cs="Calibri" w:eastAsia="Calibri" w:hAnsi="Calibri"/>
-                <w:b/>
-                <w:bCs/>
-                <w:color w:val="FFFFFF"/>
-                <w:sz w:val="18"/>
-                <w:szCs w:val="18"/>
+                <w:b w:val="1"/>
+                <w:bCs w:val="1"/>
+                <w:color w:val="ffffff"/>
+                <w:sz w:val="18"/>
+                <w:szCs w:val="18"/>
+                <w:rtl w:val="0"/>
               </w:rPr>
               <w:t xml:space="preserve">Phase</w:t>
+            </w:r>
+            <w:r>
+              <w:rPr>
+                <w:rtl w:val="0"/>
+              </w:rPr>
             </w:r>
           </w:p>
         </w:tc>
         <w:tc>
           <w:tcPr>
-            <w:tcW w:type="dxa" w:w="5700"/>
-            <w:shd w:fill="1F4E79" w:val="clear"/>
+            <w:shd w:fill="1f4e79" w:val="clear"/>
             <w:tcMar>
-              <w:top w:type="dxa" w:w="60"/>
-              <w:left w:type="dxa" w:w="100"/>
-              <w:bottom w:type="dxa" w:w="60"/>
-              <w:right w:type="dxa" w:w="100"/>
+              <w:top w:w="60.0" w:type="dxa"/>
+              <w:left w:w="100.0" w:type="dxa"/>
+              <w:bottom w:w="60.0" w:type="dxa"/>
+              <w:right w:w="100.0" w:type="dxa"/>
             </w:tcMar>
           </w:tcPr>
           <w:p>
             <w:pPr>
-              <w:spacing w:after="0"/>
+              <w:spacing w:after="0" w:lineRule="auto"/>
               <w:jc w:val="center"/>
+              <w:rPr/>
             </w:pPr>
             <w:r>
               <w:rPr>
                 <w:rFonts w:ascii="Calibri" w:cs="Calibri" w:eastAsia="Calibri" w:hAnsi="Calibri"/>
-                <w:b/>
-                <w:bCs/>
-                <w:color w:val="FFFFFF"/>
-                <w:sz w:val="18"/>
-                <w:szCs w:val="18"/>
+                <w:b w:val="1"/>
+                <w:bCs w:val="1"/>
+                <w:color w:val="ffffff"/>
+                <w:sz w:val="18"/>
+                <w:szCs w:val="18"/>
+                <w:rtl w:val="0"/>
               </w:rPr>
               <w:t xml:space="preserve">Hypothesis</w:t>
+            </w:r>
+            <w:r>
+              <w:rPr>
+                <w:rtl w:val="0"/>
+              </w:rPr>
             </w:r>
           </w:p>
         </w:tc>
         <w:tc>
           <w:tcPr>
-            <w:tcW w:type="dxa" w:w="3000"/>
-            <w:shd w:fill="1F4E79" w:val="clear"/>
+            <w:shd w:fill="1f4e79" w:val="clear"/>
             <w:tcMar>
-              <w:top w:type="dxa" w:w="60"/>
-              <w:left w:type="dxa" w:w="100"/>
-              <w:bottom w:type="dxa" w:w="60"/>
-              <w:right w:type="dxa" w:w="100"/>
+              <w:top w:w="60.0" w:type="dxa"/>
+              <w:left w:w="100.0" w:type="dxa"/>
+              <w:bottom w:w="60.0" w:type="dxa"/>
+              <w:right w:w="100.0" w:type="dxa"/>
             </w:tcMar>
           </w:tcPr>
           <w:p>
             <w:pPr>
-              <w:spacing w:after="0"/>
+              <w:spacing w:after="0" w:lineRule="auto"/>
               <w:jc w:val="center"/>
+              <w:rPr/>
             </w:pPr>
             <w:r>
               <w:rPr>
                 <w:rFonts w:ascii="Calibri" w:cs="Calibri" w:eastAsia="Calibri" w:hAnsi="Calibri"/>
-                <w:b/>
-                <w:bCs/>
-                <w:color w:val="FFFFFF"/>
-                <w:sz w:val="18"/>
-                <w:szCs w:val="18"/>
+                <w:b w:val="1"/>
+                <w:bCs w:val="1"/>
+                <w:color w:val="ffffff"/>
+                <w:sz w:val="18"/>
+                <w:szCs w:val="18"/>
+                <w:rtl w:val="0"/>
               </w:rPr>
               <w:t xml:space="preserve">Verdict</w:t>
+            </w:r>
+            <w:r>
+              <w:rPr>
+                <w:rtl w:val="0"/>
+              </w:rPr>
             </w:r>
           </w:p>
         </w:tc>
       </w:tr>
       <w:tr>
         <w:trPr>
-          <w:tblHeader w:val="false"/>
+          <w:cantSplit w:val="0"/>
+          <w:tblHeader w:val="0"/>
         </w:trPr>
         <w:tc>
           <w:tcPr>
-            <w:tcW w:type="dxa" w:w="900"/>
             <w:tcMar>
-              <w:top w:type="dxa" w:w="60"/>
-              <w:left w:type="dxa" w:w="100"/>
-              <w:bottom w:type="dxa" w:w="60"/>
-              <w:right w:type="dxa" w:w="100"/>
+              <w:top w:w="60.0" w:type="dxa"/>
+              <w:left w:w="100.0" w:type="dxa"/>
+              <w:bottom w:w="60.0" w:type="dxa"/>
+              <w:right w:w="100.0" w:type="dxa"/>
             </w:tcMar>
           </w:tcPr>
           <w:p>
             <w:pPr>
-              <w:spacing w:after="0"/>
+              <w:spacing w:after="0" w:lineRule="auto"/>
               <w:jc w:val="left"/>
+              <w:rPr/>
             </w:pPr>
             <w:r>
               <w:rPr>
                 <w:rFonts w:ascii="Calibri" w:cs="Calibri" w:eastAsia="Calibri" w:hAnsi="Calibri"/>
-                <w:b w:val="function bold() { [native code] }"/>
-                <w:bCs w:val="function bold() { [native code] }"/>
+                <w:b w:val="0"/>
+                <w:bCs w:val="0"/>
                 <w:color w:val="222222"/>
                 <w:sz w:val="18"/>
                 <w:szCs w:val="18"/>
+                <w:rtl w:val="0"/>
               </w:rPr>
               <w:t xml:space="preserve">1</w:t>
+            </w:r>
+            <w:r>
+              <w:rPr>
+                <w:rtl w:val="0"/>
+              </w:rPr>
             </w:r>
           </w:p>
         </w:tc>
         <w:tc>
           <w:tcPr>
-            <w:tcW w:type="dxa" w:w="5700"/>
             <w:tcMar>
-              <w:top w:type="dxa" w:w="60"/>
-              <w:left w:type="dxa" w:w="100"/>
-              <w:bottom w:type="dxa" w:w="60"/>
-              <w:right w:type="dxa" w:w="100"/>
+              <w:top w:w="60.0" w:type="dxa"/>
+              <w:left w:w="100.0" w:type="dxa"/>
+              <w:bottom w:w="60.0" w:type="dxa"/>
+              <w:right w:w="100.0" w:type="dxa"/>
             </w:tcMar>
           </w:tcPr>
           <w:p>
             <w:pPr>
-              <w:spacing w:after="0"/>
+              <w:spacing w:after="0" w:lineRule="auto"/>
               <w:jc w:val="center"/>
+              <w:rPr/>
             </w:pPr>
             <w:r>
               <w:rPr>
                 <w:rFonts w:ascii="Calibri" w:cs="Calibri" w:eastAsia="Calibri" w:hAnsi="Calibri"/>
-                <w:b w:val="function bold() { [native code] }"/>
-                <w:bCs w:val="function bold() { [native code] }"/>
+                <w:b w:val="0"/>
+                <w:bCs w:val="0"/>
                 <w:color w:val="222222"/>
                 <w:sz w:val="18"/>
                 <w:szCs w:val="18"/>
+                <w:rtl w:val="0"/>
               </w:rPr>
               <w:t xml:space="preserve">Rules-only sweep trading (sessions, stops, liquidity filters)</w:t>
+            </w:r>
+            <w:r>
+              <w:rPr>
+                <w:rtl w:val="0"/>
+              </w:rPr>
             </w:r>
           </w:p>
         </w:tc>
         <w:tc>
           <w:tcPr>
-            <w:tcW w:type="dxa" w:w="3000"/>
             <w:tcMar>
-              <w:top w:type="dxa" w:w="60"/>
-              <w:left w:type="dxa" w:w="100"/>
-              <w:bottom w:type="dxa" w:w="60"/>
-              <w:right w:type="dxa" w:w="100"/>
+              <w:top w:w="60.0" w:type="dxa"/>
+              <w:left w:w="100.0" w:type="dxa"/>
+              <w:bottom w:w="60.0" w:type="dxa"/>
+              <w:right w:w="100.0" w:type="dxa"/>
             </w:tcMar>
           </w:tcPr>
           <w:p>
             <w:pPr>
-              <w:spacing w:after="0"/>
+              <w:spacing w:after="0" w:lineRule="auto"/>
               <w:jc w:val="center"/>
+              <w:rPr/>
             </w:pPr>
             <w:r>
               <w:rPr>
@@ -448,86 +1282,124 @@
                 <w:color w:val="994444"/>
                 <w:sz w:val="18"/>
                 <w:szCs w:val="18"/>
-              </w:rPr>
-              <w:t xml:space="preserve">Failed — expectancy ≈ 0</w:t>
+                <w:rtl w:val="0"/>
+              </w:rPr>
+              <w:t xml:space="preserve">Failed </w:t>
+            </w:r>
+            <w:r>
+              <w:rPr>
+                <w:color w:val="994444"/>
+                <w:sz w:val="18"/>
+                <w:szCs w:val="18"/>
+                <w:rtl w:val="0"/>
+              </w:rPr>
+              <w:t xml:space="preserve">-</w:t>
+            </w:r>
+            <w:r>
+              <w:rPr>
+                <w:rFonts w:ascii="Calibri" w:cs="Calibri" w:eastAsia="Calibri" w:hAnsi="Calibri"/>
+                <w:color w:val="994444"/>
+                <w:sz w:val="18"/>
+                <w:szCs w:val="18"/>
+                <w:rtl w:val="0"/>
+              </w:rPr>
+              <w:t xml:space="preserve"> expectancy ≈ 0</w:t>
+            </w:r>
+            <w:r>
+              <w:rPr>
+                <w:rtl w:val="0"/>
+              </w:rPr>
             </w:r>
           </w:p>
         </w:tc>
       </w:tr>
       <w:tr>
         <w:trPr>
-          <w:tblHeader w:val="false"/>
+          <w:cantSplit w:val="0"/>
+          <w:tblHeader w:val="0"/>
         </w:trPr>
         <w:tc>
           <w:tcPr>
-            <w:tcW w:type="dxa" w:w="900"/>
             <w:tcMar>
-              <w:top w:type="dxa" w:w="60"/>
-              <w:left w:type="dxa" w:w="100"/>
-              <w:bottom w:type="dxa" w:w="60"/>
-              <w:right w:type="dxa" w:w="100"/>
+              <w:top w:w="60.0" w:type="dxa"/>
+              <w:left w:w="100.0" w:type="dxa"/>
+              <w:bottom w:w="60.0" w:type="dxa"/>
+              <w:right w:w="100.0" w:type="dxa"/>
             </w:tcMar>
           </w:tcPr>
           <w:p>
             <w:pPr>
-              <w:spacing w:after="0"/>
+              <w:spacing w:after="0" w:lineRule="auto"/>
               <w:jc w:val="left"/>
+              <w:rPr/>
             </w:pPr>
             <w:r>
               <w:rPr>
                 <w:rFonts w:ascii="Calibri" w:cs="Calibri" w:eastAsia="Calibri" w:hAnsi="Calibri"/>
-                <w:b w:val="function bold() { [native code] }"/>
-                <w:bCs w:val="function bold() { [native code] }"/>
+                <w:b w:val="0"/>
+                <w:bCs w:val="0"/>
                 <w:color w:val="222222"/>
                 <w:sz w:val="18"/>
                 <w:szCs w:val="18"/>
+                <w:rtl w:val="0"/>
               </w:rPr>
               <w:t xml:space="preserve">2</w:t>
+            </w:r>
+            <w:r>
+              <w:rPr>
+                <w:rtl w:val="0"/>
+              </w:rPr>
             </w:r>
           </w:p>
         </w:tc>
         <w:tc>
           <w:tcPr>
-            <w:tcW w:type="dxa" w:w="5700"/>
             <w:tcMar>
-              <w:top w:type="dxa" w:w="60"/>
-              <w:left w:type="dxa" w:w="100"/>
-              <w:bottom w:type="dxa" w:w="60"/>
-              <w:right w:type="dxa" w:w="100"/>
+              <w:top w:w="60.0" w:type="dxa"/>
+              <w:left w:w="100.0" w:type="dxa"/>
+              <w:bottom w:w="60.0" w:type="dxa"/>
+              <w:right w:w="100.0" w:type="dxa"/>
             </w:tcMar>
           </w:tcPr>
           <w:p>
             <w:pPr>
-              <w:spacing w:after="0"/>
+              <w:spacing w:after="0" w:lineRule="auto"/>
               <w:jc w:val="center"/>
+              <w:rPr/>
             </w:pPr>
             <w:r>
               <w:rPr>
                 <w:rFonts w:ascii="Calibri" w:cs="Calibri" w:eastAsia="Calibri" w:hAnsi="Calibri"/>
-                <w:b w:val="function bold() { [native code] }"/>
-                <w:bCs w:val="function bold() { [native code] }"/>
+                <w:b w:val="0"/>
+                <w:bCs w:val="0"/>
                 <w:color w:val="222222"/>
                 <w:sz w:val="18"/>
                 <w:szCs w:val="18"/>
+                <w:rtl w:val="0"/>
               </w:rPr>
               <w:t xml:space="preserve">ML setup filter, expanding window</w:t>
+            </w:r>
+            <w:r>
+              <w:rPr>
+                <w:rtl w:val="0"/>
+              </w:rPr>
             </w:r>
           </w:p>
         </w:tc>
         <w:tc>
           <w:tcPr>
-            <w:tcW w:type="dxa" w:w="3000"/>
             <w:tcMar>
-              <w:top w:type="dxa" w:w="60"/>
-              <w:left w:type="dxa" w:w="100"/>
-              <w:bottom w:type="dxa" w:w="60"/>
-              <w:right w:type="dxa" w:w="100"/>
+              <w:top w:w="60.0" w:type="dxa"/>
+              <w:left w:w="100.0" w:type="dxa"/>
+              <w:bottom w:w="60.0" w:type="dxa"/>
+              <w:right w:w="100.0" w:type="dxa"/>
             </w:tcMar>
           </w:tcPr>
           <w:p>
             <w:pPr>
-              <w:spacing w:after="0"/>
+              <w:spacing w:after="0" w:lineRule="auto"/>
               <w:jc w:val="center"/>
+              <w:rPr/>
             </w:pPr>
             <w:r>
               <w:rPr>
@@ -535,86 +1407,124 @@
                 <w:color w:val="997722"/>
                 <w:sz w:val="18"/>
                 <w:szCs w:val="18"/>
-              </w:rPr>
-              <w:t xml:space="preserve">Partial — concept works, config stale</w:t>
+                <w:rtl w:val="0"/>
+              </w:rPr>
+              <w:t xml:space="preserve">Partial </w:t>
+            </w:r>
+            <w:r>
+              <w:rPr>
+                <w:color w:val="997722"/>
+                <w:sz w:val="18"/>
+                <w:szCs w:val="18"/>
+                <w:rtl w:val="0"/>
+              </w:rPr>
+              <w:t xml:space="preserve">-</w:t>
+            </w:r>
+            <w:r>
+              <w:rPr>
+                <w:rFonts w:ascii="Calibri" w:cs="Calibri" w:eastAsia="Calibri" w:hAnsi="Calibri"/>
+                <w:color w:val="997722"/>
+                <w:sz w:val="18"/>
+                <w:szCs w:val="18"/>
+                <w:rtl w:val="0"/>
+              </w:rPr>
+              <w:t xml:space="preserve"> concept works, config stale</w:t>
+            </w:r>
+            <w:r>
+              <w:rPr>
+                <w:rtl w:val="0"/>
+              </w:rPr>
             </w:r>
           </w:p>
         </w:tc>
       </w:tr>
       <w:tr>
         <w:trPr>
-          <w:tblHeader w:val="false"/>
+          <w:cantSplit w:val="0"/>
+          <w:tblHeader w:val="0"/>
         </w:trPr>
         <w:tc>
           <w:tcPr>
-            <w:tcW w:type="dxa" w:w="900"/>
             <w:tcMar>
-              <w:top w:type="dxa" w:w="60"/>
-              <w:left w:type="dxa" w:w="100"/>
-              <w:bottom w:type="dxa" w:w="60"/>
-              <w:right w:type="dxa" w:w="100"/>
+              <w:top w:w="60.0" w:type="dxa"/>
+              <w:left w:w="100.0" w:type="dxa"/>
+              <w:bottom w:w="60.0" w:type="dxa"/>
+              <w:right w:w="100.0" w:type="dxa"/>
             </w:tcMar>
           </w:tcPr>
           <w:p>
             <w:pPr>
-              <w:spacing w:after="0"/>
+              <w:spacing w:after="0" w:lineRule="auto"/>
               <w:jc w:val="left"/>
+              <w:rPr/>
             </w:pPr>
             <w:r>
               <w:rPr>
                 <w:rFonts w:ascii="Calibri" w:cs="Calibri" w:eastAsia="Calibri" w:hAnsi="Calibri"/>
-                <w:b w:val="function bold() { [native code] }"/>
-                <w:bCs w:val="function bold() { [native code] }"/>
+                <w:b w:val="0"/>
+                <w:bCs w:val="0"/>
                 <w:color w:val="222222"/>
                 <w:sz w:val="18"/>
                 <w:szCs w:val="18"/>
+                <w:rtl w:val="0"/>
               </w:rPr>
               <w:t xml:space="preserve">3</w:t>
+            </w:r>
+            <w:r>
+              <w:rPr>
+                <w:rtl w:val="0"/>
+              </w:rPr>
             </w:r>
           </w:p>
         </w:tc>
         <w:tc>
           <w:tcPr>
-            <w:tcW w:type="dxa" w:w="5700"/>
             <w:tcMar>
-              <w:top w:type="dxa" w:w="60"/>
-              <w:left w:type="dxa" w:w="100"/>
-              <w:bottom w:type="dxa" w:w="60"/>
-              <w:right w:type="dxa" w:w="100"/>
+              <w:top w:w="60.0" w:type="dxa"/>
+              <w:left w:w="100.0" w:type="dxa"/>
+              <w:bottom w:w="60.0" w:type="dxa"/>
+              <w:right w:w="100.0" w:type="dxa"/>
             </w:tcMar>
           </w:tcPr>
           <w:p>
             <w:pPr>
-              <w:spacing w:after="0"/>
+              <w:spacing w:after="0" w:lineRule="auto"/>
               <w:jc w:val="center"/>
+              <w:rPr/>
             </w:pPr>
             <w:r>
               <w:rPr>
                 <w:rFonts w:ascii="Calibri" w:cs="Calibri" w:eastAsia="Calibri" w:hAnsi="Calibri"/>
-                <w:b w:val="function bold() { [native code] }"/>
-                <w:bCs w:val="function bold() { [native code] }"/>
+                <w:b w:val="0"/>
+                <w:bCs w:val="0"/>
                 <w:color w:val="222222"/>
                 <w:sz w:val="18"/>
                 <w:szCs w:val="18"/>
+                <w:rtl w:val="0"/>
               </w:rPr>
               <w:t xml:space="preserve">Structural upgrades (BOS-only trigger, swing-pivot dealing range)</w:t>
+            </w:r>
+            <w:r>
+              <w:rPr>
+                <w:rtl w:val="0"/>
+              </w:rPr>
             </w:r>
           </w:p>
         </w:tc>
         <w:tc>
           <w:tcPr>
-            <w:tcW w:type="dxa" w:w="3000"/>
             <w:tcMar>
-              <w:top w:type="dxa" w:w="60"/>
-              <w:left w:type="dxa" w:w="100"/>
-              <w:bottom w:type="dxa" w:w="60"/>
-              <w:right w:type="dxa" w:w="100"/>
+              <w:top w:w="60.0" w:type="dxa"/>
+              <w:left w:w="100.0" w:type="dxa"/>
+              <w:bottom w:w="60.0" w:type="dxa"/>
+              <w:right w:w="100.0" w:type="dxa"/>
             </w:tcMar>
           </w:tcPr>
           <w:p>
             <w:pPr>
-              <w:spacing w:after="0"/>
+              <w:spacing w:after="0" w:lineRule="auto"/>
               <w:jc w:val="center"/>
+              <w:rPr/>
             </w:pPr>
             <w:r>
               <w:rPr>
@@ -622,86 +1532,105 @@
                 <w:color w:val="227722"/>
                 <w:sz w:val="18"/>
                 <w:szCs w:val="18"/>
+                <w:rtl w:val="0"/>
               </w:rPr>
               <w:t xml:space="preserve">Adopted</w:t>
+            </w:r>
+            <w:r>
+              <w:rPr>
+                <w:rtl w:val="0"/>
+              </w:rPr>
             </w:r>
           </w:p>
         </w:tc>
       </w:tr>
       <w:tr>
         <w:trPr>
-          <w:tblHeader w:val="false"/>
+          <w:cantSplit w:val="0"/>
+          <w:tblHeader w:val="0"/>
         </w:trPr>
         <w:tc>
           <w:tcPr>
-            <w:tcW w:type="dxa" w:w="900"/>
             <w:tcMar>
-              <w:top w:type="dxa" w:w="60"/>
-              <w:left w:type="dxa" w:w="100"/>
-              <w:bottom w:type="dxa" w:w="60"/>
-              <w:right w:type="dxa" w:w="100"/>
+              <w:top w:w="60.0" w:type="dxa"/>
+              <w:left w:w="100.0" w:type="dxa"/>
+              <w:bottom w:w="60.0" w:type="dxa"/>
+              <w:right w:w="100.0" w:type="dxa"/>
             </w:tcMar>
           </w:tcPr>
           <w:p>
             <w:pPr>
-              <w:spacing w:after="0"/>
+              <w:spacing w:after="0" w:lineRule="auto"/>
               <w:jc w:val="left"/>
+              <w:rPr/>
             </w:pPr>
             <w:r>
               <w:rPr>
                 <w:rFonts w:ascii="Calibri" w:cs="Calibri" w:eastAsia="Calibri" w:hAnsi="Calibri"/>
-                <w:b w:val="function bold() { [native code] }"/>
-                <w:bCs w:val="function bold() { [native code] }"/>
+                <w:b w:val="0"/>
+                <w:bCs w:val="0"/>
                 <w:color w:val="222222"/>
                 <w:sz w:val="18"/>
                 <w:szCs w:val="18"/>
+                <w:rtl w:val="0"/>
               </w:rPr>
               <w:t xml:space="preserve">4</w:t>
+            </w:r>
+            <w:r>
+              <w:rPr>
+                <w:rtl w:val="0"/>
+              </w:rPr>
             </w:r>
           </w:p>
         </w:tc>
         <w:tc>
           <w:tcPr>
-            <w:tcW w:type="dxa" w:w="5700"/>
             <w:tcMar>
-              <w:top w:type="dxa" w:w="60"/>
-              <w:left w:type="dxa" w:w="100"/>
-              <w:bottom w:type="dxa" w:w="60"/>
-              <w:right w:type="dxa" w:w="100"/>
+              <w:top w:w="60.0" w:type="dxa"/>
+              <w:left w:w="100.0" w:type="dxa"/>
+              <w:bottom w:w="60.0" w:type="dxa"/>
+              <w:right w:w="100.0" w:type="dxa"/>
             </w:tcMar>
           </w:tcPr>
           <w:p>
             <w:pPr>
-              <w:spacing w:after="0"/>
+              <w:spacing w:after="0" w:lineRule="auto"/>
               <w:jc w:val="center"/>
+              <w:rPr/>
             </w:pPr>
             <w:r>
               <w:rPr>
                 <w:rFonts w:ascii="Calibri" w:cs="Calibri" w:eastAsia="Calibri" w:hAnsi="Calibri"/>
-                <w:b w:val="function bold() { [native code] }"/>
-                <w:bCs w:val="function bold() { [native code] }"/>
+                <w:b w:val="0"/>
+                <w:bCs w:val="0"/>
                 <w:color w:val="222222"/>
                 <w:sz w:val="18"/>
                 <w:szCs w:val="18"/>
+                <w:rtl w:val="0"/>
               </w:rPr>
               <w:t xml:space="preserve">HTF daily-bias features &amp; filters</w:t>
+            </w:r>
+            <w:r>
+              <w:rPr>
+                <w:rtl w:val="0"/>
+              </w:rPr>
             </w:r>
           </w:p>
         </w:tc>
         <w:tc>
           <w:tcPr>
-            <w:tcW w:type="dxa" w:w="3000"/>
             <w:tcMar>
-              <w:top w:type="dxa" w:w="60"/>
-              <w:left w:type="dxa" w:w="100"/>
-              <w:bottom w:type="dxa" w:w="60"/>
-              <w:right w:type="dxa" w:w="100"/>
+              <w:top w:w="60.0" w:type="dxa"/>
+              <w:left w:w="100.0" w:type="dxa"/>
+              <w:bottom w:w="60.0" w:type="dxa"/>
+              <w:right w:w="100.0" w:type="dxa"/>
             </w:tcMar>
           </w:tcPr>
           <w:p>
             <w:pPr>
-              <w:spacing w:after="0"/>
+              <w:spacing w:after="0" w:lineRule="auto"/>
               <w:jc w:val="center"/>
+              <w:rPr/>
             </w:pPr>
             <w:r>
               <w:rPr>
@@ -709,86 +1638,124 @@
                 <w:color w:val="994444"/>
                 <w:sz w:val="18"/>
                 <w:szCs w:val="18"/>
-              </w:rPr>
-              <w:t xml:space="preserve">Failed — blocks mean-reversion edge</w:t>
+                <w:rtl w:val="0"/>
+              </w:rPr>
+              <w:t xml:space="preserve">Failed </w:t>
+            </w:r>
+            <w:r>
+              <w:rPr>
+                <w:color w:val="994444"/>
+                <w:sz w:val="18"/>
+                <w:szCs w:val="18"/>
+                <w:rtl w:val="0"/>
+              </w:rPr>
+              <w:t xml:space="preserve">-</w:t>
+            </w:r>
+            <w:r>
+              <w:rPr>
+                <w:rFonts w:ascii="Calibri" w:cs="Calibri" w:eastAsia="Calibri" w:hAnsi="Calibri"/>
+                <w:color w:val="994444"/>
+                <w:sz w:val="18"/>
+                <w:szCs w:val="18"/>
+                <w:rtl w:val="0"/>
+              </w:rPr>
+              <w:t xml:space="preserve"> blocks mean-reversion edge</w:t>
+            </w:r>
+            <w:r>
+              <w:rPr>
+                <w:rtl w:val="0"/>
+              </w:rPr>
             </w:r>
           </w:p>
         </w:tc>
       </w:tr>
       <w:tr>
         <w:trPr>
-          <w:tblHeader w:val="false"/>
+          <w:cantSplit w:val="0"/>
+          <w:tblHeader w:val="0"/>
         </w:trPr>
         <w:tc>
           <w:tcPr>
-            <w:tcW w:type="dxa" w:w="900"/>
             <w:tcMar>
-              <w:top w:type="dxa" w:w="60"/>
-              <w:left w:type="dxa" w:w="100"/>
-              <w:bottom w:type="dxa" w:w="60"/>
-              <w:right w:type="dxa" w:w="100"/>
+              <w:top w:w="60.0" w:type="dxa"/>
+              <w:left w:w="100.0" w:type="dxa"/>
+              <w:bottom w:w="60.0" w:type="dxa"/>
+              <w:right w:w="100.0" w:type="dxa"/>
             </w:tcMar>
           </w:tcPr>
           <w:p>
             <w:pPr>
-              <w:spacing w:after="0"/>
+              <w:spacing w:after="0" w:lineRule="auto"/>
               <w:jc w:val="left"/>
+              <w:rPr/>
             </w:pPr>
             <w:r>
               <w:rPr>
                 <w:rFonts w:ascii="Calibri" w:cs="Calibri" w:eastAsia="Calibri" w:hAnsi="Calibri"/>
-                <w:b w:val="function bold() { [native code] }"/>
-                <w:bCs w:val="function bold() { [native code] }"/>
+                <w:b w:val="0"/>
+                <w:bCs w:val="0"/>
                 <w:color w:val="222222"/>
                 <w:sz w:val="18"/>
                 <w:szCs w:val="18"/>
+                <w:rtl w:val="0"/>
               </w:rPr>
               <w:t xml:space="preserve">5</w:t>
+            </w:r>
+            <w:r>
+              <w:rPr>
+                <w:rtl w:val="0"/>
+              </w:rPr>
             </w:r>
           </w:p>
         </w:tc>
         <w:tc>
           <w:tcPr>
-            <w:tcW w:type="dxa" w:w="5700"/>
             <w:tcMar>
-              <w:top w:type="dxa" w:w="60"/>
-              <w:left w:type="dxa" w:w="100"/>
-              <w:bottom w:type="dxa" w:w="60"/>
-              <w:right w:type="dxa" w:w="100"/>
+              <w:top w:w="60.0" w:type="dxa"/>
+              <w:left w:w="100.0" w:type="dxa"/>
+              <w:bottom w:w="60.0" w:type="dxa"/>
+              <w:right w:w="100.0" w:type="dxa"/>
             </w:tcMar>
           </w:tcPr>
           <w:p>
             <w:pPr>
-              <w:spacing w:after="0"/>
+              <w:spacing w:after="0" w:lineRule="auto"/>
               <w:jc w:val="center"/>
+              <w:rPr/>
             </w:pPr>
             <w:r>
               <w:rPr>
                 <w:rFonts w:ascii="Calibri" w:cs="Calibri" w:eastAsia="Calibri" w:hAnsi="Calibri"/>
-                <w:b w:val="function bold() { [native code] }"/>
-                <w:bCs w:val="function bold() { [native code] }"/>
+                <w:b w:val="0"/>
+                <w:bCs w:val="0"/>
                 <w:color w:val="222222"/>
                 <w:sz w:val="18"/>
                 <w:szCs w:val="18"/>
+                <w:rtl w:val="0"/>
               </w:rPr>
               <w:t xml:space="preserve">Confluence comparison (OB, breaker blocks)</w:t>
+            </w:r>
+            <w:r>
+              <w:rPr>
+                <w:rtl w:val="0"/>
+              </w:rPr>
             </w:r>
           </w:p>
         </w:tc>
         <w:tc>
           <w:tcPr>
-            <w:tcW w:type="dxa" w:w="3000"/>
             <w:tcMar>
-              <w:top w:type="dxa" w:w="60"/>
-              <w:left w:type="dxa" w:w="100"/>
-              <w:bottom w:type="dxa" w:w="60"/>
-              <w:right w:type="dxa" w:w="100"/>
+              <w:top w:w="60.0" w:type="dxa"/>
+              <w:left w:w="100.0" w:type="dxa"/>
+              <w:bottom w:w="60.0" w:type="dxa"/>
+              <w:right w:w="100.0" w:type="dxa"/>
             </w:tcMar>
           </w:tcPr>
           <w:p>
             <w:pPr>
-              <w:spacing w:after="0"/>
+              <w:spacing w:after="0" w:lineRule="auto"/>
               <w:jc w:val="center"/>
+              <w:rPr/>
             </w:pPr>
             <w:r>
               <w:rPr>
@@ -796,86 +1763,105 @@
                 <w:color w:val="227722"/>
                 <w:sz w:val="18"/>
                 <w:szCs w:val="18"/>
+                <w:rtl w:val="0"/>
               </w:rPr>
               <w:t xml:space="preserve">Breaker adopted; OB rejected</w:t>
+            </w:r>
+            <w:r>
+              <w:rPr>
+                <w:rtl w:val="0"/>
+              </w:rPr>
             </w:r>
           </w:p>
         </w:tc>
       </w:tr>
       <w:tr>
         <w:trPr>
-          <w:tblHeader w:val="false"/>
+          <w:cantSplit w:val="0"/>
+          <w:tblHeader w:val="0"/>
         </w:trPr>
         <w:tc>
           <w:tcPr>
-            <w:tcW w:type="dxa" w:w="900"/>
             <w:tcMar>
-              <w:top w:type="dxa" w:w="60"/>
-              <w:left w:type="dxa" w:w="100"/>
-              <w:bottom w:type="dxa" w:w="60"/>
-              <w:right w:type="dxa" w:w="100"/>
+              <w:top w:w="60.0" w:type="dxa"/>
+              <w:left w:w="100.0" w:type="dxa"/>
+              <w:bottom w:w="60.0" w:type="dxa"/>
+              <w:right w:w="100.0" w:type="dxa"/>
             </w:tcMar>
           </w:tcPr>
           <w:p>
             <w:pPr>
-              <w:spacing w:after="0"/>
+              <w:spacing w:after="0" w:lineRule="auto"/>
               <w:jc w:val="left"/>
+              <w:rPr/>
             </w:pPr>
             <w:r>
               <w:rPr>
                 <w:rFonts w:ascii="Calibri" w:cs="Calibri" w:eastAsia="Calibri" w:hAnsi="Calibri"/>
-                <w:b w:val="function bold() { [native code] }"/>
-                <w:bCs w:val="function bold() { [native code] }"/>
+                <w:b w:val="0"/>
+                <w:bCs w:val="0"/>
                 <w:color w:val="222222"/>
                 <w:sz w:val="18"/>
                 <w:szCs w:val="18"/>
+                <w:rtl w:val="0"/>
               </w:rPr>
               <w:t xml:space="preserve">6</w:t>
+            </w:r>
+            <w:r>
+              <w:rPr>
+                <w:rtl w:val="0"/>
+              </w:rPr>
             </w:r>
           </w:p>
         </w:tc>
         <w:tc>
           <w:tcPr>
-            <w:tcW w:type="dxa" w:w="5700"/>
             <w:tcMar>
-              <w:top w:type="dxa" w:w="60"/>
-              <w:left w:type="dxa" w:w="100"/>
-              <w:bottom w:type="dxa" w:w="60"/>
-              <w:right w:type="dxa" w:w="100"/>
+              <w:top w:w="60.0" w:type="dxa"/>
+              <w:left w:w="100.0" w:type="dxa"/>
+              <w:bottom w:w="60.0" w:type="dxa"/>
+              <w:right w:w="100.0" w:type="dxa"/>
             </w:tcMar>
           </w:tcPr>
           <w:p>
             <w:pPr>
-              <w:spacing w:after="0"/>
+              <w:spacing w:after="0" w:lineRule="auto"/>
               <w:jc w:val="center"/>
+              <w:rPr/>
             </w:pPr>
             <w:r>
               <w:rPr>
                 <w:rFonts w:ascii="Calibri" w:cs="Calibri" w:eastAsia="Calibri" w:hAnsi="Calibri"/>
-                <w:b w:val="function bold() { [native code] }"/>
-                <w:bCs w:val="function bold() { [native code] }"/>
+                <w:b w:val="0"/>
+                <w:bCs w:val="0"/>
                 <w:color w:val="222222"/>
                 <w:sz w:val="18"/>
                 <w:szCs w:val="18"/>
+                <w:rtl w:val="0"/>
               </w:rPr>
               <w:t xml:space="preserve">Risk-based sizing; HTF trend filter</w:t>
+            </w:r>
+            <w:r>
+              <w:rPr>
+                <w:rtl w:val="0"/>
+              </w:rPr>
             </w:r>
           </w:p>
         </w:tc>
         <w:tc>
           <w:tcPr>
-            <w:tcW w:type="dxa" w:w="3000"/>
             <w:tcMar>
-              <w:top w:type="dxa" w:w="60"/>
-              <w:left w:type="dxa" w:w="100"/>
-              <w:bottom w:type="dxa" w:w="60"/>
-              <w:right w:type="dxa" w:w="100"/>
+              <w:top w:w="60.0" w:type="dxa"/>
+              <w:left w:w="100.0" w:type="dxa"/>
+              <w:bottom w:w="60.0" w:type="dxa"/>
+              <w:right w:w="100.0" w:type="dxa"/>
             </w:tcMar>
           </w:tcPr>
           <w:p>
             <w:pPr>
-              <w:spacing w:after="0"/>
+              <w:spacing w:after="0" w:lineRule="auto"/>
               <w:jc w:val="center"/>
+              <w:rPr/>
             </w:pPr>
             <w:r>
               <w:rPr>
@@ -883,86 +1869,105 @@
                 <w:color w:val="994444"/>
                 <w:sz w:val="18"/>
                 <w:szCs w:val="18"/>
+                <w:rtl w:val="0"/>
               </w:rPr>
               <w:t xml:space="preserve">Both rejected</w:t>
+            </w:r>
+            <w:r>
+              <w:rPr>
+                <w:rtl w:val="0"/>
+              </w:rPr>
             </w:r>
           </w:p>
         </w:tc>
       </w:tr>
       <w:tr>
         <w:trPr>
-          <w:tblHeader w:val="false"/>
+          <w:cantSplit w:val="0"/>
+          <w:tblHeader w:val="0"/>
         </w:trPr>
         <w:tc>
           <w:tcPr>
-            <w:tcW w:type="dxa" w:w="900"/>
             <w:tcMar>
-              <w:top w:type="dxa" w:w="60"/>
-              <w:left w:type="dxa" w:w="100"/>
-              <w:bottom w:type="dxa" w:w="60"/>
-              <w:right w:type="dxa" w:w="100"/>
+              <w:top w:w="60.0" w:type="dxa"/>
+              <w:left w:w="100.0" w:type="dxa"/>
+              <w:bottom w:w="60.0" w:type="dxa"/>
+              <w:right w:w="100.0" w:type="dxa"/>
             </w:tcMar>
           </w:tcPr>
           <w:p>
             <w:pPr>
-              <w:spacing w:after="0"/>
+              <w:spacing w:after="0" w:lineRule="auto"/>
               <w:jc w:val="left"/>
+              <w:rPr/>
             </w:pPr>
             <w:r>
               <w:rPr>
                 <w:rFonts w:ascii="Calibri" w:cs="Calibri" w:eastAsia="Calibri" w:hAnsi="Calibri"/>
-                <w:b w:val="function bold() { [native code] }"/>
-                <w:bCs w:val="function bold() { [native code] }"/>
+                <w:b w:val="0"/>
+                <w:bCs w:val="0"/>
                 <w:color w:val="222222"/>
                 <w:sz w:val="18"/>
                 <w:szCs w:val="18"/>
+                <w:rtl w:val="0"/>
               </w:rPr>
               <w:t xml:space="preserve">7</w:t>
+            </w:r>
+            <w:r>
+              <w:rPr>
+                <w:rtl w:val="0"/>
+              </w:rPr>
             </w:r>
           </w:p>
         </w:tc>
         <w:tc>
           <w:tcPr>
-            <w:tcW w:type="dxa" w:w="5700"/>
             <w:tcMar>
-              <w:top w:type="dxa" w:w="60"/>
-              <w:left w:type="dxa" w:w="100"/>
-              <w:bottom w:type="dxa" w:w="60"/>
-              <w:right w:type="dxa" w:w="100"/>
+              <w:top w:w="60.0" w:type="dxa"/>
+              <w:left w:w="100.0" w:type="dxa"/>
+              <w:bottom w:w="60.0" w:type="dxa"/>
+              <w:right w:w="100.0" w:type="dxa"/>
             </w:tcMar>
           </w:tcPr>
           <w:p>
             <w:pPr>
-              <w:spacing w:after="0"/>
+              <w:spacing w:after="0" w:lineRule="auto"/>
               <w:jc w:val="center"/>
+              <w:rPr/>
             </w:pPr>
             <w:r>
               <w:rPr>
                 <w:rFonts w:ascii="Calibri" w:cs="Calibri" w:eastAsia="Calibri" w:hAnsi="Calibri"/>
-                <w:b w:val="function bold() { [native code] }"/>
-                <w:bCs w:val="function bold() { [native code] }"/>
+                <w:b w:val="0"/>
+                <w:bCs w:val="0"/>
                 <w:color w:val="222222"/>
                 <w:sz w:val="18"/>
                 <w:szCs w:val="18"/>
+                <w:rtl w:val="0"/>
               </w:rPr>
               <w:t xml:space="preserve">Intraday VIX features (5 variants)</w:t>
+            </w:r>
+            <w:r>
+              <w:rPr>
+                <w:rtl w:val="0"/>
+              </w:rPr>
             </w:r>
           </w:p>
         </w:tc>
         <w:tc>
           <w:tcPr>
-            <w:tcW w:type="dxa" w:w="3000"/>
             <w:tcMar>
-              <w:top w:type="dxa" w:w="60"/>
-              <w:left w:type="dxa" w:w="100"/>
-              <w:bottom w:type="dxa" w:w="60"/>
-              <w:right w:type="dxa" w:w="100"/>
+              <w:top w:w="60.0" w:type="dxa"/>
+              <w:left w:w="100.0" w:type="dxa"/>
+              <w:bottom w:w="60.0" w:type="dxa"/>
+              <w:right w:w="100.0" w:type="dxa"/>
             </w:tcMar>
           </w:tcPr>
           <w:p>
             <w:pPr>
-              <w:spacing w:after="0"/>
+              <w:spacing w:after="0" w:lineRule="auto"/>
               <w:jc w:val="center"/>
+              <w:rPr/>
             </w:pPr>
             <w:r>
               <w:rPr>
@@ -970,86 +1975,105 @@
                 <w:color w:val="994444"/>
                 <w:sz w:val="18"/>
                 <w:szCs w:val="18"/>
+                <w:rtl w:val="0"/>
               </w:rPr>
               <w:t xml:space="preserve">All failed vs baseline</w:t>
+            </w:r>
+            <w:r>
+              <w:rPr>
+                <w:rtl w:val="0"/>
+              </w:rPr>
             </w:r>
           </w:p>
         </w:tc>
       </w:tr>
       <w:tr>
         <w:trPr>
-          <w:tblHeader w:val="false"/>
+          <w:cantSplit w:val="0"/>
+          <w:tblHeader w:val="0"/>
         </w:trPr>
         <w:tc>
           <w:tcPr>
-            <w:tcW w:type="dxa" w:w="900"/>
             <w:tcMar>
-              <w:top w:type="dxa" w:w="60"/>
-              <w:left w:type="dxa" w:w="100"/>
-              <w:bottom w:type="dxa" w:w="60"/>
-              <w:right w:type="dxa" w:w="100"/>
+              <w:top w:w="60.0" w:type="dxa"/>
+              <w:left w:w="100.0" w:type="dxa"/>
+              <w:bottom w:w="60.0" w:type="dxa"/>
+              <w:right w:w="100.0" w:type="dxa"/>
             </w:tcMar>
           </w:tcPr>
           <w:p>
             <w:pPr>
-              <w:spacing w:after="0"/>
+              <w:spacing w:after="0" w:lineRule="auto"/>
               <w:jc w:val="left"/>
+              <w:rPr/>
             </w:pPr>
             <w:r>
               <w:rPr>
                 <w:rFonts w:ascii="Calibri" w:cs="Calibri" w:eastAsia="Calibri" w:hAnsi="Calibri"/>
-                <w:b w:val="function bold() { [native code] }"/>
-                <w:bCs w:val="function bold() { [native code] }"/>
+                <w:b w:val="0"/>
+                <w:bCs w:val="0"/>
                 <w:color w:val="222222"/>
                 <w:sz w:val="18"/>
                 <w:szCs w:val="18"/>
+                <w:rtl w:val="0"/>
               </w:rPr>
               <w:t xml:space="preserve">8</w:t>
+            </w:r>
+            <w:r>
+              <w:rPr>
+                <w:rtl w:val="0"/>
+              </w:rPr>
             </w:r>
           </w:p>
         </w:tc>
         <w:tc>
           <w:tcPr>
-            <w:tcW w:type="dxa" w:w="5700"/>
             <w:tcMar>
-              <w:top w:type="dxa" w:w="60"/>
-              <w:left w:type="dxa" w:w="100"/>
-              <w:bottom w:type="dxa" w:w="60"/>
-              <w:right w:type="dxa" w:w="100"/>
+              <w:top w:w="60.0" w:type="dxa"/>
+              <w:left w:w="100.0" w:type="dxa"/>
+              <w:bottom w:w="60.0" w:type="dxa"/>
+              <w:right w:w="100.0" w:type="dxa"/>
             </w:tcMar>
           </w:tcPr>
           <w:p>
             <w:pPr>
-              <w:spacing w:after="0"/>
+              <w:spacing w:after="0" w:lineRule="auto"/>
               <w:jc w:val="center"/>
+              <w:rPr/>
             </w:pPr>
             <w:r>
               <w:rPr>
                 <w:rFonts w:ascii="Calibri" w:cs="Calibri" w:eastAsia="Calibri" w:hAnsi="Calibri"/>
-                <w:b w:val="function bold() { [native code] }"/>
-                <w:bCs w:val="function bold() { [native code] }"/>
+                <w:b w:val="0"/>
+                <w:bCs w:val="0"/>
                 <w:color w:val="222222"/>
                 <w:sz w:val="18"/>
                 <w:szCs w:val="18"/>
+                <w:rtl w:val="0"/>
               </w:rPr>
               <w:t xml:space="preserve">11-year validation of approved config</w:t>
+            </w:r>
+            <w:r>
+              <w:rPr>
+                <w:rtl w:val="0"/>
+              </w:rPr>
             </w:r>
           </w:p>
         </w:tc>
         <w:tc>
           <w:tcPr>
-            <w:tcW w:type="dxa" w:w="3000"/>
             <w:tcMar>
-              <w:top w:type="dxa" w:w="60"/>
-              <w:left w:type="dxa" w:w="100"/>
-              <w:bottom w:type="dxa" w:w="60"/>
-              <w:right w:type="dxa" w:w="100"/>
+              <w:top w:w="60.0" w:type="dxa"/>
+              <w:left w:w="100.0" w:type="dxa"/>
+              <w:bottom w:w="60.0" w:type="dxa"/>
+              <w:right w:w="100.0" w:type="dxa"/>
             </w:tcMar>
           </w:tcPr>
           <w:p>
             <w:pPr>
-              <w:spacing w:after="0"/>
+              <w:spacing w:after="0" w:lineRule="auto"/>
               <w:jc w:val="center"/>
+              <w:rPr/>
             </w:pPr>
             <w:r>
               <w:rPr>
@@ -1057,86 +2081,105 @@
                 <w:color w:val="227722"/>
                 <w:sz w:val="18"/>
                 <w:szCs w:val="18"/>
+                <w:rtl w:val="0"/>
               </w:rPr>
               <w:t xml:space="preserve">+16.0%/yr, 0.73 avg Sharpe (gross)</w:t>
+            </w:r>
+            <w:r>
+              <w:rPr>
+                <w:rtl w:val="0"/>
+              </w:rPr>
             </w:r>
           </w:p>
         </w:tc>
       </w:tr>
       <w:tr>
         <w:trPr>
-          <w:tblHeader w:val="false"/>
+          <w:cantSplit w:val="0"/>
+          <w:tblHeader w:val="0"/>
         </w:trPr>
         <w:tc>
           <w:tcPr>
-            <w:tcW w:type="dxa" w:w="900"/>
             <w:tcMar>
-              <w:top w:type="dxa" w:w="60"/>
-              <w:left w:type="dxa" w:w="100"/>
-              <w:bottom w:type="dxa" w:w="60"/>
-              <w:right w:type="dxa" w:w="100"/>
+              <w:top w:w="60.0" w:type="dxa"/>
+              <w:left w:w="100.0" w:type="dxa"/>
+              <w:bottom w:w="60.0" w:type="dxa"/>
+              <w:right w:w="100.0" w:type="dxa"/>
             </w:tcMar>
           </w:tcPr>
           <w:p>
             <w:pPr>
-              <w:spacing w:after="0"/>
+              <w:spacing w:after="0" w:lineRule="auto"/>
               <w:jc w:val="left"/>
+              <w:rPr/>
             </w:pPr>
             <w:r>
               <w:rPr>
                 <w:rFonts w:ascii="Calibri" w:cs="Calibri" w:eastAsia="Calibri" w:hAnsi="Calibri"/>
-                <w:b w:val="function bold() { [native code] }"/>
-                <w:bCs w:val="function bold() { [native code] }"/>
+                <w:b w:val="0"/>
+                <w:bCs w:val="0"/>
                 <w:color w:val="222222"/>
                 <w:sz w:val="18"/>
                 <w:szCs w:val="18"/>
+                <w:rtl w:val="0"/>
               </w:rPr>
               <w:t xml:space="preserve">9</w:t>
+            </w:r>
+            <w:r>
+              <w:rPr>
+                <w:rtl w:val="0"/>
+              </w:rPr>
             </w:r>
           </w:p>
         </w:tc>
         <w:tc>
           <w:tcPr>
-            <w:tcW w:type="dxa" w:w="5700"/>
             <w:tcMar>
-              <w:top w:type="dxa" w:w="60"/>
-              <w:left w:type="dxa" w:w="100"/>
-              <w:bottom w:type="dxa" w:w="60"/>
-              <w:right w:type="dxa" w:w="100"/>
+              <w:top w:w="60.0" w:type="dxa"/>
+              <w:left w:w="100.0" w:type="dxa"/>
+              <w:bottom w:w="60.0" w:type="dxa"/>
+              <w:right w:w="100.0" w:type="dxa"/>
             </w:tcMar>
           </w:tcPr>
           <w:p>
             <w:pPr>
-              <w:spacing w:after="0"/>
+              <w:spacing w:after="0" w:lineRule="auto"/>
               <w:jc w:val="center"/>
+              <w:rPr/>
             </w:pPr>
             <w:r>
               <w:rPr>
                 <w:rFonts w:ascii="Calibri" w:cs="Calibri" w:eastAsia="Calibri" w:hAnsi="Calibri"/>
-                <w:b w:val="function bold() { [native code] }"/>
-                <w:bCs w:val="function bold() { [native code] }"/>
+                <w:b w:val="0"/>
+                <w:bCs w:val="0"/>
                 <w:color w:val="222222"/>
                 <w:sz w:val="18"/>
                 <w:szCs w:val="18"/>
+                <w:rtl w:val="0"/>
               </w:rPr>
               <w:t xml:space="preserve">State-space delayed entries</w:t>
+            </w:r>
+            <w:r>
+              <w:rPr>
+                <w:rtl w:val="0"/>
+              </w:rPr>
             </w:r>
           </w:p>
         </w:tc>
         <w:tc>
           <w:tcPr>
-            <w:tcW w:type="dxa" w:w="3000"/>
             <w:tcMar>
-              <w:top w:type="dxa" w:w="60"/>
-              <w:left w:type="dxa" w:w="100"/>
-              <w:bottom w:type="dxa" w:w="60"/>
-              <w:right w:type="dxa" w:w="100"/>
+              <w:top w:w="60.0" w:type="dxa"/>
+              <w:left w:w="100.0" w:type="dxa"/>
+              <w:bottom w:w="60.0" w:type="dxa"/>
+              <w:right w:w="100.0" w:type="dxa"/>
             </w:tcMar>
           </w:tcPr>
           <w:p>
             <w:pPr>
-              <w:spacing w:after="0"/>
+              <w:spacing w:after="0" w:lineRule="auto"/>
               <w:jc w:val="center"/>
+              <w:rPr/>
             </w:pPr>
             <w:r>
               <w:rPr>
@@ -1144,86 +2187,105 @@
                 <w:color w:val="994444"/>
                 <w:sz w:val="18"/>
                 <w:szCs w:val="18"/>
+                <w:rtl w:val="0"/>
               </w:rPr>
               <w:t xml:space="preserve">Failed catastrophically</w:t>
+            </w:r>
+            <w:r>
+              <w:rPr>
+                <w:rtl w:val="0"/>
+              </w:rPr>
             </w:r>
           </w:p>
         </w:tc>
       </w:tr>
       <w:tr>
         <w:trPr>
-          <w:tblHeader w:val="false"/>
+          <w:cantSplit w:val="0"/>
+          <w:tblHeader w:val="0"/>
         </w:trPr>
         <w:tc>
           <w:tcPr>
-            <w:tcW w:type="dxa" w:w="900"/>
             <w:tcMar>
-              <w:top w:type="dxa" w:w="60"/>
-              <w:left w:type="dxa" w:w="100"/>
-              <w:bottom w:type="dxa" w:w="60"/>
-              <w:right w:type="dxa" w:w="100"/>
+              <w:top w:w="60.0" w:type="dxa"/>
+              <w:left w:w="100.0" w:type="dxa"/>
+              <w:bottom w:w="60.0" w:type="dxa"/>
+              <w:right w:w="100.0" w:type="dxa"/>
             </w:tcMar>
           </w:tcPr>
           <w:p>
             <w:pPr>
-              <w:spacing w:after="0"/>
+              <w:spacing w:after="0" w:lineRule="auto"/>
               <w:jc w:val="left"/>
+              <w:rPr/>
             </w:pPr>
             <w:r>
               <w:rPr>
                 <w:rFonts w:ascii="Calibri" w:cs="Calibri" w:eastAsia="Calibri" w:hAnsi="Calibri"/>
-                <w:b w:val="function bold() { [native code] }"/>
-                <w:bCs w:val="function bold() { [native code] }"/>
+                <w:b w:val="0"/>
+                <w:bCs w:val="0"/>
                 <w:color w:val="222222"/>
                 <w:sz w:val="18"/>
                 <w:szCs w:val="18"/>
+                <w:rtl w:val="0"/>
               </w:rPr>
               <w:t xml:space="preserve">10</w:t>
+            </w:r>
+            <w:r>
+              <w:rPr>
+                <w:rtl w:val="0"/>
+              </w:rPr>
             </w:r>
           </w:p>
         </w:tc>
         <w:tc>
           <w:tcPr>
-            <w:tcW w:type="dxa" w:w="5700"/>
             <w:tcMar>
-              <w:top w:type="dxa" w:w="60"/>
-              <w:left w:type="dxa" w:w="100"/>
-              <w:bottom w:type="dxa" w:w="60"/>
-              <w:right w:type="dxa" w:w="100"/>
+              <w:top w:w="60.0" w:type="dxa"/>
+              <w:left w:w="100.0" w:type="dxa"/>
+              <w:bottom w:w="60.0" w:type="dxa"/>
+              <w:right w:w="100.0" w:type="dxa"/>
             </w:tcMar>
           </w:tcPr>
           <w:p>
             <w:pPr>
-              <w:spacing w:after="0"/>
+              <w:spacing w:after="0" w:lineRule="auto"/>
               <w:jc w:val="center"/>
+              <w:rPr/>
             </w:pPr>
             <w:r>
               <w:rPr>
                 <w:rFonts w:ascii="Calibri" w:cs="Calibri" w:eastAsia="Calibri" w:hAnsi="Calibri"/>
-                <w:b w:val="function bold() { [native code] }"/>
-                <w:bCs w:val="function bold() { [native code] }"/>
+                <w:b w:val="0"/>
+                <w:bCs w:val="0"/>
                 <w:color w:val="222222"/>
                 <w:sz w:val="18"/>
                 <w:szCs w:val="18"/>
+                <w:rtl w:val="0"/>
               </w:rPr>
               <w:t xml:space="preserve">Break-even win-rate gating</w:t>
+            </w:r>
+            <w:r>
+              <w:rPr>
+                <w:rtl w:val="0"/>
+              </w:rPr>
             </w:r>
           </w:p>
         </w:tc>
         <w:tc>
           <w:tcPr>
-            <w:tcW w:type="dxa" w:w="3000"/>
             <w:tcMar>
-              <w:top w:type="dxa" w:w="60"/>
-              <w:left w:type="dxa" w:w="100"/>
-              <w:bottom w:type="dxa" w:w="60"/>
-              <w:right w:type="dxa" w:w="100"/>
+              <w:top w:w="60.0" w:type="dxa"/>
+              <w:left w:w="100.0" w:type="dxa"/>
+              <w:bottom w:w="60.0" w:type="dxa"/>
+              <w:right w:w="100.0" w:type="dxa"/>
             </w:tcMar>
           </w:tcPr>
           <w:p>
             <w:pPr>
-              <w:spacing w:after="0"/>
+              <w:spacing w:after="0" w:lineRule="auto"/>
               <w:jc w:val="center"/>
+              <w:rPr/>
             </w:pPr>
             <w:r>
               <w:rPr>
@@ -1231,86 +2293,124 @@
                 <w:color w:val="994444"/>
                 <w:sz w:val="18"/>
                 <w:szCs w:val="18"/>
-              </w:rPr>
-              <w:t xml:space="preserve">Failed — negative Sharpe</w:t>
+                <w:rtl w:val="0"/>
+              </w:rPr>
+              <w:t xml:space="preserve">Failed </w:t>
+            </w:r>
+            <w:r>
+              <w:rPr>
+                <w:color w:val="994444"/>
+                <w:sz w:val="18"/>
+                <w:szCs w:val="18"/>
+                <w:rtl w:val="0"/>
+              </w:rPr>
+              <w:t xml:space="preserve">-</w:t>
+            </w:r>
+            <w:r>
+              <w:rPr>
+                <w:rFonts w:ascii="Calibri" w:cs="Calibri" w:eastAsia="Calibri" w:hAnsi="Calibri"/>
+                <w:color w:val="994444"/>
+                <w:sz w:val="18"/>
+                <w:szCs w:val="18"/>
+                <w:rtl w:val="0"/>
+              </w:rPr>
+              <w:t xml:space="preserve"> negative Sharpe</w:t>
+            </w:r>
+            <w:r>
+              <w:rPr>
+                <w:rtl w:val="0"/>
+              </w:rPr>
             </w:r>
           </w:p>
         </w:tc>
       </w:tr>
       <w:tr>
         <w:trPr>
-          <w:tblHeader w:val="false"/>
+          <w:cantSplit w:val="0"/>
+          <w:tblHeader w:val="0"/>
         </w:trPr>
         <w:tc>
           <w:tcPr>
-            <w:tcW w:type="dxa" w:w="900"/>
             <w:tcMar>
-              <w:top w:type="dxa" w:w="60"/>
-              <w:left w:type="dxa" w:w="100"/>
-              <w:bottom w:type="dxa" w:w="60"/>
-              <w:right w:type="dxa" w:w="100"/>
+              <w:top w:w="60.0" w:type="dxa"/>
+              <w:left w:w="100.0" w:type="dxa"/>
+              <w:bottom w:w="60.0" w:type="dxa"/>
+              <w:right w:w="100.0" w:type="dxa"/>
             </w:tcMar>
           </w:tcPr>
           <w:p>
             <w:pPr>
-              <w:spacing w:after="0"/>
+              <w:spacing w:after="0" w:lineRule="auto"/>
               <w:jc w:val="left"/>
+              <w:rPr/>
             </w:pPr>
             <w:r>
               <w:rPr>
                 <w:rFonts w:ascii="Calibri" w:cs="Calibri" w:eastAsia="Calibri" w:hAnsi="Calibri"/>
-                <w:b w:val="function bold() { [native code] }"/>
-                <w:bCs w:val="function bold() { [native code] }"/>
+                <w:b w:val="0"/>
+                <w:bCs w:val="0"/>
                 <w:color w:val="222222"/>
                 <w:sz w:val="18"/>
                 <w:szCs w:val="18"/>
+                <w:rtl w:val="0"/>
               </w:rPr>
               <w:t xml:space="preserve">11</w:t>
+            </w:r>
+            <w:r>
+              <w:rPr>
+                <w:rtl w:val="0"/>
+              </w:rPr>
             </w:r>
           </w:p>
         </w:tc>
         <w:tc>
           <w:tcPr>
-            <w:tcW w:type="dxa" w:w="5700"/>
             <w:tcMar>
-              <w:top w:type="dxa" w:w="60"/>
-              <w:left w:type="dxa" w:w="100"/>
-              <w:bottom w:type="dxa" w:w="60"/>
-              <w:right w:type="dxa" w:w="100"/>
+              <w:top w:w="60.0" w:type="dxa"/>
+              <w:left w:w="100.0" w:type="dxa"/>
+              <w:bottom w:w="60.0" w:type="dxa"/>
+              <w:right w:w="100.0" w:type="dxa"/>
             </w:tcMar>
           </w:tcPr>
           <w:p>
             <w:pPr>
-              <w:spacing w:after="0"/>
+              <w:spacing w:after="0" w:lineRule="auto"/>
               <w:jc w:val="center"/>
+              <w:rPr/>
             </w:pPr>
             <w:r>
               <w:rPr>
                 <w:rFonts w:ascii="Calibri" w:cs="Calibri" w:eastAsia="Calibri" w:hAnsi="Calibri"/>
-                <w:b w:val="function bold() { [native code] }"/>
-                <w:bCs w:val="function bold() { [native code] }"/>
+                <w:b w:val="0"/>
+                <w:bCs w:val="0"/>
                 <w:color w:val="222222"/>
                 <w:sz w:val="18"/>
                 <w:szCs w:val="18"/>
+                <w:rtl w:val="0"/>
               </w:rPr>
               <w:t xml:space="preserve">Chronological training-window sweep</w:t>
+            </w:r>
+            <w:r>
+              <w:rPr>
+                <w:rtl w:val="0"/>
+              </w:rPr>
             </w:r>
           </w:p>
         </w:tc>
         <w:tc>
           <w:tcPr>
-            <w:tcW w:type="dxa" w:w="3000"/>
             <w:tcMar>
-              <w:top w:type="dxa" w:w="60"/>
-              <w:left w:type="dxa" w:w="100"/>
-              <w:bottom w:type="dxa" w:w="60"/>
-              <w:right w:type="dxa" w:w="100"/>
+              <w:top w:w="60.0" w:type="dxa"/>
+              <w:left w:w="100.0" w:type="dxa"/>
+              <w:bottom w:w="60.0" w:type="dxa"/>
+              <w:right w:w="100.0" w:type="dxa"/>
             </w:tcMar>
           </w:tcPr>
           <w:p>
             <w:pPr>
-              <w:spacing w:after="0"/>
+              <w:spacing w:after="0" w:lineRule="auto"/>
               <w:jc w:val="center"/>
+              <w:rPr/>
             </w:pPr>
             <w:r>
               <w:rPr>
@@ -1318,86 +2418,145 @@
                 <w:color w:val="227722"/>
                 <w:sz w:val="18"/>
                 <w:szCs w:val="18"/>
-              </w:rPr>
-              <w:t xml:space="preserve">6-month window adopted → headline result</w:t>
+                <w:rtl w:val="0"/>
+              </w:rPr>
+              <w:t xml:space="preserve">6-month window adopted → </w:t>
+            </w:r>
+            <w:r>
+              <w:rPr>
+                <w:color w:val="227722"/>
+                <w:sz w:val="18"/>
+                <w:szCs w:val="18"/>
+                <w:rtl w:val="0"/>
+              </w:rPr>
+              <w:t xml:space="preserve">best </w:t>
+            </w:r>
+            <w:r>
+              <w:rPr>
+                <w:rFonts w:ascii="Calibri" w:cs="Calibri" w:eastAsia="Calibri" w:hAnsi="Calibri"/>
+                <w:color w:val="227722"/>
+                <w:sz w:val="18"/>
+                <w:szCs w:val="18"/>
+                <w:rtl w:val="0"/>
+              </w:rPr>
+              <w:t xml:space="preserve">result</w:t>
+            </w:r>
+            <w:r>
+              <w:rPr>
+                <w:rtl w:val="0"/>
+              </w:rPr>
             </w:r>
           </w:p>
         </w:tc>
       </w:tr>
       <w:tr>
         <w:trPr>
-          <w:tblHeader w:val="false"/>
+          <w:cantSplit w:val="0"/>
+          <w:tblHeader w:val="0"/>
         </w:trPr>
         <w:tc>
           <w:tcPr>
-            <w:tcW w:type="dxa" w:w="900"/>
             <w:tcMar>
-              <w:top w:type="dxa" w:w="60"/>
-              <w:left w:type="dxa" w:w="100"/>
-              <w:bottom w:type="dxa" w:w="60"/>
-              <w:right w:type="dxa" w:w="100"/>
+              <w:top w:w="60.0" w:type="dxa"/>
+              <w:left w:w="100.0" w:type="dxa"/>
+              <w:bottom w:w="60.0" w:type="dxa"/>
+              <w:right w:w="100.0" w:type="dxa"/>
             </w:tcMar>
           </w:tcPr>
           <w:p>
             <w:pPr>
-              <w:spacing w:after="0"/>
+              <w:spacing w:after="0" w:lineRule="auto"/>
               <w:jc w:val="left"/>
+              <w:rPr/>
             </w:pPr>
             <w:r>
               <w:rPr>
                 <w:rFonts w:ascii="Calibri" w:cs="Calibri" w:eastAsia="Calibri" w:hAnsi="Calibri"/>
-                <w:b w:val="function bold() { [native code] }"/>
-                <w:bCs w:val="function bold() { [native code] }"/>
+                <w:b w:val="0"/>
+                <w:bCs w:val="0"/>
                 <w:color w:val="222222"/>
                 <w:sz w:val="18"/>
                 <w:szCs w:val="18"/>
-              </w:rPr>
-              <w:t xml:space="preserve">12–13</w:t>
+                <w:rtl w:val="0"/>
+              </w:rPr>
+              <w:t xml:space="preserve">12</w:t>
+            </w:r>
+            <w:r>
+              <w:rPr>
+                <w:color w:val="222222"/>
+                <w:sz w:val="18"/>
+                <w:szCs w:val="18"/>
+                <w:rtl w:val="0"/>
+              </w:rPr>
+              <w:t xml:space="preserve">-</w:t>
+            </w:r>
+            <w:r>
+              <w:rPr>
+                <w:rFonts w:ascii="Calibri" w:cs="Calibri" w:eastAsia="Calibri" w:hAnsi="Calibri"/>
+                <w:b w:val="0"/>
+                <w:bCs w:val="0"/>
+                <w:color w:val="222222"/>
+                <w:sz w:val="18"/>
+                <w:szCs w:val="18"/>
+                <w:rtl w:val="0"/>
+              </w:rPr>
+              <w:t xml:space="preserve">13</w:t>
+            </w:r>
+            <w:r>
+              <w:rPr>
+                <w:rtl w:val="0"/>
+              </w:rPr>
             </w:r>
           </w:p>
         </w:tc>
         <w:tc>
           <w:tcPr>
-            <w:tcW w:type="dxa" w:w="5700"/>
             <w:tcMar>
-              <w:top w:type="dxa" w:w="60"/>
-              <w:left w:type="dxa" w:w="100"/>
-              <w:bottom w:type="dxa" w:w="60"/>
-              <w:right w:type="dxa" w:w="100"/>
+              <w:top w:w="60.0" w:type="dxa"/>
+              <w:left w:w="100.0" w:type="dxa"/>
+              <w:bottom w:w="60.0" w:type="dxa"/>
+              <w:right w:w="100.0" w:type="dxa"/>
             </w:tcMar>
           </w:tcPr>
           <w:p>
             <w:pPr>
-              <w:spacing w:after="0"/>
+              <w:spacing w:after="0" w:lineRule="auto"/>
               <w:jc w:val="center"/>
+              <w:rPr/>
             </w:pPr>
             <w:r>
               <w:rPr>
                 <w:rFonts w:ascii="Calibri" w:cs="Calibri" w:eastAsia="Calibri" w:hAnsi="Calibri"/>
-                <w:b w:val="function bold() { [native code] }"/>
-                <w:bCs w:val="function bold() { [native code] }"/>
+                <w:b w:val="0"/>
+                <w:bCs w:val="0"/>
                 <w:color w:val="222222"/>
                 <w:sz w:val="18"/>
                 <w:szCs w:val="18"/>
+                <w:rtl w:val="0"/>
               </w:rPr>
               <w:t xml:space="preserve">Dynamic thresholds; threshold sweep</w:t>
+            </w:r>
+            <w:r>
+              <w:rPr>
+                <w:rtl w:val="0"/>
+              </w:rPr>
             </w:r>
           </w:p>
         </w:tc>
         <w:tc>
           <w:tcPr>
-            <w:tcW w:type="dxa" w:w="3000"/>
             <w:tcMar>
-              <w:top w:type="dxa" w:w="60"/>
-              <w:left w:type="dxa" w:w="100"/>
-              <w:bottom w:type="dxa" w:w="60"/>
-              <w:right w:type="dxa" w:w="100"/>
+              <w:top w:w="60.0" w:type="dxa"/>
+              <w:left w:w="100.0" w:type="dxa"/>
+              <w:bottom w:w="60.0" w:type="dxa"/>
+              <w:right w:w="100.0" w:type="dxa"/>
             </w:tcMar>
           </w:tcPr>
           <w:p>
             <w:pPr>
-              <w:spacing w:after="0"/>
+              <w:spacing w:after="0" w:lineRule="auto"/>
               <w:jc w:val="center"/>
+              <w:rPr/>
             </w:pPr>
             <w:r>
               <w:rPr>
@@ -1405,86 +2564,105 @@
                 <w:color w:val="997722"/>
                 <w:sz w:val="18"/>
                 <w:szCs w:val="18"/>
+                <w:rtl w:val="0"/>
               </w:rPr>
               <w:t xml:space="preserve">Constant 0.25 confirmed</w:t>
+            </w:r>
+            <w:r>
+              <w:rPr>
+                <w:rtl w:val="0"/>
+              </w:rPr>
             </w:r>
           </w:p>
         </w:tc>
       </w:tr>
       <w:tr>
         <w:trPr>
-          <w:tblHeader w:val="false"/>
+          <w:cantSplit w:val="0"/>
+          <w:tblHeader w:val="0"/>
         </w:trPr>
         <w:tc>
           <w:tcPr>
-            <w:tcW w:type="dxa" w:w="900"/>
             <w:tcMar>
-              <w:top w:type="dxa" w:w="60"/>
-              <w:left w:type="dxa" w:w="100"/>
-              <w:bottom w:type="dxa" w:w="60"/>
-              <w:right w:type="dxa" w:w="100"/>
+              <w:top w:w="60.0" w:type="dxa"/>
+              <w:left w:w="100.0" w:type="dxa"/>
+              <w:bottom w:w="60.0" w:type="dxa"/>
+              <w:right w:w="100.0" w:type="dxa"/>
             </w:tcMar>
           </w:tcPr>
           <w:p>
             <w:pPr>
-              <w:spacing w:after="0"/>
+              <w:spacing w:after="0" w:lineRule="auto"/>
               <w:jc w:val="left"/>
+              <w:rPr/>
             </w:pPr>
             <w:r>
               <w:rPr>
                 <w:rFonts w:ascii="Calibri" w:cs="Calibri" w:eastAsia="Calibri" w:hAnsi="Calibri"/>
-                <w:b w:val="function bold() { [native code] }"/>
-                <w:bCs w:val="function bold() { [native code] }"/>
+                <w:b w:val="0"/>
+                <w:bCs w:val="0"/>
                 <w:color w:val="222222"/>
                 <w:sz w:val="18"/>
                 <w:szCs w:val="18"/>
+                <w:rtl w:val="0"/>
               </w:rPr>
               <w:t xml:space="preserve">14</w:t>
+            </w:r>
+            <w:r>
+              <w:rPr>
+                <w:rtl w:val="0"/>
+              </w:rPr>
             </w:r>
           </w:p>
         </w:tc>
         <w:tc>
           <w:tcPr>
-            <w:tcW w:type="dxa" w:w="5700"/>
             <w:tcMar>
-              <w:top w:type="dxa" w:w="60"/>
-              <w:left w:type="dxa" w:w="100"/>
-              <w:bottom w:type="dxa" w:w="60"/>
-              <w:right w:type="dxa" w:w="100"/>
+              <w:top w:w="60.0" w:type="dxa"/>
+              <w:left w:w="100.0" w:type="dxa"/>
+              <w:bottom w:w="60.0" w:type="dxa"/>
+              <w:right w:w="100.0" w:type="dxa"/>
             </w:tcMar>
           </w:tcPr>
           <w:p>
             <w:pPr>
-              <w:spacing w:after="0"/>
+              <w:spacing w:after="0" w:lineRule="auto"/>
               <w:jc w:val="center"/>
+              <w:rPr/>
             </w:pPr>
             <w:r>
               <w:rPr>
                 <w:rFonts w:ascii="Calibri" w:cs="Calibri" w:eastAsia="Calibri" w:hAnsi="Calibri"/>
-                <w:b w:val="function bold() { [native code] }"/>
-                <w:bCs w:val="function bold() { [native code] }"/>
+                <w:b w:val="0"/>
+                <w:bCs w:val="0"/>
                 <w:color w:val="222222"/>
                 <w:sz w:val="18"/>
                 <w:szCs w:val="18"/>
+                <w:rtl w:val="0"/>
               </w:rPr>
               <w:t xml:space="preserve">Five enhancements (decay, BE, ensemble, interactions, pruning)</w:t>
+            </w:r>
+            <w:r>
+              <w:rPr>
+                <w:rtl w:val="0"/>
+              </w:rPr>
             </w:r>
           </w:p>
         </w:tc>
         <w:tc>
           <w:tcPr>
-            <w:tcW w:type="dxa" w:w="3000"/>
             <w:tcMar>
-              <w:top w:type="dxa" w:w="60"/>
-              <w:left w:type="dxa" w:w="100"/>
-              <w:bottom w:type="dxa" w:w="60"/>
-              <w:right w:type="dxa" w:w="100"/>
+              <w:top w:w="60.0" w:type="dxa"/>
+              <w:left w:w="100.0" w:type="dxa"/>
+              <w:bottom w:w="60.0" w:type="dxa"/>
+              <w:right w:w="100.0" w:type="dxa"/>
             </w:tcMar>
           </w:tcPr>
           <w:p>
             <w:pPr>
-              <w:spacing w:after="0"/>
+              <w:spacing w:after="0" w:lineRule="auto"/>
               <w:jc w:val="center"/>
+              <w:rPr/>
             </w:pPr>
             <w:r>
               <w:rPr>
@@ -1492,86 +2670,105 @@
                 <w:color w:val="994444"/>
                 <w:sz w:val="18"/>
                 <w:szCs w:val="18"/>
+                <w:rtl w:val="0"/>
               </w:rPr>
               <w:t xml:space="preserve">All degraded performance</w:t>
+            </w:r>
+            <w:r>
+              <w:rPr>
+                <w:rtl w:val="0"/>
+              </w:rPr>
             </w:r>
           </w:p>
         </w:tc>
       </w:tr>
       <w:tr>
         <w:trPr>
-          <w:tblHeader w:val="false"/>
+          <w:cantSplit w:val="0"/>
+          <w:tblHeader w:val="0"/>
         </w:trPr>
         <w:tc>
           <w:tcPr>
-            <w:tcW w:type="dxa" w:w="900"/>
             <w:tcMar>
-              <w:top w:type="dxa" w:w="60"/>
-              <w:left w:type="dxa" w:w="100"/>
-              <w:bottom w:type="dxa" w:w="60"/>
-              <w:right w:type="dxa" w:w="100"/>
+              <w:top w:w="60.0" w:type="dxa"/>
+              <w:left w:w="100.0" w:type="dxa"/>
+              <w:bottom w:w="60.0" w:type="dxa"/>
+              <w:right w:w="100.0" w:type="dxa"/>
             </w:tcMar>
           </w:tcPr>
           <w:p>
             <w:pPr>
-              <w:spacing w:after="0"/>
+              <w:spacing w:after="0" w:lineRule="auto"/>
               <w:jc w:val="left"/>
+              <w:rPr/>
             </w:pPr>
             <w:r>
               <w:rPr>
                 <w:rFonts w:ascii="Calibri" w:cs="Calibri" w:eastAsia="Calibri" w:hAnsi="Calibri"/>
-                <w:b w:val="function bold() { [native code] }"/>
-                <w:bCs w:val="function bold() { [native code] }"/>
+                <w:b w:val="0"/>
+                <w:bCs w:val="0"/>
                 <w:color w:val="222222"/>
                 <w:sz w:val="18"/>
                 <w:szCs w:val="18"/>
+                <w:rtl w:val="0"/>
               </w:rPr>
               <w:t xml:space="preserve">15</w:t>
+            </w:r>
+            <w:r>
+              <w:rPr>
+                <w:rtl w:val="0"/>
+              </w:rPr>
             </w:r>
           </w:p>
         </w:tc>
         <w:tc>
           <w:tcPr>
-            <w:tcW w:type="dxa" w:w="5700"/>
             <w:tcMar>
-              <w:top w:type="dxa" w:w="60"/>
-              <w:left w:type="dxa" w:w="100"/>
-              <w:bottom w:type="dxa" w:w="60"/>
-              <w:right w:type="dxa" w:w="100"/>
+              <w:top w:w="60.0" w:type="dxa"/>
+              <w:left w:w="100.0" w:type="dxa"/>
+              <w:bottom w:w="60.0" w:type="dxa"/>
+              <w:right w:w="100.0" w:type="dxa"/>
             </w:tcMar>
           </w:tcPr>
           <w:p>
             <w:pPr>
-              <w:spacing w:after="0"/>
+              <w:spacing w:after="0" w:lineRule="auto"/>
               <w:jc w:val="center"/>
+              <w:rPr/>
             </w:pPr>
             <w:r>
               <w:rPr>
                 <w:rFonts w:ascii="Calibri" w:cs="Calibri" w:eastAsia="Calibri" w:hAnsi="Calibri"/>
-                <w:b w:val="function bold() { [native code] }"/>
-                <w:bCs w:val="function bold() { [native code] }"/>
+                <w:b w:val="0"/>
+                <w:bCs w:val="0"/>
                 <w:color w:val="222222"/>
                 <w:sz w:val="18"/>
                 <w:szCs w:val="18"/>
+                <w:rtl w:val="0"/>
               </w:rPr>
               <w:t xml:space="preserve">Port to S&amp;P 500 (ES)</w:t>
+            </w:r>
+            <w:r>
+              <w:rPr>
+                <w:rtl w:val="0"/>
+              </w:rPr>
             </w:r>
           </w:p>
         </w:tc>
         <w:tc>
           <w:tcPr>
-            <w:tcW w:type="dxa" w:w="3000"/>
             <w:tcMar>
-              <w:top w:type="dxa" w:w="60"/>
-              <w:left w:type="dxa" w:w="100"/>
-              <w:bottom w:type="dxa" w:w="60"/>
-              <w:right w:type="dxa" w:w="100"/>
+              <w:top w:w="60.0" w:type="dxa"/>
+              <w:left w:w="100.0" w:type="dxa"/>
+              <w:bottom w:w="60.0" w:type="dxa"/>
+              <w:right w:w="100.0" w:type="dxa"/>
             </w:tcMar>
           </w:tcPr>
           <w:p>
             <w:pPr>
-              <w:spacing w:after="0"/>
+              <w:spacing w:after="0" w:lineRule="auto"/>
               <w:jc w:val="center"/>
+              <w:rPr/>
             </w:pPr>
             <w:r>
               <w:rPr>
@@ -1579,173 +2776,246 @@
                 <w:color w:val="994444"/>
                 <w:sz w:val="18"/>
                 <w:szCs w:val="18"/>
-              </w:rPr>
-              <w:t xml:space="preserve">Failed — strategy is NQ-specific</w:t>
+                <w:rtl w:val="0"/>
+              </w:rPr>
+              <w:t xml:space="preserve">Failed </w:t>
+            </w:r>
+            <w:r>
+              <w:rPr>
+                <w:color w:val="994444"/>
+                <w:sz w:val="18"/>
+                <w:szCs w:val="18"/>
+                <w:rtl w:val="0"/>
+              </w:rPr>
+              <w:t xml:space="preserve">-</w:t>
+            </w:r>
+            <w:r>
+              <w:rPr>
+                <w:rFonts w:ascii="Calibri" w:cs="Calibri" w:eastAsia="Calibri" w:hAnsi="Calibri"/>
+                <w:color w:val="994444"/>
+                <w:sz w:val="18"/>
+                <w:szCs w:val="18"/>
+                <w:rtl w:val="0"/>
+              </w:rPr>
+              <w:t xml:space="preserve"> strategy is NQ-specific</w:t>
+            </w:r>
+            <w:r>
+              <w:rPr>
+                <w:rtl w:val="0"/>
+              </w:rPr>
             </w:r>
           </w:p>
         </w:tc>
       </w:tr>
       <w:tr>
         <w:trPr>
-          <w:tblHeader w:val="false"/>
+          <w:cantSplit w:val="0"/>
+          <w:tblHeader w:val="0"/>
         </w:trPr>
         <w:tc>
           <w:tcPr>
-            <w:tcW w:type="dxa" w:w="900"/>
             <w:tcMar>
-              <w:top w:type="dxa" w:w="60"/>
-              <w:left w:type="dxa" w:w="100"/>
-              <w:bottom w:type="dxa" w:w="60"/>
-              <w:right w:type="dxa" w:w="100"/>
+              <w:top w:w="60.0" w:type="dxa"/>
+              <w:left w:w="100.0" w:type="dxa"/>
+              <w:bottom w:w="60.0" w:type="dxa"/>
+              <w:right w:w="100.0" w:type="dxa"/>
             </w:tcMar>
           </w:tcPr>
           <w:p>
             <w:pPr>
-              <w:spacing w:after="0"/>
+              <w:spacing w:after="0" w:lineRule="auto"/>
               <w:jc w:val="left"/>
+              <w:rPr/>
             </w:pPr>
             <w:r>
               <w:rPr>
                 <w:rFonts w:ascii="Calibri" w:cs="Calibri" w:eastAsia="Calibri" w:hAnsi="Calibri"/>
-                <w:b w:val="function bold() { [native code] }"/>
-                <w:bCs w:val="function bold() { [native code] }"/>
+                <w:b w:val="0"/>
+                <w:bCs w:val="0"/>
                 <w:color w:val="222222"/>
                 <w:sz w:val="18"/>
                 <w:szCs w:val="18"/>
+                <w:rtl w:val="0"/>
               </w:rPr>
               <w:t xml:space="preserve">16</w:t>
+            </w:r>
+            <w:r>
+              <w:rPr>
+                <w:rtl w:val="0"/>
+              </w:rPr>
             </w:r>
           </w:p>
         </w:tc>
         <w:tc>
           <w:tcPr>
-            <w:tcW w:type="dxa" w:w="5700"/>
             <w:tcMar>
-              <w:top w:type="dxa" w:w="60"/>
-              <w:left w:type="dxa" w:w="100"/>
-              <w:bottom w:type="dxa" w:w="60"/>
-              <w:right w:type="dxa" w:w="100"/>
+              <w:top w:w="60.0" w:type="dxa"/>
+              <w:left w:w="100.0" w:type="dxa"/>
+              <w:bottom w:w="60.0" w:type="dxa"/>
+              <w:right w:w="100.0" w:type="dxa"/>
             </w:tcMar>
           </w:tcPr>
           <w:p>
             <w:pPr>
-              <w:spacing w:after="0"/>
+              <w:spacing w:after="0" w:lineRule="auto"/>
               <w:jc w:val="center"/>
+              <w:rPr/>
             </w:pPr>
             <w:r>
               <w:rPr>
                 <w:rFonts w:ascii="Calibri" w:cs="Calibri" w:eastAsia="Calibri" w:hAnsi="Calibri"/>
-                <w:b w:val="function bold() { [native code] }"/>
-                <w:bCs w:val="function bold() { [native code] }"/>
+                <w:b w:val="0"/>
+                <w:bCs w:val="0"/>
                 <w:color w:val="222222"/>
                 <w:sz w:val="18"/>
                 <w:szCs w:val="18"/>
+                <w:rtl w:val="0"/>
               </w:rPr>
               <w:t xml:space="preserve">GBDT ensemble (XGB+LGB+Cat)</w:t>
+            </w:r>
+            <w:r>
+              <w:rPr>
+                <w:rtl w:val="0"/>
+              </w:rPr>
             </w:r>
           </w:p>
         </w:tc>
         <w:tc>
           <w:tcPr>
-            <w:tcW w:type="dxa" w:w="3000"/>
             <w:tcMar>
-              <w:top w:type="dxa" w:w="60"/>
-              <w:left w:type="dxa" w:w="100"/>
-              <w:bottom w:type="dxa" w:w="60"/>
-              <w:right w:type="dxa" w:w="100"/>
+              <w:top w:w="60.0" w:type="dxa"/>
+              <w:left w:w="100.0" w:type="dxa"/>
+              <w:bottom w:w="60.0" w:type="dxa"/>
+              <w:right w:w="100.0" w:type="dxa"/>
             </w:tcMar>
           </w:tcPr>
           <w:p>
             <w:pPr>
-              <w:spacing w:after="0"/>
               <w:jc w:val="center"/>
+              <w:rPr/>
             </w:pPr>
             <w:r>
               <w:rPr>
-                <w:rFonts w:ascii="Calibri" w:cs="Calibri" w:eastAsia="Calibri" w:hAnsi="Calibri"/>
-                <w:color w:val="888888"/>
-                <w:sz w:val="18"/>
-                <w:szCs w:val="18"/>
-              </w:rPr>
-              <w:t xml:space="preserve">Planned, not completed</w:t>
+                <w:color w:val="994444"/>
+                <w:sz w:val="18"/>
+                <w:szCs w:val="18"/>
+                <w:rtl w:val="0"/>
+              </w:rPr>
+              <w:t xml:space="preserve">Failed - lower Sharpe</w:t>
+            </w:r>
+            <w:r>
+              <w:rPr>
+                <w:rtl w:val="0"/>
+              </w:rPr>
             </w:r>
           </w:p>
         </w:tc>
       </w:tr>
       <w:tr>
         <w:trPr>
-          <w:tblHeader w:val="false"/>
+          <w:cantSplit w:val="0"/>
+          <w:tblHeader w:val="0"/>
         </w:trPr>
         <w:tc>
           <w:tcPr>
-            <w:tcW w:type="dxa" w:w="900"/>
             <w:tcMar>
-              <w:top w:type="dxa" w:w="60"/>
-              <w:left w:type="dxa" w:w="100"/>
-              <w:bottom w:type="dxa" w:w="60"/>
-              <w:right w:type="dxa" w:w="100"/>
+              <w:top w:w="60.0" w:type="dxa"/>
+              <w:left w:w="100.0" w:type="dxa"/>
+              <w:bottom w:w="60.0" w:type="dxa"/>
+              <w:right w:w="100.0" w:type="dxa"/>
             </w:tcMar>
           </w:tcPr>
           <w:p>
             <w:pPr>
-              <w:spacing w:after="0"/>
+              <w:spacing w:after="0" w:lineRule="auto"/>
               <w:jc w:val="left"/>
+              <w:rPr/>
             </w:pPr>
             <w:r>
               <w:rPr>
                 <w:rFonts w:ascii="Calibri" w:cs="Calibri" w:eastAsia="Calibri" w:hAnsi="Calibri"/>
-                <w:b w:val="function bold() { [native code] }"/>
-                <w:bCs w:val="function bold() { [native code] }"/>
+                <w:b w:val="0"/>
+                <w:bCs w:val="0"/>
                 <w:color w:val="222222"/>
                 <w:sz w:val="18"/>
                 <w:szCs w:val="18"/>
+                <w:rtl w:val="0"/>
               </w:rPr>
               <w:t xml:space="preserve">17</w:t>
+            </w:r>
+            <w:r>
+              <w:rPr>
+                <w:rtl w:val="0"/>
+              </w:rPr>
             </w:r>
           </w:p>
         </w:tc>
         <w:tc>
           <w:tcPr>
-            <w:tcW w:type="dxa" w:w="5700"/>
             <w:tcMar>
-              <w:top w:type="dxa" w:w="60"/>
-              <w:left w:type="dxa" w:w="100"/>
-              <w:bottom w:type="dxa" w:w="60"/>
-              <w:right w:type="dxa" w:w="100"/>
+              <w:top w:w="60.0" w:type="dxa"/>
+              <w:left w:w="100.0" w:type="dxa"/>
+              <w:bottom w:w="60.0" w:type="dxa"/>
+              <w:right w:w="100.0" w:type="dxa"/>
             </w:tcMar>
           </w:tcPr>
           <w:p>
             <w:pPr>
-              <w:spacing w:after="0"/>
+              <w:spacing w:after="0" w:lineRule="auto"/>
               <w:jc w:val="center"/>
+              <w:rPr/>
             </w:pPr>
             <w:r>
               <w:rPr>
-                <w:rFonts w:ascii="Calibri" w:cs="Calibri" w:eastAsia="Calibri" w:hAnsi="Calibri"/>
-                <w:b w:val="function bold() { [native code] }"/>
-                <w:bCs w:val="function bold() { [native code] }"/>
                 <w:color w:val="222222"/>
                 <w:sz w:val="18"/>
                 <w:szCs w:val="18"/>
-              </w:rPr>
-              <w:t xml:space="preserve">Externally-specified top-down playbook (publicly-taught ICT methodology)</w:t>
+                <w:rtl w:val="0"/>
+              </w:rPr>
+              <w:t xml:space="preserve">Publicly-taught</w:t>
+            </w:r>
+            <w:r>
+              <w:rPr>
+                <w:rFonts w:ascii="Calibri" w:cs="Calibri" w:eastAsia="Calibri" w:hAnsi="Calibri"/>
+                <w:b w:val="0"/>
+                <w:bCs w:val="0"/>
+                <w:color w:val="222222"/>
+                <w:sz w:val="18"/>
+                <w:szCs w:val="18"/>
+                <w:rtl w:val="0"/>
+              </w:rPr>
+              <w:t xml:space="preserve"> top-down </w:t>
+            </w:r>
+            <w:r>
+              <w:rPr>
+                <w:color w:val="222222"/>
+                <w:sz w:val="18"/>
+                <w:szCs w:val="18"/>
+                <w:rtl w:val="0"/>
+              </w:rPr>
+              <w:t xml:space="preserve">ICT playbook</w:t>
+            </w:r>
+            <w:r>
+              <w:rPr>
+                <w:rtl w:val="0"/>
+              </w:rPr>
             </w:r>
           </w:p>
         </w:tc>
         <w:tc>
           <w:tcPr>
-            <w:tcW w:type="dxa" w:w="3000"/>
             <w:tcMar>
-              <w:top w:type="dxa" w:w="60"/>
-              <w:left w:type="dxa" w:w="100"/>
-              <w:bottom w:type="dxa" w:w="60"/>
-              <w:right w:type="dxa" w:w="100"/>
+              <w:top w:w="60.0" w:type="dxa"/>
+              <w:left w:w="100.0" w:type="dxa"/>
+              <w:bottom w:w="60.0" w:type="dxa"/>
+              <w:right w:w="100.0" w:type="dxa"/>
             </w:tcMar>
           </w:tcPr>
           <w:p>
             <w:pPr>
-              <w:spacing w:after="0"/>
+              <w:spacing w:after="0" w:lineRule="auto"/>
               <w:jc w:val="center"/>
+              <w:rPr/>
             </w:pPr>
             <w:r>
               <w:rPr>
@@ -1753,8 +3023,33 @@
                 <w:color w:val="994444"/>
                 <w:sz w:val="18"/>
                 <w:szCs w:val="18"/>
-              </w:rPr>
-              <w:t xml:space="preserve">Failed — ≈ random entries (Section 6)</w:t>
+                <w:rtl w:val="0"/>
+              </w:rPr>
+              <w:t xml:space="preserve">Failed </w:t>
+            </w:r>
+            <w:r>
+              <w:rPr>
+                <w:color w:val="994444"/>
+                <w:sz w:val="18"/>
+                <w:szCs w:val="18"/>
+                <w:rtl w:val="0"/>
+              </w:rPr>
+              <w:t xml:space="preserve">-</w:t>
+            </w:r>
+            <w:r>
+              <w:rPr>
+                <w:rFonts w:ascii="Calibri" w:cs="Calibri" w:eastAsia="Calibri" w:hAnsi="Calibri"/>
+                <w:color w:val="994444"/>
+                <w:sz w:val="18"/>
+                <w:szCs w:val="18"/>
+                <w:rtl w:val="0"/>
+              </w:rPr>
+              <w:t xml:space="preserve"> ≈ random entries (Section 6)</w:t>
+            </w:r>
+            <w:r>
+              <w:rPr>
+                <w:rtl w:val="0"/>
+              </w:rPr>
             </w:r>
           </w:p>
         </w:tc>
@@ -1762,137 +3057,352 @@
     </w:tbl>
     <w:p>
       <w:pPr>
-        <w:spacing w:after="120"/>
+        <w:spacing w:after="120" w:lineRule="auto"/>
+        <w:rPr/>
       </w:pPr>
+      <w:r>
+        <w:rPr>
+          <w:rtl w:val="0"/>
+        </w:rPr>
+      </w:r>
     </w:p>
     <w:p>
       <w:pPr>
         <w:pStyle w:val="Heading1"/>
-        <w:spacing w:after="160" w:before="320"/>
+        <w:spacing w:after="160" w:before="320" w:lineRule="auto"/>
+        <w:rPr/>
       </w:pPr>
       <w:r>
         <w:rPr>
           <w:rFonts w:ascii="Calibri" w:cs="Calibri" w:eastAsia="Calibri" w:hAnsi="Calibri"/>
-          <w:b/>
-          <w:bCs/>
-          <w:color w:val="1F4E79"/>
+          <w:b w:val="1"/>
+          <w:bCs w:val="1"/>
+          <w:color w:val="1f4e79"/>
           <w:sz w:val="30"/>
           <w:szCs w:val="30"/>
-        </w:rPr>
-        <w:t xml:space="preserve">4. The Headline Result — and Why It Demanded Skepticism</w:t>
+          <w:rtl w:val="0"/>
+        </w:rPr>
+        <w:t xml:space="preserve">4. The Headline Result </w:t>
+      </w:r>
+      <w:r>
+        <w:rPr>
+          <w:b w:val="1"/>
+          <w:bCs w:val="1"/>
+          <w:color w:val="1f4e79"/>
+          <w:sz w:val="30"/>
+          <w:szCs w:val="30"/>
+          <w:rtl w:val="0"/>
+        </w:rPr>
+        <w:t xml:space="preserve">-</w:t>
+      </w:r>
+      <w:r>
+        <w:rPr>
+          <w:rFonts w:ascii="Calibri" w:cs="Calibri" w:eastAsia="Calibri" w:hAnsi="Calibri"/>
+          <w:b w:val="1"/>
+          <w:bCs w:val="1"/>
+          <w:color w:val="1f4e79"/>
+          <w:sz w:val="30"/>
+          <w:szCs w:val="30"/>
+          <w:rtl w:val="0"/>
+        </w:rPr>
+        <w:t xml:space="preserve"> and Why It Demanded Skepticism</w:t>
+      </w:r>
+      <w:r>
+        <w:rPr>
+          <w:rtl w:val="0"/>
+        </w:rPr>
       </w:r>
     </w:p>
     <w:p>
       <w:pPr>
-        <w:spacing w:after="160" w:before="0"/>
+        <w:spacing w:after="160" w:before="0" w:lineRule="auto"/>
+        <w:rPr/>
       </w:pPr>
       <w:r>
         <w:rPr>
           <w:rFonts w:ascii="Calibri" w:cs="Calibri" w:eastAsia="Calibri" w:hAnsi="Calibri"/>
           <w:sz w:val="21"/>
           <w:szCs w:val="21"/>
-        </w:rPr>
-        <w:t xml:space="preserve">Phase 11 produced the project’s best configuration: a 6-month chronological training window with a constant 0.25 probability threshold, NY-session entries, a 60-point risk cap, and split exits. As conventionally reported it showed +17.72% average annual return, 0.96 average Sharpe, and 11.48% average max drawdown over 2016–2026 (~422 trades/year).</w:t>
+          <w:rtl w:val="0"/>
+        </w:rPr>
+        <w:t xml:space="preserve">Phase 11 produced the project’s best configuration: a 6-month chronological training window with a constant 0.25 probability threshold, NY-session entries, a 60-point risk cap, and split exits. </w:t>
+      </w:r>
+      <w:r>
+        <w:rPr>
+          <w:rtl w:val="0"/>
+        </w:rPr>
+        <w:t xml:space="preserve">I</w:t>
+      </w:r>
+      <w:r>
+        <w:rPr>
+          <w:rFonts w:ascii="Calibri" w:cs="Calibri" w:eastAsia="Calibri" w:hAnsi="Calibri"/>
+          <w:sz w:val="21"/>
+          <w:szCs w:val="21"/>
+          <w:rtl w:val="0"/>
+        </w:rPr>
+        <w:t xml:space="preserve">t </w:t>
+      </w:r>
+      <w:r>
+        <w:rPr>
+          <w:rtl w:val="0"/>
+        </w:rPr>
+        <w:t xml:space="preserve">appeared to deliver </w:t>
+      </w:r>
+      <w:r>
+        <w:rPr>
+          <w:rFonts w:ascii="Calibri" w:cs="Calibri" w:eastAsia="Calibri" w:hAnsi="Calibri"/>
+          <w:sz w:val="21"/>
+          <w:szCs w:val="21"/>
+          <w:rtl w:val="0"/>
+        </w:rPr>
+        <w:t xml:space="preserve">+17.72% average annual return, 0.96 average Sharpe, and 11.48% average max drawdown over 2016</w:t>
+      </w:r>
+      <w:r>
+        <w:rPr>
+          <w:rtl w:val="0"/>
+        </w:rPr>
+        <w:t xml:space="preserve">-</w:t>
+      </w:r>
+      <w:r>
+        <w:rPr>
+          <w:rFonts w:ascii="Calibri" w:cs="Calibri" w:eastAsia="Calibri" w:hAnsi="Calibri"/>
+          <w:sz w:val="21"/>
+          <w:szCs w:val="21"/>
+          <w:rtl w:val="0"/>
+        </w:rPr>
+        <w:t xml:space="preserve">2026 (~422 trades/year)</w:t>
+      </w:r>
+      <w:r>
+        <w:rPr>
+          <w:rtl w:val="0"/>
+        </w:rPr>
+        <w:t xml:space="preserve">, vastly beating out the S&amp;P 500 stock index. Naturally, such a significant edge warranted careful and rigorous validation.</w:t>
       </w:r>
     </w:p>
     <w:p>
       <w:pPr>
-        <w:spacing w:after="160" w:before="0"/>
+        <w:spacing w:after="160" w:before="0" w:lineRule="auto"/>
+        <w:rPr/>
       </w:pPr>
       <w:r>
         <w:rPr>
           <w:rFonts w:ascii="Calibri" w:cs="Calibri" w:eastAsia="Calibri" w:hAnsi="Calibri"/>
           <w:sz w:val="21"/>
           <w:szCs w:val="21"/>
-        </w:rPr>
-        <w:t xml:space="preserve">Three properties of that number warranted a formal validation battery before any capital decision: it was selected from dozens of swept configurations evaluated on the same data that produced it; it was computed gross of all transaction costs at a ~470 trades/year cadence; and its metric conventions (averaging per-year Sharpes computed from 12 monthly points; averaging per-year drawdowns) are systematically flattering.</w:t>
+          <w:rtl w:val="0"/>
+        </w:rPr>
+        <w:t xml:space="preserve">Three properties of th</w:t>
+      </w:r>
+      <w:r>
+        <w:rPr>
+          <w:rtl w:val="0"/>
+        </w:rPr>
+        <w:t xml:space="preserve">e phase 11 configuration warranted further examination</w:t>
+      </w:r>
+      <w:r>
+        <w:rPr>
+          <w:rFonts w:ascii="Calibri" w:cs="Calibri" w:eastAsia="Calibri" w:hAnsi="Calibri"/>
+          <w:sz w:val="21"/>
+          <w:szCs w:val="21"/>
+          <w:rtl w:val="0"/>
+        </w:rPr>
+        <w:t xml:space="preserve">: its probability threshold was selected from configurations evaluated on </w:t>
+      </w:r>
+      <w:r>
+        <w:rPr>
+          <w:rtl w:val="0"/>
+        </w:rPr>
+        <w:t xml:space="preserve">the whole 11-year dataset rather than what was available at each trade</w:t>
+      </w:r>
+      <w:r>
+        <w:rPr>
+          <w:rFonts w:ascii="Calibri" w:cs="Calibri" w:eastAsia="Calibri" w:hAnsi="Calibri"/>
+          <w:sz w:val="21"/>
+          <w:szCs w:val="21"/>
+          <w:rtl w:val="0"/>
+        </w:rPr>
+        <w:t xml:space="preserve">; </w:t>
+      </w:r>
+      <w:r>
+        <w:rPr>
+          <w:rtl w:val="0"/>
+        </w:rPr>
+        <w:t xml:space="preserve">transaction costs were incorrectly assumed to be near zero over 400 trades/year</w:t>
+      </w:r>
+      <w:r>
+        <w:rPr>
+          <w:rFonts w:ascii="Calibri" w:cs="Calibri" w:eastAsia="Calibri" w:hAnsi="Calibri"/>
+          <w:sz w:val="21"/>
+          <w:szCs w:val="21"/>
+          <w:rtl w:val="0"/>
+        </w:rPr>
+        <w:t xml:space="preserve">; and its metric conventions (averaging per-year Sharpes computed from 12 monthly points; averaging per-year drawdowns) </w:t>
+      </w:r>
+      <w:r>
+        <w:rPr>
+          <w:rtl w:val="0"/>
+        </w:rPr>
+        <w:t xml:space="preserve">were statistically flattering but incorrect</w:t>
+      </w:r>
+      <w:r>
+        <w:rPr>
+          <w:rFonts w:ascii="Calibri" w:cs="Calibri" w:eastAsia="Calibri" w:hAnsi="Calibri"/>
+          <w:sz w:val="21"/>
+          <w:szCs w:val="21"/>
+          <w:rtl w:val="0"/>
+        </w:rPr>
+        <w:t xml:space="preserve">.</w:t>
+      </w:r>
+      <w:r>
+        <w:rPr>
+          <w:rtl w:val="0"/>
+        </w:rPr>
       </w:r>
     </w:p>
     <w:p>
       <w:pPr>
         <w:pStyle w:val="Heading1"/>
-        <w:spacing w:after="160" w:before="320"/>
+        <w:spacing w:after="160" w:before="320" w:lineRule="auto"/>
+        <w:rPr/>
       </w:pPr>
       <w:r>
         <w:rPr>
           <w:rFonts w:ascii="Calibri" w:cs="Calibri" w:eastAsia="Calibri" w:hAnsi="Calibri"/>
-          <w:b/>
-          <w:bCs/>
-          <w:color w:val="1F4E79"/>
+          <w:b w:val="1"/>
+          <w:bCs w:val="1"/>
+          <w:color w:val="1f4e79"/>
           <w:sz w:val="30"/>
           <w:szCs w:val="30"/>
-        </w:rPr>
-        <w:t xml:space="preserve">5. Validation Battery</w:t>
+          <w:rtl w:val="0"/>
+        </w:rPr>
+        <w:t xml:space="preserve">5. Validation </w:t>
+      </w:r>
+      <w:r>
+        <w:rPr>
+          <w:b w:val="1"/>
+          <w:bCs w:val="1"/>
+          <w:color w:val="1f4e79"/>
+          <w:sz w:val="30"/>
+          <w:szCs w:val="30"/>
+          <w:rtl w:val="0"/>
+        </w:rPr>
+        <w:t xml:space="preserve">Tests</w:t>
+      </w:r>
+      <w:r>
+        <w:rPr>
+          <w:rtl w:val="0"/>
+        </w:rPr>
       </w:r>
     </w:p>
     <w:p>
       <w:pPr>
         <w:pStyle w:val="Heading2"/>
-        <w:spacing w:after="120" w:before="240"/>
+        <w:spacing w:after="120" w:before="240" w:lineRule="auto"/>
+        <w:rPr/>
       </w:pPr>
       <w:r>
         <w:rPr>
           <w:rFonts w:ascii="Calibri" w:cs="Calibri" w:eastAsia="Calibri" w:hAnsi="Calibri"/>
-          <w:b/>
-          <w:bCs/>
-          <w:color w:val="1F4E79"/>
+          <w:b w:val="1"/>
+          <w:bCs w:val="1"/>
+          <w:color w:val="1f4e79"/>
           <w:sz w:val="24"/>
           <w:szCs w:val="24"/>
+          <w:rtl w:val="0"/>
         </w:rPr>
         <w:t xml:space="preserve">5.1 Transaction costs</w:t>
+      </w:r>
+      <w:r>
+        <w:rPr>
+          <w:rtl w:val="0"/>
+        </w:rPr>
       </w:r>
     </w:p>
     <w:p>
       <w:pPr>
-        <w:spacing w:after="160" w:before="0"/>
+        <w:spacing w:after="160" w:before="0" w:lineRule="auto"/>
+        <w:rPr/>
       </w:pPr>
       <w:r>
         <w:rPr>
           <w:rFonts w:ascii="Calibri" w:cs="Calibri" w:eastAsia="Calibri" w:hAnsi="Calibri"/>
           <w:sz w:val="21"/>
           <w:szCs w:val="21"/>
-        </w:rPr>
-        <w:t xml:space="preserve">Cost model: $4.60 all-in round-turn commission per NQ contract (1.6 NQ ≈ the strategy’s $32/point exposure) plus one tick of slippage on stop-side exits (scenario A); scenario B adds one tick of entry slippage and two-tick stops. The strategy’s gross expectancy is only ~$37–42 per trade, so fixed per-trade frictions consume 36–74% of the edge.</w:t>
+          <w:rtl w:val="0"/>
+        </w:rPr>
+        <w:t xml:space="preserve">Cost model: $4.60 all-in round-turn commission per NQ contract (1.6 NQ ≈ the strategy’s $32/point exposure) plus one tick of slippage on stop-side exits (scenario A); scenario B adds one tick of entry slippage and two-tick stops. The strategy’s gross expectancy is only ~$37</w:t>
+      </w:r>
+      <w:r>
+        <w:rPr>
+          <w:rtl w:val="0"/>
+        </w:rPr>
+        <w:t xml:space="preserve">-</w:t>
+      </w:r>
+      <w:r>
+        <w:rPr>
+          <w:rFonts w:ascii="Calibri" w:cs="Calibri" w:eastAsia="Calibri" w:hAnsi="Calibri"/>
+          <w:sz w:val="21"/>
+          <w:szCs w:val="21"/>
+          <w:rtl w:val="0"/>
+        </w:rPr>
+        <w:t xml:space="preserve">42 per trade, so fixed per-trade frictions consume 36</w:t>
+      </w:r>
+      <w:r>
+        <w:rPr>
+          <w:rtl w:val="0"/>
+        </w:rPr>
+        <w:t xml:space="preserve">-</w:t>
+      </w:r>
+      <w:r>
+        <w:rPr>
+          <w:rFonts w:ascii="Calibri" w:cs="Calibri" w:eastAsia="Calibri" w:hAnsi="Calibri"/>
+          <w:sz w:val="21"/>
+          <w:szCs w:val="21"/>
+          <w:rtl w:val="0"/>
+        </w:rPr>
+        <w:t xml:space="preserve">74% of the edge. </w:t>
+      </w:r>
+      <w:r>
+        <w:rPr>
+          <w:rtl w:val="0"/>
+        </w:rPr>
+        <w:t xml:space="preserve">Considering that this strategy was originally implemented for MNQ and that it is not possible to trade fractions of NQ contracts implies even these figures may be too optimistic.</w:t>
       </w:r>
     </w:p>
     <w:p>
       <w:pPr>
-        <w:spacing w:after="40" w:before="120"/>
+        <w:spacing w:after="40" w:before="120" w:lineRule="auto"/>
         <w:jc w:val="center"/>
+        <w:rPr/>
       </w:pPr>
       <w:r>
+        <w:rPr/>
         <w:drawing>
-          <wp:inline distT="0" distB="0" distL="0" distR="0">
+          <wp:inline distB="0" distT="0" distL="0" distR="0">
             <wp:extent cx="6096000" cy="2743200"/>
-            <wp:effectExtent t="0" r="0" b="0" l="0"/>
-            <wp:docPr id="1" name="" descr="" title=""/>
-            <wp:cNvGraphicFramePr>
-              <a:graphicFrameLocks xmlns:a="http://schemas.openxmlformats.org/drawingml/2006/main" noChangeAspect="1"/>
-            </wp:cNvGraphicFramePr>
-            <a:graphic xmlns:a="http://schemas.openxmlformats.org/drawingml/2006/main">
+            <wp:effectExtent b="0" l="0" r="0" t="0"/>
+            <wp:docPr id="1" name="image4.png"/>
+            <a:graphic>
               <a:graphicData uri="http://schemas.openxmlformats.org/drawingml/2006/picture">
-                <pic:pic xmlns:pic="http://schemas.openxmlformats.org/drawingml/2006/picture">
+                <pic:pic>
                   <pic:nvPicPr>
-                    <pic:cNvPr id="0" name="" descr=""/>
-                    <pic:cNvPicPr>
-                      <a:picLocks noChangeAspect="1" noChangeArrowheads="1"/>
-                    </pic:cNvPicPr>
+                    <pic:cNvPr id="0" name="image4.png"/>
+                    <pic:cNvPicPr preferRelativeResize="0"/>
                   </pic:nvPicPr>
                   <pic:blipFill>
-                    <a:blip r:embed="rId8" cstate="none"/>
-                    <a:srcRect/>
+                    <a:blip r:embed="rId7"/>
+                    <a:srcRect b="0" l="0" r="0" t="0"/>
                     <a:stretch>
                       <a:fillRect/>
                     </a:stretch>
                   </pic:blipFill>
-                  <pic:spPr bwMode="auto">
+                  <pic:spPr>
                     <a:xfrm>
                       <a:off x="0" y="0"/>
                       <a:ext cx="6096000" cy="2743200"/>
                     </a:xfrm>
-                    <a:prstGeom prst="rect">
-                      <a:avLst/>
-                    </a:prstGeom>
+                    <a:prstGeom prst="rect"/>
+                    <a:ln/>
                   </pic:spPr>
                 </pic:pic>
               </a:graphicData>
@@ -1900,52 +3410,121 @@
           </wp:inline>
         </w:drawing>
       </w:r>
+      <w:r>
+        <w:rPr>
+          <w:rtl w:val="0"/>
+        </w:rPr>
+      </w:r>
     </w:p>
     <w:p>
       <w:pPr>
-        <w:spacing w:after="200"/>
+        <w:spacing w:after="200" w:lineRule="auto"/>
         <w:jc w:val="center"/>
+        <w:rPr/>
       </w:pPr>
       <w:r>
         <w:rPr>
           <w:rFonts w:ascii="Calibri" w:cs="Calibri" w:eastAsia="Calibri" w:hAnsi="Calibri"/>
-          <w:i/>
-          <w:iCs/>
+          <w:i w:val="1"/>
+          <w:iCs w:val="1"/>
           <w:color w:val="666666"/>
           <w:sz w:val="18"/>
           <w:szCs w:val="18"/>
-        </w:rPr>
-        <w:t xml:space="preserve">Figure 1 — Baseline equity curve, gross vs. two cost scenarios. Costs convert a rising equity line into a marginal one.</w:t>
+          <w:rtl w:val="0"/>
+        </w:rPr>
+        <w:t xml:space="preserve">Figure 1 </w:t>
+      </w:r>
+      <w:r>
+        <w:rPr>
+          <w:i w:val="1"/>
+          <w:iCs w:val="1"/>
+          <w:color w:val="666666"/>
+          <w:sz w:val="18"/>
+          <w:szCs w:val="18"/>
+          <w:rtl w:val="0"/>
+        </w:rPr>
+        <w:t xml:space="preserve">-</w:t>
+      </w:r>
+      <w:r>
+        <w:rPr>
+          <w:rFonts w:ascii="Calibri" w:cs="Calibri" w:eastAsia="Calibri" w:hAnsi="Calibri"/>
+          <w:i w:val="1"/>
+          <w:iCs w:val="1"/>
+          <w:color w:val="666666"/>
+          <w:sz w:val="18"/>
+          <w:szCs w:val="18"/>
+          <w:rtl w:val="0"/>
+        </w:rPr>
+        <w:t xml:space="preserve"> Baseline equity curve, gross vs. two cost scenarios. Costs convert a rising equity line into a marginal one.</w:t>
+      </w:r>
+      <w:r>
+        <w:rPr>
+          <w:rtl w:val="0"/>
+        </w:rPr>
       </w:r>
     </w:p>
     <w:p>
       <w:pPr>
         <w:pStyle w:val="Heading2"/>
-        <w:spacing w:after="120" w:before="240"/>
+        <w:spacing w:after="120" w:before="240" w:lineRule="auto"/>
+        <w:rPr/>
       </w:pPr>
       <w:r>
         <w:rPr>
           <w:rFonts w:ascii="Calibri" w:cs="Calibri" w:eastAsia="Calibri" w:hAnsi="Calibri"/>
-          <w:b/>
-          <w:bCs/>
-          <w:color w:val="1F4E79"/>
+          <w:b w:val="1"/>
+          <w:bCs w:val="1"/>
+          <w:color w:val="1f4e79"/>
           <w:sz w:val="24"/>
           <w:szCs w:val="24"/>
-        </w:rPr>
-        <w:t xml:space="preserve">5.2 Honest metric conventions</w:t>
+          <w:rtl w:val="0"/>
+        </w:rPr>
+        <w:t xml:space="preserve">5.2 Re-evaluating under </w:t>
+      </w:r>
+      <w:r>
+        <w:rPr>
+          <w:b w:val="1"/>
+          <w:bCs w:val="1"/>
+          <w:color w:val="1f4e79"/>
+          <w:sz w:val="24"/>
+          <w:szCs w:val="24"/>
+          <w:rtl w:val="0"/>
+        </w:rPr>
+        <w:t xml:space="preserve">standard </w:t>
+      </w:r>
+      <w:r>
+        <w:rPr>
+          <w:rFonts w:ascii="Calibri" w:cs="Calibri" w:eastAsia="Calibri" w:hAnsi="Calibri"/>
+          <w:b w:val="1"/>
+          <w:bCs w:val="1"/>
+          <w:color w:val="1f4e79"/>
+          <w:sz w:val="24"/>
+          <w:szCs w:val="24"/>
+          <w:rtl w:val="0"/>
+        </w:rPr>
+        <w:t xml:space="preserve">metric conventions</w:t>
+      </w:r>
+      <w:r>
+        <w:rPr>
+          <w:rtl w:val="0"/>
+        </w:rPr>
       </w:r>
     </w:p>
     <w:tbl>
       <w:tblPr>
-        <w:tblW w:type="dxa" w:w="9600"/>
+        <w:tblStyle w:val="Table2"/>
+        <w:tblW w:w="9600.0" w:type="dxa"/>
+        <w:jc w:val="left"/>
         <w:tblBorders>
-          <w:top w:val="single" w:color="BBBBBB" w:sz="4"/>
-          <w:left w:val="none"/>
-          <w:bottom w:val="single" w:color="BBBBBB" w:sz="4"/>
-          <w:right w:val="none"/>
-          <w:insideH w:val="single" w:color="DDDDDD" w:sz="2"/>
-          <w:insideV w:val="none"/>
+          <w:top w:color="bbbbbb" w:space="0" w:sz="4" w:val="single"/>
+          <w:left w:color="000000" w:space="0" w:sz="0" w:val="nil"/>
+          <w:bottom w:color="bbbbbb" w:space="0" w:sz="4" w:val="single"/>
+          <w:right w:color="000000" w:space="0" w:sz="0" w:val="nil"/>
+          <w:insideH w:color="dddddd" w:space="0" w:sz="4" w:val="single"/>
+          <w:insideV w:color="000000" w:space="0" w:sz="0" w:val="nil"/>
         </w:tblBorders>
+        <w:tblLayout w:type="fixed"/>
+        <w:tblLook w:val="0000"/>
       </w:tblPr>
       <w:tblGrid>
         <w:gridCol w:w="1750"/>
@@ -1953,733 +3532,990 @@
         <w:gridCol w:w="2100"/>
         <w:gridCol w:w="1900"/>
         <w:gridCol w:w="1850"/>
+        <w:tblGridChange w:id="0">
+          <w:tblGrid>
+            <w:gridCol w:w="1750"/>
+            <w:gridCol w:w="2000"/>
+            <w:gridCol w:w="2100"/>
+            <w:gridCol w:w="1900"/>
+            <w:gridCol w:w="1850"/>
+          </w:tblGrid>
+        </w:tblGridChange>
       </w:tblGrid>
       <w:tr>
         <w:trPr>
-          <w:tblHeader/>
+          <w:cantSplit w:val="0"/>
+          <w:tblHeader w:val="1"/>
         </w:trPr>
         <w:tc>
           <w:tcPr>
-            <w:tcW w:type="dxa" w:w="1750"/>
-            <w:shd w:fill="1F4E79" w:val="clear"/>
+            <w:shd w:fill="1f4e79" w:val="clear"/>
             <w:tcMar>
-              <w:top w:type="dxa" w:w="60"/>
-              <w:left w:type="dxa" w:w="100"/>
-              <w:bottom w:type="dxa" w:w="60"/>
-              <w:right w:type="dxa" w:w="100"/>
+              <w:top w:w="60.0" w:type="dxa"/>
+              <w:left w:w="100.0" w:type="dxa"/>
+              <w:bottom w:w="60.0" w:type="dxa"/>
+              <w:right w:w="100.0" w:type="dxa"/>
             </w:tcMar>
           </w:tcPr>
           <w:p>
             <w:pPr>
-              <w:spacing w:after="0"/>
+              <w:spacing w:after="0" w:lineRule="auto"/>
               <w:jc w:val="left"/>
+              <w:rPr/>
             </w:pPr>
             <w:r>
               <w:rPr>
                 <w:rFonts w:ascii="Calibri" w:cs="Calibri" w:eastAsia="Calibri" w:hAnsi="Calibri"/>
-                <w:b/>
-                <w:bCs/>
-                <w:color w:val="FFFFFF"/>
-                <w:sz w:val="18"/>
-                <w:szCs w:val="18"/>
+                <w:b w:val="1"/>
+                <w:bCs w:val="1"/>
+                <w:color w:val="ffffff"/>
+                <w:sz w:val="18"/>
+                <w:szCs w:val="18"/>
+                <w:rtl w:val="0"/>
               </w:rPr>
               <w:t xml:space="preserve">Metric</w:t>
+            </w:r>
+            <w:r>
+              <w:rPr>
+                <w:rtl w:val="0"/>
+              </w:rPr>
             </w:r>
           </w:p>
         </w:tc>
         <w:tc>
           <w:tcPr>
-            <w:tcW w:type="dxa" w:w="2000"/>
-            <w:shd w:fill="1F4E79" w:val="clear"/>
+            <w:shd w:fill="1f4e79" w:val="clear"/>
             <w:tcMar>
-              <w:top w:type="dxa" w:w="60"/>
-              <w:left w:type="dxa" w:w="100"/>
-              <w:bottom w:type="dxa" w:w="60"/>
-              <w:right w:type="dxa" w:w="100"/>
+              <w:top w:w="60.0" w:type="dxa"/>
+              <w:left w:w="100.0" w:type="dxa"/>
+              <w:bottom w:w="60.0" w:type="dxa"/>
+              <w:right w:w="100.0" w:type="dxa"/>
             </w:tcMar>
           </w:tcPr>
           <w:p>
             <w:pPr>
-              <w:spacing w:after="0"/>
+              <w:spacing w:after="0" w:lineRule="auto"/>
               <w:jc w:val="center"/>
+              <w:rPr/>
             </w:pPr>
             <w:r>
               <w:rPr>
                 <w:rFonts w:ascii="Calibri" w:cs="Calibri" w:eastAsia="Calibri" w:hAnsi="Calibri"/>
-                <w:b/>
-                <w:bCs/>
-                <w:color w:val="FFFFFF"/>
-                <w:sz w:val="18"/>
-                <w:szCs w:val="18"/>
+                <w:b w:val="1"/>
+                <w:bCs w:val="1"/>
+                <w:color w:val="ffffff"/>
+                <w:sz w:val="18"/>
+                <w:szCs w:val="18"/>
+                <w:rtl w:val="0"/>
               </w:rPr>
               <w:t xml:space="preserve">As reported</w:t>
+            </w:r>
+            <w:r>
+              <w:rPr>
+                <w:rtl w:val="0"/>
+              </w:rPr>
             </w:r>
           </w:p>
         </w:tc>
         <w:tc>
           <w:tcPr>
-            <w:tcW w:type="dxa" w:w="2100"/>
-            <w:shd w:fill="1F4E79" w:val="clear"/>
+            <w:shd w:fill="1f4e79" w:val="clear"/>
             <w:tcMar>
-              <w:top w:type="dxa" w:w="60"/>
-              <w:left w:type="dxa" w:w="100"/>
-              <w:bottom w:type="dxa" w:w="60"/>
-              <w:right w:type="dxa" w:w="100"/>
+              <w:top w:w="60.0" w:type="dxa"/>
+              <w:left w:w="100.0" w:type="dxa"/>
+              <w:bottom w:w="60.0" w:type="dxa"/>
+              <w:right w:w="100.0" w:type="dxa"/>
             </w:tcMar>
           </w:tcPr>
           <w:p>
             <w:pPr>
-              <w:spacing w:after="0"/>
+              <w:spacing w:after="0" w:lineRule="auto"/>
               <w:jc w:val="center"/>
+              <w:rPr/>
             </w:pPr>
             <w:r>
               <w:rPr>
                 <w:rFonts w:ascii="Calibri" w:cs="Calibri" w:eastAsia="Calibri" w:hAnsi="Calibri"/>
-                <w:b/>
-                <w:bCs/>
-                <w:color w:val="FFFFFF"/>
-                <w:sz w:val="18"/>
-                <w:szCs w:val="18"/>
+                <w:b w:val="1"/>
+                <w:bCs w:val="1"/>
+                <w:color w:val="ffffff"/>
+                <w:sz w:val="18"/>
+                <w:szCs w:val="18"/>
+                <w:rtl w:val="0"/>
               </w:rPr>
               <w:t xml:space="preserve">Corrected (gross)</w:t>
+            </w:r>
+            <w:r>
+              <w:rPr>
+                <w:rtl w:val="0"/>
+              </w:rPr>
             </w:r>
           </w:p>
         </w:tc>
         <w:tc>
           <w:tcPr>
-            <w:tcW w:type="dxa" w:w="1900"/>
-            <w:shd w:fill="1F4E79" w:val="clear"/>
+            <w:shd w:fill="1f4e79" w:val="clear"/>
             <w:tcMar>
-              <w:top w:type="dxa" w:w="60"/>
-              <w:left w:type="dxa" w:w="100"/>
-              <w:bottom w:type="dxa" w:w="60"/>
-              <w:right w:type="dxa" w:w="100"/>
+              <w:top w:w="60.0" w:type="dxa"/>
+              <w:left w:w="100.0" w:type="dxa"/>
+              <w:bottom w:w="60.0" w:type="dxa"/>
+              <w:right w:w="100.0" w:type="dxa"/>
             </w:tcMar>
           </w:tcPr>
           <w:p>
             <w:pPr>
-              <w:spacing w:after="0"/>
+              <w:spacing w:after="0" w:lineRule="auto"/>
               <w:jc w:val="center"/>
+              <w:rPr/>
             </w:pPr>
             <w:r>
               <w:rPr>
                 <w:rFonts w:ascii="Calibri" w:cs="Calibri" w:eastAsia="Calibri" w:hAnsi="Calibri"/>
-                <w:b/>
-                <w:bCs/>
-                <w:color w:val="FFFFFF"/>
-                <w:sz w:val="18"/>
-                <w:szCs w:val="18"/>
+                <w:b w:val="1"/>
+                <w:bCs w:val="1"/>
+                <w:color w:val="ffffff"/>
+                <w:sz w:val="18"/>
+                <w:szCs w:val="18"/>
+                <w:rtl w:val="0"/>
               </w:rPr>
               <w:t xml:space="preserve">Net, scenario A</w:t>
+            </w:r>
+            <w:r>
+              <w:rPr>
+                <w:rtl w:val="0"/>
+              </w:rPr>
             </w:r>
           </w:p>
         </w:tc>
         <w:tc>
           <w:tcPr>
-            <w:tcW w:type="dxa" w:w="1850"/>
-            <w:shd w:fill="1F4E79" w:val="clear"/>
+            <w:shd w:fill="1f4e79" w:val="clear"/>
             <w:tcMar>
-              <w:top w:type="dxa" w:w="60"/>
-              <w:left w:type="dxa" w:w="100"/>
-              <w:bottom w:type="dxa" w:w="60"/>
-              <w:right w:type="dxa" w:w="100"/>
+              <w:top w:w="60.0" w:type="dxa"/>
+              <w:left w:w="100.0" w:type="dxa"/>
+              <w:bottom w:w="60.0" w:type="dxa"/>
+              <w:right w:w="100.0" w:type="dxa"/>
             </w:tcMar>
           </w:tcPr>
           <w:p>
             <w:pPr>
-              <w:spacing w:after="0"/>
+              <w:spacing w:after="0" w:lineRule="auto"/>
               <w:jc w:val="center"/>
+              <w:rPr/>
             </w:pPr>
             <w:r>
               <w:rPr>
                 <w:rFonts w:ascii="Calibri" w:cs="Calibri" w:eastAsia="Calibri" w:hAnsi="Calibri"/>
-                <w:b/>
-                <w:bCs/>
-                <w:color w:val="FFFFFF"/>
-                <w:sz w:val="18"/>
-                <w:szCs w:val="18"/>
+                <w:b w:val="1"/>
+                <w:bCs w:val="1"/>
+                <w:color w:val="ffffff"/>
+                <w:sz w:val="18"/>
+                <w:szCs w:val="18"/>
+                <w:rtl w:val="0"/>
               </w:rPr>
               <w:t xml:space="preserve">Net, scenario B</w:t>
+            </w:r>
+            <w:r>
+              <w:rPr>
+                <w:rtl w:val="0"/>
+              </w:rPr>
             </w:r>
           </w:p>
         </w:tc>
       </w:tr>
       <w:tr>
         <w:trPr>
-          <w:tblHeader w:val="false"/>
+          <w:cantSplit w:val="0"/>
+          <w:tblHeader w:val="0"/>
         </w:trPr>
         <w:tc>
           <w:tcPr>
-            <w:tcW w:type="dxa" w:w="1750"/>
             <w:tcMar>
-              <w:top w:type="dxa" w:w="60"/>
-              <w:left w:type="dxa" w:w="100"/>
-              <w:bottom w:type="dxa" w:w="60"/>
-              <w:right w:type="dxa" w:w="100"/>
+              <w:top w:w="60.0" w:type="dxa"/>
+              <w:left w:w="100.0" w:type="dxa"/>
+              <w:bottom w:w="60.0" w:type="dxa"/>
+              <w:right w:w="100.0" w:type="dxa"/>
             </w:tcMar>
           </w:tcPr>
           <w:p>
             <w:pPr>
-              <w:spacing w:after="0"/>
+              <w:spacing w:after="0" w:lineRule="auto"/>
               <w:jc w:val="left"/>
+              <w:rPr/>
             </w:pPr>
             <w:r>
               <w:rPr>
                 <w:rFonts w:ascii="Calibri" w:cs="Calibri" w:eastAsia="Calibri" w:hAnsi="Calibri"/>
-                <w:b w:val="function bold() { [native code] }"/>
-                <w:bCs w:val="function bold() { [native code] }"/>
+                <w:b w:val="0"/>
+                <w:bCs w:val="0"/>
                 <w:color w:val="222222"/>
                 <w:sz w:val="18"/>
                 <w:szCs w:val="18"/>
+                <w:rtl w:val="0"/>
               </w:rPr>
               <w:t xml:space="preserve">Sharpe ratio</w:t>
+            </w:r>
+            <w:r>
+              <w:rPr>
+                <w:rtl w:val="0"/>
+              </w:rPr>
             </w:r>
           </w:p>
         </w:tc>
         <w:tc>
           <w:tcPr>
-            <w:tcW w:type="dxa" w:w="2000"/>
             <w:tcMar>
-              <w:top w:type="dxa" w:w="60"/>
-              <w:left w:type="dxa" w:w="100"/>
-              <w:bottom w:type="dxa" w:w="60"/>
-              <w:right w:type="dxa" w:w="100"/>
+              <w:top w:w="60.0" w:type="dxa"/>
+              <w:left w:w="100.0" w:type="dxa"/>
+              <w:bottom w:w="60.0" w:type="dxa"/>
+              <w:right w:w="100.0" w:type="dxa"/>
             </w:tcMar>
           </w:tcPr>
           <w:p>
             <w:pPr>
-              <w:spacing w:after="0"/>
+              <w:spacing w:after="0" w:lineRule="auto"/>
               <w:jc w:val="center"/>
+              <w:rPr/>
             </w:pPr>
             <w:r>
               <w:rPr>
                 <w:rFonts w:ascii="Calibri" w:cs="Calibri" w:eastAsia="Calibri" w:hAnsi="Calibri"/>
-                <w:b w:val="function bold() { [native code] }"/>
-                <w:bCs w:val="function bold() { [native code] }"/>
+                <w:b w:val="0"/>
+                <w:bCs w:val="0"/>
                 <w:color w:val="222222"/>
                 <w:sz w:val="18"/>
                 <w:szCs w:val="18"/>
+                <w:rtl w:val="0"/>
               </w:rPr>
               <w:t xml:space="preserve">0.96 (avg of yearly)</w:t>
+            </w:r>
+            <w:r>
+              <w:rPr>
+                <w:rtl w:val="0"/>
+              </w:rPr>
             </w:r>
           </w:p>
         </w:tc>
         <w:tc>
           <w:tcPr>
-            <w:tcW w:type="dxa" w:w="2100"/>
             <w:tcMar>
-              <w:top w:type="dxa" w:w="60"/>
-              <w:left w:type="dxa" w:w="100"/>
-              <w:bottom w:type="dxa" w:w="60"/>
-              <w:right w:type="dxa" w:w="100"/>
+              <w:top w:w="60.0" w:type="dxa"/>
+              <w:left w:w="100.0" w:type="dxa"/>
+              <w:bottom w:w="60.0" w:type="dxa"/>
+              <w:right w:w="100.0" w:type="dxa"/>
             </w:tcMar>
           </w:tcPr>
           <w:p>
             <w:pPr>
-              <w:spacing w:after="0"/>
+              <w:spacing w:after="0" w:lineRule="auto"/>
               <w:jc w:val="center"/>
+              <w:rPr/>
             </w:pPr>
             <w:r>
               <w:rPr>
                 <w:rFonts w:ascii="Calibri" w:cs="Calibri" w:eastAsia="Calibri" w:hAnsi="Calibri"/>
-                <w:b w:val="function bold() { [native code] }"/>
-                <w:bCs w:val="function bold() { [native code] }"/>
+                <w:b w:val="0"/>
+                <w:bCs w:val="0"/>
                 <w:color w:val="222222"/>
                 <w:sz w:val="18"/>
                 <w:szCs w:val="18"/>
-              </w:rPr>
-              <w:t xml:space="preserve">0.59–0.62 (pooled)</w:t>
+                <w:rtl w:val="0"/>
+              </w:rPr>
+              <w:t xml:space="preserve">0.59</w:t>
+            </w:r>
+            <w:r>
+              <w:rPr>
+                <w:color w:val="222222"/>
+                <w:sz w:val="18"/>
+                <w:szCs w:val="18"/>
+                <w:rtl w:val="0"/>
+              </w:rPr>
+              <w:t xml:space="preserve">-</w:t>
+            </w:r>
+            <w:r>
+              <w:rPr>
+                <w:rFonts w:ascii="Calibri" w:cs="Calibri" w:eastAsia="Calibri" w:hAnsi="Calibri"/>
+                <w:b w:val="0"/>
+                <w:bCs w:val="0"/>
+                <w:color w:val="222222"/>
+                <w:sz w:val="18"/>
+                <w:szCs w:val="18"/>
+                <w:rtl w:val="0"/>
+              </w:rPr>
+              <w:t xml:space="preserve">0.62 (pooled)</w:t>
+            </w:r>
+            <w:r>
+              <w:rPr>
+                <w:rtl w:val="0"/>
+              </w:rPr>
             </w:r>
           </w:p>
         </w:tc>
         <w:tc>
           <w:tcPr>
-            <w:tcW w:type="dxa" w:w="1900"/>
             <w:tcMar>
-              <w:top w:type="dxa" w:w="60"/>
-              <w:left w:type="dxa" w:w="100"/>
-              <w:bottom w:type="dxa" w:w="60"/>
-              <w:right w:type="dxa" w:w="100"/>
+              <w:top w:w="60.0" w:type="dxa"/>
+              <w:left w:w="100.0" w:type="dxa"/>
+              <w:bottom w:w="60.0" w:type="dxa"/>
+              <w:right w:w="100.0" w:type="dxa"/>
             </w:tcMar>
           </w:tcPr>
           <w:p>
             <w:pPr>
-              <w:spacing w:after="0"/>
+              <w:spacing w:after="0" w:lineRule="auto"/>
               <w:jc w:val="center"/>
+              <w:rPr/>
             </w:pPr>
             <w:r>
               <w:rPr>
                 <w:rFonts w:ascii="Calibri" w:cs="Calibri" w:eastAsia="Calibri" w:hAnsi="Calibri"/>
-                <w:b w:val="function bold() { [native code] }"/>
-                <w:bCs w:val="function bold() { [native code] }"/>
+                <w:b w:val="0"/>
+                <w:bCs w:val="0"/>
                 <w:color w:val="222222"/>
                 <w:sz w:val="18"/>
                 <w:szCs w:val="18"/>
+                <w:rtl w:val="0"/>
               </w:rPr>
               <w:t xml:space="preserve">0.40</w:t>
+            </w:r>
+            <w:r>
+              <w:rPr>
+                <w:rtl w:val="0"/>
+              </w:rPr>
             </w:r>
           </w:p>
         </w:tc>
         <w:tc>
           <w:tcPr>
-            <w:tcW w:type="dxa" w:w="1850"/>
             <w:tcMar>
-              <w:top w:type="dxa" w:w="60"/>
-              <w:left w:type="dxa" w:w="100"/>
-              <w:bottom w:type="dxa" w:w="60"/>
-              <w:right w:type="dxa" w:w="100"/>
+              <w:top w:w="60.0" w:type="dxa"/>
+              <w:left w:w="100.0" w:type="dxa"/>
+              <w:bottom w:w="60.0" w:type="dxa"/>
+              <w:right w:w="100.0" w:type="dxa"/>
             </w:tcMar>
           </w:tcPr>
           <w:p>
             <w:pPr>
-              <w:spacing w:after="0"/>
+              <w:spacing w:after="0" w:lineRule="auto"/>
               <w:jc w:val="center"/>
+              <w:rPr/>
             </w:pPr>
             <w:r>
               <w:rPr>
                 <w:rFonts w:ascii="Calibri" w:cs="Calibri" w:eastAsia="Calibri" w:hAnsi="Calibri"/>
-                <w:b w:val="function bold() { [native code] }"/>
-                <w:bCs w:val="function bold() { [native code] }"/>
+                <w:b w:val="0"/>
+                <w:bCs w:val="0"/>
                 <w:color w:val="222222"/>
                 <w:sz w:val="18"/>
                 <w:szCs w:val="18"/>
+                <w:rtl w:val="0"/>
               </w:rPr>
               <w:t xml:space="preserve">0.22</w:t>
+            </w:r>
+            <w:r>
+              <w:rPr>
+                <w:rtl w:val="0"/>
+              </w:rPr>
             </w:r>
           </w:p>
         </w:tc>
       </w:tr>
       <w:tr>
         <w:trPr>
-          <w:tblHeader w:val="false"/>
+          <w:cantSplit w:val="0"/>
+          <w:tblHeader w:val="0"/>
         </w:trPr>
         <w:tc>
           <w:tcPr>
-            <w:tcW w:type="dxa" w:w="1750"/>
             <w:tcMar>
-              <w:top w:type="dxa" w:w="60"/>
-              <w:left w:type="dxa" w:w="100"/>
-              <w:bottom w:type="dxa" w:w="60"/>
-              <w:right w:type="dxa" w:w="100"/>
+              <w:top w:w="60.0" w:type="dxa"/>
+              <w:left w:w="100.0" w:type="dxa"/>
+              <w:bottom w:w="60.0" w:type="dxa"/>
+              <w:right w:w="100.0" w:type="dxa"/>
             </w:tcMar>
           </w:tcPr>
           <w:p>
             <w:pPr>
-              <w:spacing w:after="0"/>
+              <w:spacing w:after="0" w:lineRule="auto"/>
               <w:jc w:val="left"/>
+              <w:rPr/>
             </w:pPr>
             <w:r>
               <w:rPr>
                 <w:rFonts w:ascii="Calibri" w:cs="Calibri" w:eastAsia="Calibri" w:hAnsi="Calibri"/>
-                <w:b w:val="function bold() { [native code] }"/>
-                <w:bCs w:val="function bold() { [native code] }"/>
+                <w:b w:val="0"/>
+                <w:bCs w:val="0"/>
                 <w:color w:val="222222"/>
                 <w:sz w:val="18"/>
                 <w:szCs w:val="18"/>
+                <w:rtl w:val="0"/>
               </w:rPr>
               <w:t xml:space="preserve">Return</w:t>
+            </w:r>
+            <w:r>
+              <w:rPr>
+                <w:rtl w:val="0"/>
+              </w:rPr>
             </w:r>
           </w:p>
         </w:tc>
         <w:tc>
           <w:tcPr>
-            <w:tcW w:type="dxa" w:w="2000"/>
             <w:tcMar>
-              <w:top w:type="dxa" w:w="60"/>
-              <w:left w:type="dxa" w:w="100"/>
-              <w:bottom w:type="dxa" w:w="60"/>
-              <w:right w:type="dxa" w:w="100"/>
+              <w:top w:w="60.0" w:type="dxa"/>
+              <w:left w:w="100.0" w:type="dxa"/>
+              <w:bottom w:w="60.0" w:type="dxa"/>
+              <w:right w:w="100.0" w:type="dxa"/>
             </w:tcMar>
           </w:tcPr>
           <w:p>
             <w:pPr>
-              <w:spacing w:after="0"/>
+              <w:spacing w:after="0" w:lineRule="auto"/>
               <w:jc w:val="center"/>
+              <w:rPr/>
             </w:pPr>
             <w:r>
               <w:rPr>
                 <w:rFonts w:ascii="Calibri" w:cs="Calibri" w:eastAsia="Calibri" w:hAnsi="Calibri"/>
-                <w:b w:val="function bold() { [native code] }"/>
-                <w:bCs w:val="function bold() { [native code] }"/>
+                <w:b w:val="0"/>
+                <w:bCs w:val="0"/>
                 <w:color w:val="222222"/>
                 <w:sz w:val="18"/>
                 <w:szCs w:val="18"/>
+                <w:rtl w:val="0"/>
               </w:rPr>
               <w:t xml:space="preserve">17.7% (avg yearly)</w:t>
+            </w:r>
+            <w:r>
+              <w:rPr>
+                <w:rtl w:val="0"/>
+              </w:rPr>
             </w:r>
           </w:p>
         </w:tc>
         <w:tc>
           <w:tcPr>
-            <w:tcW w:type="dxa" w:w="2100"/>
             <w:tcMar>
-              <w:top w:type="dxa" w:w="60"/>
-              <w:left w:type="dxa" w:w="100"/>
-              <w:bottom w:type="dxa" w:w="60"/>
-              <w:right w:type="dxa" w:w="100"/>
+              <w:top w:w="60.0" w:type="dxa"/>
+              <w:left w:w="100.0" w:type="dxa"/>
+              <w:bottom w:w="60.0" w:type="dxa"/>
+              <w:right w:w="100.0" w:type="dxa"/>
             </w:tcMar>
           </w:tcPr>
           <w:p>
             <w:pPr>
-              <w:spacing w:after="0"/>
+              <w:spacing w:after="0" w:lineRule="auto"/>
               <w:jc w:val="center"/>
+              <w:rPr/>
             </w:pPr>
             <w:r>
               <w:rPr>
                 <w:rFonts w:ascii="Calibri" w:cs="Calibri" w:eastAsia="Calibri" w:hAnsi="Calibri"/>
-                <w:b w:val="function bold() { [native code] }"/>
-                <w:bCs w:val="function bold() { [native code] }"/>
+                <w:b w:val="0"/>
+                <w:bCs w:val="0"/>
                 <w:color w:val="222222"/>
                 <w:sz w:val="18"/>
                 <w:szCs w:val="18"/>
-              </w:rPr>
-              <w:t xml:space="preserve">7.5–15.3% CAGR</w:t>
+                <w:rtl w:val="0"/>
+              </w:rPr>
+              <w:t xml:space="preserve">7.5</w:t>
+            </w:r>
+            <w:r>
+              <w:rPr>
+                <w:color w:val="222222"/>
+                <w:sz w:val="18"/>
+                <w:szCs w:val="18"/>
+                <w:rtl w:val="0"/>
+              </w:rPr>
+              <w:t xml:space="preserve">-</w:t>
+            </w:r>
+            <w:r>
+              <w:rPr>
+                <w:rFonts w:ascii="Calibri" w:cs="Calibri" w:eastAsia="Calibri" w:hAnsi="Calibri"/>
+                <w:b w:val="0"/>
+                <w:bCs w:val="0"/>
+                <w:color w:val="222222"/>
+                <w:sz w:val="18"/>
+                <w:szCs w:val="18"/>
+                <w:rtl w:val="0"/>
+              </w:rPr>
+              <w:t xml:space="preserve">15.3% CAGR</w:t>
+            </w:r>
+            <w:r>
+              <w:rPr>
+                <w:rtl w:val="0"/>
+              </w:rPr>
             </w:r>
           </w:p>
         </w:tc>
         <w:tc>
           <w:tcPr>
-            <w:tcW w:type="dxa" w:w="1900"/>
             <w:tcMar>
-              <w:top w:type="dxa" w:w="60"/>
-              <w:left w:type="dxa" w:w="100"/>
-              <w:bottom w:type="dxa" w:w="60"/>
-              <w:right w:type="dxa" w:w="100"/>
+              <w:top w:w="60.0" w:type="dxa"/>
+              <w:left w:w="100.0" w:type="dxa"/>
+              <w:bottom w:w="60.0" w:type="dxa"/>
+              <w:right w:w="100.0" w:type="dxa"/>
             </w:tcMar>
           </w:tcPr>
           <w:p>
             <w:pPr>
-              <w:spacing w:after="0"/>
+              <w:spacing w:after="0" w:lineRule="auto"/>
               <w:jc w:val="center"/>
+              <w:rPr/>
             </w:pPr>
             <w:r>
               <w:rPr>
                 <w:rFonts w:ascii="Calibri" w:cs="Calibri" w:eastAsia="Calibri" w:hAnsi="Calibri"/>
-                <w:b w:val="function bold() { [native code] }"/>
-                <w:bCs w:val="function bold() { [native code] }"/>
+                <w:b w:val="0"/>
+                <w:bCs w:val="0"/>
                 <w:color w:val="222222"/>
                 <w:sz w:val="18"/>
                 <w:szCs w:val="18"/>
+                <w:rtl w:val="0"/>
               </w:rPr>
               <w:t xml:space="preserve">5.4%</w:t>
+            </w:r>
+            <w:r>
+              <w:rPr>
+                <w:rtl w:val="0"/>
+              </w:rPr>
             </w:r>
           </w:p>
         </w:tc>
         <w:tc>
           <w:tcPr>
-            <w:tcW w:type="dxa" w:w="1850"/>
             <w:tcMar>
-              <w:top w:type="dxa" w:w="60"/>
-              <w:left w:type="dxa" w:w="100"/>
-              <w:bottom w:type="dxa" w:w="60"/>
-              <w:right w:type="dxa" w:w="100"/>
+              <w:top w:w="60.0" w:type="dxa"/>
+              <w:left w:w="100.0" w:type="dxa"/>
+              <w:bottom w:w="60.0" w:type="dxa"/>
+              <w:right w:w="100.0" w:type="dxa"/>
             </w:tcMar>
           </w:tcPr>
           <w:p>
             <w:pPr>
-              <w:spacing w:after="0"/>
+              <w:spacing w:after="0" w:lineRule="auto"/>
               <w:jc w:val="center"/>
+              <w:rPr/>
             </w:pPr>
             <w:r>
               <w:rPr>
                 <w:rFonts w:ascii="Calibri" w:cs="Calibri" w:eastAsia="Calibri" w:hAnsi="Calibri"/>
-                <w:b w:val="function bold() { [native code] }"/>
-                <w:bCs w:val="function bold() { [native code] }"/>
+                <w:b w:val="0"/>
+                <w:bCs w:val="0"/>
                 <w:color w:val="222222"/>
                 <w:sz w:val="18"/>
                 <w:szCs w:val="18"/>
+                <w:rtl w:val="0"/>
               </w:rPr>
               <w:t xml:space="preserve">2.5%</w:t>
+            </w:r>
+            <w:r>
+              <w:rPr>
+                <w:rtl w:val="0"/>
+              </w:rPr>
             </w:r>
           </w:p>
         </w:tc>
       </w:tr>
       <w:tr>
         <w:trPr>
-          <w:tblHeader w:val="false"/>
+          <w:cantSplit w:val="0"/>
+          <w:tblHeader w:val="0"/>
         </w:trPr>
         <w:tc>
           <w:tcPr>
-            <w:tcW w:type="dxa" w:w="1750"/>
             <w:tcMar>
-              <w:top w:type="dxa" w:w="60"/>
-              <w:left w:type="dxa" w:w="100"/>
-              <w:bottom w:type="dxa" w:w="60"/>
-              <w:right w:type="dxa" w:w="100"/>
+              <w:top w:w="60.0" w:type="dxa"/>
+              <w:left w:w="100.0" w:type="dxa"/>
+              <w:bottom w:w="60.0" w:type="dxa"/>
+              <w:right w:w="100.0" w:type="dxa"/>
             </w:tcMar>
           </w:tcPr>
           <w:p>
             <w:pPr>
-              <w:spacing w:after="0"/>
+              <w:spacing w:after="0" w:lineRule="auto"/>
               <w:jc w:val="left"/>
+              <w:rPr/>
             </w:pPr>
             <w:r>
               <w:rPr>
                 <w:rFonts w:ascii="Calibri" w:cs="Calibri" w:eastAsia="Calibri" w:hAnsi="Calibri"/>
-                <w:b w:val="function bold() { [native code] }"/>
-                <w:bCs w:val="function bold() { [native code] }"/>
+                <w:b w:val="0"/>
+                <w:bCs w:val="0"/>
                 <w:color w:val="222222"/>
                 <w:sz w:val="18"/>
                 <w:szCs w:val="18"/>
+                <w:rtl w:val="0"/>
               </w:rPr>
               <w:t xml:space="preserve">Max drawdown</w:t>
+            </w:r>
+            <w:r>
+              <w:rPr>
+                <w:rtl w:val="0"/>
+              </w:rPr>
             </w:r>
           </w:p>
         </w:tc>
         <w:tc>
           <w:tcPr>
-            <w:tcW w:type="dxa" w:w="2000"/>
             <w:tcMar>
-              <w:top w:type="dxa" w:w="60"/>
-              <w:left w:type="dxa" w:w="100"/>
-              <w:bottom w:type="dxa" w:w="60"/>
-              <w:right w:type="dxa" w:w="100"/>
+              <w:top w:w="60.0" w:type="dxa"/>
+              <w:left w:w="100.0" w:type="dxa"/>
+              <w:bottom w:w="60.0" w:type="dxa"/>
+              <w:right w:w="100.0" w:type="dxa"/>
             </w:tcMar>
           </w:tcPr>
           <w:p>
             <w:pPr>
-              <w:spacing w:after="0"/>
+              <w:spacing w:after="0" w:lineRule="auto"/>
               <w:jc w:val="center"/>
+              <w:rPr/>
             </w:pPr>
             <w:r>
               <w:rPr>
                 <w:rFonts w:ascii="Calibri" w:cs="Calibri" w:eastAsia="Calibri" w:hAnsi="Calibri"/>
-                <w:b w:val="function bold() { [native code] }"/>
-                <w:bCs w:val="function bold() { [native code] }"/>
+                <w:b w:val="0"/>
+                <w:bCs w:val="0"/>
                 <w:color w:val="222222"/>
                 <w:sz w:val="18"/>
                 <w:szCs w:val="18"/>
+                <w:rtl w:val="0"/>
               </w:rPr>
               <w:t xml:space="preserve">11.5% (avg yearly)</w:t>
+            </w:r>
+            <w:r>
+              <w:rPr>
+                <w:rtl w:val="0"/>
+              </w:rPr>
             </w:r>
           </w:p>
         </w:tc>
         <w:tc>
           <w:tcPr>
-            <w:tcW w:type="dxa" w:w="2100"/>
             <w:tcMar>
-              <w:top w:type="dxa" w:w="60"/>
-              <w:left w:type="dxa" w:w="100"/>
-              <w:bottom w:type="dxa" w:w="60"/>
-              <w:right w:type="dxa" w:w="100"/>
+              <w:top w:w="60.0" w:type="dxa"/>
+              <w:left w:w="100.0" w:type="dxa"/>
+              <w:bottom w:w="60.0" w:type="dxa"/>
+              <w:right w:w="100.0" w:type="dxa"/>
             </w:tcMar>
           </w:tcPr>
           <w:p>
             <w:pPr>
-              <w:spacing w:after="0"/>
+              <w:spacing w:after="0" w:lineRule="auto"/>
               <w:jc w:val="center"/>
+              <w:rPr/>
             </w:pPr>
             <w:r>
               <w:rPr>
                 <w:rFonts w:ascii="Calibri" w:cs="Calibri" w:eastAsia="Calibri" w:hAnsi="Calibri"/>
-                <w:b w:val="function bold() { [native code] }"/>
-                <w:bCs w:val="function bold() { [native code] }"/>
+                <w:b w:val="0"/>
+                <w:bCs w:val="0"/>
                 <w:color w:val="222222"/>
                 <w:sz w:val="18"/>
                 <w:szCs w:val="18"/>
-              </w:rPr>
-              <w:t xml:space="preserve">24–36% (full period)</w:t>
+                <w:rtl w:val="0"/>
+              </w:rPr>
+              <w:t xml:space="preserve">24</w:t>
+            </w:r>
+            <w:r>
+              <w:rPr>
+                <w:color w:val="222222"/>
+                <w:sz w:val="18"/>
+                <w:szCs w:val="18"/>
+                <w:rtl w:val="0"/>
+              </w:rPr>
+              <w:t xml:space="preserve">-</w:t>
+            </w:r>
+            <w:r>
+              <w:rPr>
+                <w:rFonts w:ascii="Calibri" w:cs="Calibri" w:eastAsia="Calibri" w:hAnsi="Calibri"/>
+                <w:b w:val="0"/>
+                <w:bCs w:val="0"/>
+                <w:color w:val="222222"/>
+                <w:sz w:val="18"/>
+                <w:szCs w:val="18"/>
+                <w:rtl w:val="0"/>
+              </w:rPr>
+              <w:t xml:space="preserve">36% (full period)</w:t>
+            </w:r>
+            <w:r>
+              <w:rPr>
+                <w:rtl w:val="0"/>
+              </w:rPr>
             </w:r>
           </w:p>
         </w:tc>
         <w:tc>
           <w:tcPr>
-            <w:tcW w:type="dxa" w:w="1900"/>
             <w:tcMar>
-              <w:top w:type="dxa" w:w="60"/>
-              <w:left w:type="dxa" w:w="100"/>
-              <w:bottom w:type="dxa" w:w="60"/>
-              <w:right w:type="dxa" w:w="100"/>
+              <w:top w:w="60.0" w:type="dxa"/>
+              <w:left w:w="100.0" w:type="dxa"/>
+              <w:bottom w:w="60.0" w:type="dxa"/>
+              <w:right w:w="100.0" w:type="dxa"/>
             </w:tcMar>
           </w:tcPr>
           <w:p>
             <w:pPr>
-              <w:spacing w:after="0"/>
+              <w:spacing w:after="0" w:lineRule="auto"/>
               <w:jc w:val="center"/>
+              <w:rPr/>
             </w:pPr>
             <w:r>
               <w:rPr>
                 <w:rFonts w:ascii="Calibri" w:cs="Calibri" w:eastAsia="Calibri" w:hAnsi="Calibri"/>
-                <w:b w:val="function bold() { [native code] }"/>
-                <w:bCs w:val="function bold() { [native code] }"/>
+                <w:b w:val="0"/>
+                <w:bCs w:val="0"/>
                 <w:color w:val="222222"/>
                 <w:sz w:val="18"/>
                 <w:szCs w:val="18"/>
+                <w:rtl w:val="0"/>
               </w:rPr>
               <w:t xml:space="preserve">33%</w:t>
+            </w:r>
+            <w:r>
+              <w:rPr>
+                <w:rtl w:val="0"/>
+              </w:rPr>
             </w:r>
           </w:p>
         </w:tc>
         <w:tc>
           <w:tcPr>
-            <w:tcW w:type="dxa" w:w="1850"/>
             <w:tcMar>
-              <w:top w:type="dxa" w:w="60"/>
-              <w:left w:type="dxa" w:w="100"/>
-              <w:bottom w:type="dxa" w:w="60"/>
-              <w:right w:type="dxa" w:w="100"/>
+              <w:top w:w="60.0" w:type="dxa"/>
+              <w:left w:w="100.0" w:type="dxa"/>
+              <w:bottom w:w="60.0" w:type="dxa"/>
+              <w:right w:w="100.0" w:type="dxa"/>
             </w:tcMar>
           </w:tcPr>
           <w:p>
             <w:pPr>
-              <w:spacing w:after="0"/>
+              <w:spacing w:after="0" w:lineRule="auto"/>
               <w:jc w:val="center"/>
+              <w:rPr/>
             </w:pPr>
             <w:r>
               <w:rPr>
                 <w:rFonts w:ascii="Calibri" w:cs="Calibri" w:eastAsia="Calibri" w:hAnsi="Calibri"/>
-                <w:b w:val="function bold() { [native code] }"/>
-                <w:bCs w:val="function bold() { [native code] }"/>
+                <w:b w:val="0"/>
+                <w:bCs w:val="0"/>
                 <w:color w:val="222222"/>
                 <w:sz w:val="18"/>
                 <w:szCs w:val="18"/>
+                <w:rtl w:val="0"/>
               </w:rPr>
               <w:t xml:space="preserve">45%</w:t>
+            </w:r>
+            <w:r>
+              <w:rPr>
+                <w:rtl w:val="0"/>
+              </w:rPr>
             </w:r>
           </w:p>
         </w:tc>
       </w:tr>
       <w:tr>
         <w:trPr>
-          <w:tblHeader w:val="false"/>
+          <w:cantSplit w:val="0"/>
+          <w:tblHeader w:val="0"/>
         </w:trPr>
         <w:tc>
           <w:tcPr>
-            <w:tcW w:type="dxa" w:w="1750"/>
             <w:tcMar>
-              <w:top w:type="dxa" w:w="60"/>
-              <w:left w:type="dxa" w:w="100"/>
-              <w:bottom w:type="dxa" w:w="60"/>
-              <w:right w:type="dxa" w:w="100"/>
+              <w:top w:w="60.0" w:type="dxa"/>
+              <w:left w:w="100.0" w:type="dxa"/>
+              <w:bottom w:w="60.0" w:type="dxa"/>
+              <w:right w:w="100.0" w:type="dxa"/>
             </w:tcMar>
           </w:tcPr>
           <w:p>
             <w:pPr>
-              <w:spacing w:after="0"/>
+              <w:spacing w:after="0" w:lineRule="auto"/>
               <w:jc w:val="left"/>
+              <w:rPr/>
             </w:pPr>
             <w:r>
               <w:rPr>
                 <w:rFonts w:ascii="Calibri" w:cs="Calibri" w:eastAsia="Calibri" w:hAnsi="Calibri"/>
-                <w:b w:val="function bold() { [native code] }"/>
-                <w:bCs w:val="function bold() { [native code] }"/>
+                <w:b w:val="0"/>
+                <w:bCs w:val="0"/>
                 <w:color w:val="222222"/>
                 <w:sz w:val="18"/>
                 <w:szCs w:val="18"/>
-              </w:rPr>
-              <w:t xml:space="preserve">Calmar</w:t>
+                <w:rtl w:val="0"/>
+              </w:rPr>
+              <w:t xml:space="preserve">Calmar ratio</w:t>
+            </w:r>
+            <w:r>
+              <w:rPr>
+                <w:rtl w:val="0"/>
+              </w:rPr>
             </w:r>
           </w:p>
         </w:tc>
         <w:tc>
           <w:tcPr>
-            <w:tcW w:type="dxa" w:w="2000"/>
             <w:tcMar>
-              <w:top w:type="dxa" w:w="60"/>
-              <w:left w:type="dxa" w:w="100"/>
-              <w:bottom w:type="dxa" w:w="60"/>
-              <w:right w:type="dxa" w:w="100"/>
+              <w:top w:w="60.0" w:type="dxa"/>
+              <w:left w:w="100.0" w:type="dxa"/>
+              <w:bottom w:w="60.0" w:type="dxa"/>
+              <w:right w:w="100.0" w:type="dxa"/>
             </w:tcMar>
           </w:tcPr>
           <w:p>
             <w:pPr>
-              <w:spacing w:after="0"/>
+              <w:spacing w:after="0" w:lineRule="auto"/>
               <w:jc w:val="center"/>
+              <w:rPr/>
             </w:pPr>
             <w:r>
               <w:rPr>
-                <w:rFonts w:ascii="Calibri" w:cs="Calibri" w:eastAsia="Calibri" w:hAnsi="Calibri"/>
-                <w:b w:val="function bold() { [native code] }"/>
-                <w:bCs w:val="function bold() { [native code] }"/>
                 <w:color w:val="222222"/>
                 <w:sz w:val="18"/>
                 <w:szCs w:val="18"/>
-              </w:rPr>
-              <w:t xml:space="preserve">~1.5 (implied)</w:t>
+                <w:rtl w:val="0"/>
+              </w:rPr>
+              <w:t xml:space="preserve">~</w:t>
+            </w:r>
+            <w:r>
+              <w:rPr>
+                <w:rFonts w:ascii="Calibri" w:cs="Calibri" w:eastAsia="Calibri" w:hAnsi="Calibri"/>
+                <w:b w:val="0"/>
+                <w:bCs w:val="0"/>
+                <w:color w:val="222222"/>
+                <w:sz w:val="18"/>
+                <w:szCs w:val="18"/>
+                <w:rtl w:val="0"/>
+              </w:rPr>
+              <w:t xml:space="preserve">1.5 (implied)</w:t>
+            </w:r>
+            <w:r>
+              <w:rPr>
+                <w:rtl w:val="0"/>
+              </w:rPr>
             </w:r>
           </w:p>
         </w:tc>
         <w:tc>
           <w:tcPr>
-            <w:tcW w:type="dxa" w:w="2100"/>
             <w:tcMar>
-              <w:top w:type="dxa" w:w="60"/>
-              <w:left w:type="dxa" w:w="100"/>
-              <w:bottom w:type="dxa" w:w="60"/>
-              <w:right w:type="dxa" w:w="100"/>
+              <w:top w:w="60.0" w:type="dxa"/>
+              <w:left w:w="100.0" w:type="dxa"/>
+              <w:bottom w:w="60.0" w:type="dxa"/>
+              <w:right w:w="100.0" w:type="dxa"/>
             </w:tcMar>
           </w:tcPr>
           <w:p>
             <w:pPr>
-              <w:spacing w:after="0"/>
+              <w:spacing w:after="0" w:lineRule="auto"/>
               <w:jc w:val="center"/>
+              <w:rPr/>
             </w:pPr>
             <w:r>
               <w:rPr>
                 <w:rFonts w:ascii="Calibri" w:cs="Calibri" w:eastAsia="Calibri" w:hAnsi="Calibri"/>
-                <w:b w:val="function bold() { [native code] }"/>
-                <w:bCs w:val="function bold() { [native code] }"/>
+                <w:b w:val="0"/>
+                <w:bCs w:val="0"/>
                 <w:color w:val="222222"/>
                 <w:sz w:val="18"/>
                 <w:szCs w:val="18"/>
-              </w:rPr>
-              <w:t xml:space="preserve">0.31–0.42</w:t>
+                <w:rtl w:val="0"/>
+              </w:rPr>
+              <w:t xml:space="preserve">0.31</w:t>
+            </w:r>
+            <w:r>
+              <w:rPr>
+                <w:color w:val="222222"/>
+                <w:sz w:val="18"/>
+                <w:szCs w:val="18"/>
+                <w:rtl w:val="0"/>
+              </w:rPr>
+              <w:t xml:space="preserve">-</w:t>
+            </w:r>
+            <w:r>
+              <w:rPr>
+                <w:rFonts w:ascii="Calibri" w:cs="Calibri" w:eastAsia="Calibri" w:hAnsi="Calibri"/>
+                <w:b w:val="0"/>
+                <w:bCs w:val="0"/>
+                <w:color w:val="222222"/>
+                <w:sz w:val="18"/>
+                <w:szCs w:val="18"/>
+                <w:rtl w:val="0"/>
+              </w:rPr>
+              <w:t xml:space="preserve">0.42</w:t>
+            </w:r>
+            <w:r>
+              <w:rPr>
+                <w:rtl w:val="0"/>
+              </w:rPr>
             </w:r>
           </w:p>
         </w:tc>
         <w:tc>
           <w:tcPr>
-            <w:tcW w:type="dxa" w:w="1900"/>
             <w:tcMar>
-              <w:top w:type="dxa" w:w="60"/>
-              <w:left w:type="dxa" w:w="100"/>
-              <w:bottom w:type="dxa" w:w="60"/>
-              <w:right w:type="dxa" w:w="100"/>
+              <w:top w:w="60.0" w:type="dxa"/>
+              <w:left w:w="100.0" w:type="dxa"/>
+              <w:bottom w:w="60.0" w:type="dxa"/>
+              <w:right w:w="100.0" w:type="dxa"/>
             </w:tcMar>
           </w:tcPr>
           <w:p>
             <w:pPr>
-              <w:spacing w:after="0"/>
+              <w:spacing w:after="0" w:lineRule="auto"/>
               <w:jc w:val="center"/>
+              <w:rPr/>
             </w:pPr>
             <w:r>
               <w:rPr>
                 <w:rFonts w:ascii="Calibri" w:cs="Calibri" w:eastAsia="Calibri" w:hAnsi="Calibri"/>
-                <w:b w:val="function bold() { [native code] }"/>
-                <w:bCs w:val="function bold() { [native code] }"/>
+                <w:b w:val="0"/>
+                <w:bCs w:val="0"/>
                 <w:color w:val="222222"/>
                 <w:sz w:val="18"/>
                 <w:szCs w:val="18"/>
+                <w:rtl w:val="0"/>
               </w:rPr>
               <w:t xml:space="preserve">0.16</w:t>
+            </w:r>
+            <w:r>
+              <w:rPr>
+                <w:rtl w:val="0"/>
+              </w:rPr>
             </w:r>
           </w:p>
         </w:tc>
         <w:tc>
           <w:tcPr>
-            <w:tcW w:type="dxa" w:w="1850"/>
             <w:tcMar>
-              <w:top w:type="dxa" w:w="60"/>
-              <w:left w:type="dxa" w:w="100"/>
-              <w:bottom w:type="dxa" w:w="60"/>
-              <w:right w:type="dxa" w:w="100"/>
+              <w:top w:w="60.0" w:type="dxa"/>
+              <w:left w:w="100.0" w:type="dxa"/>
+              <w:bottom w:w="60.0" w:type="dxa"/>
+              <w:right w:w="100.0" w:type="dxa"/>
             </w:tcMar>
           </w:tcPr>
           <w:p>
             <w:pPr>
-              <w:spacing w:after="0"/>
+              <w:spacing w:after="0" w:lineRule="auto"/>
               <w:jc w:val="center"/>
+              <w:rPr/>
             </w:pPr>
             <w:r>
               <w:rPr>
                 <w:rFonts w:ascii="Calibri" w:cs="Calibri" w:eastAsia="Calibri" w:hAnsi="Calibri"/>
-                <w:b w:val="function bold() { [native code] }"/>
-                <w:bCs w:val="function bold() { [native code] }"/>
+                <w:b w:val="0"/>
+                <w:bCs w:val="0"/>
                 <w:color w:val="222222"/>
                 <w:sz w:val="18"/>
                 <w:szCs w:val="18"/>
+                <w:rtl w:val="0"/>
               </w:rPr>
               <w:t xml:space="preserve">0.06</w:t>
+            </w:r>
+            <w:r>
+              <w:rPr>
+                <w:rtl w:val="0"/>
+              </w:rPr>
             </w:r>
           </w:p>
         </w:tc>
@@ -2687,90 +4523,176 @@
     </w:tbl>
     <w:p>
       <w:pPr>
-        <w:spacing w:after="60"/>
+        <w:spacing w:after="60" w:lineRule="auto"/>
+        <w:rPr/>
       </w:pPr>
+      <w:r>
+        <w:rPr>
+          <w:rtl w:val="0"/>
+        </w:rPr>
+      </w:r>
     </w:p>
     <w:p>
       <w:pPr>
-        <w:spacing w:after="160" w:before="0"/>
+        <w:spacing w:after="160" w:before="0" w:lineRule="auto"/>
+        <w:rPr/>
       </w:pPr>
       <w:r>
         <w:rPr>
           <w:rFonts w:ascii="Calibri" w:cs="Calibri" w:eastAsia="Calibri" w:hAnsi="Calibri"/>
           <w:sz w:val="21"/>
           <w:szCs w:val="21"/>
-        </w:rPr>
-        <w:t xml:space="preserve">Corrected-gross ranges span the original LightGBM run (from its own yearly table) and the reproduction run (Section 5.5). Every correction is a standard convention, not a judgment call: pooled monthly Sharpe over all 120 months rather than an average of 11 noisy yearly Sharpes; full-period peak-to-trough drawdown rather than an average of within-year drawdowns.</w:t>
+          <w:rtl w:val="0"/>
+        </w:rPr>
+        <w:t xml:space="preserve">Corrected</w:t>
+      </w:r>
+      <w:r>
+        <w:rPr>
+          <w:rtl w:val="0"/>
+        </w:rPr>
+        <w:t xml:space="preserve"> numbers (pooled monthly Sharpe vs. average, full-period max drawdown rather than average of yearly max drawdowns) using standard metrics reveal that trading commissions take away much of the strategy’s edge</w:t>
+      </w:r>
+      <w:r>
+        <w:rPr>
+          <w:rFonts w:ascii="Calibri" w:cs="Calibri" w:eastAsia="Calibri" w:hAnsi="Calibri"/>
+          <w:sz w:val="21"/>
+          <w:szCs w:val="21"/>
+          <w:rtl w:val="0"/>
+        </w:rPr>
+        <w:t xml:space="preserve">. </w:t>
+      </w:r>
+      <w:r>
+        <w:rPr>
+          <w:rtl w:val="0"/>
+        </w:rPr>
       </w:r>
     </w:p>
     <w:p>
       <w:pPr>
         <w:pStyle w:val="Heading2"/>
-        <w:spacing w:after="120" w:before="240"/>
+        <w:spacing w:after="120" w:before="240" w:lineRule="auto"/>
+        <w:rPr/>
       </w:pPr>
       <w:r>
         <w:rPr>
           <w:rFonts w:ascii="Calibri" w:cs="Calibri" w:eastAsia="Calibri" w:hAnsi="Calibri"/>
-          <w:b/>
-          <w:bCs/>
-          <w:color w:val="1F4E79"/>
+          <w:b w:val="1"/>
+          <w:bCs w:val="1"/>
+          <w:color w:val="1f4e79"/>
           <w:sz w:val="24"/>
           <w:szCs w:val="24"/>
+          <w:rtl w:val="0"/>
         </w:rPr>
         <w:t xml:space="preserve">5.3 Nested walk-forward: measuring selection bias</w:t>
+      </w:r>
+      <w:r>
+        <w:rPr>
+          <w:rtl w:val="0"/>
+        </w:rPr>
       </w:r>
     </w:p>
     <w:p>
       <w:pPr>
-        <w:spacing w:after="160" w:before="0"/>
+        <w:spacing w:after="160" w:before="0" w:lineRule="auto"/>
+        <w:rPr/>
       </w:pPr>
       <w:r>
         <w:rPr>
           <w:rFonts w:ascii="Calibri" w:cs="Calibri" w:eastAsia="Calibri" w:hAnsi="Calibri"/>
           <w:sz w:val="21"/>
           <w:szCs w:val="21"/>
-        </w:rPr>
-        <w:t xml:space="preserve">The window and threshold were originally chosen by sweeping configurations over the full sample. To measure the cost of that hindsight, a nested protocol re-selected the configuration each year using only prior data (12-cell grid), then traded the following year with it. The honest procedure earns a 0.19 pooled Sharpe and 1.8% CAGR net — roughly half of the fixed-configuration result vanishes, and the nested selections lost money in 2024, 2025, and 2026H1.</w:t>
+          <w:rtl w:val="0"/>
+        </w:rPr>
+        <w:t xml:space="preserve">The window and threshold were originally chosen </w:t>
+      </w:r>
+      <w:r>
+        <w:rPr>
+          <w:rtl w:val="0"/>
+        </w:rPr>
+        <w:t xml:space="preserve">using</w:t>
+      </w:r>
+      <w:r>
+        <w:rPr>
+          <w:rFonts w:ascii="Calibri" w:cs="Calibri" w:eastAsia="Calibri" w:hAnsi="Calibri"/>
+          <w:sz w:val="21"/>
+          <w:szCs w:val="21"/>
+          <w:rtl w:val="0"/>
+        </w:rPr>
+        <w:t xml:space="preserve"> the full sample data. To measure the cost of that hindsight, a nested protocol re-selected the configuration each year using only prior data (12-cell grid), then traded the following year with it. The honest procedure earns a 0.19 pooled Sharpe and 1.8% CAGR net </w:t>
+      </w:r>
+      <w:r>
+        <w:rPr>
+          <w:rtl w:val="0"/>
+        </w:rPr>
+        <w:t xml:space="preserve">-</w:t>
+      </w:r>
+      <w:r>
+        <w:rPr>
+          <w:rFonts w:ascii="Calibri" w:cs="Calibri" w:eastAsia="Calibri" w:hAnsi="Calibri"/>
+          <w:sz w:val="21"/>
+          <w:szCs w:val="21"/>
+          <w:rtl w:val="0"/>
+        </w:rPr>
+        <w:t xml:space="preserve"> roughly half of the fixed-configuration result vanishes, and the nested selections </w:t>
+      </w:r>
+      <w:r>
+        <w:rPr>
+          <w:rFonts w:ascii="Calibri" w:cs="Calibri" w:eastAsia="Calibri" w:hAnsi="Calibri"/>
+          <w:sz w:val="21"/>
+          <w:szCs w:val="21"/>
+          <w:rtl w:val="0"/>
+        </w:rPr>
+        <w:t xml:space="preserve">lost</w:t>
+      </w:r>
+      <w:r>
+        <w:rPr>
+          <w:rFonts w:ascii="Calibri" w:cs="Calibri" w:eastAsia="Calibri" w:hAnsi="Calibri"/>
+          <w:sz w:val="21"/>
+          <w:szCs w:val="21"/>
+          <w:rtl w:val="0"/>
+        </w:rPr>
+        <w:t xml:space="preserve"> money in 2024, 2025, and the first half of 2026.</w:t>
+      </w:r>
+      <w:r>
+        <w:rPr>
+          <w:rtl w:val="0"/>
+        </w:rPr>
       </w:r>
     </w:p>
     <w:p>
       <w:pPr>
-        <w:spacing w:after="40" w:before="120"/>
+        <w:spacing w:after="40" w:before="120" w:lineRule="auto"/>
         <w:jc w:val="center"/>
+        <w:rPr/>
       </w:pPr>
       <w:r>
+        <w:rPr/>
         <w:drawing>
-          <wp:inline distT="0" distB="0" distL="0" distR="0">
+          <wp:inline distB="0" distT="0" distL="0" distR="0">
             <wp:extent cx="6096000" cy="2743200"/>
-            <wp:effectExtent t="0" r="0" b="0" l="0"/>
-            <wp:docPr id="1" name="" descr="" title=""/>
-            <wp:cNvGraphicFramePr>
-              <a:graphicFrameLocks xmlns:a="http://schemas.openxmlformats.org/drawingml/2006/main" noChangeAspect="1"/>
-            </wp:cNvGraphicFramePr>
-            <a:graphic xmlns:a="http://schemas.openxmlformats.org/drawingml/2006/main">
+            <wp:effectExtent b="0" l="0" r="0" t="0"/>
+            <wp:docPr id="3" name="image3.png"/>
+            <a:graphic>
               <a:graphicData uri="http://schemas.openxmlformats.org/drawingml/2006/picture">
-                <pic:pic xmlns:pic="http://schemas.openxmlformats.org/drawingml/2006/picture">
+                <pic:pic>
                   <pic:nvPicPr>
-                    <pic:cNvPr id="0" name="" descr=""/>
-                    <pic:cNvPicPr>
-                      <a:picLocks noChangeAspect="1" noChangeArrowheads="1"/>
-                    </pic:cNvPicPr>
+                    <pic:cNvPr id="0" name="image3.png"/>
+                    <pic:cNvPicPr preferRelativeResize="0"/>
                   </pic:nvPicPr>
                   <pic:blipFill>
-                    <a:blip r:embed="rId9" cstate="none"/>
-                    <a:srcRect/>
+                    <a:blip r:embed="rId8"/>
+                    <a:srcRect b="0" l="0" r="0" t="0"/>
                     <a:stretch>
                       <a:fillRect/>
                     </a:stretch>
                   </pic:blipFill>
-                  <pic:spPr bwMode="auto">
+                  <pic:spPr>
                     <a:xfrm>
                       <a:off x="0" y="0"/>
                       <a:ext cx="6096000" cy="2743200"/>
                     </a:xfrm>
-                    <a:prstGeom prst="rect">
-                      <a:avLst/>
-                    </a:prstGeom>
+                    <a:prstGeom prst="rect"/>
+                    <a:ln/>
                   </pic:spPr>
                 </pic:pic>
               </a:graphicData>
@@ -2778,122 +4700,330 @@
           </wp:inline>
         </w:drawing>
       </w:r>
+      <w:r>
+        <w:rPr>
+          <w:rtl w:val="0"/>
+        </w:rPr>
+      </w:r>
     </w:p>
     <w:p>
       <w:pPr>
-        <w:spacing w:after="200"/>
+        <w:spacing w:after="200" w:lineRule="auto"/>
         <w:jc w:val="center"/>
+        <w:rPr/>
       </w:pPr>
       <w:r>
         <w:rPr>
           <w:rFonts w:ascii="Calibri" w:cs="Calibri" w:eastAsia="Calibri" w:hAnsi="Calibri"/>
-          <w:i/>
-          <w:iCs/>
+          <w:i w:val="1"/>
+          <w:iCs w:val="1"/>
           <w:color w:val="666666"/>
           <w:sz w:val="18"/>
           <w:szCs w:val="18"/>
-        </w:rPr>
-        <w:t xml:space="preserve">Figure 2 — Hindsight configuration vs. nested (prior-data-only) selection, net of costs, 2018–2026.</w:t>
+          <w:rtl w:val="0"/>
+        </w:rPr>
+        <w:t xml:space="preserve">Figure 2 </w:t>
+      </w:r>
+      <w:r>
+        <w:rPr>
+          <w:i w:val="1"/>
+          <w:iCs w:val="1"/>
+          <w:color w:val="666666"/>
+          <w:sz w:val="18"/>
+          <w:szCs w:val="18"/>
+          <w:rtl w:val="0"/>
+        </w:rPr>
+        <w:t xml:space="preserve">-</w:t>
+      </w:r>
+      <w:r>
+        <w:rPr>
+          <w:rFonts w:ascii="Calibri" w:cs="Calibri" w:eastAsia="Calibri" w:hAnsi="Calibri"/>
+          <w:i w:val="1"/>
+          <w:iCs w:val="1"/>
+          <w:color w:val="666666"/>
+          <w:sz w:val="18"/>
+          <w:szCs w:val="18"/>
+          <w:rtl w:val="0"/>
+        </w:rPr>
+        <w:t xml:space="preserve"> Hindsight configuration vs. nested (prior-data-only) selection, net of costs, 2018</w:t>
+      </w:r>
+      <w:r>
+        <w:rPr>
+          <w:i w:val="1"/>
+          <w:iCs w:val="1"/>
+          <w:color w:val="666666"/>
+          <w:sz w:val="18"/>
+          <w:szCs w:val="18"/>
+          <w:rtl w:val="0"/>
+        </w:rPr>
+        <w:t xml:space="preserve">-</w:t>
+      </w:r>
+      <w:r>
+        <w:rPr>
+          <w:rFonts w:ascii="Calibri" w:cs="Calibri" w:eastAsia="Calibri" w:hAnsi="Calibri"/>
+          <w:i w:val="1"/>
+          <w:iCs w:val="1"/>
+          <w:color w:val="666666"/>
+          <w:sz w:val="18"/>
+          <w:szCs w:val="18"/>
+          <w:rtl w:val="0"/>
+        </w:rPr>
+        <w:t xml:space="preserve">2026.</w:t>
+      </w:r>
+      <w:r>
+        <w:rPr>
+          <w:rtl w:val="0"/>
+        </w:rPr>
       </w:r>
     </w:p>
     <w:p>
       <w:pPr>
         <w:pStyle w:val="Heading2"/>
-        <w:spacing w:after="120" w:before="240"/>
+        <w:spacing w:after="120" w:before="240" w:lineRule="auto"/>
+        <w:rPr/>
       </w:pPr>
       <w:r>
         <w:rPr>
           <w:rFonts w:ascii="Calibri" w:cs="Calibri" w:eastAsia="Calibri" w:hAnsi="Calibri"/>
-          <w:b/>
-          <w:bCs/>
-          <w:color w:val="1F4E79"/>
+          <w:b w:val="1"/>
+          <w:bCs w:val="1"/>
+          <w:color w:val="1f4e79"/>
           <w:sz w:val="24"/>
           <w:szCs w:val="24"/>
+          <w:rtl w:val="0"/>
         </w:rPr>
         <w:t xml:space="preserve">5.4 Data integrity</w:t>
+      </w:r>
+      <w:r>
+        <w:rPr>
+          <w:rtl w:val="0"/>
+        </w:rPr>
       </w:r>
     </w:p>
     <w:p>
       <w:pPr>
-        <w:spacing w:after="160" w:before="0"/>
+        <w:spacing w:after="160" w:before="0" w:lineRule="auto"/>
+        <w:rPr/>
       </w:pPr>
       <w:r>
         <w:rPr>
-          <w:rFonts w:ascii="Calibri" w:cs="Calibri" w:eastAsia="Calibri" w:hAnsi="Calibri"/>
-          <w:sz w:val="21"/>
-          <w:szCs w:val="21"/>
-        </w:rPr>
-        <w:t xml:space="preserve">The one test the strategy passed cleanly. No duplicate or out-of-order timestamps; gap analysis attributes large jumps to session breaks, quarterly contract rolls, and genuine volatility events (March 2020, CPI releases). Trades entered within 24 hours of a &gt;0.5% gap were 3.1% of all trades and ~1% of PnL. The negative results above are not artifacts of bad data.</w:t>
+          <w:rtl w:val="0"/>
+        </w:rPr>
+        <w:t xml:space="preserve">Cleanly passed all tests</w:t>
+      </w:r>
+      <w:r>
+        <w:rPr>
+          <w:rFonts w:ascii="Calibri" w:cs="Calibri" w:eastAsia="Calibri" w:hAnsi="Calibri"/>
+          <w:sz w:val="21"/>
+          <w:szCs w:val="21"/>
+          <w:rtl w:val="0"/>
+        </w:rPr>
+        <w:t xml:space="preserve">. No duplicate or out-of-order timestamps; gap analysis attributes large jumps to session breaks, quarterly contract rolls, and genuine volatility events (March 2020, CPI releases). Trades entered within 24 hours of a &gt;0.5% gap were 3.1% of all trades and ~1% of PnL. The negative results above are not artifacts of bad data.</w:t>
+      </w:r>
+      <w:r>
+        <w:rPr>
+          <w:rtl w:val="0"/>
+        </w:rPr>
       </w:r>
     </w:p>
     <w:p>
       <w:pPr>
         <w:pStyle w:val="Heading2"/>
-        <w:spacing w:after="120" w:before="240"/>
+        <w:spacing w:after="120" w:before="240" w:lineRule="auto"/>
+        <w:rPr/>
       </w:pPr>
       <w:r>
         <w:rPr>
           <w:rFonts w:ascii="Calibri" w:cs="Calibri" w:eastAsia="Calibri" w:hAnsi="Calibri"/>
-          <w:b/>
-          <w:bCs/>
-          <w:color w:val="1F4E79"/>
+          <w:b w:val="1"/>
+          <w:bCs w:val="1"/>
+          <w:color w:val="1f4e79"/>
           <w:sz w:val="24"/>
           <w:szCs w:val="24"/>
+          <w:rtl w:val="0"/>
         </w:rPr>
         <w:t xml:space="preserve">5.5 Implementation robustness and statistical inference</w:t>
+      </w:r>
+      <w:r>
+        <w:rPr>
+          <w:rtl w:val="0"/>
+        </w:rPr>
       </w:r>
     </w:p>
     <w:p>
       <w:pPr>
-        <w:spacing w:after="160" w:before="0"/>
+        <w:spacing w:after="160" w:before="0" w:lineRule="auto"/>
+        <w:rPr/>
       </w:pPr>
       <w:r>
         <w:rPr>
           <w:rFonts w:ascii="Calibri" w:cs="Calibri" w:eastAsia="Calibri" w:hAnsi="Calibri"/>
           <w:sz w:val="21"/>
           <w:szCs w:val="21"/>
-        </w:rPr>
-        <w:t xml:space="preserve">An independent histogram-GBDT implementation with identical hyperparameters, trained on identical data through the identical walk-forward, produced a materially different trade set — and at matched trade frequency captured only ~4.5%/yr gross versus the reported 17.7%. A deployable edge should be a property of the strategy and data, not of one library’s tie-breaking; this fragility is corroborated by Phase 14, where even seed-averaging degraded the original result. The ranking is not pure noise — expectancy rises monotonically with model confidence (Figure 3) — but the per-trade edge is thin relative to frictions.</w:t>
+          <w:rtl w:val="0"/>
+        </w:rPr>
+        <w:t xml:space="preserve">An independent histogram-GBDT implementation with identical </w:t>
+      </w:r>
+      <w:r>
+        <w:rPr>
+          <w:rtl w:val="0"/>
+        </w:rPr>
+        <w:t xml:space="preserve">parameters</w:t>
+      </w:r>
+      <w:r>
+        <w:rPr>
+          <w:rFonts w:ascii="Calibri" w:cs="Calibri" w:eastAsia="Calibri" w:hAnsi="Calibri"/>
+          <w:sz w:val="21"/>
+          <w:szCs w:val="21"/>
+          <w:rtl w:val="0"/>
+        </w:rPr>
+        <w:t xml:space="preserve">, trained on identical data through the identical walk-forward, produced only ~4.5%/yr gross versus the reported 17.7% of the best configuration. A deployable edge should be a property of the strategy and data, not of </w:t>
+      </w:r>
+      <w:r>
+        <w:rPr>
+          <w:rtl w:val="0"/>
+        </w:rPr>
+        <w:t xml:space="preserve">the model’s </w:t>
+      </w:r>
+      <w:r>
+        <w:rPr>
+          <w:rFonts w:ascii="Calibri" w:cs="Calibri" w:eastAsia="Calibri" w:hAnsi="Calibri"/>
+          <w:sz w:val="21"/>
+          <w:szCs w:val="21"/>
+          <w:rtl w:val="0"/>
+        </w:rPr>
+        <w:t xml:space="preserve">tie-breaking; this fragility is corroborated by Phase 14, where </w:t>
+      </w:r>
+      <w:r>
+        <w:rPr>
+          <w:rtl w:val="0"/>
+        </w:rPr>
+        <w:t xml:space="preserve">averaging the results of 3 seeds</w:t>
+      </w:r>
+      <w:r>
+        <w:rPr>
+          <w:rFonts w:ascii="Calibri" w:cs="Calibri" w:eastAsia="Calibri" w:hAnsi="Calibri"/>
+          <w:sz w:val="21"/>
+          <w:szCs w:val="21"/>
+          <w:rtl w:val="0"/>
+        </w:rPr>
+        <w:t xml:space="preserve"> degraded the original result. T</w:t>
+      </w:r>
+      <w:r>
+        <w:rPr>
+          <w:rtl w:val="0"/>
+        </w:rPr>
+        <w:t xml:space="preserve">rade </w:t>
+      </w:r>
+      <w:r>
+        <w:rPr>
+          <w:rFonts w:ascii="Calibri" w:cs="Calibri" w:eastAsia="Calibri" w:hAnsi="Calibri"/>
+          <w:sz w:val="21"/>
+          <w:szCs w:val="21"/>
+          <w:rtl w:val="0"/>
+        </w:rPr>
+        <w:t xml:space="preserve">expectancy </w:t>
+      </w:r>
+      <w:r>
+        <w:rPr>
+          <w:rtl w:val="0"/>
+        </w:rPr>
+        <w:t xml:space="preserve">does rise slightly </w:t>
+      </w:r>
+      <w:r>
+        <w:rPr>
+          <w:rFonts w:ascii="Calibri" w:cs="Calibri" w:eastAsia="Calibri" w:hAnsi="Calibri"/>
+          <w:sz w:val="21"/>
+          <w:szCs w:val="21"/>
+          <w:rtl w:val="0"/>
+        </w:rPr>
+        <w:t xml:space="preserve">with higher model confidence (Figure 3) </w:t>
+      </w:r>
+      <w:r>
+        <w:rPr>
+          <w:rtl w:val="0"/>
+        </w:rPr>
+        <w:t xml:space="preserve">-</w:t>
+      </w:r>
+      <w:r>
+        <w:rPr>
+          <w:rFonts w:ascii="Calibri" w:cs="Calibri" w:eastAsia="Calibri" w:hAnsi="Calibri"/>
+          <w:sz w:val="21"/>
+          <w:szCs w:val="21"/>
+          <w:rtl w:val="0"/>
+        </w:rPr>
+        <w:t xml:space="preserve"> but the number of trades and thus sam</w:t>
+      </w:r>
+      <w:r>
+        <w:rPr>
+          <w:rtl w:val="0"/>
+        </w:rPr>
+        <w:t xml:space="preserve">ple size decreases rapidly and </w:t>
+      </w:r>
+      <w:r>
+        <w:rPr>
+          <w:rFonts w:ascii="Calibri" w:cs="Calibri" w:eastAsia="Calibri" w:hAnsi="Calibri"/>
+          <w:sz w:val="21"/>
+          <w:szCs w:val="21"/>
+          <w:rtl w:val="0"/>
+        </w:rPr>
+        <w:t xml:space="preserve">the per-trade edge </w:t>
+      </w:r>
+      <w:r>
+        <w:rPr>
+          <w:rtl w:val="0"/>
+        </w:rPr>
+        <w:t xml:space="preserve">remains </w:t>
+      </w:r>
+      <w:r>
+        <w:rPr>
+          <w:rFonts w:ascii="Calibri" w:cs="Calibri" w:eastAsia="Calibri" w:hAnsi="Calibri"/>
+          <w:sz w:val="21"/>
+          <w:szCs w:val="21"/>
+          <w:rtl w:val="0"/>
+        </w:rPr>
+        <w:t xml:space="preserve">thin relative to frictions.</w:t>
+      </w:r>
+      <w:r>
+        <w:rPr>
+          <w:rtl w:val="0"/>
+        </w:rPr>
       </w:r>
     </w:p>
     <w:p>
       <w:pPr>
-        <w:spacing w:after="40" w:before="120"/>
+        <w:spacing w:after="40" w:before="120" w:lineRule="auto"/>
         <w:jc w:val="center"/>
+        <w:rPr/>
       </w:pPr>
       <w:r>
+        <w:rPr/>
         <w:drawing>
-          <wp:inline distT="0" distB="0" distL="0" distR="0">
+          <wp:inline distB="0" distT="0" distL="0" distR="0">
             <wp:extent cx="6096000" cy="2438400"/>
-            <wp:effectExtent t="0" r="0" b="0" l="0"/>
-            <wp:docPr id="1" name="" descr="" title=""/>
-            <wp:cNvGraphicFramePr>
-              <a:graphicFrameLocks xmlns:a="http://schemas.openxmlformats.org/drawingml/2006/main" noChangeAspect="1"/>
-            </wp:cNvGraphicFramePr>
-            <a:graphic xmlns:a="http://schemas.openxmlformats.org/drawingml/2006/main">
+            <wp:effectExtent b="0" l="0" r="0" t="0"/>
+            <wp:docPr id="2" name="image2.png"/>
+            <a:graphic>
               <a:graphicData uri="http://schemas.openxmlformats.org/drawingml/2006/picture">
-                <pic:pic xmlns:pic="http://schemas.openxmlformats.org/drawingml/2006/picture">
+                <pic:pic>
                   <pic:nvPicPr>
-                    <pic:cNvPr id="0" name="" descr=""/>
-                    <pic:cNvPicPr>
-                      <a:picLocks noChangeAspect="1" noChangeArrowheads="1"/>
-                    </pic:cNvPicPr>
+                    <pic:cNvPr id="0" name="image2.png"/>
+                    <pic:cNvPicPr preferRelativeResize="0"/>
                   </pic:nvPicPr>
                   <pic:blipFill>
-                    <a:blip r:embed="rId10" cstate="none"/>
-                    <a:srcRect/>
+                    <a:blip r:embed="rId9"/>
+                    <a:srcRect b="0" l="0" r="0" t="0"/>
                     <a:stretch>
                       <a:fillRect/>
                     </a:stretch>
                   </pic:blipFill>
-                  <pic:spPr bwMode="auto">
+                  <pic:spPr>
                     <a:xfrm>
                       <a:off x="0" y="0"/>
                       <a:ext cx="6096000" cy="2438400"/>
                     </a:xfrm>
-                    <a:prstGeom prst="rect">
-                      <a:avLst/>
-                    </a:prstGeom>
+                    <a:prstGeom prst="rect"/>
+                    <a:ln/>
                   </pic:spPr>
                 </pic:pic>
               </a:graphicData>
@@ -2901,75 +5031,143 @@
           </wp:inline>
         </w:drawing>
       </w:r>
+      <w:r>
+        <w:rPr>
+          <w:rtl w:val="0"/>
+        </w:rPr>
+      </w:r>
     </w:p>
     <w:p>
       <w:pPr>
-        <w:spacing w:after="200"/>
+        <w:spacing w:after="200" w:lineRule="auto"/>
         <w:jc w:val="center"/>
+        <w:rPr/>
       </w:pPr>
       <w:r>
         <w:rPr>
           <w:rFonts w:ascii="Calibri" w:cs="Calibri" w:eastAsia="Calibri" w:hAnsi="Calibri"/>
-          <w:i/>
-          <w:iCs/>
+          <w:i w:val="1"/>
+          <w:iCs w:val="1"/>
           <w:color w:val="666666"/>
           <w:sz w:val="18"/>
           <w:szCs w:val="18"/>
-        </w:rPr>
-        <w:t xml:space="preserve">Figure 3 — Per-trade expectancy by probability threshold: real but thin signal, largely absorbed by costs.</w:t>
+          <w:rtl w:val="0"/>
+        </w:rPr>
+        <w:t xml:space="preserve">Figure 3 </w:t>
+      </w:r>
+      <w:r>
+        <w:rPr>
+          <w:i w:val="1"/>
+          <w:iCs w:val="1"/>
+          <w:color w:val="666666"/>
+          <w:sz w:val="18"/>
+          <w:szCs w:val="18"/>
+          <w:rtl w:val="0"/>
+        </w:rPr>
+        <w:t xml:space="preserve">-</w:t>
+      </w:r>
+      <w:r>
+        <w:rPr>
+          <w:rFonts w:ascii="Calibri" w:cs="Calibri" w:eastAsia="Calibri" w:hAnsi="Calibri"/>
+          <w:i w:val="1"/>
+          <w:iCs w:val="1"/>
+          <w:color w:val="666666"/>
+          <w:sz w:val="18"/>
+          <w:szCs w:val="18"/>
+          <w:rtl w:val="0"/>
+        </w:rPr>
+        <w:t xml:space="preserve"> Per-trade expectancy by probability threshold: real but thin signal, largely absorbed by costs.</w:t>
+      </w:r>
+      <w:r>
+        <w:rPr>
+          <w:rtl w:val="0"/>
+        </w:rPr>
       </w:r>
     </w:p>
     <w:p>
       <w:pPr>
-        <w:spacing w:after="160" w:before="0"/>
+        <w:spacing w:after="160" w:before="0" w:lineRule="auto"/>
+        <w:rPr/>
       </w:pPr>
       <w:r>
         <w:rPr>
           <w:rFonts w:ascii="Calibri" w:cs="Calibri" w:eastAsia="Calibri" w:hAnsi="Calibri"/>
           <w:sz w:val="21"/>
           <w:szCs w:val="21"/>
-        </w:rPr>
-        <w:t xml:space="preserve">Block-bootstrap inference on the net monthly returns yields a 90% confidence interval of [-0.14, +0.90] around the 0.40 net Sharpe, with an 11% probability that the true Sharpe is at or below zero (Figure 4). The bootstrap drawdown distribution at the tested sizing has a median of ~39% per decade (95th percentile: 89%). The most recent 3.5 years (2023–2026H1) show approximately zero net edge in both the original and reproduction runs; the profitable years are concentrated in the 2019–2022 volatility expansion.</w:t>
+          <w:rtl w:val="0"/>
+        </w:rPr>
+        <w:t xml:space="preserve">Block-bootstrap inference on the net monthly returns yields a 90% confidence interval of [-0.14, +0.90] around 0.40 net Sharpe, with an 11% probability that the true Sharpe is at or below zero (Figure 4). The bootstrap drawdown distribution at the tested sizing has a median of ~39% per decade (95th percentile: 89%). The most recent 3.5 years (2023</w:t>
+      </w:r>
+      <w:r>
+        <w:rPr>
+          <w:rtl w:val="0"/>
+        </w:rPr>
+        <w:t xml:space="preserve">-</w:t>
+      </w:r>
+      <w:r>
+        <w:rPr>
+          <w:rFonts w:ascii="Calibri" w:cs="Calibri" w:eastAsia="Calibri" w:hAnsi="Calibri"/>
+          <w:sz w:val="21"/>
+          <w:szCs w:val="21"/>
+          <w:rtl w:val="0"/>
+        </w:rPr>
+        <w:t xml:space="preserve">2026) show approximately zero net edge in both the original and reproduction runs; the profitable years are concentrated in the 2019</w:t>
+      </w:r>
+      <w:r>
+        <w:rPr>
+          <w:rtl w:val="0"/>
+        </w:rPr>
+        <w:t xml:space="preserve">-</w:t>
+      </w:r>
+      <w:r>
+        <w:rPr>
+          <w:rFonts w:ascii="Calibri" w:cs="Calibri" w:eastAsia="Calibri" w:hAnsi="Calibri"/>
+          <w:sz w:val="21"/>
+          <w:szCs w:val="21"/>
+          <w:rtl w:val="0"/>
+        </w:rPr>
+        <w:t xml:space="preserve">2022 volatility expansion.</w:t>
+      </w:r>
+      <w:r>
+        <w:rPr>
+          <w:rtl w:val="0"/>
+        </w:rPr>
       </w:r>
     </w:p>
     <w:p>
       <w:pPr>
-        <w:spacing w:after="40" w:before="120"/>
+        <w:spacing w:after="40" w:before="120" w:lineRule="auto"/>
         <w:jc w:val="center"/>
+        <w:rPr/>
       </w:pPr>
       <w:r>
+        <w:rPr/>
         <w:drawing>
-          <wp:inline distT="0" distB="0" distL="0" distR="0">
+          <wp:inline distB="0" distT="0" distL="0" distR="0">
             <wp:extent cx="6096000" cy="2438400"/>
-            <wp:effectExtent t="0" r="0" b="0" l="0"/>
-            <wp:docPr id="1" name="" descr="" title=""/>
-            <wp:cNvGraphicFramePr>
-              <a:graphicFrameLocks xmlns:a="http://schemas.openxmlformats.org/drawingml/2006/main" noChangeAspect="1"/>
-            </wp:cNvGraphicFramePr>
-            <a:graphic xmlns:a="http://schemas.openxmlformats.org/drawingml/2006/main">
+            <wp:effectExtent b="0" l="0" r="0" t="0"/>
+            <wp:docPr id="5" name="image1.png"/>
+            <a:graphic>
               <a:graphicData uri="http://schemas.openxmlformats.org/drawingml/2006/picture">
-                <pic:pic xmlns:pic="http://schemas.openxmlformats.org/drawingml/2006/picture">
+                <pic:pic>
                   <pic:nvPicPr>
-                    <pic:cNvPr id="0" name="" descr=""/>
-                    <pic:cNvPicPr>
-                      <a:picLocks noChangeAspect="1" noChangeArrowheads="1"/>
-                    </pic:cNvPicPr>
+                    <pic:cNvPr id="0" name="image1.png"/>
+                    <pic:cNvPicPr preferRelativeResize="0"/>
                   </pic:nvPicPr>
                   <pic:blipFill>
-                    <a:blip r:embed="rId11" cstate="none"/>
-                    <a:srcRect/>
+                    <a:blip r:embed="rId10"/>
+                    <a:srcRect b="0" l="0" r="0" t="0"/>
                     <a:stretch>
                       <a:fillRect/>
                     </a:stretch>
                   </pic:blipFill>
-                  <pic:spPr bwMode="auto">
+                  <pic:spPr>
                     <a:xfrm>
                       <a:off x="0" y="0"/>
                       <a:ext cx="6096000" cy="2438400"/>
                     </a:xfrm>
-                    <a:prstGeom prst="rect">
-                      <a:avLst/>
-                    </a:prstGeom>
+                    <a:prstGeom prst="rect"/>
+                    <a:ln/>
                   </pic:spPr>
                 </pic:pic>
               </a:graphicData>
@@ -2977,92 +5175,356 @@
           </wp:inline>
         </w:drawing>
       </w:r>
+      <w:r>
+        <w:rPr>
+          <w:rtl w:val="0"/>
+        </w:rPr>
+      </w:r>
     </w:p>
     <w:p>
       <w:pPr>
-        <w:spacing w:after="200"/>
+        <w:spacing w:after="200" w:lineRule="auto"/>
         <w:jc w:val="center"/>
+        <w:rPr/>
       </w:pPr>
       <w:r>
         <w:rPr>
           <w:rFonts w:ascii="Calibri" w:cs="Calibri" w:eastAsia="Calibri" w:hAnsi="Calibri"/>
-          <w:i/>
-          <w:iCs/>
+          <w:i w:val="1"/>
+          <w:iCs w:val="1"/>
           <w:color w:val="666666"/>
           <w:sz w:val="18"/>
           <w:szCs w:val="18"/>
-        </w:rPr>
-        <w:t xml:space="preserve">Figure 4 — Bootstrap distribution of the net Sharpe ratio. The edge is not statistically distinguishable from zero at this horizon.</w:t>
+          <w:rtl w:val="0"/>
+        </w:rPr>
+        <w:t xml:space="preserve">Figure 4 </w:t>
+      </w:r>
+      <w:r>
+        <w:rPr>
+          <w:i w:val="1"/>
+          <w:iCs w:val="1"/>
+          <w:color w:val="666666"/>
+          <w:sz w:val="18"/>
+          <w:szCs w:val="18"/>
+          <w:rtl w:val="0"/>
+        </w:rPr>
+        <w:t xml:space="preserve">-</w:t>
+      </w:r>
+      <w:r>
+        <w:rPr>
+          <w:rFonts w:ascii="Calibri" w:cs="Calibri" w:eastAsia="Calibri" w:hAnsi="Calibri"/>
+          <w:i w:val="1"/>
+          <w:iCs w:val="1"/>
+          <w:color w:val="666666"/>
+          <w:sz w:val="18"/>
+          <w:szCs w:val="18"/>
+          <w:rtl w:val="0"/>
+        </w:rPr>
+        <w:t xml:space="preserve"> Bootstrap distribution of the net Sharpe ratio. The edge is not statistically distinguishable from zero at this horizon.</w:t>
+      </w:r>
+      <w:r>
+        <w:rPr>
+          <w:rtl w:val="0"/>
+        </w:rPr>
       </w:r>
     </w:p>
     <w:p>
       <w:pPr>
         <w:pStyle w:val="Heading1"/>
-        <w:spacing w:after="160" w:before="320"/>
+        <w:spacing w:after="160" w:before="320" w:lineRule="auto"/>
+        <w:rPr/>
       </w:pPr>
       <w:r>
         <w:rPr>
           <w:rFonts w:ascii="Calibri" w:cs="Calibri" w:eastAsia="Calibri" w:hAnsi="Calibri"/>
-          <w:b/>
-          <w:bCs/>
-          <w:color w:val="1F4E79"/>
+          <w:b w:val="1"/>
+          <w:bCs w:val="1"/>
+          <w:color w:val="1f4e79"/>
           <w:sz w:val="30"/>
           <w:szCs w:val="30"/>
-        </w:rPr>
-        <w:t xml:space="preserve">6. Final Test: An Externally-Specified Top-Down Playbook</w:t>
+          <w:rtl w:val="0"/>
+        </w:rPr>
+        <w:t xml:space="preserve">6. Final Test: A</w:t>
+      </w:r>
+      <w:r>
+        <w:rPr>
+          <w:b w:val="1"/>
+          <w:bCs w:val="1"/>
+          <w:color w:val="1f4e79"/>
+          <w:sz w:val="30"/>
+          <w:szCs w:val="30"/>
+          <w:rtl w:val="0"/>
+        </w:rPr>
+        <w:t xml:space="preserve"> Historically “Successful”</w:t>
+      </w:r>
+      <w:r>
+        <w:rPr>
+          <w:rFonts w:ascii="Calibri" w:cs="Calibri" w:eastAsia="Calibri" w:hAnsi="Calibri"/>
+          <w:b w:val="1"/>
+          <w:bCs w:val="1"/>
+          <w:color w:val="1f4e79"/>
+          <w:sz w:val="30"/>
+          <w:szCs w:val="30"/>
+          <w:rtl w:val="0"/>
+        </w:rPr>
+        <w:t xml:space="preserve"> Top-Down Playbook</w:t>
+      </w:r>
+      <w:r>
+        <w:rPr>
+          <w:rtl w:val="0"/>
+        </w:rPr>
       </w:r>
     </w:p>
     <w:p>
       <w:pPr>
-        <w:spacing w:after="160" w:before="0"/>
+        <w:spacing w:after="160" w:before="0" w:lineRule="auto"/>
+        <w:rPr/>
       </w:pPr>
       <w:r>
         <w:rPr>
           <w:rFonts w:ascii="Calibri" w:cs="Calibri" w:eastAsia="Calibri" w:hAnsi="Calibri"/>
           <w:sz w:val="21"/>
           <w:szCs w:val="21"/>
-        </w:rPr>
-        <w:t xml:space="preserve">The final test targeted a complete top-down playbook transcribed from a publicly-taught ICT methodology (a popular trading educator’s published rules), rather than a specification designed in-house. This provenance is a methodological strength: the rules were fixed by a third party before any contact with the test data, eliminating researcher degrees of freedom in the rule design itself. The specification: 1h/4h BOS-trend bias (4h overriding 1h; agreement selects 5-minute execution, opposition 15-minute), bias-matching sweeps of 1h/4h pivot, prior-day, and session liquidity, execution-timeframe break of structure, retracement into order block / FVG / breaker / equilibrium, and scale-down lower-timeframe BOS entry. The only elements the source left unspecified — stop and target placement — were resolved by testing all four defensible interpretations; all other parameters were fixed a priori, costs were included from the first run, and no optimization was performed.</w:t>
+          <w:rtl w:val="0"/>
+        </w:rPr>
+        <w:t xml:space="preserve">The final test targeted a complete top-down playbook transcribed from a</w:t>
+      </w:r>
+      <w:r>
+        <w:rPr>
+          <w:rtl w:val="0"/>
+        </w:rPr>
+        <w:t xml:space="preserve"> </w:t>
+      </w:r>
+      <w:r>
+        <w:rPr>
+          <w:rFonts w:ascii="Calibri" w:cs="Calibri" w:eastAsia="Calibri" w:hAnsi="Calibri"/>
+          <w:sz w:val="21"/>
+          <w:szCs w:val="21"/>
+          <w:rtl w:val="0"/>
+        </w:rPr>
+        <w:t xml:space="preserve">popular ICT trading educator’s published </w:t>
+      </w:r>
+      <w:r>
+        <w:rPr>
+          <w:rtl w:val="0"/>
+        </w:rPr>
+        <w:t xml:space="preserve">strategy</w:t>
+      </w:r>
+      <w:r>
+        <w:rPr>
+          <w:rFonts w:ascii="Calibri" w:cs="Calibri" w:eastAsia="Calibri" w:hAnsi="Calibri"/>
+          <w:sz w:val="21"/>
+          <w:szCs w:val="21"/>
+          <w:rtl w:val="0"/>
+        </w:rPr>
+        <w:t xml:space="preserve">. This </w:t>
+      </w:r>
+      <w:r>
+        <w:rPr>
+          <w:rtl w:val="0"/>
+        </w:rPr>
+        <w:t xml:space="preserve">eliminates possible errors within the research process itself that would result in a suboptimal outcome in favor of a “historically proven” strategy trusted and followed by many within the ICT community.</w:t>
+      </w:r>
+      <w:r>
+        <w:rPr>
+          <w:rFonts w:ascii="Calibri" w:cs="Calibri" w:eastAsia="Calibri" w:hAnsi="Calibri"/>
+          <w:sz w:val="21"/>
+          <w:szCs w:val="21"/>
+          <w:rtl w:val="0"/>
+        </w:rPr>
+        <w:t xml:space="preserve"> The </w:t>
+      </w:r>
+      <w:r>
+        <w:rPr>
+          <w:rtl w:val="0"/>
+        </w:rPr>
+        <w:t xml:space="preserve">strategy is as follows</w:t>
+      </w:r>
+      <w:r>
+        <w:rPr>
+          <w:rFonts w:ascii="Calibri" w:cs="Calibri" w:eastAsia="Calibri" w:hAnsi="Calibri"/>
+          <w:sz w:val="21"/>
+          <w:szCs w:val="21"/>
+          <w:rtl w:val="0"/>
+        </w:rPr>
+        <w:t xml:space="preserve">: use 1h/4h </w:t>
+      </w:r>
+      <w:r>
+        <w:rPr>
+          <w:rtl w:val="0"/>
+        </w:rPr>
+        <w:t xml:space="preserve">breaks of structure to determine </w:t>
+      </w:r>
+      <w:r>
+        <w:rPr>
+          <w:rFonts w:ascii="Calibri" w:cs="Calibri" w:eastAsia="Calibri" w:hAnsi="Calibri"/>
+          <w:sz w:val="21"/>
+          <w:szCs w:val="21"/>
+          <w:rtl w:val="0"/>
+        </w:rPr>
+        <w:t xml:space="preserve">trend bias</w:t>
+      </w:r>
+      <w:r>
+        <w:rPr>
+          <w:rtl w:val="0"/>
+        </w:rPr>
+        <w:t xml:space="preserve">. </w:t>
+      </w:r>
+      <w:r>
+        <w:rPr>
+          <w:rFonts w:ascii="Calibri" w:cs="Calibri" w:eastAsia="Calibri" w:hAnsi="Calibri"/>
+          <w:sz w:val="21"/>
+          <w:szCs w:val="21"/>
+          <w:rtl w:val="0"/>
+        </w:rPr>
+        <w:t xml:space="preserve">4h bias overrid</w:t>
+      </w:r>
+      <w:r>
+        <w:rPr>
+          <w:rtl w:val="0"/>
+        </w:rPr>
+        <w:t xml:space="preserve">es</w:t>
+      </w:r>
+      <w:r>
+        <w:rPr>
+          <w:rFonts w:ascii="Calibri" w:cs="Calibri" w:eastAsia="Calibri" w:hAnsi="Calibri"/>
+          <w:sz w:val="21"/>
+          <w:szCs w:val="21"/>
+          <w:rtl w:val="0"/>
+        </w:rPr>
+        <w:t xml:space="preserve"> 1h bias; if biases are in agreement</w:t>
+      </w:r>
+      <w:r>
+        <w:rPr>
+          <w:rtl w:val="0"/>
+        </w:rPr>
+        <w:t xml:space="preserve">, execution is completed on the </w:t>
+      </w:r>
+      <w:r>
+        <w:rPr>
+          <w:rFonts w:ascii="Calibri" w:cs="Calibri" w:eastAsia="Calibri" w:hAnsi="Calibri"/>
+          <w:sz w:val="21"/>
+          <w:szCs w:val="21"/>
+          <w:rtl w:val="0"/>
+        </w:rPr>
+        <w:t xml:space="preserve">5-minute timeframe</w:t>
+      </w:r>
+      <w:r>
+        <w:rPr>
+          <w:rtl w:val="0"/>
+        </w:rPr>
+        <w:t xml:space="preserve">; if biases are opposed, execution is completed on the </w:t>
+      </w:r>
+      <w:r>
+        <w:rPr>
+          <w:rFonts w:ascii="Calibri" w:cs="Calibri" w:eastAsia="Calibri" w:hAnsi="Calibri"/>
+          <w:sz w:val="21"/>
+          <w:szCs w:val="21"/>
+          <w:rtl w:val="0"/>
+        </w:rPr>
+        <w:t xml:space="preserve">15-minute </w:t>
+      </w:r>
+      <w:r>
+        <w:rPr>
+          <w:rtl w:val="0"/>
+        </w:rPr>
+        <w:t xml:space="preserve">timeframe.</w:t>
+      </w:r>
+      <w:r>
+        <w:rPr>
+          <w:rFonts w:ascii="Calibri" w:cs="Calibri" w:eastAsia="Calibri" w:hAnsi="Calibri"/>
+          <w:sz w:val="21"/>
+          <w:szCs w:val="21"/>
+          <w:rtl w:val="0"/>
+        </w:rPr>
+        <w:t xml:space="preserve"> </w:t>
+      </w:r>
+      <w:r>
+        <w:rPr>
+          <w:rtl w:val="0"/>
+        </w:rPr>
+        <w:t xml:space="preserve">Trades are only taken off</w:t>
+      </w:r>
+      <w:r>
+        <w:rPr>
+          <w:rFonts w:ascii="Calibri" w:cs="Calibri" w:eastAsia="Calibri" w:hAnsi="Calibri"/>
+          <w:sz w:val="21"/>
+          <w:szCs w:val="21"/>
+          <w:rtl w:val="0"/>
+        </w:rPr>
+        <w:t xml:space="preserve"> sweeps of 1h/4h pivot, prior-day, and session liquidity, </w:t>
+      </w:r>
+      <w:r>
+        <w:rPr>
+          <w:rtl w:val="0"/>
+        </w:rPr>
+        <w:t xml:space="preserve">and the execution consists of waiting for a break of structure on the lower timeframe (5min or 15min)</w:t>
+      </w:r>
+      <w:r>
+        <w:rPr>
+          <w:rFonts w:ascii="Calibri" w:cs="Calibri" w:eastAsia="Calibri" w:hAnsi="Calibri"/>
+          <w:sz w:val="21"/>
+          <w:szCs w:val="21"/>
+          <w:rtl w:val="0"/>
+        </w:rPr>
+        <w:t xml:space="preserve">, retracement into a continuation confluence (order block / FVG / breaker / equilibrium), and scal</w:t>
+      </w:r>
+      <w:r>
+        <w:rPr>
+          <w:rtl w:val="0"/>
+        </w:rPr>
+        <w:t xml:space="preserve">ing down to an even lower timeframe to enter off of a break of structure in the bias direction.</w:t>
+      </w:r>
+      <w:r>
+        <w:rPr>
+          <w:rFonts w:ascii="Calibri" w:cs="Calibri" w:eastAsia="Calibri" w:hAnsi="Calibri"/>
+          <w:sz w:val="21"/>
+          <w:szCs w:val="21"/>
+          <w:rtl w:val="0"/>
+        </w:rPr>
+        <w:t xml:space="preserve"> </w:t>
+      </w:r>
+      <w:r>
+        <w:rPr>
+          <w:rtl w:val="0"/>
+        </w:rPr>
+        <w:t xml:space="preserve">Take-profit was tested at a 2R-4R split and at the nearest pool of liquidity in the bias direction, and stop-loss was tested both at the sweep extreme and the retracement extreme.</w:t>
       </w:r>
     </w:p>
     <w:p>
       <w:pPr>
-        <w:spacing w:after="40" w:before="120"/>
+        <w:spacing w:after="40" w:before="120" w:lineRule="auto"/>
         <w:jc w:val="center"/>
+        <w:rPr/>
       </w:pPr>
       <w:r>
+        <w:rPr/>
         <w:drawing>
-          <wp:inline distT="0" distB="0" distL="0" distR="0">
+          <wp:inline distB="0" distT="0" distL="0" distR="0">
             <wp:extent cx="6096000" cy="2743200"/>
-            <wp:effectExtent t="0" r="0" b="0" l="0"/>
-            <wp:docPr id="1" name="" descr="" title=""/>
-            <wp:cNvGraphicFramePr>
-              <a:graphicFrameLocks xmlns:a="http://schemas.openxmlformats.org/drawingml/2006/main" noChangeAspect="1"/>
-            </wp:cNvGraphicFramePr>
-            <a:graphic xmlns:a="http://schemas.openxmlformats.org/drawingml/2006/main">
+            <wp:effectExtent b="0" l="0" r="0" t="0"/>
+            <wp:docPr id="4" name="image5.png"/>
+            <a:graphic>
               <a:graphicData uri="http://schemas.openxmlformats.org/drawingml/2006/picture">
-                <pic:pic xmlns:pic="http://schemas.openxmlformats.org/drawingml/2006/picture">
+                <pic:pic>
                   <pic:nvPicPr>
-                    <pic:cNvPr id="0" name="" descr=""/>
-                    <pic:cNvPicPr>
-                      <a:picLocks noChangeAspect="1" noChangeArrowheads="1"/>
-                    </pic:cNvPicPr>
+                    <pic:cNvPr id="0" name="image5.png"/>
+                    <pic:cNvPicPr preferRelativeResize="0"/>
                   </pic:nvPicPr>
                   <pic:blipFill>
-                    <a:blip r:embed="rId12" cstate="none"/>
-                    <a:srcRect/>
+                    <a:blip r:embed="rId11"/>
+                    <a:srcRect b="0" l="0" r="0" t="0"/>
                     <a:stretch>
                       <a:fillRect/>
                     </a:stretch>
                   </pic:blipFill>
-                  <pic:spPr bwMode="auto">
+                  <pic:spPr>
                     <a:xfrm>
                       <a:off x="0" y="0"/>
                       <a:ext cx="6096000" cy="2743200"/>
                     </a:xfrm>
-                    <a:prstGeom prst="rect">
-                      <a:avLst/>
-                    </a:prstGeom>
+                    <a:prstGeom prst="rect"/>
+                    <a:ln/>
                   </pic:spPr>
                 </pic:pic>
               </a:graphicData>
@@ -3070,392 +5532,1264 @@
           </wp:inline>
         </w:drawing>
       </w:r>
+      <w:r>
+        <w:rPr>
+          <w:rtl w:val="0"/>
+        </w:rPr>
+      </w:r>
     </w:p>
     <w:p>
       <w:pPr>
-        <w:spacing w:after="200"/>
+        <w:spacing w:after="200" w:lineRule="auto"/>
         <w:jc w:val="center"/>
+        <w:rPr/>
       </w:pPr>
       <w:r>
         <w:rPr>
           <w:rFonts w:ascii="Calibri" w:cs="Calibri" w:eastAsia="Calibri" w:hAnsi="Calibri"/>
-          <w:i/>
-          <w:iCs/>
+          <w:i w:val="1"/>
+          <w:iCs w:val="1"/>
           <w:color w:val="666666"/>
           <w:sz w:val="18"/>
           <w:szCs w:val="18"/>
-        </w:rPr>
-        <w:t xml:space="preserve">Figure 5 — Top-down implementation: all four rule interpretations lose net of costs (~55 trades/yr, costs only ~4% of risk).</w:t>
+          <w:rtl w:val="0"/>
+        </w:rPr>
+        <w:t xml:space="preserve">Figure 5 </w:t>
+      </w:r>
+      <w:r>
+        <w:rPr>
+          <w:i w:val="1"/>
+          <w:iCs w:val="1"/>
+          <w:color w:val="666666"/>
+          <w:sz w:val="18"/>
+          <w:szCs w:val="18"/>
+          <w:rtl w:val="0"/>
+        </w:rPr>
+        <w:t xml:space="preserve">-</w:t>
+      </w:r>
+      <w:r>
+        <w:rPr>
+          <w:rFonts w:ascii="Calibri" w:cs="Calibri" w:eastAsia="Calibri" w:hAnsi="Calibri"/>
+          <w:i w:val="1"/>
+          <w:iCs w:val="1"/>
+          <w:color w:val="666666"/>
+          <w:sz w:val="18"/>
+          <w:szCs w:val="18"/>
+          <w:rtl w:val="0"/>
+        </w:rPr>
+        <w:t xml:space="preserve"> Top-down implementation: all four rule interpretations lose net of costs (~55 trades/yr, costs only ~4% of risk).</w:t>
+      </w:r>
+      <w:r>
+        <w:rPr>
+          <w:rtl w:val="0"/>
+        </w:rPr>
       </w:r>
     </w:p>
     <w:p>
       <w:pPr>
-        <w:spacing w:after="160" w:before="0"/>
+        <w:spacing w:after="160" w:before="0" w:lineRule="auto"/>
+        <w:rPr/>
       </w:pPr>
       <w:r>
         <w:rPr>
           <w:rFonts w:ascii="Calibri" w:cs="Calibri" w:eastAsia="Calibri" w:hAnsi="Calibri"/>
           <w:sz w:val="21"/>
           <w:szCs w:val="21"/>
-        </w:rPr>
-        <w:t xml:space="preserve">The setup funnel was healthy (4,839 sweeps → 1,212 BOS → 1,069 POI touches → ~600 entries), so the system fired exactly as designed. The decisive comparison: random entries pushed through the identical exit engine with a matched risk distribution scored a mean of -5.7R (range -44 to +54 across seeds); the strategy’s -19.5R sits inside that noise band, and its 33.0% win rate is below the random benchmark’s 35.1%. The full bias→sweep→structure→confirmation stack selected entries no better than chance, while its confirmation delay cost entry price — consistent with three independent implementations across the project.</w:t>
+          <w:rtl w:val="0"/>
+        </w:rPr>
+        <w:t xml:space="preserve">All four variants of the</w:t>
+      </w:r>
+      <w:r>
+        <w:rPr>
+          <w:rtl w:val="0"/>
+        </w:rPr>
+        <w:t xml:space="preserve"> top-down playbook lost money in the long term. A test of</w:t>
+      </w:r>
+      <w:r>
+        <w:rPr>
+          <w:rFonts w:ascii="Calibri" w:cs="Calibri" w:eastAsia="Calibri" w:hAnsi="Calibri"/>
+          <w:sz w:val="21"/>
+          <w:szCs w:val="21"/>
+          <w:rtl w:val="0"/>
+        </w:rPr>
+        <w:t xml:space="preserve"> random entries pushed through the </w:t>
+      </w:r>
+      <w:r>
+        <w:rPr>
+          <w:rtl w:val="0"/>
+        </w:rPr>
+        <w:t xml:space="preserve">same </w:t>
+      </w:r>
+      <w:r>
+        <w:rPr>
+          <w:rFonts w:ascii="Calibri" w:cs="Calibri" w:eastAsia="Calibri" w:hAnsi="Calibri"/>
+          <w:sz w:val="21"/>
+          <w:szCs w:val="21"/>
+          <w:rtl w:val="0"/>
+        </w:rPr>
+        <w:t xml:space="preserve">exit engine with a matched risk distribution scored a mean of -5.7R (range -44 to +54 across seeds); the strategy’s -19.5R sits inside that noise band, and its 33.0% win rate is below the random benchmark’s 35.1%. The </w:t>
+      </w:r>
+      <w:r>
+        <w:rPr>
+          <w:rtl w:val="0"/>
+        </w:rPr>
+        <w:t xml:space="preserve">popular top-down playbook</w:t>
+      </w:r>
+      <w:r>
+        <w:rPr>
+          <w:rFonts w:ascii="Calibri" w:cs="Calibri" w:eastAsia="Calibri" w:hAnsi="Calibri"/>
+          <w:sz w:val="21"/>
+          <w:szCs w:val="21"/>
+          <w:rtl w:val="0"/>
+        </w:rPr>
+        <w:t xml:space="preserve"> selected entries no better than chance, </w:t>
+      </w:r>
+      <w:r>
+        <w:rPr>
+          <w:rtl w:val="0"/>
+        </w:rPr>
+        <w:t xml:space="preserve">demonstrating that even “successful” implementations of ICT did not have a sustained statistical edge.</w:t>
       </w:r>
     </w:p>
     <w:p>
       <w:pPr>
         <w:pStyle w:val="Heading1"/>
-        <w:spacing w:after="160" w:before="320"/>
+        <w:spacing w:after="160" w:before="320" w:lineRule="auto"/>
+        <w:rPr/>
       </w:pPr>
       <w:r>
         <w:rPr>
           <w:rFonts w:ascii="Calibri" w:cs="Calibri" w:eastAsia="Calibri" w:hAnsi="Calibri"/>
-          <w:b/>
-          <w:bCs/>
-          <w:color w:val="1F4E79"/>
+          <w:b w:val="1"/>
+          <w:bCs w:val="1"/>
+          <w:color w:val="1f4e79"/>
           <w:sz w:val="30"/>
           <w:szCs w:val="30"/>
+          <w:rtl w:val="0"/>
         </w:rPr>
         <w:t xml:space="preserve">7. Conclusions</w:t>
+      </w:r>
+      <w:r>
+        <w:rPr>
+          <w:rtl w:val="0"/>
+        </w:rPr>
       </w:r>
     </w:p>
     <w:p>
       <w:pPr>
-        <w:pStyle w:val="ListParagraph"/>
+        <w:keepNext w:val="0"/>
+        <w:keepLines w:val="0"/>
+        <w:pageBreakBefore w:val="0"/>
+        <w:widowControl w:val="1"/>
         <w:numPr>
           <w:ilvl w:val="0"/>
-          <w:numId w:val="2"/>
+          <w:numId w:val="1"/>
         </w:numPr>
-        <w:spacing w:after="80"/>
+        <w:pBdr>
+          <w:top w:space="0" w:sz="0" w:val="nil"/>
+          <w:left w:space="0" w:sz="0" w:val="nil"/>
+          <w:bottom w:space="0" w:sz="0" w:val="nil"/>
+          <w:right w:space="0" w:sz="0" w:val="nil"/>
+          <w:between w:space="0" w:sz="0" w:val="nil"/>
+        </w:pBdr>
+        <w:shd w:fill="auto" w:val="clear"/>
+        <w:spacing w:after="80" w:before="0" w:line="240" w:lineRule="auto"/>
+        <w:ind w:left="360" w:right="0" w:hanging="200"/>
+        <w:jc w:val="left"/>
+        <w:rPr/>
       </w:pPr>
       <w:r>
         <w:rPr>
           <w:rFonts w:ascii="Calibri" w:cs="Calibri" w:eastAsia="Calibri" w:hAnsi="Calibri"/>
-          <w:sz w:val="21"/>
-          <w:szCs w:val="21"/>
-        </w:rPr>
-        <w:t xml:space="preserve">Mechanically-defined ICT concepts show no deployable edge on intraday Nasdaq futures. Whatever validity the framework has appears to live in discretionary, hindsight-flexible judgment that cannot be automated — and the burden of proof that it exists even there remains unmet.</w:t>
+          <w:b w:val="0"/>
+          <w:bCs w:val="0"/>
+          <w:i w:val="0"/>
+          <w:iCs w:val="0"/>
+          <w:smallCaps w:val="0"/>
+          <w:strike w:val="0"/>
+          <w:color w:val="000000"/>
+          <w:sz w:val="21"/>
+          <w:szCs w:val="21"/>
+          <w:u w:val="none"/>
+          <w:shd w:fill="auto" w:val="clear"/>
+          <w:vertAlign w:val="baseline"/>
+          <w:rtl w:val="0"/>
+        </w:rPr>
+        <w:t xml:space="preserve">Mechanically-defined ICT concepts show no deployable edge on intraday Nasdaq futures. Whatever validity the framework has appears to live in discretionary, hindsight-flexible judgment that cannot be automated </w:t>
+      </w:r>
+      <w:r>
+        <w:rPr>
+          <w:rtl w:val="0"/>
+        </w:rPr>
+        <w:t xml:space="preserve">-</w:t>
+      </w:r>
+      <w:r>
+        <w:rPr>
+          <w:rFonts w:ascii="Calibri" w:cs="Calibri" w:eastAsia="Calibri" w:hAnsi="Calibri"/>
+          <w:b w:val="0"/>
+          <w:bCs w:val="0"/>
+          <w:i w:val="0"/>
+          <w:iCs w:val="0"/>
+          <w:smallCaps w:val="0"/>
+          <w:strike w:val="0"/>
+          <w:color w:val="000000"/>
+          <w:sz w:val="21"/>
+          <w:szCs w:val="21"/>
+          <w:u w:val="none"/>
+          <w:shd w:fill="auto" w:val="clear"/>
+          <w:vertAlign w:val="baseline"/>
+          <w:rtl w:val="0"/>
+        </w:rPr>
+        <w:t xml:space="preserve"> and the burden of proof that it exists even there remains unmet.</w:t>
       </w:r>
     </w:p>
     <w:p>
       <w:pPr>
-        <w:pStyle w:val="ListParagraph"/>
+        <w:keepNext w:val="0"/>
+        <w:keepLines w:val="0"/>
+        <w:pageBreakBefore w:val="0"/>
+        <w:widowControl w:val="1"/>
         <w:numPr>
           <w:ilvl w:val="0"/>
-          <w:numId w:val="2"/>
+          <w:numId w:val="1"/>
         </w:numPr>
-        <w:spacing w:after="80"/>
+        <w:pBdr>
+          <w:top w:space="0" w:sz="0" w:val="nil"/>
+          <w:left w:space="0" w:sz="0" w:val="nil"/>
+          <w:bottom w:space="0" w:sz="0" w:val="nil"/>
+          <w:right w:space="0" w:sz="0" w:val="nil"/>
+          <w:between w:space="0" w:sz="0" w:val="nil"/>
+        </w:pBdr>
+        <w:shd w:fill="auto" w:val="clear"/>
+        <w:spacing w:after="80" w:before="0" w:line="240" w:lineRule="auto"/>
+        <w:ind w:left="360" w:right="0" w:hanging="200"/>
+        <w:jc w:val="left"/>
+        <w:rPr/>
       </w:pPr>
       <w:r>
         <w:rPr>
           <w:rFonts w:ascii="Calibri" w:cs="Calibri" w:eastAsia="Calibri" w:hAnsi="Calibri"/>
-          <w:sz w:val="21"/>
-          <w:szCs w:val="21"/>
-        </w:rPr>
-        <w:t xml:space="preserve">The apparent 17.7%/0.96 result decomposed into: flattering metric conventions (~35% of the Sharpe), configuration selection bias (~50% of the net result), classifier-implementation luck (unquantifiable but demonstrably large), transaction costs (36–74% of gross per-trade edge), and regime concentration in 2019–2022.</w:t>
-      </w:r>
-    </w:p>
-    <w:p>
-      <w:pPr>
-        <w:pStyle w:val="ListParagraph"/>
-        <w:numPr>
-          <w:ilvl w:val="0"/>
-          <w:numId w:val="2"/>
-        </w:numPr>
-        <w:spacing w:after="80"/>
-      </w:pPr>
-      <w:r>
-        <w:rPr>
-          <w:rFonts w:ascii="Calibri" w:cs="Calibri" w:eastAsia="Calibri" w:hAnsi="Calibri"/>
-          <w:sz w:val="21"/>
-          <w:szCs w:val="21"/>
-        </w:rPr>
-        <w:t xml:space="preserve">The residual real signal — monotonic expectancy in model confidence — is genuine but too thin to clear per-trade frictions at scalping frequency, and absent entirely since 2023.</w:t>
+          <w:b w:val="0"/>
+          <w:bCs w:val="0"/>
+          <w:i w:val="0"/>
+          <w:iCs w:val="0"/>
+          <w:smallCaps w:val="0"/>
+          <w:strike w:val="0"/>
+          <w:color w:val="000000"/>
+          <w:sz w:val="21"/>
+          <w:szCs w:val="21"/>
+          <w:u w:val="none"/>
+          <w:shd w:fill="auto" w:val="clear"/>
+          <w:vertAlign w:val="baseline"/>
+          <w:rtl w:val="0"/>
+        </w:rPr>
+        <w:t xml:space="preserve">The apparent 17.7% yearly return/0.96 </w:t>
+      </w:r>
+      <w:r>
+        <w:rPr>
+          <w:rtl w:val="0"/>
+        </w:rPr>
+        <w:t xml:space="preserve">Sharpe</w:t>
+      </w:r>
+      <w:r>
+        <w:rPr>
+          <w:rFonts w:ascii="Calibri" w:cs="Calibri" w:eastAsia="Calibri" w:hAnsi="Calibri"/>
+          <w:b w:val="0"/>
+          <w:bCs w:val="0"/>
+          <w:i w:val="0"/>
+          <w:iCs w:val="0"/>
+          <w:smallCaps w:val="0"/>
+          <w:strike w:val="0"/>
+          <w:color w:val="000000"/>
+          <w:sz w:val="21"/>
+          <w:szCs w:val="21"/>
+          <w:u w:val="none"/>
+          <w:shd w:fill="auto" w:val="clear"/>
+          <w:vertAlign w:val="baseline"/>
+          <w:rtl w:val="0"/>
+        </w:rPr>
+        <w:t xml:space="preserve"> result from the most optimistic configuration decomposed into: flattering metric conventions (~35% of the Sharpe), configuration selection bias (~50% of the net result), </w:t>
+      </w:r>
+      <w:r>
+        <w:rPr>
+          <w:rtl w:val="0"/>
+        </w:rPr>
+        <w:t xml:space="preserve">model tiebreaking</w:t>
+      </w:r>
+      <w:r>
+        <w:rPr>
+          <w:rFonts w:ascii="Calibri" w:cs="Calibri" w:eastAsia="Calibri" w:hAnsi="Calibri"/>
+          <w:b w:val="0"/>
+          <w:bCs w:val="0"/>
+          <w:i w:val="0"/>
+          <w:iCs w:val="0"/>
+          <w:smallCaps w:val="0"/>
+          <w:strike w:val="0"/>
+          <w:color w:val="000000"/>
+          <w:sz w:val="21"/>
+          <w:szCs w:val="21"/>
+          <w:u w:val="none"/>
+          <w:shd w:fill="auto" w:val="clear"/>
+          <w:vertAlign w:val="baseline"/>
+          <w:rtl w:val="0"/>
+        </w:rPr>
+        <w:t xml:space="preserve"> luck (unquantifiable but demonstrably large), transaction costs (36</w:t>
+      </w:r>
+      <w:r>
+        <w:rPr>
+          <w:rtl w:val="0"/>
+        </w:rPr>
+        <w:t xml:space="preserve">-</w:t>
+      </w:r>
+      <w:r>
+        <w:rPr>
+          <w:rFonts w:ascii="Calibri" w:cs="Calibri" w:eastAsia="Calibri" w:hAnsi="Calibri"/>
+          <w:b w:val="0"/>
+          <w:bCs w:val="0"/>
+          <w:i w:val="0"/>
+          <w:iCs w:val="0"/>
+          <w:smallCaps w:val="0"/>
+          <w:strike w:val="0"/>
+          <w:color w:val="000000"/>
+          <w:sz w:val="21"/>
+          <w:szCs w:val="21"/>
+          <w:u w:val="none"/>
+          <w:shd w:fill="auto" w:val="clear"/>
+          <w:vertAlign w:val="baseline"/>
+          <w:rtl w:val="0"/>
+        </w:rPr>
+        <w:t xml:space="preserve">74% of gross per-trade edge), and </w:t>
+      </w:r>
+      <w:r>
+        <w:rPr>
+          <w:rtl w:val="0"/>
+        </w:rPr>
+        <w:t xml:space="preserve">a favorable market regime</w:t>
+      </w:r>
+      <w:r>
+        <w:rPr>
+          <w:rFonts w:ascii="Calibri" w:cs="Calibri" w:eastAsia="Calibri" w:hAnsi="Calibri"/>
+          <w:b w:val="0"/>
+          <w:bCs w:val="0"/>
+          <w:i w:val="0"/>
+          <w:iCs w:val="0"/>
+          <w:smallCaps w:val="0"/>
+          <w:strike w:val="0"/>
+          <w:color w:val="000000"/>
+          <w:sz w:val="21"/>
+          <w:szCs w:val="21"/>
+          <w:u w:val="none"/>
+          <w:shd w:fill="auto" w:val="clear"/>
+          <w:vertAlign w:val="baseline"/>
+          <w:rtl w:val="0"/>
+        </w:rPr>
+        <w:t xml:space="preserve"> in 2019</w:t>
+      </w:r>
+      <w:r>
+        <w:rPr>
+          <w:rtl w:val="0"/>
+        </w:rPr>
+        <w:t xml:space="preserve">-</w:t>
+      </w:r>
+      <w:r>
+        <w:rPr>
+          <w:rFonts w:ascii="Calibri" w:cs="Calibri" w:eastAsia="Calibri" w:hAnsi="Calibri"/>
+          <w:b w:val="0"/>
+          <w:bCs w:val="0"/>
+          <w:i w:val="0"/>
+          <w:iCs w:val="0"/>
+          <w:smallCaps w:val="0"/>
+          <w:strike w:val="0"/>
+          <w:color w:val="000000"/>
+          <w:sz w:val="21"/>
+          <w:szCs w:val="21"/>
+          <w:u w:val="none"/>
+          <w:shd w:fill="auto" w:val="clear"/>
+          <w:vertAlign w:val="baseline"/>
+          <w:rtl w:val="0"/>
+        </w:rPr>
+        <w:t xml:space="preserve">2022.</w:t>
       </w:r>
     </w:p>
     <w:p>
       <w:pPr>
         <w:pStyle w:val="Heading1"/>
-        <w:spacing w:after="160" w:before="320"/>
+        <w:spacing w:after="160" w:before="320" w:lineRule="auto"/>
+        <w:rPr/>
       </w:pPr>
       <w:r>
         <w:rPr>
           <w:rFonts w:ascii="Calibri" w:cs="Calibri" w:eastAsia="Calibri" w:hAnsi="Calibri"/>
-          <w:b/>
-          <w:bCs/>
-          <w:color w:val="1F4E79"/>
+          <w:b w:val="1"/>
+          <w:bCs w:val="1"/>
+          <w:color w:val="1f4e79"/>
           <w:sz w:val="30"/>
           <w:szCs w:val="30"/>
+          <w:rtl w:val="0"/>
         </w:rPr>
         <w:t xml:space="preserve">8. Methodological Lessons</w:t>
+      </w:r>
+      <w:r>
+        <w:rPr>
+          <w:rtl w:val="0"/>
+        </w:rPr>
       </w:r>
     </w:p>
     <w:p>
       <w:pPr>
-        <w:spacing w:after="160" w:before="0"/>
+        <w:spacing w:after="160" w:before="0" w:lineRule="auto"/>
+        <w:rPr/>
       </w:pPr>
       <w:r>
         <w:rPr>
           <w:rFonts w:ascii="Calibri" w:cs="Calibri" w:eastAsia="Calibri" w:hAnsi="Calibri"/>
           <w:sz w:val="21"/>
           <w:szCs w:val="21"/>
-        </w:rPr>
-        <w:t xml:space="preserve">These generalize beyond this strategy and constitute the project’s durable value:</w:t>
+          <w:rtl w:val="0"/>
+        </w:rPr>
+        <w:t xml:space="preserve">These generalize beyond this strategy and constitute the project’s </w:t>
+      </w:r>
+      <w:r>
+        <w:rPr>
+          <w:rtl w:val="0"/>
+        </w:rPr>
+        <w:t xml:space="preserve">long-term </w:t>
+      </w:r>
+      <w:r>
+        <w:rPr>
+          <w:rFonts w:ascii="Calibri" w:cs="Calibri" w:eastAsia="Calibri" w:hAnsi="Calibri"/>
+          <w:sz w:val="21"/>
+          <w:szCs w:val="21"/>
+          <w:rtl w:val="0"/>
+        </w:rPr>
+        <w:t xml:space="preserve">value:</w:t>
+      </w:r>
+      <w:r>
+        <w:rPr>
+          <w:rtl w:val="0"/>
+        </w:rPr>
       </w:r>
     </w:p>
     <w:p>
       <w:pPr>
-        <w:pStyle w:val="ListParagraph"/>
+        <w:keepNext w:val="0"/>
+        <w:keepLines w:val="0"/>
+        <w:pageBreakBefore w:val="0"/>
+        <w:widowControl w:val="1"/>
         <w:numPr>
           <w:ilvl w:val="0"/>
-          <w:numId w:val="2"/>
+          <w:numId w:val="1"/>
         </w:numPr>
-        <w:spacing w:after="80"/>
+        <w:pBdr>
+          <w:top w:space="0" w:sz="0" w:val="nil"/>
+          <w:left w:space="0" w:sz="0" w:val="nil"/>
+          <w:bottom w:space="0" w:sz="0" w:val="nil"/>
+          <w:right w:space="0" w:sz="0" w:val="nil"/>
+          <w:between w:space="0" w:sz="0" w:val="nil"/>
+        </w:pBdr>
+        <w:shd w:fill="auto" w:val="clear"/>
+        <w:spacing w:after="80" w:before="0" w:line="240" w:lineRule="auto"/>
+        <w:ind w:left="360" w:right="0" w:hanging="200"/>
+        <w:jc w:val="left"/>
+        <w:rPr/>
       </w:pPr>
       <w:r>
         <w:rPr>
           <w:rFonts w:ascii="Calibri" w:cs="Calibri" w:eastAsia="Calibri" w:hAnsi="Calibri"/>
-          <w:sz w:val="21"/>
-          <w:szCs w:val="21"/>
-        </w:rPr>
-        <w:t xml:space="preserve">Average-of-yearly Sharpe ratios and average-of-yearly drawdowns systematically overstate performance; pooled returns and full-period drawdowns are the honest defaults.</w:t>
+          <w:b w:val="0"/>
+          <w:bCs w:val="0"/>
+          <w:i w:val="0"/>
+          <w:iCs w:val="0"/>
+          <w:smallCaps w:val="0"/>
+          <w:strike w:val="0"/>
+          <w:color w:val="000000"/>
+          <w:sz w:val="21"/>
+          <w:szCs w:val="21"/>
+          <w:u w:val="none"/>
+          <w:shd w:fill="auto" w:val="clear"/>
+          <w:vertAlign w:val="baseline"/>
+          <w:rtl w:val="0"/>
+        </w:rPr>
+        <w:t xml:space="preserve">Average-of-yearly Sharpe ratios and average-of-yearly drawdowns systematically overstate performance; pooled returns and full-period drawdowns are the </w:t>
+      </w:r>
+      <w:r>
+        <w:rPr>
+          <w:rtl w:val="0"/>
+        </w:rPr>
+        <w:t xml:space="preserve">more honest industry standard</w:t>
+      </w:r>
+      <w:r>
+        <w:rPr>
+          <w:rFonts w:ascii="Calibri" w:cs="Calibri" w:eastAsia="Calibri" w:hAnsi="Calibri"/>
+          <w:b w:val="0"/>
+          <w:bCs w:val="0"/>
+          <w:i w:val="0"/>
+          <w:iCs w:val="0"/>
+          <w:smallCaps w:val="0"/>
+          <w:strike w:val="0"/>
+          <w:color w:val="000000"/>
+          <w:sz w:val="21"/>
+          <w:szCs w:val="21"/>
+          <w:u w:val="none"/>
+          <w:shd w:fill="auto" w:val="clear"/>
+          <w:vertAlign w:val="baseline"/>
+          <w:rtl w:val="0"/>
+        </w:rPr>
+        <w:t xml:space="preserve">.</w:t>
       </w:r>
     </w:p>
     <w:p>
       <w:pPr>
-        <w:pStyle w:val="ListParagraph"/>
+        <w:keepNext w:val="0"/>
+        <w:keepLines w:val="0"/>
+        <w:pageBreakBefore w:val="0"/>
+        <w:widowControl w:val="1"/>
         <w:numPr>
           <w:ilvl w:val="0"/>
-          <w:numId w:val="2"/>
+          <w:numId w:val="1"/>
         </w:numPr>
-        <w:spacing w:after="80"/>
+        <w:pBdr>
+          <w:top w:space="0" w:sz="0" w:val="nil"/>
+          <w:left w:space="0" w:sz="0" w:val="nil"/>
+          <w:bottom w:space="0" w:sz="0" w:val="nil"/>
+          <w:right w:space="0" w:sz="0" w:val="nil"/>
+          <w:between w:space="0" w:sz="0" w:val="nil"/>
+        </w:pBdr>
+        <w:shd w:fill="auto" w:val="clear"/>
+        <w:spacing w:after="80" w:before="0" w:line="240" w:lineRule="auto"/>
+        <w:ind w:left="360" w:right="0" w:hanging="200"/>
+        <w:jc w:val="left"/>
+        <w:rPr/>
       </w:pPr>
       <w:r>
         <w:rPr>
           <w:rFonts w:ascii="Calibri" w:cs="Calibri" w:eastAsia="Calibri" w:hAnsi="Calibri"/>
-          <w:sz w:val="21"/>
-          <w:szCs w:val="21"/>
-        </w:rPr>
-        <w:t xml:space="preserve">Selection bias is measurable: nested (prior-data-only) configuration selection is cheap to run and, here, erased half the result. Any swept hyperparameter must be selected inside the validation loop.</w:t>
+          <w:b w:val="0"/>
+          <w:bCs w:val="0"/>
+          <w:i w:val="0"/>
+          <w:iCs w:val="0"/>
+          <w:smallCaps w:val="0"/>
+          <w:strike w:val="0"/>
+          <w:color w:val="000000"/>
+          <w:sz w:val="21"/>
+          <w:szCs w:val="21"/>
+          <w:u w:val="none"/>
+          <w:shd w:fill="auto" w:val="clear"/>
+          <w:vertAlign w:val="baseline"/>
+          <w:rtl w:val="0"/>
+        </w:rPr>
+        <w:t xml:space="preserve">Selection bias is measurable: nested (prior-data-only) configuration selection is cheap to run and, here, </w:t>
+      </w:r>
+      <w:r>
+        <w:rPr>
+          <w:rFonts w:ascii="Calibri" w:cs="Calibri" w:eastAsia="Calibri" w:hAnsi="Calibri"/>
+          <w:b w:val="0"/>
+          <w:bCs w:val="0"/>
+          <w:i w:val="0"/>
+          <w:iCs w:val="0"/>
+          <w:smallCaps w:val="0"/>
+          <w:strike w:val="0"/>
+          <w:color w:val="000000"/>
+          <w:sz w:val="21"/>
+          <w:szCs w:val="21"/>
+          <w:u w:val="none"/>
+          <w:shd w:fill="auto" w:val="clear"/>
+          <w:vertAlign w:val="baseline"/>
+          <w:rtl w:val="0"/>
+        </w:rPr>
+        <w:t xml:space="preserve">erased</w:t>
+      </w:r>
+      <w:r>
+        <w:rPr>
+          <w:rFonts w:ascii="Calibri" w:cs="Calibri" w:eastAsia="Calibri" w:hAnsi="Calibri"/>
+          <w:b w:val="0"/>
+          <w:bCs w:val="0"/>
+          <w:i w:val="0"/>
+          <w:iCs w:val="0"/>
+          <w:smallCaps w:val="0"/>
+          <w:strike w:val="0"/>
+          <w:color w:val="000000"/>
+          <w:sz w:val="21"/>
+          <w:szCs w:val="21"/>
+          <w:u w:val="none"/>
+          <w:shd w:fill="auto" w:val="clear"/>
+          <w:vertAlign w:val="baseline"/>
+          <w:rtl w:val="0"/>
+        </w:rPr>
+        <w:t xml:space="preserve"> half the result. Any hyperparameter sweep must be </w:t>
+      </w:r>
+      <w:r>
+        <w:rPr>
+          <w:rtl w:val="0"/>
+        </w:rPr>
+        <w:t xml:space="preserve">tested </w:t>
+      </w:r>
+      <w:r>
+        <w:rPr>
+          <w:rFonts w:ascii="Calibri" w:cs="Calibri" w:eastAsia="Calibri" w:hAnsi="Calibri"/>
+          <w:b w:val="0"/>
+          <w:bCs w:val="0"/>
+          <w:i w:val="0"/>
+          <w:iCs w:val="0"/>
+          <w:smallCaps w:val="0"/>
+          <w:strike w:val="0"/>
+          <w:color w:val="000000"/>
+          <w:sz w:val="21"/>
+          <w:szCs w:val="21"/>
+          <w:u w:val="none"/>
+          <w:shd w:fill="auto" w:val="clear"/>
+          <w:vertAlign w:val="baseline"/>
+          <w:rtl w:val="0"/>
+        </w:rPr>
+        <w:t xml:space="preserve">inside the validation loop rather than in hindsight of th</w:t>
+      </w:r>
+      <w:r>
+        <w:rPr>
+          <w:rtl w:val="0"/>
+        </w:rPr>
+        <w:t xml:space="preserve">e data</w:t>
+      </w:r>
+      <w:r>
+        <w:rPr>
+          <w:rFonts w:ascii="Calibri" w:cs="Calibri" w:eastAsia="Calibri" w:hAnsi="Calibri"/>
+          <w:b w:val="0"/>
+          <w:bCs w:val="0"/>
+          <w:i w:val="0"/>
+          <w:iCs w:val="0"/>
+          <w:smallCaps w:val="0"/>
+          <w:strike w:val="0"/>
+          <w:color w:val="000000"/>
+          <w:sz w:val="21"/>
+          <w:szCs w:val="21"/>
+          <w:u w:val="none"/>
+          <w:shd w:fill="auto" w:val="clear"/>
+          <w:vertAlign w:val="baseline"/>
+          <w:rtl w:val="0"/>
+        </w:rPr>
+        <w:t xml:space="preserve">.</w:t>
       </w:r>
     </w:p>
     <w:p>
       <w:pPr>
-        <w:pStyle w:val="ListParagraph"/>
+        <w:keepNext w:val="0"/>
+        <w:keepLines w:val="0"/>
+        <w:pageBreakBefore w:val="0"/>
+        <w:widowControl w:val="1"/>
         <w:numPr>
           <w:ilvl w:val="0"/>
-          <w:numId w:val="2"/>
+          <w:numId w:val="1"/>
         </w:numPr>
-        <w:spacing w:after="80"/>
+        <w:pBdr>
+          <w:top w:space="0" w:sz="0" w:val="nil"/>
+          <w:left w:space="0" w:sz="0" w:val="nil"/>
+          <w:bottom w:space="0" w:sz="0" w:val="nil"/>
+          <w:right w:space="0" w:sz="0" w:val="nil"/>
+          <w:between w:space="0" w:sz="0" w:val="nil"/>
+        </w:pBdr>
+        <w:shd w:fill="auto" w:val="clear"/>
+        <w:spacing w:after="80" w:before="0" w:line="240" w:lineRule="auto"/>
+        <w:ind w:left="360" w:right="0" w:hanging="200"/>
+        <w:jc w:val="left"/>
+        <w:rPr/>
       </w:pPr>
       <w:r>
         <w:rPr>
           <w:rFonts w:ascii="Calibri" w:cs="Calibri" w:eastAsia="Calibri" w:hAnsi="Calibri"/>
-          <w:sz w:val="21"/>
-          <w:szCs w:val="21"/>
-        </w:rPr>
-        <w:t xml:space="preserve">Implementation-swap testing is an underused robustness check: retraining with an equivalently-specified model from a different codebase is a powerful overfitting detector, in the same family as seed perturbation.</w:t>
+          <w:b w:val="0"/>
+          <w:bCs w:val="0"/>
+          <w:i w:val="0"/>
+          <w:iCs w:val="0"/>
+          <w:smallCaps w:val="0"/>
+          <w:strike w:val="0"/>
+          <w:color w:val="000000"/>
+          <w:sz w:val="21"/>
+          <w:szCs w:val="21"/>
+          <w:u w:val="none"/>
+          <w:shd w:fill="auto" w:val="clear"/>
+          <w:vertAlign w:val="baseline"/>
+          <w:rtl w:val="0"/>
+        </w:rPr>
+        <w:t xml:space="preserve">Implementation-swap testing is a</w:t>
+      </w:r>
+      <w:r>
+        <w:rPr>
+          <w:rtl w:val="0"/>
+        </w:rPr>
+        <w:t xml:space="preserve"> strong </w:t>
+      </w:r>
+      <w:r>
+        <w:rPr>
+          <w:rFonts w:ascii="Calibri" w:cs="Calibri" w:eastAsia="Calibri" w:hAnsi="Calibri"/>
+          <w:b w:val="0"/>
+          <w:bCs w:val="0"/>
+          <w:i w:val="0"/>
+          <w:iCs w:val="0"/>
+          <w:smallCaps w:val="0"/>
+          <w:strike w:val="0"/>
+          <w:color w:val="000000"/>
+          <w:sz w:val="21"/>
+          <w:szCs w:val="21"/>
+          <w:u w:val="none"/>
+          <w:shd w:fill="auto" w:val="clear"/>
+          <w:vertAlign w:val="baseline"/>
+          <w:rtl w:val="0"/>
+        </w:rPr>
+        <w:t xml:space="preserve">robustness check: retraining with an equivalently-specified model from a different codebase is a powerful overfitting detector, </w:t>
+      </w:r>
+      <w:r>
+        <w:rPr>
+          <w:rtl w:val="0"/>
+        </w:rPr>
+        <w:t xml:space="preserve">similarly to testing multiple seeds for the same model</w:t>
+      </w:r>
+      <w:r>
+        <w:rPr>
+          <w:rFonts w:ascii="Calibri" w:cs="Calibri" w:eastAsia="Calibri" w:hAnsi="Calibri"/>
+          <w:b w:val="0"/>
+          <w:bCs w:val="0"/>
+          <w:i w:val="0"/>
+          <w:iCs w:val="0"/>
+          <w:smallCaps w:val="0"/>
+          <w:strike w:val="0"/>
+          <w:color w:val="000000"/>
+          <w:sz w:val="21"/>
+          <w:szCs w:val="21"/>
+          <w:u w:val="none"/>
+          <w:shd w:fill="auto" w:val="clear"/>
+          <w:vertAlign w:val="baseline"/>
+          <w:rtl w:val="0"/>
+        </w:rPr>
+        <w:t xml:space="preserve">.</w:t>
       </w:r>
     </w:p>
     <w:p>
       <w:pPr>
-        <w:pStyle w:val="ListParagraph"/>
+        <w:keepNext w:val="0"/>
+        <w:keepLines w:val="0"/>
+        <w:pageBreakBefore w:val="0"/>
+        <w:widowControl w:val="1"/>
         <w:numPr>
           <w:ilvl w:val="0"/>
-          <w:numId w:val="2"/>
+          <w:numId w:val="1"/>
         </w:numPr>
-        <w:spacing w:after="80"/>
+        <w:pBdr>
+          <w:top w:space="0" w:sz="0" w:val="nil"/>
+          <w:left w:space="0" w:sz="0" w:val="nil"/>
+          <w:bottom w:space="0" w:sz="0" w:val="nil"/>
+          <w:right w:space="0" w:sz="0" w:val="nil"/>
+          <w:between w:space="0" w:sz="0" w:val="nil"/>
+        </w:pBdr>
+        <w:shd w:fill="auto" w:val="clear"/>
+        <w:spacing w:after="80" w:before="0" w:line="240" w:lineRule="auto"/>
+        <w:ind w:left="360" w:right="0" w:hanging="200"/>
+        <w:jc w:val="left"/>
+        <w:rPr/>
       </w:pPr>
       <w:r>
         <w:rPr>
           <w:rFonts w:ascii="Calibri" w:cs="Calibri" w:eastAsia="Calibri" w:hAnsi="Calibri"/>
-          <w:sz w:val="21"/>
-          <w:szCs w:val="21"/>
-        </w:rPr>
-        <w:t xml:space="preserve">Cost floors bind strategy design: with fixed per-trade frictions, viability scales with per-trade range — trade frequency is a liability, not an asset, for thin-edge signals.</w:t>
+          <w:b w:val="0"/>
+          <w:bCs w:val="0"/>
+          <w:i w:val="0"/>
+          <w:iCs w:val="0"/>
+          <w:smallCaps w:val="0"/>
+          <w:strike w:val="0"/>
+          <w:color w:val="000000"/>
+          <w:sz w:val="21"/>
+          <w:szCs w:val="21"/>
+          <w:u w:val="none"/>
+          <w:shd w:fill="auto" w:val="clear"/>
+          <w:vertAlign w:val="baseline"/>
+          <w:rtl w:val="0"/>
+        </w:rPr>
+        <w:t xml:space="preserve">Cost floors bind strategy design: with fixed per-trade frictions, viability scales with per-trade </w:t>
+      </w:r>
+      <w:r>
+        <w:rPr>
+          <w:rtl w:val="0"/>
+        </w:rPr>
+        <w:t xml:space="preserve">edge -</w:t>
+      </w:r>
+      <w:r>
+        <w:rPr>
+          <w:rFonts w:ascii="Calibri" w:cs="Calibri" w:eastAsia="Calibri" w:hAnsi="Calibri"/>
+          <w:b w:val="0"/>
+          <w:bCs w:val="0"/>
+          <w:i w:val="0"/>
+          <w:iCs w:val="0"/>
+          <w:smallCaps w:val="0"/>
+          <w:strike w:val="0"/>
+          <w:color w:val="000000"/>
+          <w:sz w:val="21"/>
+          <w:szCs w:val="21"/>
+          <w:u w:val="none"/>
+          <w:shd w:fill="auto" w:val="clear"/>
+          <w:vertAlign w:val="baseline"/>
+          <w:rtl w:val="0"/>
+        </w:rPr>
+        <w:t xml:space="preserve"> trade frequency is a liability, not an asset, for thin-edge signals.</w:t>
       </w:r>
     </w:p>
     <w:p>
       <w:pPr>
-        <w:pStyle w:val="ListParagraph"/>
+        <w:keepNext w:val="0"/>
+        <w:keepLines w:val="0"/>
+        <w:pageBreakBefore w:val="0"/>
+        <w:widowControl w:val="1"/>
         <w:numPr>
           <w:ilvl w:val="0"/>
-          <w:numId w:val="2"/>
+          <w:numId w:val="1"/>
         </w:numPr>
-        <w:spacing w:after="80"/>
+        <w:pBdr>
+          <w:top w:space="0" w:sz="0" w:val="nil"/>
+          <w:left w:space="0" w:sz="0" w:val="nil"/>
+          <w:bottom w:space="0" w:sz="0" w:val="nil"/>
+          <w:right w:space="0" w:sz="0" w:val="nil"/>
+          <w:between w:space="0" w:sz="0" w:val="nil"/>
+        </w:pBdr>
+        <w:shd w:fill="auto" w:val="clear"/>
+        <w:spacing w:after="80" w:before="0" w:line="240" w:lineRule="auto"/>
+        <w:ind w:left="360" w:right="0" w:hanging="200"/>
+        <w:jc w:val="left"/>
+        <w:rPr/>
       </w:pPr>
       <w:r>
         <w:rPr>
           <w:rFonts w:ascii="Calibri" w:cs="Calibri" w:eastAsia="Calibri" w:hAnsi="Calibri"/>
-          <w:sz w:val="21"/>
-          <w:szCs w:val="21"/>
-        </w:rPr>
-        <w:t xml:space="preserve">Random-entry benchmarks with identical exit machinery isolate whether entry logic contributes anything at all.</w:t>
+          <w:b w:val="0"/>
+          <w:bCs w:val="0"/>
+          <w:i w:val="0"/>
+          <w:iCs w:val="0"/>
+          <w:smallCaps w:val="0"/>
+          <w:strike w:val="0"/>
+          <w:color w:val="000000"/>
+          <w:sz w:val="21"/>
+          <w:szCs w:val="21"/>
+          <w:u w:val="none"/>
+          <w:shd w:fill="auto" w:val="clear"/>
+          <w:vertAlign w:val="baseline"/>
+          <w:rtl w:val="0"/>
+        </w:rPr>
+        <w:t xml:space="preserve">Random-entry benchmarks with identical exit machinery isolate whether entry logic actually contributes </w:t>
+      </w:r>
+      <w:r>
+        <w:rPr>
+          <w:rtl w:val="0"/>
+        </w:rPr>
+        <w:t xml:space="preserve">a statistically significant edge</w:t>
+      </w:r>
+      <w:r>
+        <w:rPr>
+          <w:rFonts w:ascii="Calibri" w:cs="Calibri" w:eastAsia="Calibri" w:hAnsi="Calibri"/>
+          <w:b w:val="0"/>
+          <w:bCs w:val="0"/>
+          <w:i w:val="0"/>
+          <w:iCs w:val="0"/>
+          <w:smallCaps w:val="0"/>
+          <w:strike w:val="0"/>
+          <w:color w:val="000000"/>
+          <w:sz w:val="21"/>
+          <w:szCs w:val="21"/>
+          <w:u w:val="none"/>
+          <w:shd w:fill="auto" w:val="clear"/>
+          <w:vertAlign w:val="baseline"/>
+          <w:rtl w:val="0"/>
+        </w:rPr>
+        <w:t xml:space="preserve">.</w:t>
       </w:r>
     </w:p>
     <w:p>
       <w:pPr>
-        <w:pStyle w:val="ListParagraph"/>
+        <w:keepNext w:val="0"/>
+        <w:keepLines w:val="0"/>
+        <w:pageBreakBefore w:val="0"/>
+        <w:widowControl w:val="1"/>
         <w:numPr>
           <w:ilvl w:val="0"/>
-          <w:numId w:val="2"/>
+          <w:numId w:val="1"/>
         </w:numPr>
-        <w:spacing w:after="80"/>
+        <w:pBdr>
+          <w:top w:space="0" w:sz="0" w:val="nil"/>
+          <w:left w:space="0" w:sz="0" w:val="nil"/>
+          <w:bottom w:space="0" w:sz="0" w:val="nil"/>
+          <w:right w:space="0" w:sz="0" w:val="nil"/>
+          <w:between w:space="0" w:sz="0" w:val="nil"/>
+        </w:pBdr>
+        <w:shd w:fill="auto" w:val="clear"/>
+        <w:spacing w:after="80" w:before="0" w:line="240" w:lineRule="auto"/>
+        <w:ind w:left="360" w:right="0" w:hanging="200"/>
+        <w:jc w:val="left"/>
+        <w:rPr/>
       </w:pPr>
       <w:r>
         <w:rPr>
           <w:rFonts w:ascii="Calibri" w:cs="Calibri" w:eastAsia="Calibri" w:hAnsi="Calibri"/>
-          <w:sz w:val="21"/>
-          <w:szCs w:val="21"/>
-        </w:rPr>
-        <w:t xml:space="preserve">Negative results retain value only if recorded: seventeen documented phases turned an unprofitable strategy into a reusable validation framework and a falsification study.</w:t>
+          <w:b w:val="0"/>
+          <w:bCs w:val="0"/>
+          <w:i w:val="0"/>
+          <w:iCs w:val="0"/>
+          <w:smallCaps w:val="0"/>
+          <w:strike w:val="0"/>
+          <w:color w:val="000000"/>
+          <w:sz w:val="21"/>
+          <w:szCs w:val="21"/>
+          <w:u w:val="none"/>
+          <w:shd w:fill="auto" w:val="clear"/>
+          <w:vertAlign w:val="baseline"/>
+          <w:rtl w:val="0"/>
+        </w:rPr>
+        <w:t xml:space="preserve">Negative results retain value </w:t>
+      </w:r>
+      <w:r>
+        <w:rPr>
+          <w:rtl w:val="0"/>
+        </w:rPr>
+        <w:t xml:space="preserve">through reusable frameworks and falsification of a hypothesis.</w:t>
+      </w:r>
+      <w:r>
+        <w:rPr>
+          <w:rtl w:val="0"/>
+        </w:rPr>
       </w:r>
     </w:p>
     <w:p>
       <w:pPr>
         <w:pStyle w:val="Heading1"/>
-        <w:spacing w:after="160" w:before="320"/>
+        <w:spacing w:after="160" w:before="320" w:lineRule="auto"/>
+        <w:rPr/>
       </w:pPr>
       <w:r>
         <w:rPr>
           <w:rFonts w:ascii="Calibri" w:cs="Calibri" w:eastAsia="Calibri" w:hAnsi="Calibri"/>
-          <w:b/>
-          <w:bCs/>
-          <w:color w:val="1F4E79"/>
+          <w:b w:val="1"/>
+          <w:bCs w:val="1"/>
+          <w:color w:val="1f4e79"/>
           <w:sz w:val="30"/>
           <w:szCs w:val="30"/>
-        </w:rPr>
-        <w:t xml:space="preserve">Appendix — Conventions &amp; Tooling</w:t>
+          <w:rtl w:val="0"/>
+        </w:rPr>
+        <w:t xml:space="preserve">Appendix</w:t>
+      </w:r>
+      <w:r>
+        <w:rPr>
+          <w:rtl w:val="0"/>
+        </w:rPr>
       </w:r>
     </w:p>
     <w:p>
       <w:pPr>
-        <w:pStyle w:val="ListParagraph"/>
+        <w:keepNext w:val="0"/>
+        <w:keepLines w:val="0"/>
+        <w:pageBreakBefore w:val="0"/>
+        <w:widowControl w:val="1"/>
         <w:numPr>
           <w:ilvl w:val="0"/>
-          <w:numId w:val="2"/>
+          <w:numId w:val="1"/>
         </w:numPr>
-        <w:spacing w:after="80"/>
+        <w:pBdr>
+          <w:top w:space="0" w:sz="0" w:val="nil"/>
+          <w:left w:space="0" w:sz="0" w:val="nil"/>
+          <w:bottom w:space="0" w:sz="0" w:val="nil"/>
+          <w:right w:space="0" w:sz="0" w:val="nil"/>
+          <w:between w:space="0" w:sz="0" w:val="nil"/>
+        </w:pBdr>
+        <w:shd w:fill="auto" w:val="clear"/>
+        <w:spacing w:after="80" w:before="0" w:line="240" w:lineRule="auto"/>
+        <w:ind w:left="360" w:right="0" w:hanging="200"/>
+        <w:jc w:val="left"/>
+        <w:rPr/>
       </w:pPr>
       <w:r>
         <w:rPr>
           <w:rFonts w:ascii="Calibri" w:cs="Calibri" w:eastAsia="Calibri" w:hAnsi="Calibri"/>
-          <w:sz w:val="21"/>
-          <w:szCs w:val="21"/>
+          <w:b w:val="0"/>
+          <w:bCs w:val="0"/>
+          <w:i w:val="0"/>
+          <w:iCs w:val="0"/>
+          <w:smallCaps w:val="0"/>
+          <w:strike w:val="0"/>
+          <w:color w:val="000000"/>
+          <w:sz w:val="21"/>
+          <w:szCs w:val="21"/>
+          <w:u w:val="none"/>
+          <w:shd w:fill="auto" w:val="clear"/>
+          <w:vertAlign w:val="baseline"/>
+          <w:rtl w:val="0"/>
         </w:rPr>
         <w:t xml:space="preserve">Sharpe: pooled monthly returns on month-start balance, ddof=1, annualized ×√12, risk-free rate 0 (conservative direction for a positive-mean strategy).</w:t>
       </w:r>
     </w:p>
     <w:p>
       <w:pPr>
-        <w:pStyle w:val="ListParagraph"/>
+        <w:keepNext w:val="0"/>
+        <w:keepLines w:val="0"/>
+        <w:pageBreakBefore w:val="0"/>
+        <w:widowControl w:val="1"/>
         <w:numPr>
           <w:ilvl w:val="0"/>
-          <w:numId w:val="2"/>
+          <w:numId w:val="1"/>
         </w:numPr>
-        <w:spacing w:after="80"/>
+        <w:pBdr>
+          <w:top w:space="0" w:sz="0" w:val="nil"/>
+          <w:left w:space="0" w:sz="0" w:val="nil"/>
+          <w:bottom w:space="0" w:sz="0" w:val="nil"/>
+          <w:right w:space="0" w:sz="0" w:val="nil"/>
+          <w:between w:space="0" w:sz="0" w:val="nil"/>
+        </w:pBdr>
+        <w:shd w:fill="auto" w:val="clear"/>
+        <w:spacing w:after="80" w:before="0" w:line="240" w:lineRule="auto"/>
+        <w:ind w:left="360" w:right="0" w:hanging="200"/>
+        <w:jc w:val="left"/>
+        <w:rPr/>
       </w:pPr>
       <w:r>
         <w:rPr>
           <w:rFonts w:ascii="Calibri" w:cs="Calibri" w:eastAsia="Calibri" w:hAnsi="Calibri"/>
-          <w:sz w:val="21"/>
-          <w:szCs w:val="21"/>
-        </w:rPr>
-        <w:t xml:space="preserve">Costs: NQ all-in $2.30/side/contract; 1 tick = $5/NQ; exposure normalized to $32/pt (= 16 MNQ ≈ 1.6 NQ). MNQ execution of equal exposure roughly triples commission drag.</w:t>
+          <w:b w:val="0"/>
+          <w:bCs w:val="0"/>
+          <w:i w:val="0"/>
+          <w:iCs w:val="0"/>
+          <w:smallCaps w:val="0"/>
+          <w:strike w:val="0"/>
+          <w:color w:val="000000"/>
+          <w:sz w:val="21"/>
+          <w:szCs w:val="21"/>
+          <w:u w:val="none"/>
+          <w:shd w:fill="auto" w:val="clear"/>
+          <w:vertAlign w:val="baseline"/>
+          <w:rtl w:val="0"/>
+        </w:rPr>
+        <w:t xml:space="preserve">Costs: NQ </w:t>
+      </w:r>
+      <w:r>
+        <w:rPr>
+          <w:rtl w:val="0"/>
+        </w:rPr>
+        <w:t xml:space="preserve">trading commissions are, conservatively estimated,</w:t>
+      </w:r>
+      <w:r>
+        <w:rPr>
+          <w:rFonts w:ascii="Calibri" w:cs="Calibri" w:eastAsia="Calibri" w:hAnsi="Calibri"/>
+          <w:b w:val="0"/>
+          <w:bCs w:val="0"/>
+          <w:i w:val="0"/>
+          <w:iCs w:val="0"/>
+          <w:smallCaps w:val="0"/>
+          <w:strike w:val="0"/>
+          <w:color w:val="000000"/>
+          <w:sz w:val="21"/>
+          <w:szCs w:val="21"/>
+          <w:u w:val="none"/>
+          <w:shd w:fill="auto" w:val="clear"/>
+          <w:vertAlign w:val="baseline"/>
+          <w:rtl w:val="0"/>
+        </w:rPr>
+        <w:t xml:space="preserve"> $2.30/side/contract</w:t>
+      </w:r>
+      <w:r>
+        <w:rPr>
+          <w:rtl w:val="0"/>
+        </w:rPr>
+        <w:t xml:space="preserve">.</w:t>
+      </w:r>
+      <w:r>
+        <w:rPr>
+          <w:rFonts w:ascii="Calibri" w:cs="Calibri" w:eastAsia="Calibri" w:hAnsi="Calibri"/>
+          <w:b w:val="0"/>
+          <w:bCs w:val="0"/>
+          <w:i w:val="0"/>
+          <w:iCs w:val="0"/>
+          <w:smallCaps w:val="0"/>
+          <w:strike w:val="0"/>
+          <w:color w:val="000000"/>
+          <w:sz w:val="21"/>
+          <w:szCs w:val="21"/>
+          <w:u w:val="none"/>
+          <w:shd w:fill="auto" w:val="clear"/>
+          <w:vertAlign w:val="baseline"/>
+          <w:rtl w:val="0"/>
+        </w:rPr>
+        <w:t xml:space="preserve"> 1 tick = $5/NQ; exposure normalized to $32/pt (= 16 MNQ ≈ 1.6 NQ). MNQ execution of </w:t>
+      </w:r>
+      <w:r>
+        <w:rPr>
+          <w:rtl w:val="0"/>
+        </w:rPr>
+        <w:t xml:space="preserve">the same strategy</w:t>
+      </w:r>
+      <w:r>
+        <w:rPr>
+          <w:rFonts w:ascii="Calibri" w:cs="Calibri" w:eastAsia="Calibri" w:hAnsi="Calibri"/>
+          <w:b w:val="0"/>
+          <w:bCs w:val="0"/>
+          <w:i w:val="0"/>
+          <w:iCs w:val="0"/>
+          <w:smallCaps w:val="0"/>
+          <w:strike w:val="0"/>
+          <w:color w:val="000000"/>
+          <w:sz w:val="21"/>
+          <w:szCs w:val="21"/>
+          <w:u w:val="none"/>
+          <w:shd w:fill="auto" w:val="clear"/>
+          <w:vertAlign w:val="baseline"/>
+          <w:rtl w:val="0"/>
+        </w:rPr>
+        <w:t xml:space="preserve"> roughly triples commission </w:t>
+      </w:r>
+      <w:r>
+        <w:rPr>
+          <w:rtl w:val="0"/>
+        </w:rPr>
+        <w:t xml:space="preserve">costs</w:t>
+      </w:r>
+      <w:r>
+        <w:rPr>
+          <w:rFonts w:ascii="Calibri" w:cs="Calibri" w:eastAsia="Calibri" w:hAnsi="Calibri"/>
+          <w:b w:val="0"/>
+          <w:bCs w:val="0"/>
+          <w:i w:val="0"/>
+          <w:iCs w:val="0"/>
+          <w:smallCaps w:val="0"/>
+          <w:strike w:val="0"/>
+          <w:color w:val="000000"/>
+          <w:sz w:val="21"/>
+          <w:szCs w:val="21"/>
+          <w:u w:val="none"/>
+          <w:shd w:fill="auto" w:val="clear"/>
+          <w:vertAlign w:val="baseline"/>
+          <w:rtl w:val="0"/>
+        </w:rPr>
+        <w:t xml:space="preserve">.</w:t>
       </w:r>
     </w:p>
     <w:p>
       <w:pPr>
-        <w:pStyle w:val="ListParagraph"/>
+        <w:keepNext w:val="0"/>
+        <w:keepLines w:val="0"/>
+        <w:pageBreakBefore w:val="0"/>
+        <w:widowControl w:val="1"/>
         <w:numPr>
           <w:ilvl w:val="0"/>
-          <w:numId w:val="2"/>
+          <w:numId w:val="1"/>
         </w:numPr>
-        <w:spacing w:after="80"/>
+        <w:pBdr>
+          <w:top w:space="0" w:sz="0" w:val="nil"/>
+          <w:left w:space="0" w:sz="0" w:val="nil"/>
+          <w:bottom w:space="0" w:sz="0" w:val="nil"/>
+          <w:right w:space="0" w:sz="0" w:val="nil"/>
+          <w:between w:space="0" w:sz="0" w:val="nil"/>
+        </w:pBdr>
+        <w:shd w:fill="auto" w:val="clear"/>
+        <w:spacing w:after="80" w:before="0" w:line="240" w:lineRule="auto"/>
+        <w:ind w:left="360" w:right="0" w:hanging="200"/>
+        <w:jc w:val="left"/>
+        <w:rPr/>
       </w:pPr>
       <w:r>
         <w:rPr>
           <w:rFonts w:ascii="Calibri" w:cs="Calibri" w:eastAsia="Calibri" w:hAnsi="Calibri"/>
-          <w:sz w:val="21"/>
-          <w:szCs w:val="21"/>
+          <w:b w:val="0"/>
+          <w:bCs w:val="0"/>
+          <w:i w:val="0"/>
+          <w:iCs w:val="0"/>
+          <w:smallCaps w:val="0"/>
+          <w:strike w:val="0"/>
+          <w:color w:val="000000"/>
+          <w:sz w:val="21"/>
+          <w:szCs w:val="21"/>
+          <w:u w:val="none"/>
+          <w:shd w:fill="auto" w:val="clear"/>
+          <w:vertAlign w:val="baseline"/>
+          <w:rtl w:val="0"/>
         </w:rPr>
         <w:t xml:space="preserve">Bootstrap: circular block bootstrap, 3-month blocks (Sharpe, 10k reps) and 50-trade blocks (drawdown, 5k reps).</w:t>
       </w:r>
     </w:p>
     <w:p>
       <w:pPr>
-        <w:pStyle w:val="ListParagraph"/>
+        <w:keepNext w:val="0"/>
+        <w:keepLines w:val="0"/>
+        <w:pageBreakBefore w:val="0"/>
+        <w:widowControl w:val="1"/>
         <w:numPr>
           <w:ilvl w:val="0"/>
-          <w:numId w:val="2"/>
+          <w:numId w:val="1"/>
         </w:numPr>
-        <w:spacing w:after="80"/>
+        <w:pBdr>
+          <w:top w:space="0" w:sz="0" w:val="nil"/>
+          <w:left w:space="0" w:sz="0" w:val="nil"/>
+          <w:bottom w:space="0" w:sz="0" w:val="nil"/>
+          <w:right w:space="0" w:sz="0" w:val="nil"/>
+          <w:between w:space="0" w:sz="0" w:val="nil"/>
+        </w:pBdr>
+        <w:shd w:fill="auto" w:val="clear"/>
+        <w:spacing w:after="80" w:before="0" w:line="240" w:lineRule="auto"/>
+        <w:ind w:left="360" w:right="0" w:hanging="200"/>
+        <w:jc w:val="left"/>
+        <w:rPr/>
       </w:pPr>
       <w:r>
         <w:rPr>
           <w:rFonts w:ascii="Calibri" w:cs="Calibri" w:eastAsia="Calibri" w:hAnsi="Calibri"/>
-          <w:sz w:val="21"/>
-          <w:szCs w:val="21"/>
-        </w:rPr>
-        <w:t xml:space="preserve">Stack: Python (pandas/NumPy/LightGBM), custom C histogram-GBDT for the replication study, causal Pine-to-Python feature translation, 1-minute execution simulation with conservative dual-touch handling. All experiment artifacts and per-phase reports are archived in the project repository.</w:t>
+          <w:b w:val="0"/>
+          <w:bCs w:val="0"/>
+          <w:i w:val="0"/>
+          <w:iCs w:val="0"/>
+          <w:smallCaps w:val="0"/>
+          <w:strike w:val="0"/>
+          <w:color w:val="000000"/>
+          <w:sz w:val="21"/>
+          <w:szCs w:val="21"/>
+          <w:u w:val="none"/>
+          <w:shd w:fill="auto" w:val="clear"/>
+          <w:vertAlign w:val="baseline"/>
+          <w:rtl w:val="0"/>
+        </w:rPr>
+        <w:t xml:space="preserve">Stack: Python (pandas/NumPy/LightGBM), custom C histogram-GBDT for the replication study, causal Pine-to-Python feature translation, 1-minute execution simulation with conservative </w:t>
+      </w:r>
+      <w:r>
+        <w:rPr>
+          <w:rtl w:val="0"/>
+        </w:rPr>
+        <w:t xml:space="preserve">trade</w:t>
+      </w:r>
+      <w:r>
+        <w:rPr>
+          <w:rFonts w:ascii="Calibri" w:cs="Calibri" w:eastAsia="Calibri" w:hAnsi="Calibri"/>
+          <w:b w:val="0"/>
+          <w:bCs w:val="0"/>
+          <w:i w:val="0"/>
+          <w:iCs w:val="0"/>
+          <w:smallCaps w:val="0"/>
+          <w:strike w:val="0"/>
+          <w:color w:val="000000"/>
+          <w:sz w:val="21"/>
+          <w:szCs w:val="21"/>
+          <w:u w:val="none"/>
+          <w:shd w:fill="auto" w:val="clear"/>
+          <w:vertAlign w:val="baseline"/>
+          <w:rtl w:val="0"/>
+        </w:rPr>
+        <w:t xml:space="preserve"> handling. All experiment artifacts and per-phase reports are archived in the project repository.</w:t>
       </w:r>
     </w:p>
     <w:sectPr>
-      <w:footerReference w:type="default" r:id="rId7"/>
-      <w:pgSz w:w="12240" w:h="15840" w:orient="portrait"/>
-      <w:pgMar w:top="1080" w:right="1240" w:bottom="1080" w:left="1240" w:header="708" w:footer="708" w:gutter="0"/>
-      <w:pgNumType/>
-      <w:docGrid w:linePitch="360"/>
+      <w:headerReference r:id="rId12" w:type="default"/>
+      <w:footerReference r:id="rId13" w:type="default"/>
+      <w:pgSz w:h="15840" w:w="12240" w:orient="portrait"/>
+      <w:pgMar w:bottom="1080" w:top="1080" w:left="1240" w:right="1240" w:header="708" w:footer="708"/>
+      <w:pgNumType w:start="1"/>
     </w:sectPr>
   </w:body>
 </w:document>
 </file>
 
-<file path=word/comments.xml><?xml version="1.0" encoding="utf-8"?>
-<w:comments xmlns:cx="http://schemas.microsoft.com/office/drawing/2014/chartex" xmlns:cx1="http://schemas.microsoft.com/office/drawing/2015/9/8/chartex" xmlns:cx2="http://schemas.microsoft.com/office/drawing/2015/10/21/chartex" xmlns:cx3="http://schemas.microsoft.com/office/drawing/2016/5/9/chartex" xmlns:cx4="http://schemas.microsoft.com/office/drawing/2016/5/10/chartex" xmlns:cx5="http://schemas.microsoft.com/office/drawing/2016/5/11/chartex" xmlns:cx6="http://schemas.microsoft.com/office/drawing/2016/5/12/chartex" xmlns:cx7="http://schemas.microsoft.com/office/drawing/2016/5/13/chartex" xmlns:cx8="http://schemas.microsoft.com/office/drawing/2016/5/14/chartex" xmlns:mc="http://schemas.openxmlformats.org/markup-compatibility/2006" xmlns:aink="http://schemas.microsoft.com/office/drawing/2016/ink" xmlns:am3d="http://schemas.microsoft.com/office/drawing/2017/model3d" xmlns:o="urn:schemas-microsoft-com:office:office" xmlns:r="http://schemas.openxmlformats.org/officeDocument/2006/relationships" xmlns:m="http://schemas.openxmlformats.org/officeDocument/2006/math" xmlns:v="urn:schemas-microsoft-com:vml" xmlns:wp14="http://schemas.microsoft.com/office/word/2010/wordprocessingDrawing" xmlns:wp="http://schemas.openxmlformats.org/drawingml/2006/wordprocessingDrawing" xmlns:w10="urn:schemas-microsoft-com:office:word" xmlns:w="http://schemas.openxmlformats.org/wordprocessingml/2006/main" xmlns:w14="http://schemas.microsoft.com/office/word/2010/wordml" xmlns:w15="http://schemas.microsoft.com/office/word/2012/wordml" xmlns:w16cex="http://schemas.microsoft.com/office/word/2018/wordml/cex" xmlns:w16cid="http://schemas.microsoft.com/office/word/2016/wordml/cid" xmlns:w16="http://schemas.microsoft.com/office/word/2018/wordml" xmlns:w16sdtdh="http://schemas.microsoft.com/office/word/2020/wordml/sdtdatahash" xmlns:w16se="http://schemas.microsoft.com/office/word/2015/wordml/symex" xmlns:wpg="http://schemas.microsoft.com/office/word/2010/wordprocessingGroup" xmlns:wpi="http://schemas.microsoft.com/office/word/2010/wordprocessingInk" xmlns:wne="http://schemas.microsoft.com/office/word/2006/wordml" xmlns:wps="http://schemas.microsoft.com/office/word/2010/wordprocessingShape"/>
-</file>
-
-<file path=word/endnotes.xml><?xml version="1.0" encoding="utf-8"?>
-<w:endnotes xmlns:wpc="http://schemas.microsoft.com/office/word/2010/wordprocessingCanvas" xmlns:mc="http://schemas.openxmlformats.org/markup-compatibility/2006" xmlns:o="urn:schemas-microsoft-com:office:office" xmlns:r="http://schemas.openxmlformats.org/officeDocument/2006/relationships" xmlns:m="http://schemas.openxmlformats.org/officeDocument/2006/math" xmlns:v="urn:schemas-microsoft-com:vml" xmlns:wp14="http://schemas.microsoft.com/office/word/2010/wordprocessingDrawing" xmlns:wp="http://schemas.openxmlformats.org/drawingml/2006/wordprocessingDrawing" xmlns:w10="urn:schemas-microsoft-com:office:word" xmlns:w="http://schemas.openxmlformats.org/wordprocessingml/2006/main" xmlns:w14="http://schemas.microsoft.com/office/word/2010/wordml" xmlns:w15="http://schemas.microsoft.com/office/word/2012/wordml" xmlns:wpg="http://schemas.microsoft.com/office/word/2010/wordprocessingGroup" xmlns:wpi="http://schemas.microsoft.com/office/word/2010/wordprocessingInk" xmlns:wne="http://schemas.microsoft.com/office/word/2006/wordml" xmlns:wps="http://schemas.microsoft.com/office/word/2010/wordprocessingShape" mc:Ignorable="w14 w15 wp14">
-  <w:endnote w:type="separator" w:id="-1">
-    <w:p>
-      <w:pPr>
-        <w:spacing w:after="0" w:line="240" w:lineRule="auto"/>
-      </w:pPr>
-      <w:r>
-        <w:rPr>
-          <w:rStyle w:val="EndnoteReference"/>
-        </w:rPr>
-        <w:endnoteRef/>
-      </w:r>
-      <w:r>
-        <w:separator/>
-      </w:r>
-    </w:p>
-  </w:endnote>
-  <w:endnote w:type="continuationSeparator" w:id="0">
-    <w:p>
-      <w:pPr>
-        <w:spacing w:after="0" w:line="240" w:lineRule="auto"/>
-      </w:pPr>
-      <w:r>
-        <w:rPr>
-          <w:rStyle w:val="EndnoteReference"/>
-        </w:rPr>
-        <w:endnoteRef/>
-      </w:r>
-      <w:r>
-        <w:continuationSeparator/>
-      </w:r>
-    </w:p>
-  </w:endnote>
-</w:endnotes>
-</file>
-
 <file path=word/footer1.xml><?xml version="1.0" encoding="utf-8"?>
-<w:ftr xmlns:wpc="http://schemas.microsoft.com/office/word/2010/wordprocessingCanvas" xmlns:mc="http://schemas.openxmlformats.org/markup-compatibility/2006" xmlns:o="urn:schemas-microsoft-com:office:office" xmlns:r="http://schemas.openxmlformats.org/officeDocument/2006/relationships" xmlns:m="http://schemas.openxmlformats.org/officeDocument/2006/math" xmlns:v="urn:schemas-microsoft-com:vml" xmlns:wp14="http://schemas.microsoft.com/office/word/2010/wordprocessingDrawing" xmlns:wp="http://schemas.openxmlformats.org/drawingml/2006/wordprocessingDrawing" xmlns:w10="urn:schemas-microsoft-com:office:word" xmlns:w="http://schemas.openxmlformats.org/wordprocessingml/2006/main" xmlns:w14="http://schemas.microsoft.com/office/word/2010/wordml" xmlns:w15="http://schemas.microsoft.com/office/word/2012/wordml" xmlns:wpg="http://schemas.microsoft.com/office/word/2010/wordprocessingGroup" xmlns:wpi="http://schemas.microsoft.com/office/word/2010/wordprocessingInk" xmlns:wne="http://schemas.microsoft.com/office/word/2006/wordml" xmlns:wps="http://schemas.microsoft.com/office/word/2010/wordprocessingShape">
+<w:ftr xmlns:mc="http://schemas.openxmlformats.org/markup-compatibility/2006" xmlns:o="urn:schemas-microsoft-com:office:office" xmlns:r="http://schemas.openxmlformats.org/officeDocument/2006/relationships" xmlns:m="http://schemas.openxmlformats.org/officeDocument/2006/math" xmlns:v="urn:schemas-microsoft-com:vml" xmlns:wp="http://schemas.openxmlformats.org/drawingml/2006/wordprocessingDrawing" xmlns:w10="urn:schemas-microsoft-com:office:word" xmlns:w="http://schemas.openxmlformats.org/wordprocessingml/2006/main" xmlns:wne="http://schemas.microsoft.com/office/word/2006/wordml" xmlns:sl="http://schemas.openxmlformats.org/schemaLibrary/2006/main" xmlns:a="http://schemas.openxmlformats.org/drawingml/2006/main" xmlns:pic="http://schemas.openxmlformats.org/drawingml/2006/picture" xmlns:c="http://schemas.openxmlformats.org/drawingml/2006/chart" xmlns:lc="http://schemas.openxmlformats.org/drawingml/2006/lockedCanvas" xmlns:dgm="http://schemas.openxmlformats.org/drawingml/2006/diagram" xmlns:wps="http://schemas.microsoft.com/office/word/2010/wordprocessingShape" xmlns:wpg="http://schemas.microsoft.com/office/word/2010/wordprocessingGroup" xmlns:w14="http://schemas.microsoft.com/office/word/2010/wordml" xmlns:w15="http://schemas.microsoft.com/office/word/2012/wordml" xmlns:w16="http://schemas.microsoft.com/office/word/2018/wordml" xmlns:w16cex="http://schemas.microsoft.com/office/word/2018/wordml/cex" xmlns:w16cid="http://schemas.microsoft.com/office/word/2016/wordml/cid" xmlns="http://schemas.microsoft.com/office/tasks/2019/documenttasks" xmlns:cr="http://schemas.microsoft.com/office/comments/2020/reactions">
   <w:p>
     <w:pPr>
       <w:jc w:val="center"/>
+      <w:rPr/>
     </w:pPr>
     <w:r>
       <w:rPr>
@@ -3469,136 +6803,34 @@
       <w:fldChar w:fldCharType="separate"/>
       <w:fldChar w:fldCharType="end"/>
     </w:r>
+    <w:r>
+      <w:rPr>
+        <w:rtl w:val="0"/>
+      </w:rPr>
+    </w:r>
   </w:p>
 </w:ftr>
 </file>
 
-<file path=word/footnotes.xml><?xml version="1.0" encoding="utf-8"?>
-<w:footnotes xmlns:wpc="http://schemas.microsoft.com/office/word/2010/wordprocessingCanvas" xmlns:mc="http://schemas.openxmlformats.org/markup-compatibility/2006" xmlns:o="urn:schemas-microsoft-com:office:office" xmlns:r="http://schemas.openxmlformats.org/officeDocument/2006/relationships" xmlns:m="http://schemas.openxmlformats.org/officeDocument/2006/math" xmlns:v="urn:schemas-microsoft-com:vml" xmlns:wp14="http://schemas.microsoft.com/office/word/2010/wordprocessingDrawing" xmlns:wp="http://schemas.openxmlformats.org/drawingml/2006/wordprocessingDrawing" xmlns:w10="urn:schemas-microsoft-com:office:word" xmlns:w="http://schemas.openxmlformats.org/wordprocessingml/2006/main" xmlns:w14="http://schemas.microsoft.com/office/word/2010/wordml" xmlns:w15="http://schemas.microsoft.com/office/word/2012/wordml" xmlns:wpg="http://schemas.microsoft.com/office/word/2010/wordprocessingGroup" xmlns:wpi="http://schemas.microsoft.com/office/word/2010/wordprocessingInk" xmlns:wne="http://schemas.microsoft.com/office/word/2006/wordml" xmlns:wps="http://schemas.microsoft.com/office/word/2010/wordprocessingShape" mc:Ignorable="w14 w15 wp14">
-  <w:footnote w:type="separator" w:id="-1">
-    <w:p>
-      <w:pPr>
-        <w:spacing w:after="0" w:line="240" w:lineRule="auto"/>
-      </w:pPr>
-      <w:r>
-        <w:rPr>
-          <w:rStyle w:val="FootnoteReference"/>
-        </w:rPr>
-        <w:footnoteRef/>
-      </w:r>
-      <w:r>
-        <w:separator/>
-      </w:r>
-    </w:p>
-  </w:footnote>
-  <w:footnote w:type="continuationSeparator" w:id="0">
-    <w:p>
-      <w:pPr>
-        <w:spacing w:after="0" w:line="240" w:lineRule="auto"/>
-      </w:pPr>
-      <w:r>
-        <w:rPr>
-          <w:rStyle w:val="FootnoteReference"/>
-        </w:rPr>
-        <w:footnoteRef/>
-      </w:r>
-      <w:r>
-        <w:continuationSeparator/>
-      </w:r>
-    </w:p>
-  </w:footnote>
-</w:footnotes>
+<file path=word/header1.xml><?xml version="1.0" encoding="utf-8"?>
+<w:hdr xmlns:mc="http://schemas.openxmlformats.org/markup-compatibility/2006" xmlns:o="urn:schemas-microsoft-com:office:office" xmlns:r="http://schemas.openxmlformats.org/officeDocument/2006/relationships" xmlns:m="http://schemas.openxmlformats.org/officeDocument/2006/math" xmlns:v="urn:schemas-microsoft-com:vml" xmlns:wp="http://schemas.openxmlformats.org/drawingml/2006/wordprocessingDrawing" xmlns:w10="urn:schemas-microsoft-com:office:word" xmlns:w="http://schemas.openxmlformats.org/wordprocessingml/2006/main" xmlns:wne="http://schemas.microsoft.com/office/word/2006/wordml" xmlns:sl="http://schemas.openxmlformats.org/schemaLibrary/2006/main" xmlns:a="http://schemas.openxmlformats.org/drawingml/2006/main" xmlns:pic="http://schemas.openxmlformats.org/drawingml/2006/picture" xmlns:c="http://schemas.openxmlformats.org/drawingml/2006/chart" xmlns:lc="http://schemas.openxmlformats.org/drawingml/2006/lockedCanvas" xmlns:dgm="http://schemas.openxmlformats.org/drawingml/2006/diagram" xmlns:wps="http://schemas.microsoft.com/office/word/2010/wordprocessingShape" xmlns:wpg="http://schemas.microsoft.com/office/word/2010/wordprocessingGroup" xmlns:w14="http://schemas.microsoft.com/office/word/2010/wordml" xmlns:w15="http://schemas.microsoft.com/office/word/2012/wordml" xmlns:w16="http://schemas.microsoft.com/office/word/2018/wordml" xmlns:w16cex="http://schemas.microsoft.com/office/word/2018/wordml/cex" xmlns:w16cid="http://schemas.microsoft.com/office/word/2016/wordml/cid" xmlns="http://schemas.microsoft.com/office/tasks/2019/documenttasks" xmlns:cr="http://schemas.microsoft.com/office/comments/2020/reactions">
+  <w:p>
+    <w:pPr>
+      <w:rPr/>
+    </w:pPr>
+    <w:r>
+      <w:rPr>
+        <w:rtl w:val="0"/>
+      </w:rPr>
+    </w:r>
+  </w:p>
+</w:hdr>
 </file>
 
 <file path=word/numbering.xml><?xml version="1.0" encoding="utf-8"?>
-<w:numbering xmlns:wpc="http://schemas.microsoft.com/office/word/2010/wordprocessingCanvas" xmlns:mc="http://schemas.openxmlformats.org/markup-compatibility/2006" xmlns:o="urn:schemas-microsoft-com:office:office" xmlns:r="http://schemas.openxmlformats.org/officeDocument/2006/relationships" xmlns:m="http://schemas.openxmlformats.org/officeDocument/2006/math" xmlns:v="urn:schemas-microsoft-com:vml" xmlns:wp14="http://schemas.microsoft.com/office/word/2010/wordprocessingDrawing" xmlns:wp="http://schemas.openxmlformats.org/drawingml/2006/wordprocessingDrawing" xmlns:w10="urn:schemas-microsoft-com:office:word" xmlns:w="http://schemas.openxmlformats.org/wordprocessingml/2006/main" xmlns:w14="http://schemas.microsoft.com/office/word/2010/wordml" xmlns:w15="http://schemas.microsoft.com/office/word/2012/wordml" xmlns:wpg="http://schemas.microsoft.com/office/word/2010/wordprocessingGroup" xmlns:wpi="http://schemas.microsoft.com/office/word/2010/wordprocessingInk" xmlns:wne="http://schemas.microsoft.com/office/word/2006/wordml" xmlns:wps="http://schemas.microsoft.com/office/word/2010/wordprocessingShape" mc:Ignorable="w14 w15 wp14">
-  <w:abstractNum w:abstractNumId="1" w15:restartNumberingAfterBreak="0">
-    <w:multiLevelType w:val="hybridMultilevel"/>
-    <w:lvl w:ilvl="0" w15:tentative="1">
-      <w:start w:val="1"/>
-      <w:numFmt w:val="bullet"/>
-      <w:lvlText w:val="●"/>
-      <w:lvlJc w:val="left"/>
-      <w:pPr>
-        <w:ind w:left="720" w:hanging="360"/>
-      </w:pPr>
-    </w:lvl>
-    <w:lvl w:ilvl="1" w15:tentative="1">
-      <w:start w:val="1"/>
-      <w:numFmt w:val="bullet"/>
-      <w:lvlText w:val="○"/>
-      <w:lvlJc w:val="left"/>
-      <w:pPr>
-        <w:ind w:left="1440" w:hanging="360"/>
-      </w:pPr>
-    </w:lvl>
-    <w:lvl w:ilvl="2" w15:tentative="1">
-      <w:start w:val="1"/>
-      <w:numFmt w:val="bullet"/>
-      <w:lvlText w:val="■"/>
-      <w:lvlJc w:val="left"/>
-      <w:pPr>
-        <w:ind w:left="2160" w:hanging="360"/>
-      </w:pPr>
-    </w:lvl>
-    <w:lvl w:ilvl="3" w15:tentative="1">
-      <w:start w:val="1"/>
-      <w:numFmt w:val="bullet"/>
-      <w:lvlText w:val="●"/>
-      <w:lvlJc w:val="left"/>
-      <w:pPr>
-        <w:ind w:left="2880" w:hanging="360"/>
-      </w:pPr>
-    </w:lvl>
-    <w:lvl w:ilvl="4" w15:tentative="1">
-      <w:start w:val="1"/>
-      <w:numFmt w:val="bullet"/>
-      <w:lvlText w:val="○"/>
-      <w:lvlJc w:val="left"/>
-      <w:pPr>
-        <w:ind w:left="3600" w:hanging="360"/>
-      </w:pPr>
-    </w:lvl>
-    <w:lvl w:ilvl="5" w15:tentative="1">
-      <w:start w:val="1"/>
-      <w:numFmt w:val="bullet"/>
-      <w:lvlText w:val="■"/>
-      <w:lvlJc w:val="left"/>
-      <w:pPr>
-        <w:ind w:left="4320" w:hanging="360"/>
-      </w:pPr>
-    </w:lvl>
-    <w:lvl w:ilvl="6" w15:tentative="1">
-      <w:start w:val="1"/>
-      <w:numFmt w:val="bullet"/>
-      <w:lvlText w:val="●"/>
-      <w:lvlJc w:val="left"/>
-      <w:pPr>
-        <w:ind w:left="5040" w:hanging="360"/>
-      </w:pPr>
-    </w:lvl>
-    <w:lvl w:ilvl="7" w15:tentative="1">
-      <w:start w:val="1"/>
-      <w:numFmt w:val="bullet"/>
-      <w:lvlText w:val="●"/>
-      <w:lvlJc w:val="left"/>
-      <w:pPr>
-        <w:ind w:left="5760" w:hanging="360"/>
-      </w:pPr>
-    </w:lvl>
-    <w:lvl w:ilvl="8" w15:tentative="1">
-      <w:start w:val="1"/>
-      <w:numFmt w:val="bullet"/>
-      <w:lvlText w:val="●"/>
-      <w:lvlJc w:val="left"/>
-      <w:pPr>
-        <w:ind w:left="6480" w:hanging="360"/>
-      </w:pPr>
-    </w:lvl>
-  </w:abstractNum>
-  <w:abstractNum w:abstractNumId="2" w15:restartNumberingAfterBreak="0">
-    <w:multiLevelType w:val="hybridMultilevel"/>
-    <w:lvl w:ilvl="0" w15:tentative="1">
+<w:numbering xmlns:mc="http://schemas.openxmlformats.org/markup-compatibility/2006" xmlns:o="urn:schemas-microsoft-com:office:office" xmlns:r="http://schemas.openxmlformats.org/officeDocument/2006/relationships" xmlns:m="http://schemas.openxmlformats.org/officeDocument/2006/math" xmlns:v="urn:schemas-microsoft-com:vml" xmlns:wp="http://schemas.openxmlformats.org/drawingml/2006/wordprocessingDrawing" xmlns:w10="urn:schemas-microsoft-com:office:word" xmlns:w="http://schemas.openxmlformats.org/wordprocessingml/2006/main" xmlns:wne="http://schemas.microsoft.com/office/word/2006/wordml" xmlns:sl="http://schemas.openxmlformats.org/schemaLibrary/2006/main" xmlns:a="http://schemas.openxmlformats.org/drawingml/2006/main" xmlns:pic="http://schemas.openxmlformats.org/drawingml/2006/picture" xmlns:c="http://schemas.openxmlformats.org/drawingml/2006/chart" xmlns:lc="http://schemas.openxmlformats.org/drawingml/2006/lockedCanvas" xmlns:dgm="http://schemas.openxmlformats.org/drawingml/2006/diagram" xmlns:wps="http://schemas.microsoft.com/office/word/2010/wordprocessingShape" xmlns:wpg="http://schemas.microsoft.com/office/word/2010/wordprocessingGroup" xmlns:w14="http://schemas.microsoft.com/office/word/2010/wordml" xmlns:w15="http://schemas.microsoft.com/office/word/2012/wordml" xmlns:w16="http://schemas.microsoft.com/office/word/2018/wordml" xmlns:w16cex="http://schemas.microsoft.com/office/word/2018/wordml/cex" xmlns:w16cid="http://schemas.microsoft.com/office/word/2016/wordml/cid" xmlns="http://schemas.microsoft.com/office/tasks/2019/documenttasks" xmlns:cr="http://schemas.microsoft.com/office/comments/2020/reactions">
+  <w:abstractNum w:abstractNumId="1">
+    <w:lvl w:ilvl="0">
       <w:start w:val="1"/>
       <w:numFmt w:val="bullet"/>
       <w:lvlText w:val="•"/>
@@ -3606,25 +6838,97 @@
       <w:pPr>
         <w:ind w:left="360" w:hanging="200"/>
       </w:pPr>
+      <w:rPr/>
+    </w:lvl>
+    <w:lvl w:ilvl="1">
+      <w:start w:val="1"/>
+      <w:numFmt w:val="bullet"/>
+      <w:lvlText w:val=""/>
+      <w:lvlJc w:val="left"/>
+      <w:pPr>
+        <w:ind w:left="0" w:firstLine="0"/>
+      </w:pPr>
+      <w:rPr/>
+    </w:lvl>
+    <w:lvl w:ilvl="2">
+      <w:start w:val="1"/>
+      <w:numFmt w:val="bullet"/>
+      <w:lvlText w:val=""/>
+      <w:lvlJc w:val="left"/>
+      <w:pPr>
+        <w:ind w:left="0" w:firstLine="0"/>
+      </w:pPr>
+      <w:rPr/>
+    </w:lvl>
+    <w:lvl w:ilvl="3">
+      <w:start w:val="1"/>
+      <w:numFmt w:val="bullet"/>
+      <w:lvlText w:val=""/>
+      <w:lvlJc w:val="left"/>
+      <w:pPr>
+        <w:ind w:left="0" w:firstLine="0"/>
+      </w:pPr>
+      <w:rPr/>
+    </w:lvl>
+    <w:lvl w:ilvl="4">
+      <w:start w:val="1"/>
+      <w:numFmt w:val="bullet"/>
+      <w:lvlText w:val=""/>
+      <w:lvlJc w:val="left"/>
+      <w:pPr>
+        <w:ind w:left="0" w:firstLine="0"/>
+      </w:pPr>
+      <w:rPr/>
+    </w:lvl>
+    <w:lvl w:ilvl="5">
+      <w:start w:val="1"/>
+      <w:numFmt w:val="bullet"/>
+      <w:lvlText w:val=""/>
+      <w:lvlJc w:val="left"/>
+      <w:pPr>
+        <w:ind w:left="0" w:firstLine="0"/>
+      </w:pPr>
+      <w:rPr/>
+    </w:lvl>
+    <w:lvl w:ilvl="6">
+      <w:start w:val="1"/>
+      <w:numFmt w:val="bullet"/>
+      <w:lvlText w:val=""/>
+      <w:lvlJc w:val="left"/>
+      <w:pPr>
+        <w:ind w:left="0" w:firstLine="0"/>
+      </w:pPr>
+      <w:rPr/>
+    </w:lvl>
+    <w:lvl w:ilvl="7">
+      <w:start w:val="1"/>
+      <w:numFmt w:val="bullet"/>
+      <w:lvlText w:val=""/>
+      <w:lvlJc w:val="left"/>
+      <w:pPr>
+        <w:ind w:left="0" w:firstLine="0"/>
+      </w:pPr>
+      <w:rPr/>
+    </w:lvl>
+    <w:lvl w:ilvl="8">
+      <w:start w:val="1"/>
+      <w:numFmt w:val="bullet"/>
+      <w:lvlText w:val=""/>
+      <w:lvlJc w:val="left"/>
+      <w:pPr>
+        <w:ind w:left="0" w:firstLine="0"/>
+      </w:pPr>
+      <w:rPr/>
     </w:lvl>
   </w:abstractNum>
   <w:num w:numId="1">
     <w:abstractNumId w:val="1"/>
-    <w:lvlOverride w:ilvl="0">
-      <w:startOverride w:val="1"/>
-    </w:lvlOverride>
-  </w:num>
-  <w:num w:numId="2">
-    <w:abstractNumId w:val="2"/>
-    <w:lvlOverride w:ilvl="0">
-      <w:startOverride w:val="1"/>
-    </w:lvlOverride>
   </w:num>
 </w:numbering>
 </file>
 
 <file path=word/styles.xml><?xml version="1.0" encoding="utf-8"?>
-<w:styles xmlns:mc="http://schemas.openxmlformats.org/markup-compatibility/2006" xmlns:r="http://schemas.openxmlformats.org/officeDocument/2006/relationships" xmlns:w="http://schemas.openxmlformats.org/wordprocessingml/2006/main" xmlns:w14="http://schemas.microsoft.com/office/word/2010/wordml" xmlns:w15="http://schemas.microsoft.com/office/word/2012/wordml" mc:Ignorable="w14 w15">
+<w:styles xmlns:mc="http://schemas.openxmlformats.org/markup-compatibility/2006" xmlns:o="urn:schemas-microsoft-com:office:office" xmlns:r="http://schemas.openxmlformats.org/officeDocument/2006/relationships" xmlns:m="http://schemas.openxmlformats.org/officeDocument/2006/math" xmlns:v="urn:schemas-microsoft-com:vml" xmlns:wp="http://schemas.openxmlformats.org/drawingml/2006/wordprocessingDrawing" xmlns:w10="urn:schemas-microsoft-com:office:word" xmlns:w="http://schemas.openxmlformats.org/wordprocessingml/2006/main" xmlns:wne="http://schemas.microsoft.com/office/word/2006/wordml" xmlns:sl="http://schemas.openxmlformats.org/schemaLibrary/2006/main" xmlns:a="http://schemas.openxmlformats.org/drawingml/2006/main" xmlns:pic="http://schemas.openxmlformats.org/drawingml/2006/picture" xmlns:c="http://schemas.openxmlformats.org/drawingml/2006/chart" xmlns:lc="http://schemas.openxmlformats.org/drawingml/2006/lockedCanvas" xmlns:dgm="http://schemas.openxmlformats.org/drawingml/2006/diagram" xmlns:wps="http://schemas.microsoft.com/office/word/2010/wordprocessingShape" xmlns:wpg="http://schemas.microsoft.com/office/word/2010/wordprocessingGroup" xmlns:w14="http://schemas.microsoft.com/office/word/2010/wordml" xmlns:w15="http://schemas.microsoft.com/office/word/2012/wordml" xmlns:w16="http://schemas.microsoft.com/office/word/2018/wordml" xmlns:w16cex="http://schemas.microsoft.com/office/word/2018/wordml/cex" xmlns:w16cid="http://schemas.microsoft.com/office/word/2016/wordml/cid" xmlns="http://schemas.microsoft.com/office/tasks/2019/documenttasks" xmlns:cr="http://schemas.microsoft.com/office/comments/2020/reactions">
   <w:docDefaults>
     <w:rPrDefault>
       <w:rPr>
@@ -3633,178 +6937,662 @@
         <w:szCs w:val="21"/>
       </w:rPr>
     </w:rPrDefault>
-    <w:pPrDefault/>
+    <w:pPrDefault>
+      <w:pPr/>
+    </w:pPrDefault>
   </w:docDefaults>
+  <w:style w:type="table" w:styleId="TableNormal" w:default="1">
+    <w:name w:val="TableNormal"/>
+    <w:tblPr>
+      <w:tblCellMar>
+        <w:top w:w="100.0" w:type="dxa"/>
+        <w:left w:w="100.0" w:type="dxa"/>
+        <w:bottom w:w="100.0" w:type="dxa"/>
+        <w:right w:w="100.0" w:type="dxa"/>
+      </w:tblCellMar>
+    </w:tblPr>
+  </w:style>
+  <w:style w:type="paragraph" w:styleId="Normal" w:default="1">
+    <w:name w:val="normal"/>
+  </w:style>
+  <w:style w:type="paragraph" w:styleId="Heading1">
+    <w:name w:val="heading 1"/>
+    <w:basedOn w:val="Normal"/>
+    <w:next w:val="Normal"/>
+    <w:pPr>
+      <w:keepNext w:val="0"/>
+      <w:keepLines w:val="0"/>
+      <w:pageBreakBefore w:val="0"/>
+      <w:widowControl w:val="1"/>
+      <w:pBdr>
+        <w:top w:space="0" w:sz="0" w:val="nil"/>
+        <w:left w:space="0" w:sz="0" w:val="nil"/>
+        <w:bottom w:space="0" w:sz="0" w:val="nil"/>
+        <w:right w:space="0" w:sz="0" w:val="nil"/>
+        <w:between w:space="0" w:sz="0" w:val="nil"/>
+      </w:pBdr>
+      <w:shd w:fill="auto" w:val="clear"/>
+      <w:spacing w:after="0" w:before="0" w:line="240" w:lineRule="auto"/>
+      <w:ind w:left="0" w:right="0" w:firstLine="0"/>
+      <w:jc w:val="left"/>
+    </w:pPr>
+    <w:rPr>
+      <w:rFonts w:ascii="Calibri" w:cs="Calibri" w:eastAsia="Calibri" w:hAnsi="Calibri"/>
+      <w:b w:val="0"/>
+      <w:bCs w:val="0"/>
+      <w:i w:val="0"/>
+      <w:iCs w:val="0"/>
+      <w:smallCaps w:val="0"/>
+      <w:strike w:val="0"/>
+      <w:color w:val="2e74b5"/>
+      <w:sz w:val="32"/>
+      <w:szCs w:val="32"/>
+      <w:u w:val="none"/>
+      <w:shd w:fill="auto" w:val="clear"/>
+      <w:vertAlign w:val="baseline"/>
+    </w:rPr>
+  </w:style>
+  <w:style w:type="paragraph" w:styleId="Heading2">
+    <w:name w:val="heading 2"/>
+    <w:basedOn w:val="Normal"/>
+    <w:next w:val="Normal"/>
+    <w:pPr>
+      <w:keepNext w:val="0"/>
+      <w:keepLines w:val="0"/>
+      <w:pageBreakBefore w:val="0"/>
+      <w:widowControl w:val="1"/>
+      <w:pBdr>
+        <w:top w:space="0" w:sz="0" w:val="nil"/>
+        <w:left w:space="0" w:sz="0" w:val="nil"/>
+        <w:bottom w:space="0" w:sz="0" w:val="nil"/>
+        <w:right w:space="0" w:sz="0" w:val="nil"/>
+        <w:between w:space="0" w:sz="0" w:val="nil"/>
+      </w:pBdr>
+      <w:shd w:fill="auto" w:val="clear"/>
+      <w:spacing w:after="0" w:before="0" w:line="240" w:lineRule="auto"/>
+      <w:ind w:left="0" w:right="0" w:firstLine="0"/>
+      <w:jc w:val="left"/>
+    </w:pPr>
+    <w:rPr>
+      <w:rFonts w:ascii="Calibri" w:cs="Calibri" w:eastAsia="Calibri" w:hAnsi="Calibri"/>
+      <w:b w:val="0"/>
+      <w:bCs w:val="0"/>
+      <w:i w:val="0"/>
+      <w:iCs w:val="0"/>
+      <w:smallCaps w:val="0"/>
+      <w:strike w:val="0"/>
+      <w:color w:val="2e74b5"/>
+      <w:sz w:val="26"/>
+      <w:szCs w:val="26"/>
+      <w:u w:val="none"/>
+      <w:shd w:fill="auto" w:val="clear"/>
+      <w:vertAlign w:val="baseline"/>
+    </w:rPr>
+  </w:style>
+  <w:style w:type="paragraph" w:styleId="Heading3">
+    <w:name w:val="heading 3"/>
+    <w:basedOn w:val="Normal"/>
+    <w:next w:val="Normal"/>
+    <w:pPr>
+      <w:keepNext w:val="0"/>
+      <w:keepLines w:val="0"/>
+      <w:pageBreakBefore w:val="0"/>
+      <w:widowControl w:val="1"/>
+      <w:pBdr>
+        <w:top w:space="0" w:sz="0" w:val="nil"/>
+        <w:left w:space="0" w:sz="0" w:val="nil"/>
+        <w:bottom w:space="0" w:sz="0" w:val="nil"/>
+        <w:right w:space="0" w:sz="0" w:val="nil"/>
+        <w:between w:space="0" w:sz="0" w:val="nil"/>
+      </w:pBdr>
+      <w:shd w:fill="auto" w:val="clear"/>
+      <w:spacing w:after="0" w:before="0" w:line="240" w:lineRule="auto"/>
+      <w:ind w:left="0" w:right="0" w:firstLine="0"/>
+      <w:jc w:val="left"/>
+    </w:pPr>
+    <w:rPr>
+      <w:rFonts w:ascii="Calibri" w:cs="Calibri" w:eastAsia="Calibri" w:hAnsi="Calibri"/>
+      <w:b w:val="0"/>
+      <w:bCs w:val="0"/>
+      <w:i w:val="0"/>
+      <w:iCs w:val="0"/>
+      <w:smallCaps w:val="0"/>
+      <w:strike w:val="0"/>
+      <w:color w:val="1f4d78"/>
+      <w:sz w:val="24"/>
+      <w:szCs w:val="24"/>
+      <w:u w:val="none"/>
+      <w:shd w:fill="auto" w:val="clear"/>
+      <w:vertAlign w:val="baseline"/>
+    </w:rPr>
+  </w:style>
+  <w:style w:type="paragraph" w:styleId="Heading4">
+    <w:name w:val="heading 4"/>
+    <w:basedOn w:val="Normal"/>
+    <w:next w:val="Normal"/>
+    <w:pPr>
+      <w:keepNext w:val="0"/>
+      <w:keepLines w:val="0"/>
+      <w:pageBreakBefore w:val="0"/>
+      <w:widowControl w:val="1"/>
+      <w:pBdr>
+        <w:top w:space="0" w:sz="0" w:val="nil"/>
+        <w:left w:space="0" w:sz="0" w:val="nil"/>
+        <w:bottom w:space="0" w:sz="0" w:val="nil"/>
+        <w:right w:space="0" w:sz="0" w:val="nil"/>
+        <w:between w:space="0" w:sz="0" w:val="nil"/>
+      </w:pBdr>
+      <w:shd w:fill="auto" w:val="clear"/>
+      <w:spacing w:after="0" w:before="0" w:line="240" w:lineRule="auto"/>
+      <w:ind w:left="0" w:right="0" w:firstLine="0"/>
+      <w:jc w:val="left"/>
+    </w:pPr>
+    <w:rPr>
+      <w:rFonts w:ascii="Calibri" w:cs="Calibri" w:eastAsia="Calibri" w:hAnsi="Calibri"/>
+      <w:b w:val="0"/>
+      <w:bCs w:val="0"/>
+      <w:i w:val="1"/>
+      <w:iCs w:val="1"/>
+      <w:smallCaps w:val="0"/>
+      <w:strike w:val="0"/>
+      <w:color w:val="2e74b5"/>
+      <w:sz w:val="21"/>
+      <w:szCs w:val="21"/>
+      <w:u w:val="none"/>
+      <w:shd w:fill="auto" w:val="clear"/>
+      <w:vertAlign w:val="baseline"/>
+    </w:rPr>
+  </w:style>
+  <w:style w:type="paragraph" w:styleId="Heading5">
+    <w:name w:val="heading 5"/>
+    <w:basedOn w:val="Normal"/>
+    <w:next w:val="Normal"/>
+    <w:pPr>
+      <w:keepNext w:val="0"/>
+      <w:keepLines w:val="0"/>
+      <w:pageBreakBefore w:val="0"/>
+      <w:widowControl w:val="1"/>
+      <w:pBdr>
+        <w:top w:space="0" w:sz="0" w:val="nil"/>
+        <w:left w:space="0" w:sz="0" w:val="nil"/>
+        <w:bottom w:space="0" w:sz="0" w:val="nil"/>
+        <w:right w:space="0" w:sz="0" w:val="nil"/>
+        <w:between w:space="0" w:sz="0" w:val="nil"/>
+      </w:pBdr>
+      <w:shd w:fill="auto" w:val="clear"/>
+      <w:spacing w:after="0" w:before="0" w:line="240" w:lineRule="auto"/>
+      <w:ind w:left="0" w:right="0" w:firstLine="0"/>
+      <w:jc w:val="left"/>
+    </w:pPr>
+    <w:rPr>
+      <w:rFonts w:ascii="Calibri" w:cs="Calibri" w:eastAsia="Calibri" w:hAnsi="Calibri"/>
+      <w:b w:val="0"/>
+      <w:bCs w:val="0"/>
+      <w:i w:val="0"/>
+      <w:iCs w:val="0"/>
+      <w:smallCaps w:val="0"/>
+      <w:strike w:val="0"/>
+      <w:color w:val="2e74b5"/>
+      <w:sz w:val="21"/>
+      <w:szCs w:val="21"/>
+      <w:u w:val="none"/>
+      <w:shd w:fill="auto" w:val="clear"/>
+      <w:vertAlign w:val="baseline"/>
+    </w:rPr>
+  </w:style>
+  <w:style w:type="paragraph" w:styleId="Heading6">
+    <w:name w:val="heading 6"/>
+    <w:basedOn w:val="Normal"/>
+    <w:next w:val="Normal"/>
+    <w:pPr>
+      <w:keepNext w:val="0"/>
+      <w:keepLines w:val="0"/>
+      <w:pageBreakBefore w:val="0"/>
+      <w:widowControl w:val="1"/>
+      <w:pBdr>
+        <w:top w:space="0" w:sz="0" w:val="nil"/>
+        <w:left w:space="0" w:sz="0" w:val="nil"/>
+        <w:bottom w:space="0" w:sz="0" w:val="nil"/>
+        <w:right w:space="0" w:sz="0" w:val="nil"/>
+        <w:between w:space="0" w:sz="0" w:val="nil"/>
+      </w:pBdr>
+      <w:shd w:fill="auto" w:val="clear"/>
+      <w:spacing w:after="0" w:before="0" w:line="240" w:lineRule="auto"/>
+      <w:ind w:left="0" w:right="0" w:firstLine="0"/>
+      <w:jc w:val="left"/>
+    </w:pPr>
+    <w:rPr>
+      <w:rFonts w:ascii="Calibri" w:cs="Calibri" w:eastAsia="Calibri" w:hAnsi="Calibri"/>
+      <w:b w:val="0"/>
+      <w:bCs w:val="0"/>
+      <w:i w:val="0"/>
+      <w:iCs w:val="0"/>
+      <w:smallCaps w:val="0"/>
+      <w:strike w:val="0"/>
+      <w:color w:val="1f4d78"/>
+      <w:sz w:val="21"/>
+      <w:szCs w:val="21"/>
+      <w:u w:val="none"/>
+      <w:shd w:fill="auto" w:val="clear"/>
+      <w:vertAlign w:val="baseline"/>
+    </w:rPr>
+  </w:style>
   <w:style w:type="paragraph" w:styleId="Title">
     <w:name w:val="Title"/>
     <w:basedOn w:val="Normal"/>
     <w:next w:val="Normal"/>
-    <w:qFormat/>
+    <w:pPr>
+      <w:keepNext w:val="0"/>
+      <w:keepLines w:val="0"/>
+      <w:pageBreakBefore w:val="0"/>
+      <w:widowControl w:val="1"/>
+      <w:pBdr>
+        <w:top w:space="0" w:sz="0" w:val="nil"/>
+        <w:left w:space="0" w:sz="0" w:val="nil"/>
+        <w:bottom w:space="0" w:sz="0" w:val="nil"/>
+        <w:right w:space="0" w:sz="0" w:val="nil"/>
+        <w:between w:space="0" w:sz="0" w:val="nil"/>
+      </w:pBdr>
+      <w:shd w:fill="auto" w:val="clear"/>
+      <w:spacing w:after="0" w:before="0" w:line="240" w:lineRule="auto"/>
+      <w:ind w:left="0" w:right="0" w:firstLine="0"/>
+      <w:jc w:val="left"/>
+    </w:pPr>
     <w:rPr>
+      <w:rFonts w:ascii="Calibri" w:cs="Calibri" w:eastAsia="Calibri" w:hAnsi="Calibri"/>
+      <w:b w:val="0"/>
+      <w:bCs w:val="0"/>
+      <w:i w:val="0"/>
+      <w:iCs w:val="0"/>
+      <w:smallCaps w:val="0"/>
+      <w:strike w:val="0"/>
+      <w:color w:val="000000"/>
       <w:sz w:val="56"/>
       <w:szCs w:val="56"/>
+      <w:u w:val="none"/>
+      <w:shd w:fill="auto" w:val="clear"/>
+      <w:vertAlign w:val="baseline"/>
     </w:rPr>
   </w:style>
-  <w:style w:type="paragraph" w:styleId="Heading1">
-    <w:name w:val="Heading 1"/>
+  <w:style w:type="paragraph" w:styleId="Subtitle">
+    <w:name w:val="Subtitle"/>
     <w:basedOn w:val="Normal"/>
     <w:next w:val="Normal"/>
-    <w:qFormat/>
+    <w:pPr>
+      <w:keepNext w:val="1"/>
+      <w:keepLines w:val="1"/>
+      <w:pageBreakBefore w:val="0"/>
+      <w:spacing w:after="80" w:before="360" w:lineRule="auto"/>
+    </w:pPr>
     <w:rPr>
-      <w:color w:val="2E74B5"/>
-      <w:sz w:val="32"/>
-      <w:szCs w:val="32"/>
+      <w:rFonts w:ascii="Georgia" w:cs="Georgia" w:eastAsia="Georgia" w:hAnsi="Georgia"/>
+      <w:i w:val="1"/>
+      <w:iCs w:val="1"/>
+      <w:color w:val="666666"/>
+      <w:sz w:val="48"/>
+      <w:szCs w:val="48"/>
     </w:rPr>
   </w:style>
-  <w:style w:type="paragraph" w:styleId="Heading2">
-    <w:name w:val="Heading 2"/>
-    <w:basedOn w:val="Normal"/>
-    <w:next w:val="Normal"/>
-    <w:qFormat/>
-    <w:rPr>
-      <w:color w:val="2E74B5"/>
-      <w:sz w:val="26"/>
-      <w:szCs w:val="26"/>
-    </w:rPr>
+  <w:style w:type="table" w:styleId="Table1">
+    <w:basedOn w:val="TableNormal"/>
+    <w:tblPr>
+      <w:tblStyleRowBandSize w:val="1"/>
+      <w:tblStyleColBandSize w:val="1"/>
+      <w:tblCellMar>
+        <w:top w:w="0.0" w:type="dxa"/>
+        <w:left w:w="115.0" w:type="dxa"/>
+        <w:bottom w:w="0.0" w:type="dxa"/>
+        <w:right w:w="115.0" w:type="dxa"/>
+      </w:tblCellMar>
+    </w:tblPr>
   </w:style>
-  <w:style w:type="paragraph" w:styleId="Heading3">
-    <w:name w:val="Heading 3"/>
-    <w:basedOn w:val="Normal"/>
-    <w:next w:val="Normal"/>
-    <w:qFormat/>
-    <w:rPr>
-      <w:color w:val="1F4D78"/>
-      <w:sz w:val="24"/>
-      <w:szCs w:val="24"/>
-    </w:rPr>
-  </w:style>
-  <w:style w:type="paragraph" w:styleId="Heading4">
-    <w:name w:val="Heading 4"/>
-    <w:basedOn w:val="Normal"/>
-    <w:next w:val="Normal"/>
-    <w:qFormat/>
-    <w:rPr>
-      <w:i/>
-      <w:iCs/>
-      <w:color w:val="2E74B5"/>
-    </w:rPr>
-  </w:style>
-  <w:style w:type="paragraph" w:styleId="Heading5">
-    <w:name w:val="Heading 5"/>
-    <w:basedOn w:val="Normal"/>
-    <w:next w:val="Normal"/>
-    <w:qFormat/>
-    <w:rPr>
-      <w:color w:val="2E74B5"/>
-    </w:rPr>
-  </w:style>
-  <w:style w:type="paragraph" w:styleId="Heading6">
-    <w:name w:val="Heading 6"/>
-    <w:basedOn w:val="Normal"/>
-    <w:next w:val="Normal"/>
-    <w:qFormat/>
-    <w:rPr>
-      <w:color w:val="1F4D78"/>
-    </w:rPr>
-  </w:style>
-  <w:style w:type="paragraph" w:styleId="Strong">
-    <w:name w:val="Strong"/>
-    <w:basedOn w:val="Normal"/>
-    <w:next w:val="Normal"/>
-    <w:qFormat/>
-    <w:rPr>
-      <w:b/>
-      <w:bCs/>
-    </w:rPr>
-  </w:style>
-  <w:style w:type="paragraph" w:styleId="ListParagraph">
-    <w:name w:val="List Paragraph"/>
-    <w:basedOn w:val="Normal"/>
-    <w:qFormat/>
-  </w:style>
-  <w:style w:type="character" w:styleId="Hyperlink">
-    <w:name w:val="Hyperlink"/>
-    <w:basedOn w:val="DefaultParagraphFont"/>
-    <w:uiPriority w:val="99"/>
-    <w:unhideWhenUsed/>
-    <w:rPr>
-      <w:color w:val="0563C1"/>
-      <w:u w:val="single"/>
-    </w:rPr>
-  </w:style>
-  <w:style w:type="character" w:styleId="FootnoteReference">
-    <w:name w:val="footnote reference"/>
-    <w:basedOn w:val="DefaultParagraphFont"/>
-    <w:uiPriority w:val="99"/>
-    <w:semiHidden/>
-    <w:unhideWhenUsed/>
-    <w:rPr>
-      <w:vertAlign w:val="superscript"/>
-    </w:rPr>
-  </w:style>
-  <w:style w:type="paragraph" w:styleId="FootnoteText">
-    <w:name w:val="footnote text"/>
-    <w:basedOn w:val="Normal"/>
-    <w:link w:val="FootnoteTextChar"/>
-    <w:uiPriority w:val="99"/>
-    <w:semiHidden/>
-    <w:unhideWhenUsed/>
-    <w:pPr>
-      <w:spacing w:after="0" w:line="240" w:lineRule="auto"/>
-    </w:pPr>
-    <w:rPr>
-      <w:sz w:val="20"/>
-      <w:szCs w:val="20"/>
-    </w:rPr>
-  </w:style>
-  <w:style w:type="character" w:styleId="FootnoteTextChar">
-    <w:name w:val="Footnote Text Char"/>
-    <w:basedOn w:val="DefaultParagraphFont"/>
-    <w:link w:val="FootnoteText"/>
-    <w:uiPriority w:val="99"/>
-    <w:semiHidden/>
-    <w:unhideWhenUsed/>
-    <w:rPr>
-      <w:sz w:val="20"/>
-      <w:szCs w:val="20"/>
-    </w:rPr>
-  </w:style>
-  <w:style w:type="character" w:styleId="EndnoteReference">
-    <w:name w:val="endnote reference"/>
-    <w:basedOn w:val="DefaultParagraphFont"/>
-    <w:uiPriority w:val="99"/>
-    <w:semiHidden/>
-    <w:unhideWhenUsed/>
-    <w:rPr>
-      <w:vertAlign w:val="superscript"/>
-    </w:rPr>
-  </w:style>
-  <w:style w:type="paragraph" w:styleId="EndnoteText">
-    <w:name w:val="endnote text"/>
-    <w:basedOn w:val="Normal"/>
-    <w:link w:val="EndnoteTextChar"/>
-    <w:uiPriority w:val="99"/>
-    <w:semiHidden/>
-    <w:unhideWhenUsed/>
-    <w:pPr>
-      <w:spacing w:after="0" w:line="240" w:lineRule="auto"/>
-    </w:pPr>
-    <w:rPr>
-      <w:sz w:val="20"/>
-      <w:szCs w:val="20"/>
-    </w:rPr>
-  </w:style>
-  <w:style w:type="character" w:styleId="EndnoteTextChar">
-    <w:name w:val="Endnote Text Char"/>
-    <w:basedOn w:val="DefaultParagraphFont"/>
-    <w:link w:val="EndnoteText"/>
-    <w:uiPriority w:val="99"/>
-    <w:semiHidden/>
-    <w:unhideWhenUsed/>
-    <w:rPr>
-      <w:sz w:val="20"/>
-      <w:szCs w:val="20"/>
-    </w:rPr>
+  <w:style w:type="table" w:styleId="Table2">
+    <w:basedOn w:val="TableNormal"/>
+    <w:tblPr>
+      <w:tblStyleRowBandSize w:val="1"/>
+      <w:tblStyleColBandSize w:val="1"/>
+      <w:tblCellMar>
+        <w:top w:w="0.0" w:type="dxa"/>
+        <w:left w:w="115.0" w:type="dxa"/>
+        <w:bottom w:w="0.0" w:type="dxa"/>
+        <w:right w:w="115.0" w:type="dxa"/>
+      </w:tblCellMar>
+    </w:tblPr>
   </w:style>
 </w:styles>
+</file>
+
+<file path=word/theme/theme1.xml><?xml version="1.0" encoding="utf-8"?>
+<a:theme xmlns:a="http://schemas.openxmlformats.org/drawingml/2006/main" name="Office Theme">
+  <a:themeElements>
+    <a:clrScheme name="Office">
+      <a:dk1>
+        <a:sysClr val="windowText" lastClr="000000"/>
+      </a:dk1>
+      <a:lt1>
+        <a:sysClr val="window" lastClr="FFFFFF"/>
+      </a:lt1>
+      <a:dk2>
+        <a:srgbClr val="1F497D"/>
+      </a:dk2>
+      <a:lt2>
+        <a:srgbClr val="EEECE1"/>
+      </a:lt2>
+      <a:accent1>
+        <a:srgbClr val="4F81BD"/>
+      </a:accent1>
+      <a:accent2>
+        <a:srgbClr val="C0504D"/>
+      </a:accent2>
+      <a:accent3>
+        <a:srgbClr val="9BBB59"/>
+      </a:accent3>
+      <a:accent4>
+        <a:srgbClr val="8064A2"/>
+      </a:accent4>
+      <a:accent5>
+        <a:srgbClr val="4BACC6"/>
+      </a:accent5>
+      <a:accent6>
+        <a:srgbClr val="F79646"/>
+      </a:accent6>
+      <a:hlink>
+        <a:srgbClr val="0000FF"/>
+      </a:hlink>
+      <a:folHlink>
+        <a:srgbClr val="800080"/>
+      </a:folHlink>
+    </a:clrScheme>
+    <a:fontScheme name="Office">
+      <a:majorFont>
+        <a:latin typeface="Calibri"/>
+        <a:ea typeface=""/>
+        <a:cs typeface=""/>
+        <a:font script="Jpan" typeface="ＭＳ ゴシック"/>
+        <a:font script="Hang" typeface="맑은 고딕"/>
+        <a:font script="Hans" typeface="宋体"/>
+        <a:font script="Hant" typeface="新細明體"/>
+        <a:font script="Arab" typeface="Times New Roman"/>
+        <a:font script="Hebr" typeface="Times New Roman"/>
+        <a:font script="Thai" typeface="Angsana New"/>
+        <a:font script="Ethi" typeface="Nyala"/>
+        <a:font script="Beng" typeface="Vrinda"/>
+        <a:font script="Gujr" typeface="Shruti"/>
+        <a:font script="Khmr" typeface="MoolBoran"/>
+        <a:font script="Knda" typeface="Tunga"/>
+        <a:font script="Guru" typeface="Raavi"/>
+        <a:font script="Cans" typeface="Euphemia"/>
+        <a:font script="Cher" typeface="Plantagenet Cherokee"/>
+        <a:font script="Yiii" typeface="Microsoft Yi Baiti"/>
+        <a:font script="Tibt" typeface="Microsoft Himalaya"/>
+        <a:font script="Thaa" typeface="MV Boli"/>
+        <a:font script="Deva" typeface="Mangal"/>
+        <a:font script="Telu" typeface="Gautami"/>
+        <a:font script="Taml" typeface="Latha"/>
+        <a:font script="Syrc" typeface="Estrangelo Edessa"/>
+        <a:font script="Orya" typeface="Kalinga"/>
+        <a:font script="Mlym" typeface="Kartika"/>
+        <a:font script="Laoo" typeface="DokChampa"/>
+        <a:font script="Sinh" typeface="Iskoola Pota"/>
+        <a:font script="Mong" typeface="Mongolian Baiti"/>
+        <a:font script="Viet" typeface="Times New Roman"/>
+        <a:font script="Uigh" typeface="Microsoft Uighur"/>
+        <a:font script="Geor" typeface="Sylfaen"/>
+      </a:majorFont>
+      <a:minorFont>
+        <a:latin typeface="Cambria"/>
+        <a:ea typeface=""/>
+        <a:cs typeface=""/>
+        <a:font script="Jpan" typeface="ＭＳ 明朝"/>
+        <a:font script="Hang" typeface="맑은 고딕"/>
+        <a:font script="Hans" typeface="宋体"/>
+        <a:font script="Hant" typeface="新細明體"/>
+        <a:font script="Arab" typeface="Arial"/>
+        <a:font script="Hebr" typeface="Arial"/>
+        <a:font script="Thai" typeface="Cordia New"/>
+        <a:font script="Ethi" typeface="Nyala"/>
+        <a:font script="Beng" typeface="Vrinda"/>
+        <a:font script="Gujr" typeface="Shruti"/>
+        <a:font script="Khmr" typeface="DaunPenh"/>
+        <a:font script="Knda" typeface="Tunga"/>
+        <a:font script="Guru" typeface="Raavi"/>
+        <a:font script="Cans" typeface="Euphemia"/>
+        <a:font script="Cher" typeface="Plantagenet Cherokee"/>
+        <a:font script="Yiii" typeface="Microsoft Yi Baiti"/>
+        <a:font script="Tibt" typeface="Microsoft Himalaya"/>
+        <a:font script="Thaa" typeface="MV Boli"/>
+        <a:font script="Deva" typeface="Mangal"/>
+        <a:font script="Telu" typeface="Gautami"/>
+        <a:font script="Taml" typeface="Latha"/>
+        <a:font script="Syrc" typeface="Estrangelo Edessa"/>
+        <a:font script="Orya" typeface="Kalinga"/>
+        <a:font script="Mlym" typeface="Kartika"/>
+        <a:font script="Laoo" typeface="DokChampa"/>
+        <a:font script="Sinh" typeface="Iskoola Pota"/>
+        <a:font script="Mong" typeface="Mongolian Baiti"/>
+        <a:font script="Viet" typeface="Arial"/>
+        <a:font script="Uigh" typeface="Microsoft Uighur"/>
+        <a:font script="Geor" typeface="Sylfaen"/>
+      </a:minorFont>
+    </a:fontScheme>
+    <a:fmtScheme name="Office">
+      <a:fillStyleLst>
+        <a:solidFill>
+          <a:schemeClr val="phClr"/>
+        </a:solidFill>
+        <a:gradFill rotWithShape="1">
+          <a:gsLst>
+            <a:gs pos="0">
+              <a:schemeClr val="phClr">
+                <a:tint val="50000"/>
+                <a:satMod val="300000"/>
+              </a:schemeClr>
+            </a:gs>
+            <a:gs pos="35000">
+              <a:schemeClr val="phClr">
+                <a:tint val="37000"/>
+                <a:satMod val="300000"/>
+              </a:schemeClr>
+            </a:gs>
+            <a:gs pos="100000">
+              <a:schemeClr val="phClr">
+                <a:tint val="15000"/>
+                <a:satMod val="350000"/>
+              </a:schemeClr>
+            </a:gs>
+          </a:gsLst>
+          <a:lin ang="16200000" scaled="1"/>
+        </a:gradFill>
+        <a:gradFill rotWithShape="1">
+          <a:gsLst>
+            <a:gs pos="0">
+              <a:schemeClr val="phClr">
+                <a:tint val="100000"/>
+                <a:shade val="100000"/>
+                <a:satMod val="130000"/>
+              </a:schemeClr>
+            </a:gs>
+            <a:gs pos="100000">
+              <a:schemeClr val="phClr">
+                <a:tint val="50000"/>
+                <a:shade val="100000"/>
+                <a:satMod val="350000"/>
+              </a:schemeClr>
+            </a:gs>
+          </a:gsLst>
+          <a:lin ang="16200000" scaled="0"/>
+        </a:gradFill>
+      </a:fillStyleLst>
+      <a:lnStyleLst>
+        <a:ln w="9525" cap="flat" cmpd="sng" algn="ctr">
+          <a:solidFill>
+            <a:schemeClr val="phClr">
+              <a:shade val="95000"/>
+              <a:satMod val="105000"/>
+            </a:schemeClr>
+          </a:solidFill>
+          <a:prstDash val="solid"/>
+        </a:ln>
+        <a:ln w="25400" cap="flat" cmpd="sng" algn="ctr">
+          <a:solidFill>
+            <a:schemeClr val="phClr"/>
+          </a:solidFill>
+          <a:prstDash val="solid"/>
+        </a:ln>
+        <a:ln w="38100" cap="flat" cmpd="sng" algn="ctr">
+          <a:solidFill>
+            <a:schemeClr val="phClr"/>
+          </a:solidFill>
+          <a:prstDash val="solid"/>
+        </a:ln>
+      </a:lnStyleLst>
+      <a:effectStyleLst>
+        <a:effectStyle>
+          <a:effectLst>
+            <a:outerShdw blurRad="40000" dist="20000" dir="5400000" rotWithShape="0">
+              <a:srgbClr val="000000">
+                <a:alpha val="38000"/>
+              </a:srgbClr>
+            </a:outerShdw>
+          </a:effectLst>
+        </a:effectStyle>
+        <a:effectStyle>
+          <a:effectLst>
+            <a:outerShdw blurRad="40000" dist="23000" dir="5400000" rotWithShape="0">
+              <a:srgbClr val="000000">
+                <a:alpha val="35000"/>
+              </a:srgbClr>
+            </a:outerShdw>
+          </a:effectLst>
+        </a:effectStyle>
+        <a:effectStyle>
+          <a:effectLst>
+            <a:outerShdw blurRad="40000" dist="23000" dir="5400000" rotWithShape="0">
+              <a:srgbClr val="000000">
+                <a:alpha val="35000"/>
+              </a:srgbClr>
+            </a:outerShdw>
+          </a:effectLst>
+          <a:scene3d>
+            <a:camera prst="orthographicFront">
+              <a:rot lat="0" lon="0" rev="0"/>
+            </a:camera>
+            <a:lightRig rig="threePt" dir="t">
+              <a:rot lat="0" lon="0" rev="1200000"/>
+            </a:lightRig>
+          </a:scene3d>
+          <a:sp3d>
+            <a:bevelT w="63500" h="25400"/>
+          </a:sp3d>
+        </a:effectStyle>
+      </a:effectStyleLst>
+      <a:bgFillStyleLst>
+        <a:solidFill>
+          <a:schemeClr val="phClr"/>
+        </a:solidFill>
+        <a:gradFill rotWithShape="1">
+          <a:gsLst>
+            <a:gs pos="0">
+              <a:schemeClr val="phClr">
+                <a:tint val="40000"/>
+                <a:satMod val="350000"/>
+              </a:schemeClr>
+            </a:gs>
+            <a:gs pos="40000">
+              <a:schemeClr val="phClr">
+                <a:tint val="45000"/>
+                <a:shade val="99000"/>
+                <a:satMod val="350000"/>
+              </a:schemeClr>
+            </a:gs>
+            <a:gs pos="100000">
+              <a:schemeClr val="phClr">
+                <a:shade val="20000"/>
+                <a:satMod val="255000"/>
+              </a:schemeClr>
+            </a:gs>
+          </a:gsLst>
+          <a:path path="circle">
+            <a:fillToRect l="50000" t="-80000" r="50000" b="180000"/>
+          </a:path>
+        </a:gradFill>
+        <a:gradFill rotWithShape="1">
+          <a:gsLst>
+            <a:gs pos="0">
+              <a:schemeClr val="phClr">
+                <a:tint val="80000"/>
+                <a:satMod val="300000"/>
+              </a:schemeClr>
+            </a:gs>
+            <a:gs pos="100000">
+              <a:schemeClr val="phClr">
+                <a:shade val="30000"/>
+                <a:satMod val="200000"/>
+              </a:schemeClr>
+            </a:gs>
+          </a:gsLst>
+          <a:path path="circle">
+            <a:fillToRect l="50000" t="50000" r="50000" b="50000"/>
+          </a:path>
+        </a:gradFill>
+      </a:bgFillStyleLst>
+    </a:fmtScheme>
+  </a:themeElements>
+  <a:objectDefaults>
+    <a:spDef>
+      <a:spPr/>
+      <a:bodyPr/>
+      <a:lstStyle/>
+      <a:style>
+        <a:lnRef idx="1">
+          <a:schemeClr val="accent1"/>
+        </a:lnRef>
+        <a:fillRef idx="3">
+          <a:schemeClr val="accent1"/>
+        </a:fillRef>
+        <a:effectRef idx="2">
+          <a:schemeClr val="accent1"/>
+        </a:effectRef>
+        <a:fontRef idx="minor">
+          <a:schemeClr val="lt1"/>
+        </a:fontRef>
+      </a:style>
+    </a:spDef>
+    <a:lnDef>
+      <a:spPr/>
+      <a:bodyPr/>
+      <a:lstStyle/>
+      <a:style>
+        <a:lnRef idx="2">
+          <a:schemeClr val="accent1"/>
+        </a:lnRef>
+        <a:fillRef idx="0">
+          <a:schemeClr val="accent1"/>
+        </a:fillRef>
+        <a:effectRef idx="1">
+          <a:schemeClr val="accent1"/>
+        </a:effectRef>
+        <a:fontRef idx="minor">
+          <a:schemeClr val="tx1"/>
+        </a:fontRef>
+      </a:style>
+    </a:lnDef>
+  </a:objectDefaults>
+  <a:extraClrSchemeLst/>
+</a:theme>
+</file>
+
+<file path=customXML/item1.xml><?xml version="1.0" encoding="utf-8"?>
+<go:gDocsCustomXmlDataStorage xmlns:go="http://customooxmlschemas.google.com/" xmlns:r="http://schemas.openxmlformats.org/officeDocument/2006/relationships" uri="GoogleDocsCustomDataVersion2">
+  <go:docsCustomData xmlns:go="http://customooxmlschemas.google.com/" roundtripDataSignature="AMtx7mj1XlHUd27MfbVgLfM9hVDBUFN35g==">CgMxLjA4AHIhMXBkSUVRenNET29vRFZEMU9BSXpYWmVnN2dxX3RmTkVo</go:docsCustomData>
+</go:gDocsCustomXmlDataStorage>
+</file>
+
+<file path=customXML/itemProps1.xml><?xml version="1.0" encoding="utf-8"?>
+<ds:datastoreItem xmlns:ds="http://schemas.openxmlformats.org/officeDocument/2006/customXml" ds:itemID="{11111111-1234-1234-1234-123412341234}">
+  <ds:schemaRefs>
+    <ds:schemaRef ds:uri="http://schemas.openxmlformats.org/officeDocument/2006/relationships"/>
+    <ds:schemaRef ds:uri="http://customooxmlschemas.google.com/"/>
+  </ds:schemaRefs>
+</ds:datastoreItem>
 </file>
--- a/docs/ICT_Research_Report.docx
+++ b/docs/ICT_Research_Report.docx
@@ -269,7 +269,7 @@
           <w:szCs w:val="21"/>
           <w:rtl w:val="0"/>
         </w:rPr>
-        <w:t xml:space="preserve"> selection-bias-corrected Sharpe of approximately 0.2 (statistically indistinguishable from zero), with no measurable edge at all in the most recent 3.5 years. A </w:t>
+        <w:t xml:space="preserve"> to a selection-bias-corrected Sharpe of approximately 0.2 (statistically indistinguishable from zero), with no measurable edge at all in the most recent 3.5 years. A </w:t>
       </w:r>
       <w:r>
         <w:rPr>
@@ -2640,7 +2640,70 @@
                 <w:szCs w:val="18"/>
                 <w:rtl w:val="0"/>
               </w:rPr>
-              <w:t xml:space="preserve">Five enhancements (decay, BE, ensemble, interactions, pruning)</w:t>
+              <w:t xml:space="preserve">Five enhancements (time</w:t>
+            </w:r>
+            <w:r>
+              <w:rPr>
+                <w:color w:val="222222"/>
+                <w:sz w:val="18"/>
+                <w:szCs w:val="18"/>
+                <w:rtl w:val="0"/>
+              </w:rPr>
+              <w:t xml:space="preserve">-</w:t>
+            </w:r>
+            <w:r>
+              <w:rPr>
+                <w:rFonts w:ascii="Calibri" w:cs="Calibri" w:eastAsia="Calibri" w:hAnsi="Calibri"/>
+                <w:b w:val="0"/>
+                <w:bCs w:val="0"/>
+                <w:color w:val="222222"/>
+                <w:sz w:val="18"/>
+                <w:szCs w:val="18"/>
+                <w:rtl w:val="0"/>
+              </w:rPr>
+              <w:t xml:space="preserve">decay weighting, </w:t>
+            </w:r>
+            <w:r>
+              <w:rPr>
+                <w:color w:val="222222"/>
+                <w:sz w:val="18"/>
+                <w:szCs w:val="18"/>
+                <w:rtl w:val="0"/>
+              </w:rPr>
+              <w:t xml:space="preserve">moving stop-loss to break-even</w:t>
+            </w:r>
+            <w:r>
+              <w:rPr>
+                <w:rFonts w:ascii="Calibri" w:cs="Calibri" w:eastAsia="Calibri" w:hAnsi="Calibri"/>
+                <w:b w:val="0"/>
+                <w:bCs w:val="0"/>
+                <w:color w:val="222222"/>
+                <w:sz w:val="18"/>
+                <w:szCs w:val="18"/>
+                <w:rtl w:val="0"/>
+              </w:rPr>
+              <w:t xml:space="preserve">, ensemble of d</w:t>
+            </w:r>
+            <w:r>
+              <w:rPr>
+                <w:color w:val="222222"/>
+                <w:sz w:val="18"/>
+                <w:szCs w:val="18"/>
+                <w:rtl w:val="0"/>
+              </w:rPr>
+              <w:t xml:space="preserve">ifferent LightGBM seeds</w:t>
+            </w:r>
+            <w:r>
+              <w:rPr>
+                <w:rFonts w:ascii="Calibri" w:cs="Calibri" w:eastAsia="Calibri" w:hAnsi="Calibri"/>
+                <w:b w:val="0"/>
+                <w:bCs w:val="0"/>
+                <w:color w:val="222222"/>
+                <w:sz w:val="18"/>
+                <w:szCs w:val="18"/>
+                <w:rtl w:val="0"/>
+              </w:rPr>
+              <w:t xml:space="preserve">, feature interactions/complex signals, pruning unnecessary features)</w:t>
             </w:r>
             <w:r>
               <w:rPr>
@@ -2892,16 +2955,18 @@
           <w:p>
             <w:pPr>
               <w:jc w:val="center"/>
-              <w:rPr/>
+              <w:rPr>
+                <w:color w:val="888888"/>
+              </w:rPr>
             </w:pPr>
             <w:r>
               <w:rPr>
-                <w:color w:val="994444"/>
-                <w:sz w:val="18"/>
-                <w:szCs w:val="18"/>
-                <w:rtl w:val="0"/>
-              </w:rPr>
-              <w:t xml:space="preserve">Failed - lower Sharpe</w:t>
+                <w:color w:val="888888"/>
+                <w:sz w:val="18"/>
+                <w:szCs w:val="18"/>
+                <w:rtl w:val="0"/>
+              </w:rPr>
+              <w:t xml:space="preserve">Planned, never completed</w:t>
             </w:r>
             <w:r>
               <w:rPr>
@@ -3381,12 +3446,12 @@
           <wp:inline distB="0" distT="0" distL="0" distR="0">
             <wp:extent cx="6096000" cy="2743200"/>
             <wp:effectExtent b="0" l="0" r="0" t="0"/>
-            <wp:docPr id="1" name="image4.png"/>
+            <wp:docPr id="1" name="image1.png"/>
             <a:graphic>
               <a:graphicData uri="http://schemas.openxmlformats.org/drawingml/2006/picture">
                 <pic:pic>
                   <pic:nvPicPr>
-                    <pic:cNvPr id="0" name="image4.png"/>
+                    <pic:cNvPr id="0" name="image1.png"/>
                     <pic:cNvPicPr preferRelativeResize="0"/>
                   </pic:nvPicPr>
                   <pic:blipFill>
@@ -4671,12 +4736,12 @@
           <wp:inline distB="0" distT="0" distL="0" distR="0">
             <wp:extent cx="6096000" cy="2743200"/>
             <wp:effectExtent b="0" l="0" r="0" t="0"/>
-            <wp:docPr id="3" name="image3.png"/>
+            <wp:docPr id="3" name="image4.png"/>
             <a:graphic>
               <a:graphicData uri="http://schemas.openxmlformats.org/drawingml/2006/picture">
                 <pic:pic>
                   <pic:nvPicPr>
-                    <pic:cNvPr id="0" name="image3.png"/>
+                    <pic:cNvPr id="0" name="image4.png"/>
                     <pic:cNvPicPr preferRelativeResize="0"/>
                   </pic:nvPicPr>
                   <pic:blipFill>
@@ -4877,7 +4942,7 @@
           <w:szCs w:val="21"/>
           <w:rtl w:val="0"/>
         </w:rPr>
-        <w:t xml:space="preserve">, trained on identical data through the identical walk-forward, produced only ~4.5%/yr gross versus the reported 17.7% of the best configuration. A deployable edge should be a property of the strategy and data, not of </w:t>
+        <w:t xml:space="preserve">, trained on identical data through the identical walk-forward, produced only ~4.5%/yr gross over a similar number of trades versus the reported 17.7% of the best configuration. A deployable edge should be a property of the strategy and data, not of </w:t>
       </w:r>
       <w:r>
         <w:rPr>
@@ -5146,12 +5211,12 @@
           <wp:inline distB="0" distT="0" distL="0" distR="0">
             <wp:extent cx="6096000" cy="2438400"/>
             <wp:effectExtent b="0" l="0" r="0" t="0"/>
-            <wp:docPr id="5" name="image1.png"/>
+            <wp:docPr id="5" name="image5.png"/>
             <a:graphic>
               <a:graphicData uri="http://schemas.openxmlformats.org/drawingml/2006/picture">
                 <pic:pic>
                   <pic:nvPicPr>
-                    <pic:cNvPr id="0" name="image1.png"/>
+                    <pic:cNvPr id="0" name="image5.png"/>
                     <pic:cNvPicPr preferRelativeResize="0"/>
                   </pic:nvPicPr>
                   <pic:blipFill>
@@ -5503,12 +5568,12 @@
           <wp:inline distB="0" distT="0" distL="0" distR="0">
             <wp:extent cx="6096000" cy="2743200"/>
             <wp:effectExtent b="0" l="0" r="0" t="0"/>
-            <wp:docPr id="4" name="image5.png"/>
+            <wp:docPr id="4" name="image3.png"/>
             <a:graphic>
               <a:graphicData uri="http://schemas.openxmlformats.org/drawingml/2006/picture">
                 <pic:pic>
                   <pic:nvPicPr>
-                    <pic:cNvPr id="0" name="image5.png"/>
+                    <pic:cNvPr id="0" name="image3.png"/>
                     <pic:cNvPicPr preferRelativeResize="0"/>
                   </pic:nvPicPr>
                   <pic:blipFill>

--- a/docs/ICT_Research_Report.docx
+++ b/docs/ICT_Research_Report.docx
@@ -13,7 +13,6 @@
           <w:rFonts w:ascii="Calibri" w:cs="Calibri" w:eastAsia="Calibri" w:hAnsi="Calibri"/>
           <w:b w:val="1"/>
           <w:bCs w:val="1"/>
-          <w:color w:val="1f4e79"/>
           <w:sz w:val="44"/>
           <w:szCs w:val="44"/>
           <w:rtl w:val="0"/>
@@ -117,14 +116,16 @@
       <w:pPr>
         <w:pStyle w:val="Heading1"/>
         <w:spacing w:after="160" w:before="320" w:lineRule="auto"/>
-        <w:rPr/>
+        <w:rPr>
+          <w:color w:val="000000"/>
+        </w:rPr>
       </w:pPr>
       <w:r>
         <w:rPr>
           <w:rFonts w:ascii="Calibri" w:cs="Calibri" w:eastAsia="Calibri" w:hAnsi="Calibri"/>
           <w:b w:val="1"/>
           <w:bCs w:val="1"/>
-          <w:color w:val="1f4e79"/>
+          <w:color w:val="000000"/>
           <w:sz w:val="30"/>
           <w:szCs w:val="30"/>
           <w:rtl w:val="0"/>
@@ -416,14 +417,16 @@
       <w:pPr>
         <w:pStyle w:val="Heading1"/>
         <w:spacing w:after="160" w:before="320" w:lineRule="auto"/>
-        <w:rPr/>
+        <w:rPr>
+          <w:color w:val="000000"/>
+        </w:rPr>
       </w:pPr>
       <w:r>
         <w:rPr>
           <w:rFonts w:ascii="Calibri" w:cs="Calibri" w:eastAsia="Calibri" w:hAnsi="Calibri"/>
           <w:b w:val="1"/>
           <w:bCs w:val="1"/>
-          <w:color w:val="1f4e79"/>
+          <w:color w:val="000000"/>
           <w:sz w:val="30"/>
           <w:szCs w:val="30"/>
           <w:rtl w:val="0"/>
@@ -571,14 +574,16 @@
       <w:pPr>
         <w:pStyle w:val="Heading1"/>
         <w:spacing w:after="160" w:before="320" w:lineRule="auto"/>
-        <w:rPr/>
+        <w:rPr>
+          <w:color w:val="000000"/>
+        </w:rPr>
       </w:pPr>
       <w:r>
         <w:rPr>
           <w:rFonts w:ascii="Calibri" w:cs="Calibri" w:eastAsia="Calibri" w:hAnsi="Calibri"/>
           <w:b w:val="1"/>
           <w:bCs w:val="1"/>
-          <w:color w:val="1f4e79"/>
+          <w:color w:val="000000"/>
           <w:sz w:val="30"/>
           <w:szCs w:val="30"/>
           <w:rtl w:val="0"/>
@@ -941,14 +946,16 @@
       <w:pPr>
         <w:pStyle w:val="Heading1"/>
         <w:spacing w:after="160" w:before="320" w:lineRule="auto"/>
-        <w:rPr/>
+        <w:rPr>
+          <w:color w:val="000000"/>
+        </w:rPr>
       </w:pPr>
       <w:r>
         <w:rPr>
           <w:rFonts w:ascii="Calibri" w:cs="Calibri" w:eastAsia="Calibri" w:hAnsi="Calibri"/>
           <w:b w:val="1"/>
           <w:bCs w:val="1"/>
-          <w:color w:val="1f4e79"/>
+          <w:color w:val="000000"/>
           <w:sz w:val="30"/>
           <w:szCs w:val="30"/>
           <w:rtl w:val="0"/>
@@ -959,7 +966,7 @@
         <w:rPr>
           <w:b w:val="1"/>
           <w:bCs w:val="1"/>
-          <w:color w:val="1f4e79"/>
+          <w:color w:val="000000"/>
           <w:sz w:val="30"/>
           <w:szCs w:val="30"/>
           <w:rtl w:val="0"/>
@@ -971,7 +978,7 @@
           <w:rFonts w:ascii="Calibri" w:cs="Calibri" w:eastAsia="Calibri" w:hAnsi="Calibri"/>
           <w:b w:val="1"/>
           <w:bCs w:val="1"/>
-          <w:color w:val="1f4e79"/>
+          <w:color w:val="000000"/>
           <w:sz w:val="30"/>
           <w:szCs w:val="30"/>
           <w:rtl w:val="0"/>
@@ -3135,14 +3142,16 @@
       <w:pPr>
         <w:pStyle w:val="Heading1"/>
         <w:spacing w:after="160" w:before="320" w:lineRule="auto"/>
-        <w:rPr/>
+        <w:rPr>
+          <w:color w:val="000000"/>
+        </w:rPr>
       </w:pPr>
       <w:r>
         <w:rPr>
           <w:rFonts w:ascii="Calibri" w:cs="Calibri" w:eastAsia="Calibri" w:hAnsi="Calibri"/>
           <w:b w:val="1"/>
           <w:bCs w:val="1"/>
-          <w:color w:val="1f4e79"/>
+          <w:color w:val="000000"/>
           <w:sz w:val="30"/>
           <w:szCs w:val="30"/>
           <w:rtl w:val="0"/>
@@ -3153,7 +3162,7 @@
         <w:rPr>
           <w:b w:val="1"/>
           <w:bCs w:val="1"/>
-          <w:color w:val="1f4e79"/>
+          <w:color w:val="000000"/>
           <w:sz w:val="30"/>
           <w:szCs w:val="30"/>
           <w:rtl w:val="0"/>
@@ -3165,7 +3174,7 @@
           <w:rFonts w:ascii="Calibri" w:cs="Calibri" w:eastAsia="Calibri" w:hAnsi="Calibri"/>
           <w:b w:val="1"/>
           <w:bCs w:val="1"/>
-          <w:color w:val="1f4e79"/>
+          <w:color w:val="000000"/>
           <w:sz w:val="30"/>
           <w:szCs w:val="30"/>
           <w:rtl w:val="0"/>
@@ -3328,14 +3337,16 @@
       <w:pPr>
         <w:pStyle w:val="Heading1"/>
         <w:spacing w:after="160" w:before="320" w:lineRule="auto"/>
-        <w:rPr/>
+        <w:rPr>
+          <w:color w:val="000000"/>
+        </w:rPr>
       </w:pPr>
       <w:r>
         <w:rPr>
           <w:rFonts w:ascii="Calibri" w:cs="Calibri" w:eastAsia="Calibri" w:hAnsi="Calibri"/>
           <w:b w:val="1"/>
           <w:bCs w:val="1"/>
-          <w:color w:val="1f4e79"/>
+          <w:color w:val="000000"/>
           <w:sz w:val="30"/>
           <w:szCs w:val="30"/>
           <w:rtl w:val="0"/>
@@ -3346,7 +3357,7 @@
         <w:rPr>
           <w:b w:val="1"/>
           <w:bCs w:val="1"/>
-          <w:color w:val="1f4e79"/>
+          <w:color w:val="000000"/>
           <w:sz w:val="30"/>
           <w:szCs w:val="30"/>
           <w:rtl w:val="0"/>
@@ -3363,14 +3374,16 @@
       <w:pPr>
         <w:pStyle w:val="Heading2"/>
         <w:spacing w:after="120" w:before="240" w:lineRule="auto"/>
-        <w:rPr/>
+        <w:rPr>
+          <w:color w:val="000000"/>
+        </w:rPr>
       </w:pPr>
       <w:r>
         <w:rPr>
           <w:rFonts w:ascii="Calibri" w:cs="Calibri" w:eastAsia="Calibri" w:hAnsi="Calibri"/>
           <w:b w:val="1"/>
           <w:bCs w:val="1"/>
-          <w:color w:val="1f4e79"/>
+          <w:color w:val="000000"/>
           <w:sz w:val="24"/>
           <w:szCs w:val="24"/>
           <w:rtl w:val="0"/>
@@ -3532,14 +3545,16 @@
       <w:pPr>
         <w:pStyle w:val="Heading2"/>
         <w:spacing w:after="120" w:before="240" w:lineRule="auto"/>
-        <w:rPr/>
+        <w:rPr>
+          <w:color w:val="000000"/>
+        </w:rPr>
       </w:pPr>
       <w:r>
         <w:rPr>
           <w:rFonts w:ascii="Calibri" w:cs="Calibri" w:eastAsia="Calibri" w:hAnsi="Calibri"/>
           <w:b w:val="1"/>
           <w:bCs w:val="1"/>
-          <w:color w:val="1f4e79"/>
+          <w:color w:val="000000"/>
           <w:sz w:val="24"/>
           <w:szCs w:val="24"/>
           <w:rtl w:val="0"/>
@@ -3550,7 +3565,7 @@
         <w:rPr>
           <w:b w:val="1"/>
           <w:bCs w:val="1"/>
-          <w:color w:val="1f4e79"/>
+          <w:color w:val="000000"/>
           <w:sz w:val="24"/>
           <w:szCs w:val="24"/>
           <w:rtl w:val="0"/>
@@ -3562,7 +3577,7 @@
           <w:rFonts w:ascii="Calibri" w:cs="Calibri" w:eastAsia="Calibri" w:hAnsi="Calibri"/>
           <w:b w:val="1"/>
           <w:bCs w:val="1"/>
-          <w:color w:val="1f4e79"/>
+          <w:color w:val="000000"/>
           <w:sz w:val="24"/>
           <w:szCs w:val="24"/>
           <w:rtl w:val="0"/>
@@ -4636,14 +4651,16 @@
       <w:pPr>
         <w:pStyle w:val="Heading2"/>
         <w:spacing w:after="120" w:before="240" w:lineRule="auto"/>
-        <w:rPr/>
+        <w:rPr>
+          <w:color w:val="000000"/>
+        </w:rPr>
       </w:pPr>
       <w:r>
         <w:rPr>
           <w:rFonts w:ascii="Calibri" w:cs="Calibri" w:eastAsia="Calibri" w:hAnsi="Calibri"/>
           <w:b w:val="1"/>
           <w:bCs w:val="1"/>
-          <w:color w:val="1f4e79"/>
+          <w:color w:val="000000"/>
           <w:sz w:val="24"/>
           <w:szCs w:val="24"/>
           <w:rtl w:val="0"/>
@@ -4736,12 +4753,12 @@
           <wp:inline distB="0" distT="0" distL="0" distR="0">
             <wp:extent cx="6096000" cy="2743200"/>
             <wp:effectExtent b="0" l="0" r="0" t="0"/>
-            <wp:docPr id="3" name="image4.png"/>
+            <wp:docPr id="3" name="image2.png"/>
             <a:graphic>
               <a:graphicData uri="http://schemas.openxmlformats.org/drawingml/2006/picture">
                 <pic:pic>
                   <pic:nvPicPr>
-                    <pic:cNvPr id="0" name="image4.png"/>
+                    <pic:cNvPr id="0" name="image2.png"/>
                     <pic:cNvPicPr preferRelativeResize="0"/>
                   </pic:nvPicPr>
                   <pic:blipFill>
@@ -4845,14 +4862,16 @@
       <w:pPr>
         <w:pStyle w:val="Heading2"/>
         <w:spacing w:after="120" w:before="240" w:lineRule="auto"/>
-        <w:rPr/>
+        <w:rPr>
+          <w:color w:val="000000"/>
+        </w:rPr>
       </w:pPr>
       <w:r>
         <w:rPr>
           <w:rFonts w:ascii="Calibri" w:cs="Calibri" w:eastAsia="Calibri" w:hAnsi="Calibri"/>
           <w:b w:val="1"/>
           <w:bCs w:val="1"/>
-          <w:color w:val="1f4e79"/>
+          <w:color w:val="000000"/>
           <w:sz w:val="24"/>
           <w:szCs w:val="24"/>
           <w:rtl w:val="0"/>
@@ -4895,14 +4914,16 @@
       <w:pPr>
         <w:pStyle w:val="Heading2"/>
         <w:spacing w:after="120" w:before="240" w:lineRule="auto"/>
-        <w:rPr/>
+        <w:rPr>
+          <w:color w:val="000000"/>
+        </w:rPr>
       </w:pPr>
       <w:r>
         <w:rPr>
           <w:rFonts w:ascii="Calibri" w:cs="Calibri" w:eastAsia="Calibri" w:hAnsi="Calibri"/>
           <w:b w:val="1"/>
           <w:bCs w:val="1"/>
-          <w:color w:val="1f4e79"/>
+          <w:color w:val="000000"/>
           <w:sz w:val="24"/>
           <w:szCs w:val="24"/>
           <w:rtl w:val="0"/>
@@ -5067,12 +5088,12 @@
           <wp:inline distB="0" distT="0" distL="0" distR="0">
             <wp:extent cx="6096000" cy="2438400"/>
             <wp:effectExtent b="0" l="0" r="0" t="0"/>
-            <wp:docPr id="2" name="image2.png"/>
+            <wp:docPr id="2" name="image4.png"/>
             <a:graphic>
               <a:graphicData uri="http://schemas.openxmlformats.org/drawingml/2006/picture">
                 <pic:pic>
                   <pic:nvPicPr>
-                    <pic:cNvPr id="0" name="image2.png"/>
+                    <pic:cNvPr id="0" name="image4.png"/>
                     <pic:cNvPicPr preferRelativeResize="0"/>
                   </pic:nvPicPr>
                   <pic:blipFill>
@@ -5297,14 +5318,16 @@
       <w:pPr>
         <w:pStyle w:val="Heading1"/>
         <w:spacing w:after="160" w:before="320" w:lineRule="auto"/>
-        <w:rPr/>
+        <w:rPr>
+          <w:color w:val="000000"/>
+        </w:rPr>
       </w:pPr>
       <w:r>
         <w:rPr>
           <w:rFonts w:ascii="Calibri" w:cs="Calibri" w:eastAsia="Calibri" w:hAnsi="Calibri"/>
           <w:b w:val="1"/>
           <w:bCs w:val="1"/>
-          <w:color w:val="1f4e79"/>
+          <w:color w:val="000000"/>
           <w:sz w:val="30"/>
           <w:szCs w:val="30"/>
           <w:rtl w:val="0"/>
@@ -5315,7 +5338,7 @@
         <w:rPr>
           <w:b w:val="1"/>
           <w:bCs w:val="1"/>
-          <w:color w:val="1f4e79"/>
+          <w:color w:val="000000"/>
           <w:sz w:val="30"/>
           <w:szCs w:val="30"/>
           <w:rtl w:val="0"/>
@@ -5327,7 +5350,7 @@
           <w:rFonts w:ascii="Calibri" w:cs="Calibri" w:eastAsia="Calibri" w:hAnsi="Calibri"/>
           <w:b w:val="1"/>
           <w:bCs w:val="1"/>
-          <w:color w:val="1f4e79"/>
+          <w:color w:val="000000"/>
           <w:sz w:val="30"/>
           <w:szCs w:val="30"/>
           <w:rtl w:val="0"/>
@@ -5720,14 +5743,16 @@
       <w:pPr>
         <w:pStyle w:val="Heading1"/>
         <w:spacing w:after="160" w:before="320" w:lineRule="auto"/>
-        <w:rPr/>
+        <w:rPr>
+          <w:color w:val="000000"/>
+        </w:rPr>
       </w:pPr>
       <w:r>
         <w:rPr>
           <w:rFonts w:ascii="Calibri" w:cs="Calibri" w:eastAsia="Calibri" w:hAnsi="Calibri"/>
           <w:b w:val="1"/>
           <w:bCs w:val="1"/>
-          <w:color w:val="1f4e79"/>
+          <w:color w:val="000000"/>
           <w:sz w:val="30"/>
           <w:szCs w:val="30"/>
           <w:rtl w:val="0"/>
@@ -5980,14 +6005,16 @@
       <w:pPr>
         <w:pStyle w:val="Heading1"/>
         <w:spacing w:after="160" w:before="320" w:lineRule="auto"/>
-        <w:rPr/>
+        <w:rPr>
+          <w:color w:val="000000"/>
+        </w:rPr>
       </w:pPr>
       <w:r>
         <w:rPr>
           <w:rFonts w:ascii="Calibri" w:cs="Calibri" w:eastAsia="Calibri" w:hAnsi="Calibri"/>
           <w:b w:val="1"/>
           <w:bCs w:val="1"/>
-          <w:color w:val="1f4e79"/>
+          <w:color w:val="000000"/>
           <w:sz w:val="30"/>
           <w:szCs w:val="30"/>
           <w:rtl w:val="0"/>
@@ -6521,14 +6548,16 @@
       <w:pPr>
         <w:pStyle w:val="Heading1"/>
         <w:spacing w:after="160" w:before="320" w:lineRule="auto"/>
-        <w:rPr/>
+        <w:rPr>
+          <w:color w:val="000000"/>
+        </w:rPr>
       </w:pPr>
       <w:r>
         <w:rPr>
           <w:rFonts w:ascii="Calibri" w:cs="Calibri" w:eastAsia="Calibri" w:hAnsi="Calibri"/>
           <w:b w:val="1"/>
           <w:bCs w:val="1"/>
-          <w:color w:val="1f4e79"/>
+          <w:color w:val="000000"/>
           <w:sz w:val="30"/>
           <w:szCs w:val="30"/>
           <w:rtl w:val="0"/>
